--- a/Workshops/Workshop 2 - Data vis/W2.docx
+++ b/Workshops/Workshop 2 - Data vis/W2.docx
@@ -1,37 +1,13 @@
 
 <file path=word/document.xml><?xml version="1.0" encoding="utf-8"?>
-<w:document xmlns:w="http://schemas.openxmlformats.org/wordprocessingml/2006/main" xmlns:m="http://schemas.openxmlformats.org/officeDocument/2006/math" xmlns:r="http://schemas.openxmlformats.org/officeDocument/2006/relationships" xmlns:o="urn:schemas-microsoft-com:office:office" xmlns:v="urn:schemas-microsoft-com:vml" xmlns:w10="urn:schemas-microsoft-com:office:word" xmlns:a="http://schemas.openxmlformats.org/drawingml/2006/main" xmlns:pic="http://schemas.openxmlformats.org/drawingml/2006/picture" xmlns:wp="http://schemas.openxmlformats.org/drawingml/2006/wordprocessingDrawing">
+<w:document xmlns:wpc="http://schemas.microsoft.com/office/word/2010/wordprocessingCanvas" xmlns:cx="http://schemas.microsoft.com/office/drawing/2014/chartex" xmlns:cx1="http://schemas.microsoft.com/office/drawing/2015/9/8/chartex" xmlns:cx2="http://schemas.microsoft.com/office/drawing/2015/10/21/chartex" xmlns:cx3="http://schemas.microsoft.com/office/drawing/2016/5/9/chartex" xmlns:cx4="http://schemas.microsoft.com/office/drawing/2016/5/10/chartex" xmlns:cx5="http://schemas.microsoft.com/office/drawing/2016/5/11/chartex" xmlns:cx6="http://schemas.microsoft.com/office/drawing/2016/5/12/chartex" xmlns:cx7="http://schemas.microsoft.com/office/drawing/2016/5/13/chartex" xmlns:cx8="http://schemas.microsoft.com/office/drawing/2016/5/14/chartex" xmlns:mc="http://schemas.openxmlformats.org/markup-compatibility/2006" xmlns:aink="http://schemas.microsoft.com/office/drawing/2016/ink" xmlns:am3d="http://schemas.microsoft.com/office/drawing/2017/model3d" xmlns:o="urn:schemas-microsoft-com:office:office" xmlns:oel="http://schemas.microsoft.com/office/2019/extlst" xmlns:r="http://schemas.openxmlformats.org/officeDocument/2006/relationships" xmlns:m="http://schemas.openxmlformats.org/officeDocument/2006/math" xmlns:v="urn:schemas-microsoft-com:vml" xmlns:wp14="http://schemas.microsoft.com/office/word/2010/wordprocessingDrawing" xmlns:wp="http://schemas.openxmlformats.org/drawingml/2006/wordprocessingDrawing" xmlns:w10="urn:schemas-microsoft-com:office:word" xmlns:w="http://schemas.openxmlformats.org/wordprocessingml/2006/main" xmlns:w14="http://schemas.microsoft.com/office/word/2010/wordml" xmlns:w15="http://schemas.microsoft.com/office/word/2012/wordml" xmlns:w16cex="http://schemas.microsoft.com/office/word/2018/wordml/cex" xmlns:w16cid="http://schemas.microsoft.com/office/word/2016/wordml/cid" xmlns:w16="http://schemas.microsoft.com/office/word/2018/wordml" xmlns:w16du="http://schemas.microsoft.com/office/word/2023/wordml/word16du" xmlns:w16sdtdh="http://schemas.microsoft.com/office/word/2020/wordml/sdtdatahash" xmlns:w16se="http://schemas.microsoft.com/office/word/2015/wordml/symex" xmlns:wpg="http://schemas.microsoft.com/office/word/2010/wordprocessingGroup" xmlns:wpi="http://schemas.microsoft.com/office/word/2010/wordprocessingInk" xmlns:wne="http://schemas.microsoft.com/office/word/2006/wordml" xmlns:wps="http://schemas.microsoft.com/office/word/2010/wordprocessingShape" mc:Ignorable="w14 w15 w16se w16cid w16 w16cex w16sdtdh w16du wp14">
   <w:body>
     <w:p>
       <w:pPr>
         <w:pStyle w:val="Title"/>
       </w:pPr>
       <w:r>
-        <w:t xml:space="preserve">Computer</w:t>
-      </w:r>
-      <w:r>
-        <w:t xml:space="preserve"> </w:t>
-      </w:r>
-      <w:r>
-        <w:t xml:space="preserve">Workshop</w:t>
-      </w:r>
-      <w:r>
-        <w:t xml:space="preserve"> </w:t>
-      </w:r>
-      <w:r>
-        <w:t xml:space="preserve">1.1:</w:t>
-      </w:r>
-      <w:r>
-        <w:t xml:space="preserve"> </w:t>
-      </w:r>
-      <w:r>
-        <w:t xml:space="preserve">Hidden</w:t>
-      </w:r>
-      <w:r>
-        <w:t xml:space="preserve"> </w:t>
-      </w:r>
-      <w:r>
-        <w:t xml:space="preserve">Assumptions</w:t>
+        <w:t>Computer Workshop 1.1: Hidden Assumptions</w:t>
       </w:r>
     </w:p>
     <w:p>
@@ -39,19 +15,7 @@
         <w:pStyle w:val="Author"/>
       </w:pPr>
       <w:r>
-        <w:t xml:space="preserve">Roos</w:t>
-      </w:r>
-      <w:r>
-        <w:t xml:space="preserve"> </w:t>
-      </w:r>
-      <w:r>
-        <w:t xml:space="preserve">&amp;</w:t>
-      </w:r>
-      <w:r>
-        <w:t xml:space="preserve"> </w:t>
-      </w:r>
-      <w:r>
-        <w:t xml:space="preserve">Pinard</w:t>
+        <w:t>Roos &amp; Pinard</w:t>
       </w:r>
     </w:p>
     <w:p>
@@ -59,230 +23,1142 @@
         <w:pStyle w:val="Date"/>
       </w:pPr>
       <w:r>
-        <w:t xml:space="preserve">Last</w:t>
-      </w:r>
-      <w:r>
-        <w:t xml:space="preserve"> </w:t>
-      </w:r>
-      <w:r>
-        <w:t xml:space="preserve">updated:</w:t>
-      </w:r>
-      <w:r>
-        <w:t xml:space="preserve"> </w:t>
-      </w:r>
-      <w:r>
-        <w:t xml:space="preserve">2024-08-14</w:t>
+        <w:t>Last updated: 2024-08-15</w:t>
       </w:r>
     </w:p>
     <w:sdt>
       <w:sdtPr>
+        <w:rPr>
+          <w:rFonts w:ascii="Bahnschrift Light" w:eastAsiaTheme="minorHAnsi" w:hAnsi="Bahnschrift Light" w:cstheme="minorBidi"/>
+          <w:color w:val="auto"/>
+          <w:sz w:val="22"/>
+          <w:szCs w:val="24"/>
+        </w:rPr>
+        <w:id w:val="-645815875"/>
         <w:docPartObj>
           <w:docPartGallery w:val="Table of Contents"/>
           <w:docPartUnique/>
         </w:docPartObj>
       </w:sdtPr>
+      <w:sdtEndPr/>
       <w:sdtContent>
         <w:p>
           <w:pPr>
             <w:pStyle w:val="TOCHeading"/>
           </w:pPr>
           <w:r>
-            <w:t xml:space="preserve">Table of Contents</w:t>
+            <w:t>Table of Contents</w:t>
           </w:r>
         </w:p>
         <w:p>
+          <w:pPr>
+            <w:pStyle w:val="TOC1"/>
+            <w:tabs>
+              <w:tab w:val="right" w:leader="dot" w:pos="9350"/>
+            </w:tabs>
+            <w:rPr>
+              <w:rFonts w:asciiTheme="minorHAnsi" w:eastAsiaTheme="minorEastAsia" w:hAnsiTheme="minorHAnsi"/>
+              <w:noProof/>
+              <w:kern w:val="2"/>
+              <w:sz w:val="24"/>
+              <w:lang w:val="en-GB" w:eastAsia="en-GB"/>
+              <w14:ligatures w14:val="standardContextual"/>
+            </w:rPr>
+          </w:pPr>
           <w:r>
-            <w:fldChar w:fldCharType="begin" w:dirty="true"/>
-            <w:instrText xml:space="preserve">TOC \o "1-3" \h \z \u</w:instrText>
+            <w:fldChar w:fldCharType="begin"/>
+          </w:r>
+          <w:r>
+            <w:instrText>TOC \o "1-3" \h \z \u</w:instrText>
+          </w:r>
+          <w:r>
             <w:fldChar w:fldCharType="separate"/>
+          </w:r>
+          <w:hyperlink w:anchor="_Toc174615136" w:history="1">
+            <w:r>
+              <w:rPr>
+                <w:rStyle w:val="Hyperlink"/>
+                <w:noProof/>
+              </w:rPr>
+              <w:t>Workshop Structure</w:t>
+            </w:r>
+            <w:r>
+              <w:rPr>
+                <w:noProof/>
+                <w:webHidden/>
+              </w:rPr>
+              <w:tab/>
+            </w:r>
+            <w:r>
+              <w:rPr>
+                <w:noProof/>
+                <w:webHidden/>
+              </w:rPr>
+              <w:fldChar w:fldCharType="begin"/>
+            </w:r>
+            <w:r>
+              <w:rPr>
+                <w:noProof/>
+                <w:webHidden/>
+              </w:rPr>
+              <w:instrText xml:space="preserve"> PAGEREF _Toc174615136 \h </w:instrText>
+            </w:r>
+            <w:r>
+              <w:rPr>
+                <w:noProof/>
+                <w:webHidden/>
+              </w:rPr>
+            </w:r>
+            <w:r>
+              <w:rPr>
+                <w:noProof/>
+                <w:webHidden/>
+              </w:rPr>
+              <w:fldChar w:fldCharType="separate"/>
+            </w:r>
+            <w:r>
+              <w:rPr>
+                <w:noProof/>
+                <w:webHidden/>
+              </w:rPr>
+              <w:t>1</w:t>
+            </w:r>
+            <w:r>
+              <w:rPr>
+                <w:noProof/>
+                <w:webHidden/>
+              </w:rPr>
+              <w:fldChar w:fldCharType="end"/>
+            </w:r>
+          </w:hyperlink>
+        </w:p>
+        <w:p>
+          <w:pPr>
+            <w:pStyle w:val="TOC1"/>
+            <w:tabs>
+              <w:tab w:val="right" w:leader="dot" w:pos="9350"/>
+            </w:tabs>
+            <w:rPr>
+              <w:rFonts w:asciiTheme="minorHAnsi" w:eastAsiaTheme="minorEastAsia" w:hAnsiTheme="minorHAnsi"/>
+              <w:noProof/>
+              <w:kern w:val="2"/>
+              <w:sz w:val="24"/>
+              <w:lang w:val="en-GB" w:eastAsia="en-GB"/>
+              <w14:ligatures w14:val="standardContextual"/>
+            </w:rPr>
+          </w:pPr>
+          <w:hyperlink w:anchor="_Toc174615137" w:history="1">
+            <w:r>
+              <w:rPr>
+                <w:rStyle w:val="Hyperlink"/>
+                <w:noProof/>
+              </w:rPr>
+              <w:t>Learning Objectives</w:t>
+            </w:r>
+            <w:r>
+              <w:rPr>
+                <w:noProof/>
+                <w:webHidden/>
+              </w:rPr>
+              <w:tab/>
+            </w:r>
+            <w:r>
+              <w:rPr>
+                <w:noProof/>
+                <w:webHidden/>
+              </w:rPr>
+              <w:fldChar w:fldCharType="begin"/>
+            </w:r>
+            <w:r>
+              <w:rPr>
+                <w:noProof/>
+                <w:webHidden/>
+              </w:rPr>
+              <w:instrText xml:space="preserve"> PAGEREF _Toc174615137 \h </w:instrText>
+            </w:r>
+            <w:r>
+              <w:rPr>
+                <w:noProof/>
+                <w:webHidden/>
+              </w:rPr>
+            </w:r>
+            <w:r>
+              <w:rPr>
+                <w:noProof/>
+                <w:webHidden/>
+              </w:rPr>
+              <w:fldChar w:fldCharType="separate"/>
+            </w:r>
+            <w:r>
+              <w:rPr>
+                <w:noProof/>
+                <w:webHidden/>
+              </w:rPr>
+              <w:t>2</w:t>
+            </w:r>
+            <w:r>
+              <w:rPr>
+                <w:noProof/>
+                <w:webHidden/>
+              </w:rPr>
+              <w:fldChar w:fldCharType="end"/>
+            </w:r>
+          </w:hyperlink>
+        </w:p>
+        <w:p>
+          <w:pPr>
+            <w:pStyle w:val="TOC1"/>
+            <w:tabs>
+              <w:tab w:val="right" w:leader="dot" w:pos="9350"/>
+            </w:tabs>
+            <w:rPr>
+              <w:rFonts w:asciiTheme="minorHAnsi" w:eastAsiaTheme="minorEastAsia" w:hAnsiTheme="minorHAnsi"/>
+              <w:noProof/>
+              <w:kern w:val="2"/>
+              <w:sz w:val="24"/>
+              <w:lang w:val="en-GB" w:eastAsia="en-GB"/>
+              <w14:ligatures w14:val="standardContextual"/>
+            </w:rPr>
+          </w:pPr>
+          <w:hyperlink w:anchor="_Toc174615138" w:history="1">
+            <w:r>
+              <w:rPr>
+                <w:rStyle w:val="Hyperlink"/>
+                <w:noProof/>
+              </w:rPr>
+              <w:t xml:space="preserve">Introduction to </w:t>
+            </w:r>
+            <w:r>
+              <w:rPr>
+                <w:rStyle w:val="Hyperlink"/>
+                <w:rFonts w:ascii="Consolas" w:hAnsi="Consolas"/>
+                <w:noProof/>
+                <w:shd w:val="clear" w:color="auto" w:fill="F8F8F8"/>
+              </w:rPr>
+              <w:t>ggplot2</w:t>
+            </w:r>
+            <w:r>
+              <w:rPr>
+                <w:noProof/>
+                <w:webHidden/>
+              </w:rPr>
+              <w:tab/>
+            </w:r>
+            <w:r>
+              <w:rPr>
+                <w:noProof/>
+                <w:webHidden/>
+              </w:rPr>
+              <w:fldChar w:fldCharType="begin"/>
+            </w:r>
+            <w:r>
+              <w:rPr>
+                <w:noProof/>
+                <w:webHidden/>
+              </w:rPr>
+              <w:instrText xml:space="preserve"> PAGEREF _Toc174615138 \h </w:instrText>
+            </w:r>
+            <w:r>
+              <w:rPr>
+                <w:noProof/>
+                <w:webHidden/>
+              </w:rPr>
+            </w:r>
+            <w:r>
+              <w:rPr>
+                <w:noProof/>
+                <w:webHidden/>
+              </w:rPr>
+              <w:fldChar w:fldCharType="separate"/>
+            </w:r>
+            <w:r>
+              <w:rPr>
+                <w:noProof/>
+                <w:webHidden/>
+              </w:rPr>
+              <w:t>2</w:t>
+            </w:r>
+            <w:r>
+              <w:rPr>
+                <w:noProof/>
+                <w:webHidden/>
+              </w:rPr>
+              <w:fldChar w:fldCharType="end"/>
+            </w:r>
+          </w:hyperlink>
+        </w:p>
+        <w:p>
+          <w:pPr>
+            <w:pStyle w:val="TOC2"/>
+            <w:tabs>
+              <w:tab w:val="right" w:leader="dot" w:pos="9350"/>
+            </w:tabs>
+            <w:rPr>
+              <w:rFonts w:asciiTheme="minorHAnsi" w:eastAsiaTheme="minorEastAsia" w:hAnsiTheme="minorHAnsi"/>
+              <w:noProof/>
+              <w:kern w:val="2"/>
+              <w:sz w:val="24"/>
+              <w:lang w:val="en-GB" w:eastAsia="en-GB"/>
+              <w14:ligatures w14:val="standardContextual"/>
+            </w:rPr>
+          </w:pPr>
+          <w:hyperlink w:anchor="_Toc174615139" w:history="1">
+            <w:r>
+              <w:rPr>
+                <w:rStyle w:val="Hyperlink"/>
+                <w:noProof/>
+              </w:rPr>
+              <w:t>Load the data</w:t>
+            </w:r>
+            <w:r>
+              <w:rPr>
+                <w:noProof/>
+                <w:webHidden/>
+              </w:rPr>
+              <w:tab/>
+            </w:r>
+            <w:r>
+              <w:rPr>
+                <w:noProof/>
+                <w:webHidden/>
+              </w:rPr>
+              <w:fldChar w:fldCharType="begin"/>
+            </w:r>
+            <w:r>
+              <w:rPr>
+                <w:noProof/>
+                <w:webHidden/>
+              </w:rPr>
+              <w:instrText xml:space="preserve"> PAGEREF _Toc174615139 \h </w:instrText>
+            </w:r>
+            <w:r>
+              <w:rPr>
+                <w:noProof/>
+                <w:webHidden/>
+              </w:rPr>
+            </w:r>
+            <w:r>
+              <w:rPr>
+                <w:noProof/>
+                <w:webHidden/>
+              </w:rPr>
+              <w:fldChar w:fldCharType="separate"/>
+            </w:r>
+            <w:r>
+              <w:rPr>
+                <w:noProof/>
+                <w:webHidden/>
+              </w:rPr>
+              <w:t>2</w:t>
+            </w:r>
+            <w:r>
+              <w:rPr>
+                <w:noProof/>
+                <w:webHidden/>
+              </w:rPr>
+              <w:fldChar w:fldCharType="end"/>
+            </w:r>
+          </w:hyperlink>
+        </w:p>
+        <w:p>
+          <w:pPr>
+            <w:pStyle w:val="TOC1"/>
+            <w:tabs>
+              <w:tab w:val="right" w:leader="dot" w:pos="9350"/>
+            </w:tabs>
+            <w:rPr>
+              <w:rFonts w:asciiTheme="minorHAnsi" w:eastAsiaTheme="minorEastAsia" w:hAnsiTheme="minorHAnsi"/>
+              <w:noProof/>
+              <w:kern w:val="2"/>
+              <w:sz w:val="24"/>
+              <w:lang w:val="en-GB" w:eastAsia="en-GB"/>
+              <w14:ligatures w14:val="standardContextual"/>
+            </w:rPr>
+          </w:pPr>
+          <w:hyperlink w:anchor="_Toc174615140" w:history="1">
+            <w:r>
+              <w:rPr>
+                <w:rStyle w:val="Hyperlink"/>
+                <w:noProof/>
+              </w:rPr>
+              <w:t>A simple plot</w:t>
+            </w:r>
+            <w:r>
+              <w:rPr>
+                <w:noProof/>
+                <w:webHidden/>
+              </w:rPr>
+              <w:tab/>
+            </w:r>
+            <w:r>
+              <w:rPr>
+                <w:noProof/>
+                <w:webHidden/>
+              </w:rPr>
+              <w:fldChar w:fldCharType="begin"/>
+            </w:r>
+            <w:r>
+              <w:rPr>
+                <w:noProof/>
+                <w:webHidden/>
+              </w:rPr>
+              <w:instrText xml:space="preserve"> PAGEREF _Toc174615140 \h </w:instrText>
+            </w:r>
+            <w:r>
+              <w:rPr>
+                <w:noProof/>
+                <w:webHidden/>
+              </w:rPr>
+            </w:r>
+            <w:r>
+              <w:rPr>
+                <w:noProof/>
+                <w:webHidden/>
+              </w:rPr>
+              <w:fldChar w:fldCharType="separate"/>
+            </w:r>
+            <w:r>
+              <w:rPr>
+                <w:noProof/>
+                <w:webHidden/>
+              </w:rPr>
+              <w:t>3</w:t>
+            </w:r>
+            <w:r>
+              <w:rPr>
+                <w:noProof/>
+                <w:webHidden/>
+              </w:rPr>
+              <w:fldChar w:fldCharType="end"/>
+            </w:r>
+          </w:hyperlink>
+        </w:p>
+        <w:p>
+          <w:pPr>
+            <w:pStyle w:val="TOC2"/>
+            <w:tabs>
+              <w:tab w:val="right" w:leader="dot" w:pos="9350"/>
+            </w:tabs>
+            <w:rPr>
+              <w:rFonts w:asciiTheme="minorHAnsi" w:eastAsiaTheme="minorEastAsia" w:hAnsiTheme="minorHAnsi"/>
+              <w:noProof/>
+              <w:kern w:val="2"/>
+              <w:sz w:val="24"/>
+              <w:lang w:val="en-GB" w:eastAsia="en-GB"/>
+              <w14:ligatures w14:val="standardContextual"/>
+            </w:rPr>
+          </w:pPr>
+          <w:hyperlink w:anchor="_Toc174615141" w:history="1">
+            <w:r>
+              <w:rPr>
+                <w:rStyle w:val="Hyperlink"/>
+                <w:noProof/>
+              </w:rPr>
+              <w:t>Question Set One</w:t>
+            </w:r>
+            <w:r>
+              <w:rPr>
+                <w:noProof/>
+                <w:webHidden/>
+              </w:rPr>
+              <w:tab/>
+            </w:r>
+            <w:r>
+              <w:rPr>
+                <w:noProof/>
+                <w:webHidden/>
+              </w:rPr>
+              <w:fldChar w:fldCharType="begin"/>
+            </w:r>
+            <w:r>
+              <w:rPr>
+                <w:noProof/>
+                <w:webHidden/>
+              </w:rPr>
+              <w:instrText xml:space="preserve"> PAGEREF _Toc174615141 \h </w:instrText>
+            </w:r>
+            <w:r>
+              <w:rPr>
+                <w:noProof/>
+                <w:webHidden/>
+              </w:rPr>
+            </w:r>
+            <w:r>
+              <w:rPr>
+                <w:noProof/>
+                <w:webHidden/>
+              </w:rPr>
+              <w:fldChar w:fldCharType="separate"/>
+            </w:r>
+            <w:r>
+              <w:rPr>
+                <w:noProof/>
+                <w:webHidden/>
+              </w:rPr>
+              <w:t>5</w:t>
+            </w:r>
+            <w:r>
+              <w:rPr>
+                <w:noProof/>
+                <w:webHidden/>
+              </w:rPr>
+              <w:fldChar w:fldCharType="end"/>
+            </w:r>
+          </w:hyperlink>
+        </w:p>
+        <w:p>
+          <w:pPr>
+            <w:pStyle w:val="TOC1"/>
+            <w:tabs>
+              <w:tab w:val="right" w:leader="dot" w:pos="9350"/>
+            </w:tabs>
+            <w:rPr>
+              <w:rFonts w:asciiTheme="minorHAnsi" w:eastAsiaTheme="minorEastAsia" w:hAnsiTheme="minorHAnsi"/>
+              <w:noProof/>
+              <w:kern w:val="2"/>
+              <w:sz w:val="24"/>
+              <w:lang w:val="en-GB" w:eastAsia="en-GB"/>
+              <w14:ligatures w14:val="standardContextual"/>
+            </w:rPr>
+          </w:pPr>
+          <w:hyperlink w:anchor="_Toc174615142" w:history="1">
+            <w:r>
+              <w:rPr>
+                <w:rStyle w:val="Hyperlink"/>
+                <w:noProof/>
+              </w:rPr>
+              <w:t xml:space="preserve">Additional </w:t>
+            </w:r>
+            <w:r>
+              <w:rPr>
+                <w:rStyle w:val="Hyperlink"/>
+                <w:rFonts w:ascii="Consolas" w:hAnsi="Consolas"/>
+                <w:noProof/>
+                <w:shd w:val="clear" w:color="auto" w:fill="F8F8F8"/>
+              </w:rPr>
+              <w:t>geom_</w:t>
+            </w:r>
+            <w:r>
+              <w:rPr>
+                <w:rStyle w:val="Hyperlink"/>
+                <w:noProof/>
+              </w:rPr>
+              <w:t xml:space="preserve"> layers</w:t>
+            </w:r>
+            <w:r>
+              <w:rPr>
+                <w:noProof/>
+                <w:webHidden/>
+              </w:rPr>
+              <w:tab/>
+            </w:r>
+            <w:r>
+              <w:rPr>
+                <w:noProof/>
+                <w:webHidden/>
+              </w:rPr>
+              <w:fldChar w:fldCharType="begin"/>
+            </w:r>
+            <w:r>
+              <w:rPr>
+                <w:noProof/>
+                <w:webHidden/>
+              </w:rPr>
+              <w:instrText xml:space="preserve"> PAGEREF _Toc174615142 \h </w:instrText>
+            </w:r>
+            <w:r>
+              <w:rPr>
+                <w:noProof/>
+                <w:webHidden/>
+              </w:rPr>
+            </w:r>
+            <w:r>
+              <w:rPr>
+                <w:noProof/>
+                <w:webHidden/>
+              </w:rPr>
+              <w:fldChar w:fldCharType="separate"/>
+            </w:r>
+            <w:r>
+              <w:rPr>
+                <w:noProof/>
+                <w:webHidden/>
+              </w:rPr>
+              <w:t>5</w:t>
+            </w:r>
+            <w:r>
+              <w:rPr>
+                <w:noProof/>
+                <w:webHidden/>
+              </w:rPr>
+              <w:fldChar w:fldCharType="end"/>
+            </w:r>
+          </w:hyperlink>
+        </w:p>
+        <w:p>
+          <w:pPr>
+            <w:pStyle w:val="TOC2"/>
+            <w:tabs>
+              <w:tab w:val="right" w:leader="dot" w:pos="9350"/>
+            </w:tabs>
+            <w:rPr>
+              <w:rFonts w:asciiTheme="minorHAnsi" w:eastAsiaTheme="minorEastAsia" w:hAnsiTheme="minorHAnsi"/>
+              <w:noProof/>
+              <w:kern w:val="2"/>
+              <w:sz w:val="24"/>
+              <w:lang w:val="en-GB" w:eastAsia="en-GB"/>
+              <w14:ligatures w14:val="standardContextual"/>
+            </w:rPr>
+          </w:pPr>
+          <w:hyperlink w:anchor="_Toc174615143" w:history="1">
+            <w:r>
+              <w:rPr>
+                <w:rStyle w:val="Hyperlink"/>
+                <w:noProof/>
+              </w:rPr>
+              <w:t>Question Set Two</w:t>
+            </w:r>
+            <w:r>
+              <w:rPr>
+                <w:noProof/>
+                <w:webHidden/>
+              </w:rPr>
+              <w:tab/>
+            </w:r>
+            <w:r>
+              <w:rPr>
+                <w:noProof/>
+                <w:webHidden/>
+              </w:rPr>
+              <w:fldChar w:fldCharType="begin"/>
+            </w:r>
+            <w:r>
+              <w:rPr>
+                <w:noProof/>
+                <w:webHidden/>
+              </w:rPr>
+              <w:instrText xml:space="preserve"> PAGEREF _Toc174615143 \h </w:instrText>
+            </w:r>
+            <w:r>
+              <w:rPr>
+                <w:noProof/>
+                <w:webHidden/>
+              </w:rPr>
+            </w:r>
+            <w:r>
+              <w:rPr>
+                <w:noProof/>
+                <w:webHidden/>
+              </w:rPr>
+              <w:fldChar w:fldCharType="separate"/>
+            </w:r>
+            <w:r>
+              <w:rPr>
+                <w:noProof/>
+                <w:webHidden/>
+              </w:rPr>
+              <w:t>9</w:t>
+            </w:r>
+            <w:r>
+              <w:rPr>
+                <w:noProof/>
+                <w:webHidden/>
+              </w:rPr>
+              <w:fldChar w:fldCharType="end"/>
+            </w:r>
+          </w:hyperlink>
+        </w:p>
+        <w:p>
+          <w:pPr>
+            <w:pStyle w:val="TOC2"/>
+            <w:tabs>
+              <w:tab w:val="right" w:leader="dot" w:pos="9350"/>
+            </w:tabs>
+            <w:rPr>
+              <w:rFonts w:asciiTheme="minorHAnsi" w:eastAsiaTheme="minorEastAsia" w:hAnsiTheme="minorHAnsi"/>
+              <w:noProof/>
+              <w:kern w:val="2"/>
+              <w:sz w:val="24"/>
+              <w:lang w:val="en-GB" w:eastAsia="en-GB"/>
+              <w14:ligatures w14:val="standardContextual"/>
+            </w:rPr>
+          </w:pPr>
+          <w:hyperlink w:anchor="_Toc174615144" w:history="1">
+            <w:r>
+              <w:rPr>
+                <w:rStyle w:val="Hyperlink"/>
+                <w:noProof/>
+              </w:rPr>
+              <w:t xml:space="preserve">Optional: </w:t>
+            </w:r>
+            <w:r>
+              <w:rPr>
+                <w:rStyle w:val="Hyperlink"/>
+                <w:rFonts w:ascii="Consolas" w:hAnsi="Consolas"/>
+                <w:noProof/>
+                <w:shd w:val="clear" w:color="auto" w:fill="F8F8F8"/>
+              </w:rPr>
+              <w:t>geom_</w:t>
+            </w:r>
+            <w:r>
+              <w:rPr>
+                <w:rStyle w:val="Hyperlink"/>
+                <w:noProof/>
+              </w:rPr>
+              <w:t>s</w:t>
+            </w:r>
+            <w:r>
+              <w:rPr>
+                <w:noProof/>
+                <w:webHidden/>
+              </w:rPr>
+              <w:tab/>
+            </w:r>
+            <w:r>
+              <w:rPr>
+                <w:noProof/>
+                <w:webHidden/>
+              </w:rPr>
+              <w:fldChar w:fldCharType="begin"/>
+            </w:r>
+            <w:r>
+              <w:rPr>
+                <w:noProof/>
+                <w:webHidden/>
+              </w:rPr>
+              <w:instrText xml:space="preserve"> PAGEREF _Toc174615144 \h </w:instrText>
+            </w:r>
+            <w:r>
+              <w:rPr>
+                <w:noProof/>
+                <w:webHidden/>
+              </w:rPr>
+            </w:r>
+            <w:r>
+              <w:rPr>
+                <w:noProof/>
+                <w:webHidden/>
+              </w:rPr>
+              <w:fldChar w:fldCharType="separate"/>
+            </w:r>
+            <w:r>
+              <w:rPr>
+                <w:noProof/>
+                <w:webHidden/>
+              </w:rPr>
+              <w:t>9</w:t>
+            </w:r>
+            <w:r>
+              <w:rPr>
+                <w:noProof/>
+                <w:webHidden/>
+              </w:rPr>
+              <w:fldChar w:fldCharType="end"/>
+            </w:r>
+          </w:hyperlink>
+        </w:p>
+        <w:p>
+          <w:pPr>
+            <w:pStyle w:val="TOC1"/>
+            <w:tabs>
+              <w:tab w:val="right" w:leader="dot" w:pos="9350"/>
+            </w:tabs>
+            <w:rPr>
+              <w:rFonts w:asciiTheme="minorHAnsi" w:eastAsiaTheme="minorEastAsia" w:hAnsiTheme="minorHAnsi"/>
+              <w:noProof/>
+              <w:kern w:val="2"/>
+              <w:sz w:val="24"/>
+              <w:lang w:val="en-GB" w:eastAsia="en-GB"/>
+              <w14:ligatures w14:val="standardContextual"/>
+            </w:rPr>
+          </w:pPr>
+          <w:hyperlink w:anchor="_Toc174615145" w:history="1">
+            <w:r>
+              <w:rPr>
+                <w:rStyle w:val="Hyperlink"/>
+                <w:noProof/>
+              </w:rPr>
+              <w:t>The good and the ugly</w:t>
+            </w:r>
+            <w:r>
+              <w:rPr>
+                <w:noProof/>
+                <w:webHidden/>
+              </w:rPr>
+              <w:tab/>
+            </w:r>
+            <w:r>
+              <w:rPr>
+                <w:noProof/>
+                <w:webHidden/>
+              </w:rPr>
+              <w:fldChar w:fldCharType="begin"/>
+            </w:r>
+            <w:r>
+              <w:rPr>
+                <w:noProof/>
+                <w:webHidden/>
+              </w:rPr>
+              <w:instrText xml:space="preserve"> PAGEREF _Toc174615145 \h </w:instrText>
+            </w:r>
+            <w:r>
+              <w:rPr>
+                <w:noProof/>
+                <w:webHidden/>
+              </w:rPr>
+            </w:r>
+            <w:r>
+              <w:rPr>
+                <w:noProof/>
+                <w:webHidden/>
+              </w:rPr>
+              <w:fldChar w:fldCharType="separate"/>
+            </w:r>
+            <w:r>
+              <w:rPr>
+                <w:noProof/>
+                <w:webHidden/>
+              </w:rPr>
+              <w:t>9</w:t>
+            </w:r>
+            <w:r>
+              <w:rPr>
+                <w:noProof/>
+                <w:webHidden/>
+              </w:rPr>
+              <w:fldChar w:fldCharType="end"/>
+            </w:r>
+          </w:hyperlink>
+        </w:p>
+        <w:p>
+          <w:pPr>
+            <w:pStyle w:val="TOC2"/>
+            <w:tabs>
+              <w:tab w:val="right" w:leader="dot" w:pos="9350"/>
+            </w:tabs>
+            <w:rPr>
+              <w:rFonts w:asciiTheme="minorHAnsi" w:eastAsiaTheme="minorEastAsia" w:hAnsiTheme="minorHAnsi"/>
+              <w:noProof/>
+              <w:kern w:val="2"/>
+              <w:sz w:val="24"/>
+              <w:lang w:val="en-GB" w:eastAsia="en-GB"/>
+              <w14:ligatures w14:val="standardContextual"/>
+            </w:rPr>
+          </w:pPr>
+          <w:hyperlink w:anchor="_Toc174615146" w:history="1">
+            <w:r>
+              <w:rPr>
+                <w:rStyle w:val="Hyperlink"/>
+                <w:noProof/>
+              </w:rPr>
+              <w:t>The good</w:t>
+            </w:r>
+            <w:r>
+              <w:rPr>
+                <w:noProof/>
+                <w:webHidden/>
+              </w:rPr>
+              <w:tab/>
+            </w:r>
+            <w:r>
+              <w:rPr>
+                <w:noProof/>
+                <w:webHidden/>
+              </w:rPr>
+              <w:fldChar w:fldCharType="begin"/>
+            </w:r>
+            <w:r>
+              <w:rPr>
+                <w:noProof/>
+                <w:webHidden/>
+              </w:rPr>
+              <w:instrText xml:space="preserve"> PAGEREF _Toc174615146 \h </w:instrText>
+            </w:r>
+            <w:r>
+              <w:rPr>
+                <w:noProof/>
+                <w:webHidden/>
+              </w:rPr>
+            </w:r>
+            <w:r>
+              <w:rPr>
+                <w:noProof/>
+                <w:webHidden/>
+              </w:rPr>
+              <w:fldChar w:fldCharType="separate"/>
+            </w:r>
+            <w:r>
+              <w:rPr>
+                <w:noProof/>
+                <w:webHidden/>
+              </w:rPr>
+              <w:t>10</w:t>
+            </w:r>
+            <w:r>
+              <w:rPr>
+                <w:noProof/>
+                <w:webHidden/>
+              </w:rPr>
+              <w:fldChar w:fldCharType="end"/>
+            </w:r>
+          </w:hyperlink>
+        </w:p>
+        <w:p>
+          <w:pPr>
+            <w:pStyle w:val="TOC2"/>
+            <w:tabs>
+              <w:tab w:val="right" w:leader="dot" w:pos="9350"/>
+            </w:tabs>
+            <w:rPr>
+              <w:rFonts w:asciiTheme="minorHAnsi" w:eastAsiaTheme="minorEastAsia" w:hAnsiTheme="minorHAnsi"/>
+              <w:noProof/>
+              <w:kern w:val="2"/>
+              <w:sz w:val="24"/>
+              <w:lang w:val="en-GB" w:eastAsia="en-GB"/>
+              <w14:ligatures w14:val="standardContextual"/>
+            </w:rPr>
+          </w:pPr>
+          <w:hyperlink w:anchor="_Toc174615147" w:history="1">
+            <w:r>
+              <w:rPr>
+                <w:rStyle w:val="Hyperlink"/>
+                <w:noProof/>
+              </w:rPr>
+              <w:t>The bad</w:t>
+            </w:r>
+            <w:r>
+              <w:rPr>
+                <w:noProof/>
+                <w:webHidden/>
+              </w:rPr>
+              <w:tab/>
+            </w:r>
+            <w:r>
+              <w:rPr>
+                <w:noProof/>
+                <w:webHidden/>
+              </w:rPr>
+              <w:fldChar w:fldCharType="begin"/>
+            </w:r>
+            <w:r>
+              <w:rPr>
+                <w:noProof/>
+                <w:webHidden/>
+              </w:rPr>
+              <w:instrText xml:space="preserve"> PAGEREF _Toc174615147 \h </w:instrText>
+            </w:r>
+            <w:r>
+              <w:rPr>
+                <w:noProof/>
+                <w:webHidden/>
+              </w:rPr>
+            </w:r>
+            <w:r>
+              <w:rPr>
+                <w:noProof/>
+                <w:webHidden/>
+              </w:rPr>
+              <w:fldChar w:fldCharType="separate"/>
+            </w:r>
+            <w:r>
+              <w:rPr>
+                <w:noProof/>
+                <w:webHidden/>
+              </w:rPr>
+              <w:t>11</w:t>
+            </w:r>
+            <w:r>
+              <w:rPr>
+                <w:noProof/>
+                <w:webHidden/>
+              </w:rPr>
+              <w:fldChar w:fldCharType="end"/>
+            </w:r>
+          </w:hyperlink>
+        </w:p>
+        <w:p>
+          <w:r>
             <w:fldChar w:fldCharType="end"/>
           </w:r>
         </w:p>
       </w:sdtContent>
     </w:sdt>
-    <w:bookmarkStart w:id="20" w:name="workshop-structure"/>
     <w:p>
       <w:pPr>
         <w:pStyle w:val="Heading1"/>
       </w:pPr>
-      <w:r>
-        <w:t xml:space="preserve">Workshop Structure</w:t>
-      </w:r>
+      <w:bookmarkStart w:id="0" w:name="workshop-structure"/>
+      <w:bookmarkStart w:id="1" w:name="_Toc174615136"/>
+      <w:r>
+        <w:t>Workshop Structure</w:t>
+      </w:r>
+      <w:bookmarkEnd w:id="1"/>
     </w:p>
     <w:p>
       <w:pPr>
         <w:pStyle w:val="FirstParagraph"/>
       </w:pPr>
       <w:r>
-        <w:t xml:space="preserve">As always, we are using the workflow below to structure the workshops:</w:t>
-      </w:r>
-    </w:p>
-    <w:p>
-      <w:pPr>
+        <w:t>As always, we are using the workflow below to structure the workshops:</w:t>
+      </w:r>
+    </w:p>
+    <w:p>
+      <w:pPr>
+        <w:pStyle w:val="Compact"/>
         <w:numPr>
           <w:ilvl w:val="0"/>
-          <w:numId w:val="1001"/>
+          <w:numId w:val="5"/>
         </w:numPr>
+      </w:pPr>
+      <w:r>
+        <w:t>Formulate a research question.</w:t>
+      </w:r>
+    </w:p>
+    <w:p>
+      <w:pPr>
         <w:pStyle w:val="Compact"/>
-      </w:pPr>
-      <w:r>
-        <w:t xml:space="preserve">Formulate a research question.</w:t>
-      </w:r>
-    </w:p>
-    <w:p>
-      <w:pPr>
         <w:numPr>
           <w:ilvl w:val="0"/>
-          <w:numId w:val="1001"/>
+          <w:numId w:val="5"/>
         </w:numPr>
+      </w:pPr>
+      <w:r>
+        <w:t>Perform exploratory data analysis [Focus of today].</w:t>
+      </w:r>
+    </w:p>
+    <w:p>
+      <w:pPr>
         <w:pStyle w:val="Compact"/>
-      </w:pPr>
-      <w:r>
-        <w:t xml:space="preserve">Perform exploratory data analysis [Focus of today].</w:t>
-      </w:r>
-    </w:p>
-    <w:p>
-      <w:pPr>
         <w:numPr>
           <w:ilvl w:val="0"/>
-          <w:numId w:val="1001"/>
+          <w:numId w:val="5"/>
         </w:numPr>
+      </w:pPr>
+      <w:r>
+        <w:t>Identify any hidden assumptions [Focus of today].</w:t>
+      </w:r>
+    </w:p>
+    <w:p>
+      <w:pPr>
         <w:pStyle w:val="Compact"/>
-      </w:pPr>
-      <w:r>
-        <w:t xml:space="preserve">Identify any hidden assumptions [Focus of today].</w:t>
-      </w:r>
-    </w:p>
-    <w:p>
-      <w:pPr>
         <w:numPr>
           <w:ilvl w:val="0"/>
-          <w:numId w:val="1001"/>
+          <w:numId w:val="5"/>
         </w:numPr>
+      </w:pPr>
+      <w:r>
+        <w:t>Fit an appropriate model.</w:t>
+      </w:r>
+    </w:p>
+    <w:p>
+      <w:pPr>
         <w:pStyle w:val="Compact"/>
-      </w:pPr>
-      <w:r>
-        <w:t xml:space="preserve">Fit an appropriate model.</w:t>
-      </w:r>
-    </w:p>
-    <w:p>
-      <w:pPr>
         <w:numPr>
           <w:ilvl w:val="0"/>
-          <w:numId w:val="1001"/>
+          <w:numId w:val="5"/>
         </w:numPr>
+      </w:pPr>
+      <w:r>
+        <w:t>Diagnose the model and check assumptions.</w:t>
+      </w:r>
+    </w:p>
+    <w:p>
+      <w:pPr>
         <w:pStyle w:val="Compact"/>
-      </w:pPr>
-      <w:r>
-        <w:t xml:space="preserve">Diagnose the model and check assumptions.</w:t>
-      </w:r>
-    </w:p>
-    <w:p>
-      <w:pPr>
         <w:numPr>
           <w:ilvl w:val="0"/>
-          <w:numId w:val="1001"/>
+          <w:numId w:val="5"/>
         </w:numPr>
+      </w:pPr>
+      <w:r>
+        <w:t>Summarise the results.</w:t>
+      </w:r>
+    </w:p>
+    <w:p>
+      <w:pPr>
         <w:pStyle w:val="Compact"/>
-      </w:pPr>
-      <w:r>
-        <w:t xml:space="preserve">Summarise the results.</w:t>
-      </w:r>
-    </w:p>
-    <w:p>
-      <w:pPr>
         <w:numPr>
           <w:ilvl w:val="0"/>
-          <w:numId w:val="1001"/>
+          <w:numId w:val="5"/>
         </w:numPr>
+      </w:pPr>
+      <w:r>
+        <w:t>Interpret and provide inferences.</w:t>
+      </w:r>
+    </w:p>
+    <w:p>
+      <w:pPr>
+        <w:pStyle w:val="FirstParagraph"/>
+      </w:pPr>
+      <w:r>
+        <w:t>We covered steps 2 and 3 in the previous workshop but we’ll expand your toolkit for doing so today suing data visualisation.</w:t>
+      </w:r>
+    </w:p>
+    <w:p>
+      <w:pPr>
+        <w:pStyle w:val="Heading1"/>
+      </w:pPr>
+      <w:bookmarkStart w:id="2" w:name="learning-objectives"/>
+      <w:bookmarkStart w:id="3" w:name="_Toc174615137"/>
+      <w:bookmarkEnd w:id="0"/>
+      <w:r>
+        <w:lastRenderedPageBreak/>
+        <w:t>Learning Objectives</w:t>
+      </w:r>
+      <w:bookmarkEnd w:id="3"/>
+    </w:p>
+    <w:p>
+      <w:pPr>
         <w:pStyle w:val="Compact"/>
-      </w:pPr>
-      <w:r>
-        <w:t xml:space="preserve">Interpret and provide inferences.</w:t>
-      </w:r>
-    </w:p>
-    <w:p>
-      <w:pPr>
-        <w:pStyle w:val="FirstParagraph"/>
-      </w:pPr>
-      <w:r>
-        <w:t xml:space="preserve">We covered steps 2 and 3 in the previous workshop but we’ll expand your toolkit for doing so today suing data visualisation.</w:t>
-      </w:r>
-    </w:p>
-    <w:bookmarkEnd w:id="20"/>
-    <w:bookmarkStart w:id="21" w:name="learning-objectives"/>
-    <w:p>
-      <w:pPr>
-        <w:pStyle w:val="Heading1"/>
-      </w:pPr>
-      <w:r>
-        <w:t xml:space="preserve">Learning Objectives</w:t>
-      </w:r>
-    </w:p>
-    <w:p>
-      <w:pPr>
         <w:numPr>
           <w:ilvl w:val="0"/>
-          <w:numId w:val="1002"/>
+          <w:numId w:val="6"/>
         </w:numPr>
+      </w:pPr>
+      <w:r>
+        <w:t xml:space="preserve">Learn how to use the </w:t>
+      </w:r>
+      <w:r>
+        <w:rPr>
+          <w:rStyle w:val="VerbatimChar"/>
+        </w:rPr>
+        <w:t>R</w:t>
+      </w:r>
+      <w:r>
+        <w:t xml:space="preserve"> package </w:t>
+      </w:r>
+      <w:r>
+        <w:rPr>
+          <w:rStyle w:val="VerbatimChar"/>
+        </w:rPr>
+        <w:t>ggplot2</w:t>
+      </w:r>
+      <w:r>
+        <w:t xml:space="preserve"> to do data visualisation.</w:t>
+      </w:r>
+    </w:p>
+    <w:p>
+      <w:pPr>
         <w:pStyle w:val="Compact"/>
-      </w:pPr>
-      <w:r>
-        <w:t xml:space="preserve">Learn how to use the</w:t>
-      </w:r>
-      <w:r>
-        <w:t xml:space="preserve"> </w:t>
-      </w:r>
-      <w:r>
-        <w:rPr>
-          <w:rStyle w:val="VerbatimChar"/>
-        </w:rPr>
-        <w:t xml:space="preserve">R</w:t>
-      </w:r>
-      <w:r>
-        <w:t xml:space="preserve"> </w:t>
-      </w:r>
-      <w:r>
-        <w:t xml:space="preserve">package</w:t>
-      </w:r>
-      <w:r>
-        <w:t xml:space="preserve"> </w:t>
-      </w:r>
-      <w:r>
-        <w:rPr>
-          <w:rStyle w:val="VerbatimChar"/>
-        </w:rPr>
-        <w:t xml:space="preserve">ggplot2</w:t>
-      </w:r>
-      <w:r>
-        <w:t xml:space="preserve"> </w:t>
-      </w:r>
-      <w:r>
-        <w:t xml:space="preserve">to do data visualisation.</w:t>
-      </w:r>
-    </w:p>
-    <w:p>
-      <w:pPr>
         <w:numPr>
           <w:ilvl w:val="0"/>
-          <w:numId w:val="1002"/>
+          <w:numId w:val="6"/>
         </w:numPr>
+      </w:pPr>
+      <w:r>
+        <w:t>Consider what constitutes an effective visualisation versus an ineffective one.</w:t>
+      </w:r>
+    </w:p>
+    <w:p>
+      <w:pPr>
         <w:pStyle w:val="Compact"/>
-      </w:pPr>
-      <w:r>
-        <w:t xml:space="preserve">Consider what constitutes an effective visualisation versus an ineffective one.</w:t>
-      </w:r>
-    </w:p>
-    <w:p>
-      <w:pPr>
         <w:numPr>
           <w:ilvl w:val="0"/>
-          <w:numId w:val="1002"/>
+          <w:numId w:val="6"/>
         </w:numPr>
-        <w:pStyle w:val="Compact"/>
-      </w:pPr>
-      <w:r>
-        <w:t xml:space="preserve">Learn some techniques to make your figures more visually appealing to an audience.</w:t>
+      </w:pPr>
+      <w:r>
+        <w:t>Learn some techniques to make your figures more visually appealing to an audience.</w:t>
       </w:r>
     </w:p>
     <w:p>
@@ -290,26 +1166,248 @@
         <w:pStyle w:val="FirstParagraph"/>
       </w:pPr>
       <w:r>
-        <w:t xml:space="preserve">These skills will be used throughout the course.</w:t>
-      </w:r>
-    </w:p>
-    <w:bookmarkEnd w:id="21"/>
-    <w:bookmarkStart w:id="33" w:name="introduction-to-ggplot2"/>
+        <w:t>These skills will be used throughout the course.</w:t>
+      </w:r>
+    </w:p>
     <w:p>
       <w:pPr>
         <w:pStyle w:val="Heading1"/>
       </w:pPr>
-      <w:r>
-        <w:t xml:space="preserve">Introduction to</w:t>
-      </w:r>
-      <w:r>
+      <w:bookmarkStart w:id="4" w:name="introduction-to-ggplot2"/>
+      <w:bookmarkStart w:id="5" w:name="_Toc174615138"/>
+      <w:bookmarkEnd w:id="2"/>
+      <w:r>
+        <w:t xml:space="preserve">Introduction to </w:t>
+      </w:r>
+      <w:r>
+        <w:rPr>
+          <w:rStyle w:val="VerbatimChar"/>
+        </w:rPr>
+        <w:t>ggplot2</w:t>
+      </w:r>
+      <w:bookmarkEnd w:id="5"/>
+    </w:p>
+    <w:p>
+      <w:pPr>
+        <w:pStyle w:val="FirstParagraph"/>
+      </w:pPr>
+      <w:r>
+        <w:rPr>
+          <w:rStyle w:val="VerbatimChar"/>
+        </w:rPr>
+        <w:t>ggplot2</w:t>
+      </w:r>
+      <w:r>
+        <w:t xml:space="preserve"> is an implementation of the “Grammar of Graphics,” a framework for data visualisation. It allows you to build plots layer by layer, starting with a base plot and then adding additional elements such as scales, themes, and geometries. Familiarity with </w:t>
+      </w:r>
+      <w:r>
+        <w:rPr>
+          <w:rStyle w:val="VerbatimChar"/>
+        </w:rPr>
+        <w:t>ggplot2</w:t>
+      </w:r>
+      <w:r>
+        <w:t xml:space="preserve"> is occasionally asked for by employers; we’ve even seen job adverts from companies such as Spotify listing this an an essential criteria.</w:t>
+      </w:r>
+    </w:p>
+    <w:p>
+      <w:pPr>
+        <w:pStyle w:val="BodyText"/>
+      </w:pPr>
+      <w:r>
+        <w:t xml:space="preserve">It is important to note, however, that </w:t>
+      </w:r>
+      <w:r>
+        <w:rPr>
+          <w:rStyle w:val="VerbatimChar"/>
+        </w:rPr>
+        <w:t>ggplot2</w:t>
+      </w:r>
+      <w:r>
+        <w:t xml:space="preserve"> is not the only way to create visualisations. It’s just an increasingly preferred one. Many of the figures you will make on this course can be near-perfectly recreated using the visualisation framework offered by </w:t>
+      </w:r>
+      <w:r>
+        <w:rPr>
+          <w:rStyle w:val="VerbatimChar"/>
+        </w:rPr>
+        <w:t>base R</w:t>
+      </w:r>
+      <w:r>
+        <w:t xml:space="preserve">. We simply prefer </w:t>
+      </w:r>
+      <w:r>
+        <w:rPr>
+          <w:rStyle w:val="VerbatimChar"/>
+        </w:rPr>
+        <w:t>ggplot2</w:t>
+      </w:r>
+      <w:r>
+        <w:t xml:space="preserve"> as we feel it is a more intuiative way to create figures; indeed, nearly every single figure you have and will see on this course were produced in </w:t>
+      </w:r>
+      <w:r>
+        <w:rPr>
+          <w:rStyle w:val="VerbatimChar"/>
+        </w:rPr>
+        <w:t>ggplot2</w:t>
+      </w:r>
+      <w:r>
+        <w:t>.</w:t>
+      </w:r>
+    </w:p>
+    <w:p>
+      <w:pPr>
+        <w:pStyle w:val="Heading2"/>
+      </w:pPr>
+      <w:bookmarkStart w:id="6" w:name="load-the-data"/>
+      <w:bookmarkStart w:id="7" w:name="_Toc174615139"/>
+      <w:r>
+        <w:t>Load the data</w:t>
+      </w:r>
+      <w:bookmarkEnd w:id="7"/>
+    </w:p>
+    <w:p>
+      <w:pPr>
+        <w:pStyle w:val="FirstParagraph"/>
+      </w:pPr>
+      <w:r>
+        <w:t>For the first part of this workshop, we’ll be working with data on the Amazon river dolphin, or the boto (</w:t>
+      </w:r>
+      <w:r>
+        <w:rPr>
+          <w:i/>
+          <w:iCs/>
+        </w:rPr>
+        <w:t>Inia geoffrensis</w:t>
+      </w:r>
+      <w:r>
+        <w:t xml:space="preserve"> - I wonder if the dude who named it called it after their friend Geoff…). Specifically, we’re interested here in seeing if there is sexual dimorphism in asymptotic length (i.e. once an animal has stopped growing) between females and males. As always, before we do any analysis, we need to ensure there is nothing </w:t>
+      </w:r>
+      <w:r>
+        <w:rPr>
+          <w:i/>
+          <w:iCs/>
+        </w:rPr>
+        <w:t>weird</w:t>
+      </w:r>
+      <w:r>
+        <w:t xml:space="preserve"> in the data. In workshop 1 you did this by using simple summary statistics (e.g. </w:t>
+      </w:r>
+      <w:r>
+        <w:rPr>
+          <w:rStyle w:val="VerbatimChar"/>
+        </w:rPr>
+        <w:t>mean()</w:t>
+      </w:r>
+      <w:r>
+        <w:t>). While doing so is useful, complimenting this with data visualisations is really powerf</w:t>
+      </w:r>
+      <w:r>
+        <w:t>ul.</w:t>
+      </w:r>
+    </w:p>
+    <w:p>
+      <w:pPr>
+        <w:pStyle w:val="BodyText"/>
+      </w:pPr>
+      <w:r>
+        <w:t xml:space="preserve">Start by downloading the data from today’s practical folder, called </w:t>
+      </w:r>
+      <w:r>
+        <w:rPr>
+          <w:rStyle w:val="VerbatimChar"/>
+        </w:rPr>
+        <w:t>boto.txt</w:t>
+      </w:r>
+      <w:r>
+        <w:t>.</w:t>
+      </w:r>
+    </w:p>
+    <w:p>
+      <w:pPr>
+        <w:pStyle w:val="BodyText"/>
+      </w:pPr>
+      <w:r>
+        <w:t>Go through the same steps as yesterday to load in your data; create a new script in RStudio, set your working (e.g. </w:t>
+      </w:r>
+      <w:r>
+        <w:rPr>
+          <w:rStyle w:val="VerbatimChar"/>
+        </w:rPr>
+        <w:t>setwd("H:/BI3010/workshop2")</w:t>
+      </w:r>
+      <w:r>
+        <w:t>), then load the data:</w:t>
+      </w:r>
+    </w:p>
+    <w:p>
+      <w:pPr>
+        <w:pStyle w:val="SourceCode"/>
+      </w:pPr>
+      <w:r>
+        <w:rPr>
+          <w:rStyle w:val="NormalTok"/>
+        </w:rPr>
+        <w:t xml:space="preserve">boto </w:t>
+      </w:r>
+      <w:r>
+        <w:rPr>
+          <w:rStyle w:val="OtherTok"/>
+        </w:rPr>
+        <w:t>&lt;-</w:t>
+      </w:r>
+      <w:r>
+        <w:rPr>
+          <w:rStyle w:val="NormalTok"/>
+        </w:rPr>
         <w:t xml:space="preserve"> </w:t>
       </w:r>
       <w:r>
         <w:rPr>
-          <w:rStyle w:val="VerbatimChar"/>
-        </w:rPr>
-        <w:t xml:space="preserve">ggplot2</w:t>
+          <w:rStyle w:val="FunctionTok"/>
+        </w:rPr>
+        <w:t>read.table</w:t>
+      </w:r>
+      <w:r>
+        <w:rPr>
+          <w:rStyle w:val="NormalTok"/>
+        </w:rPr>
+        <w:t>(</w:t>
+      </w:r>
+      <w:r>
+        <w:rPr>
+          <w:rStyle w:val="StringTok"/>
+        </w:rPr>
+        <w:t>"boto.txt"</w:t>
+      </w:r>
+      <w:r>
+        <w:rPr>
+          <w:rStyle w:val="NormalTok"/>
+        </w:rPr>
+        <w:t xml:space="preserve">, </w:t>
+      </w:r>
+      <w:r>
+        <w:rPr>
+          <w:rStyle w:val="AttributeTok"/>
+        </w:rPr>
+        <w:t>header =</w:t>
+      </w:r>
+      <w:r>
+        <w:rPr>
+          <w:rStyle w:val="NormalTok"/>
+        </w:rPr>
+        <w:t xml:space="preserve"> </w:t>
+      </w:r>
+      <w:r>
+        <w:rPr>
+          <w:rStyle w:val="ConstantTok"/>
+        </w:rPr>
+        <w:t>TRUE</w:t>
+      </w:r>
+      <w:r>
+        <w:rPr>
+          <w:rStyle w:val="NormalTok"/>
+        </w:rPr>
+        <w:t xml:space="preserve">) </w:t>
       </w:r>
     </w:p>
     <w:p>
@@ -317,120 +1415,59 @@
         <w:pStyle w:val="FirstParagraph"/>
       </w:pPr>
       <w:r>
-        <w:rPr>
-          <w:rStyle w:val="VerbatimChar"/>
-        </w:rPr>
-        <w:t xml:space="preserve">ggplot2</w:t>
-      </w:r>
-      <w:r>
-        <w:t xml:space="preserve"> </w:t>
-      </w:r>
-      <w:r>
-        <w:t xml:space="preserve">is an implementation of the</w:t>
-      </w:r>
-      <w:r>
-        <w:t xml:space="preserve"> </w:t>
-      </w:r>
-      <w:r>
-        <w:t xml:space="preserve">“</w:t>
-      </w:r>
-      <w:r>
-        <w:t xml:space="preserve">Grammar of Graphics,</w:t>
-      </w:r>
-      <w:r>
-        <w:t xml:space="preserve">”</w:t>
-      </w:r>
-      <w:r>
-        <w:t xml:space="preserve"> </w:t>
-      </w:r>
-      <w:r>
-        <w:t xml:space="preserve">a framework for data visualisation. It allows you to build plots layer by layer, starting with a base plot and then adding additional elements such as scales, themes, and geometries. Familiarity with</w:t>
-      </w:r>
-      <w:r>
-        <w:t xml:space="preserve"> </w:t>
-      </w:r>
-      <w:r>
-        <w:rPr>
-          <w:rStyle w:val="VerbatimChar"/>
-        </w:rPr>
-        <w:t xml:space="preserve">ggplot2</w:t>
-      </w:r>
-      <w:r>
-        <w:t xml:space="preserve"> </w:t>
-      </w:r>
-      <w:r>
-        <w:t xml:space="preserve">is occasionally asked for by employers; we’ve even seen job adverts from companies such as Spotify listing this an an essential criteria.</w:t>
-      </w:r>
-    </w:p>
-    <w:p>
-      <w:pPr>
-        <w:pStyle w:val="BodyText"/>
-      </w:pPr>
-      <w:r>
-        <w:t xml:space="preserve">It is important to note, however, that</w:t>
-      </w:r>
-      <w:r>
-        <w:t xml:space="preserve"> </w:t>
-      </w:r>
-      <w:r>
-        <w:rPr>
-          <w:rStyle w:val="VerbatimChar"/>
-        </w:rPr>
-        <w:t xml:space="preserve">ggplot2</w:t>
-      </w:r>
-      <w:r>
-        <w:t xml:space="preserve"> </w:t>
-      </w:r>
-      <w:r>
-        <w:t xml:space="preserve">is not the only way to create visualisations. It’s just an increasingly preferred one. Many of the figures you will make on this course can be near-perfectly recreated using the visualisation framework offered by</w:t>
-      </w:r>
-      <w:r>
-        <w:t xml:space="preserve"> </w:t>
-      </w:r>
-      <w:r>
-        <w:rPr>
-          <w:rStyle w:val="VerbatimChar"/>
-        </w:rPr>
-        <w:t xml:space="preserve">base R</w:t>
-      </w:r>
-      <w:r>
-        <w:t xml:space="preserve">. We simply prefer</w:t>
-      </w:r>
-      <w:r>
-        <w:t xml:space="preserve"> </w:t>
-      </w:r>
-      <w:r>
-        <w:rPr>
-          <w:rStyle w:val="VerbatimChar"/>
-        </w:rPr>
-        <w:t xml:space="preserve">ggplot2</w:t>
-      </w:r>
-      <w:r>
-        <w:t xml:space="preserve"> </w:t>
-      </w:r>
-      <w:r>
-        <w:t xml:space="preserve">as we feel it is a more intuiative way to create figures; indeed, nearly every single figure you have and will see on this course were produced in</w:t>
-      </w:r>
-      <w:r>
-        <w:t xml:space="preserve"> </w:t>
-      </w:r>
-      <w:r>
-        <w:rPr>
-          <w:rStyle w:val="VerbatimChar"/>
-        </w:rPr>
-        <w:t xml:space="preserve">ggplot2</w:t>
-      </w:r>
-      <w:r>
-        <w:t xml:space="preserve">.</w:t>
-      </w:r>
-    </w:p>
-    <w:bookmarkStart w:id="22" w:name="load-the-data"/>
-    <w:p>
-      <w:pPr>
-        <w:pStyle w:val="Heading2"/>
-      </w:pPr>
-      <w:r>
-        <w:t xml:space="preserve">Load the data</w:t>
+        <w:t xml:space="preserve">Given how easy it is to do, let’s do a quick </w:t>
+      </w:r>
+      <w:r>
+        <w:rPr>
+          <w:rStyle w:val="VerbatimChar"/>
+        </w:rPr>
+        <w:t>summary()</w:t>
+      </w:r>
+      <w:r>
+        <w:t xml:space="preserve"> and </w:t>
+      </w:r>
+      <w:r>
+        <w:rPr>
+          <w:rStyle w:val="VerbatimChar"/>
+        </w:rPr>
+        <w:t>str()</w:t>
+      </w:r>
+      <w:r>
+        <w:t xml:space="preserve"> to see if anything stands out:</w:t>
+      </w:r>
+    </w:p>
+    <w:p>
+      <w:pPr>
+        <w:pStyle w:val="SourceCode"/>
+      </w:pPr>
+      <w:r>
+        <w:rPr>
+          <w:rStyle w:val="FunctionTok"/>
+        </w:rPr>
+        <w:t>summary</w:t>
+      </w:r>
+      <w:r>
+        <w:rPr>
+          <w:rStyle w:val="NormalTok"/>
+        </w:rPr>
+        <w:t>(boto)</w:t>
+      </w:r>
+    </w:p>
+    <w:p>
+      <w:pPr>
+        <w:pStyle w:val="SourceCode"/>
+      </w:pPr>
+      <w:r>
+        <w:rPr>
+          <w:rStyle w:val="FunctionTok"/>
+        </w:rPr>
+        <w:t>str</w:t>
+      </w:r>
+      <w:r>
+        <w:rPr>
+          <w:rStyle w:val="NormalTok"/>
+        </w:rPr>
+        <w:t>(boto)</w:t>
       </w:r>
     </w:p>
     <w:p>
@@ -438,82 +1475,38 @@
         <w:pStyle w:val="FirstParagraph"/>
       </w:pPr>
       <w:r>
-        <w:t xml:space="preserve">For the first part of this workshop, we’ll be working with data on the Amazon river dolphin, or the boto (</w:t>
-      </w:r>
-      <w:r>
-        <w:rPr>
-          <w:iCs/>
-          <w:i/>
-        </w:rPr>
-        <w:t xml:space="preserve">Inia geoffrensis</w:t>
-      </w:r>
-      <w:r>
-        <w:t xml:space="preserve"> </w:t>
-      </w:r>
-      <w:r>
-        <w:t xml:space="preserve">- I wonder if the dude who named it called it after their friend Geoff…). Specifically, we’re interested here in seeing if there is sexual dimorphism in asymptotic length (i.e. once an animal has stopped growing) between females and males. As always, before we do any analysis, we need to ensure there is nothing</w:t>
-      </w:r>
-      <w:r>
-        <w:t xml:space="preserve"> </w:t>
-      </w:r>
-      <w:r>
-        <w:rPr>
-          <w:iCs/>
-          <w:i/>
-        </w:rPr>
-        <w:t xml:space="preserve">weird</w:t>
-      </w:r>
-      <w:r>
-        <w:t xml:space="preserve"> </w:t>
-      </w:r>
-      <w:r>
-        <w:t xml:space="preserve">in the data. In workshop 1 you did this by using simple summary statistics (e.g. </w:t>
-      </w:r>
-      <w:r>
-        <w:rPr>
-          <w:rStyle w:val="VerbatimChar"/>
-        </w:rPr>
-        <w:t xml:space="preserve">mean()</w:t>
-      </w:r>
-      <w:r>
-        <w:t xml:space="preserve">). While doing so is useful, complimenting this with data visualisations is really powerful.</w:t>
-      </w:r>
-    </w:p>
-    <w:p>
-      <w:pPr>
-        <w:pStyle w:val="BodyText"/>
-      </w:pPr>
-      <w:r>
-        <w:t xml:space="preserve">Start by downloading the data from today’s practical folder, called</w:t>
-      </w:r>
-      <w:r>
-        <w:t xml:space="preserve"> </w:t>
-      </w:r>
-      <w:r>
-        <w:rPr>
-          <w:rStyle w:val="VerbatimChar"/>
-        </w:rPr>
-        <w:t xml:space="preserve">boto.txt</w:t>
-      </w:r>
-      <w:r>
-        <w:t xml:space="preserve">.</w:t>
-      </w:r>
-    </w:p>
-    <w:p>
-      <w:pPr>
-        <w:pStyle w:val="BodyText"/>
-      </w:pPr>
-      <w:r>
-        <w:t xml:space="preserve">Go through the same steps as yesterday to load in your data; create a new script in RStudio, set your working (e.g. </w:t>
-      </w:r>
-      <w:r>
-        <w:rPr>
-          <w:rStyle w:val="VerbatimChar"/>
-        </w:rPr>
-        <w:t xml:space="preserve">setwd("H:/BI3010/workshop2")</w:t>
-      </w:r>
-      <w:r>
-        <w:t xml:space="preserve">), then load the data:</w:t>
+        <w:t>If nothing immediately seems off, we can continue.</w:t>
+      </w:r>
+    </w:p>
+    <w:p>
+      <w:pPr>
+        <w:pStyle w:val="Heading1"/>
+      </w:pPr>
+      <w:bookmarkStart w:id="8" w:name="a-simple-plot"/>
+      <w:bookmarkStart w:id="9" w:name="_Toc174615140"/>
+      <w:bookmarkEnd w:id="6"/>
+      <w:bookmarkEnd w:id="4"/>
+      <w:r>
+        <w:lastRenderedPageBreak/>
+        <w:t>A simple plot</w:t>
+      </w:r>
+      <w:bookmarkEnd w:id="9"/>
+    </w:p>
+    <w:p>
+      <w:pPr>
+        <w:pStyle w:val="FirstParagraph"/>
+      </w:pPr>
+      <w:r>
+        <w:t xml:space="preserve">We’ll build this figure up slowly, one layer at a time, to make the fundamental philosophy of </w:t>
+      </w:r>
+      <w:r>
+        <w:rPr>
+          <w:rStyle w:val="VerbatimChar"/>
+        </w:rPr>
+        <w:t>ggplot2</w:t>
+      </w:r>
+      <w:r>
+        <w:t xml:space="preserve"> clear. To begin with, we can simple make a “ggplot”:</w:t>
       </w:r>
     </w:p>
     <w:p>
@@ -522,69 +1515,15 @@
       </w:pPr>
       <w:r>
         <w:rPr>
-          <w:rStyle w:val="NormalTok"/>
-        </w:rPr>
-        <w:t xml:space="preserve">boto </w:t>
-      </w:r>
-      <w:r>
-        <w:rPr>
-          <w:rStyle w:val="OtherTok"/>
-        </w:rPr>
-        <w:t xml:space="preserve">&lt;-</w:t>
-      </w:r>
-      <w:r>
-        <w:rPr>
-          <w:rStyle w:val="NormalTok"/>
-        </w:rPr>
-        <w:t xml:space="preserve"> </w:t>
-      </w:r>
-      <w:r>
-        <w:rPr>
           <w:rStyle w:val="FunctionTok"/>
         </w:rPr>
-        <w:t xml:space="preserve">read.table</w:t>
-      </w:r>
-      <w:r>
-        <w:rPr>
-          <w:rStyle w:val="NormalTok"/>
-        </w:rPr>
-        <w:t xml:space="preserve">(</w:t>
-      </w:r>
-      <w:r>
-        <w:rPr>
-          <w:rStyle w:val="StringTok"/>
-        </w:rPr>
-        <w:t xml:space="preserve">"boto.txt"</w:t>
-      </w:r>
-      <w:r>
-        <w:rPr>
-          <w:rStyle w:val="NormalTok"/>
-        </w:rPr>
-        <w:t xml:space="preserve">, </w:t>
-      </w:r>
-      <w:r>
-        <w:rPr>
-          <w:rStyle w:val="AttributeTok"/>
-        </w:rPr>
-        <w:t xml:space="preserve">header =</w:t>
-      </w:r>
-      <w:r>
-        <w:rPr>
-          <w:rStyle w:val="NormalTok"/>
-        </w:rPr>
-        <w:t xml:space="preserve"> </w:t>
-      </w:r>
-      <w:r>
-        <w:rPr>
-          <w:rStyle w:val="ConstantTok"/>
-        </w:rPr>
-        <w:t xml:space="preserve">TRUE</w:t>
-      </w:r>
-      <w:r>
-        <w:rPr>
-          <w:rStyle w:val="NormalTok"/>
-        </w:rPr>
-        <w:t xml:space="preserve">) </w:t>
+        <w:t>ggplot</w:t>
+      </w:r>
+      <w:r>
+        <w:rPr>
+          <w:rStyle w:val="NormalTok"/>
+        </w:rPr>
+        <w:t>()</w:t>
       </w:r>
     </w:p>
     <w:p>
@@ -592,167 +1531,26 @@
         <w:pStyle w:val="FirstParagraph"/>
       </w:pPr>
       <w:r>
-        <w:t xml:space="preserve">Given how easy it is to do, let’s do a quick</w:t>
-      </w:r>
-      <w:r>
-        <w:t xml:space="preserve"> </w:t>
-      </w:r>
-      <w:r>
-        <w:rPr>
-          <w:rStyle w:val="VerbatimChar"/>
-        </w:rPr>
-        <w:t xml:space="preserve">summary()</w:t>
-      </w:r>
-      <w:r>
-        <w:t xml:space="preserve"> </w:t>
-      </w:r>
-      <w:r>
-        <w:t xml:space="preserve">and</w:t>
-      </w:r>
-      <w:r>
-        <w:t xml:space="preserve"> </w:t>
-      </w:r>
-      <w:r>
-        <w:rPr>
-          <w:rStyle w:val="VerbatimChar"/>
-        </w:rPr>
-        <w:t xml:space="preserve">str()</w:t>
-      </w:r>
-      <w:r>
-        <w:t xml:space="preserve"> </w:t>
-      </w:r>
-      <w:r>
-        <w:t xml:space="preserve">to see if anything stands out:</w:t>
-      </w:r>
-    </w:p>
-    <w:p>
-      <w:pPr>
-        <w:pStyle w:val="SourceCode"/>
-      </w:pPr>
-      <w:r>
-        <w:rPr>
-          <w:rStyle w:val="FunctionTok"/>
-        </w:rPr>
-        <w:t xml:space="preserve">summary</w:t>
-      </w:r>
-      <w:r>
-        <w:rPr>
-          <w:rStyle w:val="NormalTok"/>
-        </w:rPr>
-        <w:t xml:space="preserve">(boto)</w:t>
-      </w:r>
-    </w:p>
-    <w:p>
-      <w:pPr>
-        <w:pStyle w:val="SourceCode"/>
-      </w:pPr>
-      <w:r>
-        <w:rPr>
-          <w:rStyle w:val="FunctionTok"/>
-        </w:rPr>
-        <w:t xml:space="preserve">str</w:t>
-      </w:r>
-      <w:r>
-        <w:rPr>
-          <w:rStyle w:val="NormalTok"/>
-        </w:rPr>
-        <w:t xml:space="preserve">(boto)</w:t>
-      </w:r>
-    </w:p>
-    <w:p>
-      <w:pPr>
-        <w:pStyle w:val="FirstParagraph"/>
-      </w:pPr>
-      <w:r>
-        <w:t xml:space="preserve">If nothing immediately seems off, we can continue.</w:t>
-      </w:r>
-    </w:p>
-    <w:bookmarkEnd w:id="22"/>
-    <w:bookmarkStart w:id="32" w:name="a-simple-plot"/>
-    <w:p>
-      <w:pPr>
-        <w:pStyle w:val="Heading2"/>
-      </w:pPr>
-      <w:r>
-        <w:t xml:space="preserve">A simple plot</w:t>
-      </w:r>
-    </w:p>
-    <w:p>
-      <w:pPr>
-        <w:pStyle w:val="FirstParagraph"/>
-      </w:pPr>
-      <w:r>
-        <w:t xml:space="preserve">We’ll build this figure up slowly, one layer at a time, to make the fundamental philosophy of</w:t>
-      </w:r>
-      <w:r>
-        <w:t xml:space="preserve"> </w:t>
-      </w:r>
-      <w:r>
-        <w:rPr>
-          <w:rStyle w:val="VerbatimChar"/>
-        </w:rPr>
-        <w:t xml:space="preserve">ggplot2</w:t>
-      </w:r>
-      <w:r>
-        <w:t xml:space="preserve"> </w:t>
-      </w:r>
-      <w:r>
-        <w:t xml:space="preserve">clear. To begin with, we can simple make a</w:t>
-      </w:r>
-      <w:r>
-        <w:t xml:space="preserve"> </w:t>
-      </w:r>
-      <w:r>
-        <w:t xml:space="preserve">“</w:t>
-      </w:r>
-      <w:r>
-        <w:t xml:space="preserve">ggplot</w:t>
-      </w:r>
-      <w:r>
-        <w:t xml:space="preserve">”</w:t>
-      </w:r>
-      <w:r>
-        <w:t xml:space="preserve">:</w:t>
-      </w:r>
-    </w:p>
-    <w:p>
-      <w:pPr>
-        <w:pStyle w:val="SourceCode"/>
-      </w:pPr>
-      <w:r>
-        <w:rPr>
-          <w:rStyle w:val="FunctionTok"/>
-        </w:rPr>
-        <w:t xml:space="preserve">ggplot</w:t>
-      </w:r>
-      <w:r>
-        <w:rPr>
-          <w:rStyle w:val="NormalTok"/>
-        </w:rPr>
-        <w:t xml:space="preserve">()</w:t>
-      </w:r>
-    </w:p>
-    <w:p>
-      <w:pPr>
-        <w:pStyle w:val="FirstParagraph"/>
-      </w:pPr>
-      <w:r>
+        <w:rPr>
+          <w:noProof/>
+        </w:rPr>
         <w:drawing>
-          <wp:inline>
+          <wp:inline distT="0" distB="0" distL="0" distR="0" wp14:anchorId="4F0CF4C7" wp14:editId="3F175407">
             <wp:extent cx="4620126" cy="3696101"/>
-            <wp:effectExtent b="0" l="0" r="0" t="0"/>
-            <wp:docPr descr="" title="" id="24" name="Picture"/>
-            <a:graphic>
+            <wp:effectExtent l="0" t="0" r="0" b="0"/>
+            <wp:docPr id="25" name="Picture"/>
+            <wp:cNvGraphicFramePr/>
+            <a:graphic xmlns:a="http://schemas.openxmlformats.org/drawingml/2006/main">
               <a:graphicData uri="http://schemas.openxmlformats.org/drawingml/2006/picture">
-                <pic:pic>
+                <pic:pic xmlns:pic="http://schemas.openxmlformats.org/drawingml/2006/picture">
                   <pic:nvPicPr>
-                    <pic:cNvPr descr="W2_files/figure-docx/unnamed-chunk-5-1.png" id="25" name="Picture"/>
+                    <pic:cNvPr id="26" name="Picture" descr="W2_files/figure-docx/unnamed-chunk-5-1.png"/>
                     <pic:cNvPicPr>
-                      <a:picLocks noChangeArrowheads="1" noChangeAspect="1"/>
+                      <a:picLocks noChangeAspect="1" noChangeArrowheads="1"/>
                     </pic:cNvPicPr>
                   </pic:nvPicPr>
                   <pic:blipFill>
-                    <a:blip r:embed="rId23"/>
+                    <a:blip r:embed="rId7"/>
                     <a:stretch>
                       <a:fillRect/>
                     </a:stretch>
@@ -784,7 +1582,7 @@
         <w:pStyle w:val="BodyText"/>
       </w:pPr>
       <w:r>
-        <w:t xml:space="preserve">Cool… A completely empty canvas. Well, it shouldn’t really come as a surprise that there’s nothing in this figure. For starters, we haven’t even told it which dataset to use. Let’s correct that now:</w:t>
+        <w:t>Cool… A completely empty canvas. Well, it shouldn’t really come as a surprise that there’s nothing in this figure. For starters, we haven’t even told it which dataset to use. Let’s correct that now:</w:t>
       </w:r>
     </w:p>
     <w:p>
@@ -795,13 +1593,13 @@
         <w:rPr>
           <w:rStyle w:val="FunctionTok"/>
         </w:rPr>
-        <w:t xml:space="preserve">ggplot</w:t>
-      </w:r>
-      <w:r>
-        <w:rPr>
-          <w:rStyle w:val="NormalTok"/>
-        </w:rPr>
-        <w:t xml:space="preserve">(boto)</w:t>
+        <w:t>ggplot</w:t>
+      </w:r>
+      <w:r>
+        <w:rPr>
+          <w:rStyle w:val="NormalTok"/>
+        </w:rPr>
+        <w:t>(boto)</w:t>
       </w:r>
     </w:p>
     <w:p>
@@ -809,22 +1607,27 @@
         <w:pStyle w:val="FirstParagraph"/>
       </w:pPr>
       <w:r>
+        <w:rPr>
+          <w:noProof/>
+        </w:rPr>
+        <w:lastRenderedPageBreak/>
         <w:drawing>
-          <wp:inline>
+          <wp:inline distT="0" distB="0" distL="0" distR="0" wp14:anchorId="7CFF734C" wp14:editId="6EF713E2">
             <wp:extent cx="4620126" cy="3696101"/>
-            <wp:effectExtent b="0" l="0" r="0" t="0"/>
-            <wp:docPr descr="" title="" id="27" name="Picture"/>
-            <a:graphic>
+            <wp:effectExtent l="0" t="0" r="0" b="0"/>
+            <wp:docPr id="28" name="Picture"/>
+            <wp:cNvGraphicFramePr/>
+            <a:graphic xmlns:a="http://schemas.openxmlformats.org/drawingml/2006/main">
               <a:graphicData uri="http://schemas.openxmlformats.org/drawingml/2006/picture">
-                <pic:pic>
+                <pic:pic xmlns:pic="http://schemas.openxmlformats.org/drawingml/2006/picture">
                   <pic:nvPicPr>
-                    <pic:cNvPr descr="W2_files/figure-docx/unnamed-chunk-6-1.png" id="28" name="Picture"/>
+                    <pic:cNvPr id="29" name="Picture" descr="W2_files/figure-docx/unnamed-chunk-6-1.png"/>
                     <pic:cNvPicPr>
-                      <a:picLocks noChangeArrowheads="1" noChangeAspect="1"/>
+                      <a:picLocks noChangeAspect="1" noChangeArrowheads="1"/>
                     </pic:cNvPicPr>
                   </pic:nvPicPr>
                   <pic:blipFill>
-                    <a:blip r:embed="rId26"/>
+                    <a:blip r:embed="rId7"/>
                     <a:stretch>
                       <a:fillRect/>
                     </a:stretch>
@@ -856,82 +1659,43 @@
         <w:pStyle w:val="BodyText"/>
       </w:pPr>
       <w:r>
-        <w:t xml:space="preserve">Still nothing. What we’re missing here is where we tell</w:t>
-      </w:r>
-      <w:r>
-        <w:t xml:space="preserve"> </w:t>
-      </w:r>
-      <w:r>
-        <w:rPr>
-          <w:rStyle w:val="VerbatimChar"/>
-        </w:rPr>
-        <w:t xml:space="preserve">ggplot2</w:t>
-      </w:r>
-      <w:r>
-        <w:t xml:space="preserve"> </w:t>
-      </w:r>
-      <w:r>
-        <w:t xml:space="preserve">a couple of things. First, we need to say in what form we want to the data to be shown. Do we want points? Or lines? Or errorbars? Secondly, we need to say which specific data, or</w:t>
-      </w:r>
-      <w:r>
-        <w:t xml:space="preserve"> </w:t>
-      </w:r>
-      <w:r>
-        <w:t xml:space="preserve">“</w:t>
-      </w:r>
-      <w:r>
-        <w:t xml:space="preserve">aesthetics</w:t>
-      </w:r>
-      <w:r>
-        <w:t xml:space="preserve">”</w:t>
-      </w:r>
-      <w:r>
-        <w:t xml:space="preserve"> </w:t>
-      </w:r>
-      <w:r>
-        <w:t xml:space="preserve">(shortened to</w:t>
-      </w:r>
-      <w:r>
-        <w:t xml:space="preserve"> </w:t>
-      </w:r>
-      <w:r>
-        <w:rPr>
-          <w:rStyle w:val="VerbatimChar"/>
-        </w:rPr>
-        <w:t xml:space="preserve">aes()</w:t>
-      </w:r>
-      <w:r>
-        <w:t xml:space="preserve"> </w:t>
-      </w:r>
-      <w:r>
-        <w:t xml:space="preserve">in</w:t>
-      </w:r>
-      <w:r>
-        <w:t xml:space="preserve"> </w:t>
-      </w:r>
-      <w:r>
-        <w:rPr>
-          <w:rStyle w:val="VerbatimChar"/>
-        </w:rPr>
-        <w:t xml:space="preserve">ggplot2</w:t>
-      </w:r>
-      <w:r>
-        <w:t xml:space="preserve">), we want shown and where. Do we want</w:t>
-      </w:r>
-      <w:r>
-        <w:t xml:space="preserve"> </w:t>
-      </w:r>
-      <w:r>
-        <w:rPr>
-          <w:rStyle w:val="VerbatimChar"/>
-        </w:rPr>
-        <w:t xml:space="preserve">length</w:t>
-      </w:r>
-      <w:r>
-        <w:t xml:space="preserve"> </w:t>
-      </w:r>
-      <w:r>
-        <w:t xml:space="preserve">included? On the x or y axis?</w:t>
+        <w:t xml:space="preserve">Still nothing. What we’re missing here is where we tell </w:t>
+      </w:r>
+      <w:r>
+        <w:rPr>
+          <w:rStyle w:val="VerbatimChar"/>
+        </w:rPr>
+        <w:t>ggplot2</w:t>
+      </w:r>
+      <w:r>
+        <w:t xml:space="preserve"> a couple of things. First, we need to say in what form we want to the data to be shown. Do we want points? Or lines? Or errorbars? Secondly, we need to say which specific data, or “aesthetics” (shortened to </w:t>
+      </w:r>
+      <w:r>
+        <w:rPr>
+          <w:rStyle w:val="VerbatimChar"/>
+        </w:rPr>
+        <w:t>aes()</w:t>
+      </w:r>
+      <w:r>
+        <w:t xml:space="preserve"> in </w:t>
+      </w:r>
+      <w:r>
+        <w:rPr>
+          <w:rStyle w:val="VerbatimChar"/>
+        </w:rPr>
+        <w:t>ggplot2</w:t>
+      </w:r>
+      <w:r>
+        <w:t xml:space="preserve">), we want shown and where. Do we want </w:t>
+      </w:r>
+      <w:r>
+        <w:rPr>
+          <w:rStyle w:val="VerbatimChar"/>
+        </w:rPr>
+        <w:t>length</w:t>
+      </w:r>
+      <w:r>
+        <w:t xml:space="preserve"> included? On the x or y axis?</w:t>
       </w:r>
     </w:p>
     <w:p>
@@ -939,37 +1703,25 @@
         <w:pStyle w:val="BodyText"/>
       </w:pPr>
       <w:r>
-        <w:t xml:space="preserve">Let’s have</w:t>
-      </w:r>
-      <w:r>
-        <w:t xml:space="preserve"> </w:t>
-      </w:r>
-      <w:r>
-        <w:rPr>
-          <w:rStyle w:val="VerbatimChar"/>
-        </w:rPr>
-        <w:t xml:space="preserve">length</w:t>
-      </w:r>
-      <w:r>
-        <w:t xml:space="preserve"> </w:t>
-      </w:r>
-      <w:r>
-        <w:t xml:space="preserve">be on the y-axis and</w:t>
-      </w:r>
-      <w:r>
-        <w:t xml:space="preserve"> </w:t>
-      </w:r>
-      <w:r>
-        <w:rPr>
-          <w:rStyle w:val="VerbatimChar"/>
-        </w:rPr>
-        <w:t xml:space="preserve">drought</w:t>
-      </w:r>
-      <w:r>
-        <w:t xml:space="preserve"> </w:t>
-      </w:r>
-      <w:r>
-        <w:t xml:space="preserve">be on the x-axis. And the form (or geometry) that we want this data to be shown will be as points:</w:t>
+        <w:t xml:space="preserve">Let’s have </w:t>
+      </w:r>
+      <w:r>
+        <w:rPr>
+          <w:rStyle w:val="VerbatimChar"/>
+        </w:rPr>
+        <w:t>length</w:t>
+      </w:r>
+      <w:r>
+        <w:t xml:space="preserve"> be on the y-axis and </w:t>
+      </w:r>
+      <w:r>
+        <w:rPr>
+          <w:rStyle w:val="VerbatimChar"/>
+        </w:rPr>
+        <w:t>drought</w:t>
+      </w:r>
+      <w:r>
+        <w:t xml:space="preserve"> be on the x-axis. And the form (or geometry) that we want this data to be shown will be as points:</w:t>
       </w:r>
     </w:p>
     <w:p>
@@ -980,7 +1732,7 @@
         <w:rPr>
           <w:rStyle w:val="FunctionTok"/>
         </w:rPr>
-        <w:t xml:space="preserve">ggplot</w:t>
+        <w:t>ggplot</w:t>
       </w:r>
       <w:r>
         <w:rPr>
@@ -992,7 +1744,7 @@
         <w:rPr>
           <w:rStyle w:val="SpecialCharTok"/>
         </w:rPr>
-        <w:t xml:space="preserve">+</w:t>
+        <w:t>+</w:t>
       </w:r>
       <w:r>
         <w:br/>
@@ -1007,31 +1759,31 @@
         <w:rPr>
           <w:rStyle w:val="FunctionTok"/>
         </w:rPr>
-        <w:t xml:space="preserve">geom_point</w:t>
-      </w:r>
-      <w:r>
-        <w:rPr>
-          <w:rStyle w:val="NormalTok"/>
-        </w:rPr>
-        <w:t xml:space="preserve">(</w:t>
+        <w:t>geom_point</w:t>
+      </w:r>
+      <w:r>
+        <w:rPr>
+          <w:rStyle w:val="NormalTok"/>
+        </w:rPr>
+        <w:t>(</w:t>
       </w:r>
       <w:r>
         <w:rPr>
           <w:rStyle w:val="FunctionTok"/>
         </w:rPr>
-        <w:t xml:space="preserve">aes</w:t>
-      </w:r>
-      <w:r>
-        <w:rPr>
-          <w:rStyle w:val="NormalTok"/>
-        </w:rPr>
-        <w:t xml:space="preserve">(</w:t>
+        <w:t>aes</w:t>
+      </w:r>
+      <w:r>
+        <w:rPr>
+          <w:rStyle w:val="NormalTok"/>
+        </w:rPr>
+        <w:t>(</w:t>
       </w:r>
       <w:r>
         <w:rPr>
           <w:rStyle w:val="AttributeTok"/>
         </w:rPr>
-        <w:t xml:space="preserve">y =</w:t>
+        <w:t>y =</w:t>
       </w:r>
       <w:r>
         <w:rPr>
@@ -1043,7 +1795,7 @@
         <w:rPr>
           <w:rStyle w:val="AttributeTok"/>
         </w:rPr>
-        <w:t xml:space="preserve">x =</w:t>
+        <w:t>x =</w:t>
       </w:r>
       <w:r>
         <w:rPr>
@@ -1057,22 +1809,27 @@
         <w:pStyle w:val="FirstParagraph"/>
       </w:pPr>
       <w:r>
+        <w:rPr>
+          <w:noProof/>
+        </w:rPr>
+        <w:lastRenderedPageBreak/>
         <w:drawing>
-          <wp:inline>
+          <wp:inline distT="0" distB="0" distL="0" distR="0" wp14:anchorId="17C2A6E3" wp14:editId="21890797">
             <wp:extent cx="4620126" cy="3696101"/>
-            <wp:effectExtent b="0" l="0" r="0" t="0"/>
-            <wp:docPr descr="" title="" id="30" name="Picture"/>
-            <a:graphic>
+            <wp:effectExtent l="0" t="0" r="0" b="0"/>
+            <wp:docPr id="31" name="Picture"/>
+            <wp:cNvGraphicFramePr/>
+            <a:graphic xmlns:a="http://schemas.openxmlformats.org/drawingml/2006/main">
               <a:graphicData uri="http://schemas.openxmlformats.org/drawingml/2006/picture">
-                <pic:pic>
+                <pic:pic xmlns:pic="http://schemas.openxmlformats.org/drawingml/2006/picture">
                   <pic:nvPicPr>
-                    <pic:cNvPr descr="W2_files/figure-docx/unnamed-chunk-7-1.png" id="31" name="Picture"/>
+                    <pic:cNvPr id="32" name="Picture" descr="W2_files/figure-docx/unnamed-chunk-7-1.png"/>
                     <pic:cNvPicPr>
-                      <a:picLocks noChangeArrowheads="1" noChangeAspect="1"/>
+                      <a:picLocks noChangeAspect="1" noChangeArrowheads="1"/>
                     </pic:cNvPicPr>
                   </pic:nvPicPr>
                   <pic:blipFill>
-                    <a:blip r:embed="rId29"/>
+                    <a:blip r:embed="rId8"/>
                     <a:stretch>
                       <a:fillRect/>
                     </a:stretch>
@@ -1104,119 +1861,119 @@
         <w:pStyle w:val="BodyText"/>
       </w:pPr>
       <w:r>
-        <w:t xml:space="preserve">Now we’re getting somewhere. From an early data analysis perspective, what have we already learnt just from the quick summary stats and from this figure?</w:t>
-      </w:r>
-    </w:p>
-    <w:bookmarkEnd w:id="32"/>
-    <w:bookmarkEnd w:id="33"/>
-    <w:bookmarkStart w:id="34" w:name="question-set-one"/>
-    <w:p>
-      <w:pPr>
-        <w:pStyle w:val="Heading1"/>
-      </w:pPr>
-      <w:r>
-        <w:t xml:space="preserve">Question Set One</w:t>
-      </w:r>
+        <w:t>Now we’re getting somewhere. From an early data analysis perspective, what have we already learnt just from the quick summary stats and from this figure?</w:t>
+      </w:r>
+    </w:p>
+    <w:p>
+      <w:pPr>
+        <w:pStyle w:val="Heading2"/>
+      </w:pPr>
+      <w:bookmarkStart w:id="10" w:name="question-set-one"/>
+      <w:bookmarkStart w:id="11" w:name="_Toc174615141"/>
+      <w:r>
+        <w:t>Question Set One</w:t>
+      </w:r>
+      <w:bookmarkEnd w:id="11"/>
     </w:p>
     <w:p>
       <w:pPr>
         <w:numPr>
           <w:ilvl w:val="0"/>
-          <w:numId w:val="1003"/>
+          <w:numId w:val="7"/>
         </w:numPr>
       </w:pPr>
       <w:r>
-        <w:t xml:space="preserve">What variables do we have available to us?</w:t>
+        <w:t>What variables do we have available to us?</w:t>
       </w:r>
     </w:p>
     <w:p>
       <w:pPr>
         <w:numPr>
           <w:ilvl w:val="0"/>
-          <w:numId w:val="1003"/>
+          <w:numId w:val="7"/>
         </w:numPr>
       </w:pPr>
       <w:r>
-        <w:t xml:space="preserve">How many observations/samples do we have?</w:t>
+        <w:t>How many observations/samples do we have?</w:t>
       </w:r>
     </w:p>
     <w:p>
       <w:pPr>
         <w:numPr>
           <w:ilvl w:val="0"/>
-          <w:numId w:val="1003"/>
+          <w:numId w:val="7"/>
         </w:numPr>
       </w:pPr>
       <w:r>
-        <w:t xml:space="preserve">Is the relationship between boto length and number of drought years likely to be positive, neutral, or negative?</w:t>
+        <w:t>Is the relationship between boto length and number of drought years likely to be positive, neutral, or negative?</w:t>
       </w:r>
     </w:p>
     <w:p>
       <w:pPr>
         <w:numPr>
           <w:ilvl w:val="0"/>
-          <w:numId w:val="1003"/>
+          <w:numId w:val="7"/>
         </w:numPr>
       </w:pPr>
       <w:r>
-        <w:t xml:space="preserve">What range of lengths do boto dolphins reach at maturity?</w:t>
-      </w:r>
-    </w:p>
-    <w:bookmarkEnd w:id="34"/>
-    <w:bookmarkStart w:id="47" w:name="increasing-the-complexity"/>
+        <w:t>What range of lengths do boto dolphins reach at maturity?</w:t>
+      </w:r>
+    </w:p>
     <w:p>
       <w:pPr>
         <w:pStyle w:val="Heading1"/>
       </w:pPr>
-      <w:r>
-        <w:t xml:space="preserve">Increasing the complexity</w:t>
-      </w:r>
+      <w:bookmarkStart w:id="12" w:name="additional-geom_-layers"/>
+      <w:bookmarkStart w:id="13" w:name="_Toc174615142"/>
+      <w:bookmarkEnd w:id="10"/>
+      <w:bookmarkEnd w:id="8"/>
+      <w:r>
+        <w:t xml:space="preserve">Additional </w:t>
+      </w:r>
+      <w:r>
+        <w:rPr>
+          <w:rStyle w:val="VerbatimChar"/>
+        </w:rPr>
+        <w:t>geom_</w:t>
+      </w:r>
+      <w:r>
+        <w:t xml:space="preserve"> layers</w:t>
+      </w:r>
+      <w:bookmarkEnd w:id="13"/>
     </w:p>
     <w:p>
       <w:pPr>
         <w:pStyle w:val="FirstParagraph"/>
       </w:pPr>
       <w:r>
-        <w:t xml:space="preserve">The above figure is great. It’s simple and clear (though a bit ugly - we’ll come back to that later), but how would we include a categorical variable like</w:t>
-      </w:r>
-      <w:r>
-        <w:t xml:space="preserve"> </w:t>
-      </w:r>
-      <w:r>
-        <w:rPr>
-          <w:rStyle w:val="VerbatimChar"/>
-        </w:rPr>
-        <w:t xml:space="preserve">sex</w:t>
-      </w:r>
-      <w:r>
-        <w:t xml:space="preserve">? Can we just copy our code from above and replace</w:t>
-      </w:r>
-      <w:r>
-        <w:t xml:space="preserve"> </w:t>
-      </w:r>
-      <w:r>
-        <w:rPr>
-          <w:rStyle w:val="VerbatimChar"/>
-        </w:rPr>
-        <w:t xml:space="preserve">drought</w:t>
-      </w:r>
-      <w:r>
-        <w:t xml:space="preserve"> </w:t>
-      </w:r>
-      <w:r>
-        <w:t xml:space="preserve">with</w:t>
-      </w:r>
-      <w:r>
-        <w:t xml:space="preserve"> </w:t>
-      </w:r>
-      <w:r>
-        <w:rPr>
-          <w:rStyle w:val="VerbatimChar"/>
-        </w:rPr>
-        <w:t xml:space="preserve">sex</w:t>
-      </w:r>
-      <w:r>
-        <w:t xml:space="preserve">? Let’s see:</w:t>
+        <w:t xml:space="preserve">The above figure is great. It’s simple and clear (though a bit ugly - we’ll come back to that later), but how would we include a categorical variable like </w:t>
+      </w:r>
+      <w:r>
+        <w:rPr>
+          <w:rStyle w:val="VerbatimChar"/>
+        </w:rPr>
+        <w:t>sex</w:t>
+      </w:r>
+      <w:r>
+        <w:t xml:space="preserve">? Can we just copy our code from above and replace </w:t>
+      </w:r>
+      <w:r>
+        <w:rPr>
+          <w:rStyle w:val="VerbatimChar"/>
+        </w:rPr>
+        <w:t>drought</w:t>
+      </w:r>
+      <w:r>
+        <w:t xml:space="preserve"> with </w:t>
+      </w:r>
+      <w:r>
+        <w:rPr>
+          <w:rStyle w:val="VerbatimChar"/>
+        </w:rPr>
+        <w:t>sex</w:t>
+      </w:r>
+      <w:r>
+        <w:t>? Let’s see:</w:t>
       </w:r>
     </w:p>
     <w:p>
@@ -1227,7 +1984,7 @@
         <w:rPr>
           <w:rStyle w:val="FunctionTok"/>
         </w:rPr>
-        <w:t xml:space="preserve">ggplot</w:t>
+        <w:t>ggplot</w:t>
       </w:r>
       <w:r>
         <w:rPr>
@@ -1239,7 +1996,7 @@
         <w:rPr>
           <w:rStyle w:val="SpecialCharTok"/>
         </w:rPr>
-        <w:t xml:space="preserve">+</w:t>
+        <w:t>+</w:t>
       </w:r>
       <w:r>
         <w:br/>
@@ -1254,31 +2011,31 @@
         <w:rPr>
           <w:rStyle w:val="FunctionTok"/>
         </w:rPr>
-        <w:t xml:space="preserve">geom_point</w:t>
-      </w:r>
-      <w:r>
-        <w:rPr>
-          <w:rStyle w:val="NormalTok"/>
-        </w:rPr>
-        <w:t xml:space="preserve">(</w:t>
+        <w:t>geom_point</w:t>
+      </w:r>
+      <w:r>
+        <w:rPr>
+          <w:rStyle w:val="NormalTok"/>
+        </w:rPr>
+        <w:t>(</w:t>
       </w:r>
       <w:r>
         <w:rPr>
           <w:rStyle w:val="FunctionTok"/>
         </w:rPr>
-        <w:t xml:space="preserve">aes</w:t>
-      </w:r>
-      <w:r>
-        <w:rPr>
-          <w:rStyle w:val="NormalTok"/>
-        </w:rPr>
-        <w:t xml:space="preserve">(</w:t>
+        <w:t>aes</w:t>
+      </w:r>
+      <w:r>
+        <w:rPr>
+          <w:rStyle w:val="NormalTok"/>
+        </w:rPr>
+        <w:t>(</w:t>
       </w:r>
       <w:r>
         <w:rPr>
           <w:rStyle w:val="AttributeTok"/>
         </w:rPr>
-        <w:t xml:space="preserve">y =</w:t>
+        <w:t>y =</w:t>
       </w:r>
       <w:r>
         <w:rPr>
@@ -1290,7 +2047,7 @@
         <w:rPr>
           <w:rStyle w:val="AttributeTok"/>
         </w:rPr>
-        <w:t xml:space="preserve">x =</w:t>
+        <w:t>x =</w:t>
       </w:r>
       <w:r>
         <w:rPr>
@@ -1304,22 +2061,27 @@
         <w:pStyle w:val="FirstParagraph"/>
       </w:pPr>
       <w:r>
+        <w:rPr>
+          <w:noProof/>
+        </w:rPr>
+        <w:lastRenderedPageBreak/>
         <w:drawing>
-          <wp:inline>
+          <wp:inline distT="0" distB="0" distL="0" distR="0" wp14:anchorId="20F4FD61" wp14:editId="71A93DB0">
             <wp:extent cx="4620126" cy="3696101"/>
-            <wp:effectExtent b="0" l="0" r="0" t="0"/>
-            <wp:docPr descr="" title="" id="36" name="Picture"/>
-            <a:graphic>
+            <wp:effectExtent l="0" t="0" r="0" b="0"/>
+            <wp:docPr id="36" name="Picture"/>
+            <wp:cNvGraphicFramePr/>
+            <a:graphic xmlns:a="http://schemas.openxmlformats.org/drawingml/2006/main">
               <a:graphicData uri="http://schemas.openxmlformats.org/drawingml/2006/picture">
-                <pic:pic>
+                <pic:pic xmlns:pic="http://schemas.openxmlformats.org/drawingml/2006/picture">
                   <pic:nvPicPr>
-                    <pic:cNvPr descr="W2_files/figure-docx/unnamed-chunk-8-1.png" id="37" name="Picture"/>
+                    <pic:cNvPr id="37" name="Picture" descr="W2_files/figure-docx/unnamed-chunk-8-1.png"/>
                     <pic:cNvPicPr>
-                      <a:picLocks noChangeArrowheads="1" noChangeAspect="1"/>
+                      <a:picLocks noChangeAspect="1" noChangeArrowheads="1"/>
                     </pic:cNvPicPr>
                   </pic:nvPicPr>
                   <pic:blipFill>
-                    <a:blip r:embed="rId35"/>
+                    <a:blip r:embed="rId9"/>
                     <a:stretch>
                       <a:fillRect/>
                     </a:stretch>
@@ -1351,79 +2113,52 @@
         <w:pStyle w:val="BodyText"/>
       </w:pPr>
       <w:r>
-        <w:t xml:space="preserve">Kind of? It’s a bit hard to see the spread of data for each sex. A better way to show this is to use some sort of tool which will show help the reader understand the range of</w:t>
-      </w:r>
-      <w:r>
-        <w:t xml:space="preserve"> </w:t>
-      </w:r>
-      <w:r>
-        <w:rPr>
-          <w:rStyle w:val="VerbatimChar"/>
-        </w:rPr>
-        <w:t xml:space="preserve">length</w:t>
-      </w:r>
-      <w:r>
-        <w:t xml:space="preserve"> </w:t>
-      </w:r>
-      <w:r>
-        <w:t xml:space="preserve">for each</w:t>
-      </w:r>
-      <w:r>
-        <w:t xml:space="preserve"> </w:t>
-      </w:r>
-      <w:r>
-        <w:rPr>
-          <w:rStyle w:val="VerbatimChar"/>
-        </w:rPr>
-        <w:t xml:space="preserve">sex</w:t>
-      </w:r>
-      <w:r>
-        <w:t xml:space="preserve"> </w:t>
-      </w:r>
-      <w:r>
-        <w:t xml:space="preserve">but also how the data is spread. There are two common options people use for this; boxplots and violin plots. It’s trivially easy to swap between these, because all we need to do is change the geometry function from</w:t>
-      </w:r>
-      <w:r>
-        <w:t xml:space="preserve"> </w:t>
-      </w:r>
-      <w:r>
-        <w:rPr>
-          <w:rStyle w:val="VerbatimChar"/>
-        </w:rPr>
-        <w:t xml:space="preserve">geom_point()</w:t>
-      </w:r>
-      <w:r>
-        <w:t xml:space="preserve"> </w:t>
-      </w:r>
-      <w:r>
-        <w:t xml:space="preserve">to either</w:t>
-      </w:r>
-      <w:r>
-        <w:t xml:space="preserve"> </w:t>
-      </w:r>
-      <w:r>
-        <w:rPr>
-          <w:rStyle w:val="VerbatimChar"/>
-        </w:rPr>
-        <w:t xml:space="preserve">geom_boxplot()</w:t>
-      </w:r>
-      <w:r>
-        <w:t xml:space="preserve"> </w:t>
-      </w:r>
-      <w:r>
-        <w:t xml:space="preserve">or</w:t>
-      </w:r>
-      <w:r>
-        <w:t xml:space="preserve"> </w:t>
-      </w:r>
-      <w:r>
-        <w:rPr>
-          <w:rStyle w:val="VerbatimChar"/>
-        </w:rPr>
-        <w:t xml:space="preserve">geom_violin()</w:t>
-      </w:r>
-      <w:r>
-        <w:t xml:space="preserve">:</w:t>
+        <w:t xml:space="preserve">Kind of? It’s a bit hard to see the spread of data for each sex. A better way to show this is to use some sort of tool which will show help the reader understand the range of </w:t>
+      </w:r>
+      <w:r>
+        <w:rPr>
+          <w:rStyle w:val="VerbatimChar"/>
+        </w:rPr>
+        <w:t>length</w:t>
+      </w:r>
+      <w:r>
+        <w:t xml:space="preserve"> for each </w:t>
+      </w:r>
+      <w:r>
+        <w:rPr>
+          <w:rStyle w:val="VerbatimChar"/>
+        </w:rPr>
+        <w:t>sex</w:t>
+      </w:r>
+      <w:r>
+        <w:t xml:space="preserve"> but also how the data is spread. There are two common options people use for this; boxplots and violin plots. It’s trivially easy to swap between these, because all we need to do is change the geometry function from </w:t>
+      </w:r>
+      <w:r>
+        <w:rPr>
+          <w:rStyle w:val="VerbatimChar"/>
+        </w:rPr>
+        <w:t>geom_point()</w:t>
+      </w:r>
+      <w:r>
+        <w:t xml:space="preserve"> to either </w:t>
+      </w:r>
+      <w:r>
+        <w:rPr>
+          <w:rStyle w:val="VerbatimChar"/>
+        </w:rPr>
+        <w:t>geom_boxplot()</w:t>
+      </w:r>
+      <w:r>
+        <w:t xml:space="preserve"> or </w:t>
+      </w:r>
+      <w:r>
+        <w:rPr>
+          <w:rStyle w:val="VerbatimChar"/>
+        </w:rPr>
+        <w:t>geom_violin()</w:t>
+      </w:r>
+      <w:r>
+        <w:t>:</w:t>
       </w:r>
     </w:p>
     <w:p>
@@ -1434,7 +2169,7 @@
         <w:rPr>
           <w:rStyle w:val="CommentTok"/>
         </w:rPr>
-        <w:t xml:space="preserve"># Boxplot</w:t>
+        <w:t># Boxplot</w:t>
       </w:r>
       <w:r>
         <w:br/>
@@ -1443,7 +2178,7 @@
         <w:rPr>
           <w:rStyle w:val="FunctionTok"/>
         </w:rPr>
-        <w:t xml:space="preserve">ggplot</w:t>
+        <w:t>ggplot</w:t>
       </w:r>
       <w:r>
         <w:rPr>
@@ -1455,7 +2190,7 @@
         <w:rPr>
           <w:rStyle w:val="SpecialCharTok"/>
         </w:rPr>
-        <w:t xml:space="preserve">+</w:t>
+        <w:t>+</w:t>
       </w:r>
       <w:r>
         <w:br/>
@@ -1470,31 +2205,31 @@
         <w:rPr>
           <w:rStyle w:val="FunctionTok"/>
         </w:rPr>
-        <w:t xml:space="preserve">geom_boxplot</w:t>
-      </w:r>
-      <w:r>
-        <w:rPr>
-          <w:rStyle w:val="NormalTok"/>
-        </w:rPr>
-        <w:t xml:space="preserve">(</w:t>
+        <w:t>geom_boxplot</w:t>
+      </w:r>
+      <w:r>
+        <w:rPr>
+          <w:rStyle w:val="NormalTok"/>
+        </w:rPr>
+        <w:t>(</w:t>
       </w:r>
       <w:r>
         <w:rPr>
           <w:rStyle w:val="FunctionTok"/>
         </w:rPr>
-        <w:t xml:space="preserve">aes</w:t>
-      </w:r>
-      <w:r>
-        <w:rPr>
-          <w:rStyle w:val="NormalTok"/>
-        </w:rPr>
-        <w:t xml:space="preserve">(</w:t>
+        <w:t>aes</w:t>
+      </w:r>
+      <w:r>
+        <w:rPr>
+          <w:rStyle w:val="NormalTok"/>
+        </w:rPr>
+        <w:t>(</w:t>
       </w:r>
       <w:r>
         <w:rPr>
           <w:rStyle w:val="AttributeTok"/>
         </w:rPr>
-        <w:t xml:space="preserve">y =</w:t>
+        <w:t>y =</w:t>
       </w:r>
       <w:r>
         <w:rPr>
@@ -1506,7 +2241,7 @@
         <w:rPr>
           <w:rStyle w:val="AttributeTok"/>
         </w:rPr>
-        <w:t xml:space="preserve">x =</w:t>
+        <w:t>x =</w:t>
       </w:r>
       <w:r>
         <w:rPr>
@@ -1520,22 +2255,27 @@
         <w:pStyle w:val="FirstParagraph"/>
       </w:pPr>
       <w:r>
+        <w:rPr>
+          <w:noProof/>
+        </w:rPr>
+        <w:lastRenderedPageBreak/>
         <w:drawing>
-          <wp:inline>
+          <wp:inline distT="0" distB="0" distL="0" distR="0" wp14:anchorId="04B085C6" wp14:editId="0308A1B9">
             <wp:extent cx="4620126" cy="3696101"/>
-            <wp:effectExtent b="0" l="0" r="0" t="0"/>
-            <wp:docPr descr="" title="" id="39" name="Picture"/>
-            <a:graphic>
+            <wp:effectExtent l="0" t="0" r="0" b="0"/>
+            <wp:docPr id="39" name="Picture"/>
+            <wp:cNvGraphicFramePr/>
+            <a:graphic xmlns:a="http://schemas.openxmlformats.org/drawingml/2006/main">
               <a:graphicData uri="http://schemas.openxmlformats.org/drawingml/2006/picture">
-                <pic:pic>
+                <pic:pic xmlns:pic="http://schemas.openxmlformats.org/drawingml/2006/picture">
                   <pic:nvPicPr>
-                    <pic:cNvPr descr="W2_files/figure-docx/unnamed-chunk-9-1.png" id="40" name="Picture"/>
+                    <pic:cNvPr id="40" name="Picture" descr="W2_files/figure-docx/unnamed-chunk-9-1.png"/>
                     <pic:cNvPicPr>
-                      <a:picLocks noChangeArrowheads="1" noChangeAspect="1"/>
+                      <a:picLocks noChangeAspect="1" noChangeArrowheads="1"/>
                     </pic:cNvPicPr>
                   </pic:nvPicPr>
                   <pic:blipFill>
-                    <a:blip r:embed="rId38"/>
+                    <a:blip r:embed="rId10"/>
                     <a:stretch>
                       <a:fillRect/>
                     </a:stretch>
@@ -1570,7 +2310,7 @@
         <w:rPr>
           <w:rStyle w:val="CommentTok"/>
         </w:rPr>
-        <w:t xml:space="preserve"># Violin plot</w:t>
+        <w:t># Violin plot</w:t>
       </w:r>
       <w:r>
         <w:br/>
@@ -1579,7 +2319,7 @@
         <w:rPr>
           <w:rStyle w:val="FunctionTok"/>
         </w:rPr>
-        <w:t xml:space="preserve">ggplot</w:t>
+        <w:t>ggplot</w:t>
       </w:r>
       <w:r>
         <w:rPr>
@@ -1591,7 +2331,7 @@
         <w:rPr>
           <w:rStyle w:val="SpecialCharTok"/>
         </w:rPr>
-        <w:t xml:space="preserve">+</w:t>
+        <w:t>+</w:t>
       </w:r>
       <w:r>
         <w:br/>
@@ -1606,31 +2346,31 @@
         <w:rPr>
           <w:rStyle w:val="FunctionTok"/>
         </w:rPr>
-        <w:t xml:space="preserve">geom_violin</w:t>
-      </w:r>
-      <w:r>
-        <w:rPr>
-          <w:rStyle w:val="NormalTok"/>
-        </w:rPr>
-        <w:t xml:space="preserve">(</w:t>
+        <w:t>geom_violin</w:t>
+      </w:r>
+      <w:r>
+        <w:rPr>
+          <w:rStyle w:val="NormalTok"/>
+        </w:rPr>
+        <w:t>(</w:t>
       </w:r>
       <w:r>
         <w:rPr>
           <w:rStyle w:val="FunctionTok"/>
         </w:rPr>
-        <w:t xml:space="preserve">aes</w:t>
-      </w:r>
-      <w:r>
-        <w:rPr>
-          <w:rStyle w:val="NormalTok"/>
-        </w:rPr>
-        <w:t xml:space="preserve">(</w:t>
+        <w:t>aes</w:t>
+      </w:r>
+      <w:r>
+        <w:rPr>
+          <w:rStyle w:val="NormalTok"/>
+        </w:rPr>
+        <w:t>(</w:t>
       </w:r>
       <w:r>
         <w:rPr>
           <w:rStyle w:val="AttributeTok"/>
         </w:rPr>
-        <w:t xml:space="preserve">y =</w:t>
+        <w:t>y =</w:t>
       </w:r>
       <w:r>
         <w:rPr>
@@ -1642,7 +2382,7 @@
         <w:rPr>
           <w:rStyle w:val="AttributeTok"/>
         </w:rPr>
-        <w:t xml:space="preserve">x =</w:t>
+        <w:t>x =</w:t>
       </w:r>
       <w:r>
         <w:rPr>
@@ -1656,22 +2396,26 @@
         <w:pStyle w:val="FirstParagraph"/>
       </w:pPr>
       <w:r>
+        <w:rPr>
+          <w:noProof/>
+        </w:rPr>
         <w:drawing>
-          <wp:inline>
+          <wp:inline distT="0" distB="0" distL="0" distR="0" wp14:anchorId="7D30F0CC" wp14:editId="5992C3F6">
             <wp:extent cx="4620126" cy="3696101"/>
-            <wp:effectExtent b="0" l="0" r="0" t="0"/>
-            <wp:docPr descr="" title="" id="42" name="Picture"/>
-            <a:graphic>
+            <wp:effectExtent l="0" t="0" r="0" b="0"/>
+            <wp:docPr id="42" name="Picture"/>
+            <wp:cNvGraphicFramePr/>
+            <a:graphic xmlns:a="http://schemas.openxmlformats.org/drawingml/2006/main">
               <a:graphicData uri="http://schemas.openxmlformats.org/drawingml/2006/picture">
-                <pic:pic>
+                <pic:pic xmlns:pic="http://schemas.openxmlformats.org/drawingml/2006/picture">
                   <pic:nvPicPr>
-                    <pic:cNvPr descr="W2_files/figure-docx/unnamed-chunk-9-2.png" id="43" name="Picture"/>
+                    <pic:cNvPr id="43" name="Picture" descr="W2_files/figure-docx/unnamed-chunk-9-2.png"/>
                     <pic:cNvPicPr>
-                      <a:picLocks noChangeArrowheads="1" noChangeAspect="1"/>
+                      <a:picLocks noChangeAspect="1" noChangeArrowheads="1"/>
                     </pic:cNvPicPr>
                   </pic:nvPicPr>
                   <pic:blipFill>
-                    <a:blip r:embed="rId41"/>
+                    <a:blip r:embed="rId11"/>
                     <a:stretch>
                       <a:fillRect/>
                     </a:stretch>
@@ -1703,7 +2447,8 @@
         <w:pStyle w:val="BodyText"/>
       </w:pPr>
       <w:r>
-        <w:t xml:space="preserve">Both of these present the same information in different ways. The boxplot uses boxes and lines to indicate the range, the first and third quantiles and the median. Conversely, the violin plot also shows the spread of data but by creating density plots which are mirrored. Boxplots have a long history and use in science, but people are increasingly using violin plots, simply because they’re more transparent than boxplots.</w:t>
+        <w:lastRenderedPageBreak/>
+        <w:t>Both of these present the same information in different ways. The boxplot uses boxes and lines to indicate the range, the first and third quantiles and the median. Conversely, the violin plot also shows the spread of data but by creating density plots which are mirrored. Boxplots have a long history and use in science, but people are increasingly using violin plots, simply because they’re more transparent than boxplots.</w:t>
       </w:r>
     </w:p>
     <w:p>
@@ -1711,273 +2456,231 @@
         <w:pStyle w:val="BodyText"/>
       </w:pPr>
       <w:r>
-        <w:t xml:space="preserve">With either boxplots and violin plots, it’s fairly common that people will add the data points to the figure as well - to really hammer home the spread of data. But we’ve seen before that using</w:t>
-      </w:r>
-      <w:r>
+        <w:t xml:space="preserve">With either boxplots and violin plots, it’s fairly common that people will add the data points to the figure as well - to really hammer home the spread of data. But we’ve seen before that using </w:t>
+      </w:r>
+      <w:r>
+        <w:rPr>
+          <w:rStyle w:val="VerbatimChar"/>
+        </w:rPr>
+        <w:t>geom_point()</w:t>
+      </w:r>
+      <w:r>
+        <w:t xml:space="preserve"> basically gives us a line of points that doesn’t help us understand the spread at all. An alternative is to use something called “jiterring”. When we jitter points, we add a small random value to either or both the x and y position to spread the data out a little bit. With our boto data above, we wouldn’t want to add anything to y (as we’re interested in the length of the dolphins, so we don’t want to mess that up) but we can happily add something to x (or </w:t>
+      </w:r>
+      <w:r>
+        <w:rPr>
+          <w:rStyle w:val="VerbatimChar"/>
+        </w:rPr>
+        <w:t>sex</w:t>
+      </w:r>
+      <w:r>
+        <w:t xml:space="preserve">). To do so, we can use </w:t>
+      </w:r>
+      <w:r>
+        <w:rPr>
+          <w:rStyle w:val="VerbatimChar"/>
+        </w:rPr>
+        <w:t>geom_jitter</w:t>
+      </w:r>
+      <w:r>
+        <w:rPr>
+          <w:rStyle w:val="VerbatimChar"/>
+        </w:rPr>
+        <w:t>()</w:t>
+      </w:r>
+      <w:r>
+        <w:t xml:space="preserve"> but we want to specify that “noise” should only be added to x and not y. Here’s how we do that:</w:t>
+      </w:r>
+    </w:p>
+    <w:p>
+      <w:pPr>
+        <w:pStyle w:val="SourceCode"/>
+      </w:pPr>
+      <w:r>
+        <w:rPr>
+          <w:rStyle w:val="FunctionTok"/>
+        </w:rPr>
+        <w:t>ggplot</w:t>
+      </w:r>
+      <w:r>
+        <w:rPr>
+          <w:rStyle w:val="NormalTok"/>
+        </w:rPr>
+        <w:t xml:space="preserve">(boto) </w:t>
+      </w:r>
+      <w:r>
+        <w:rPr>
+          <w:rStyle w:val="SpecialCharTok"/>
+        </w:rPr>
+        <w:t>+</w:t>
+      </w:r>
+      <w:r>
+        <w:br/>
+      </w:r>
+      <w:r>
+        <w:rPr>
+          <w:rStyle w:val="NormalTok"/>
+        </w:rPr>
+        <w:t xml:space="preserve">  </w:t>
+      </w:r>
+      <w:r>
+        <w:rPr>
+          <w:rStyle w:val="FunctionTok"/>
+        </w:rPr>
+        <w:t>geom_violin</w:t>
+      </w:r>
+      <w:r>
+        <w:rPr>
+          <w:rStyle w:val="NormalTok"/>
+        </w:rPr>
+        <w:t>(</w:t>
+      </w:r>
+      <w:r>
+        <w:rPr>
+          <w:rStyle w:val="FunctionTok"/>
+        </w:rPr>
+        <w:t>aes</w:t>
+      </w:r>
+      <w:r>
+        <w:rPr>
+          <w:rStyle w:val="NormalTok"/>
+        </w:rPr>
+        <w:t>(</w:t>
+      </w:r>
+      <w:r>
+        <w:rPr>
+          <w:rStyle w:val="AttributeTok"/>
+        </w:rPr>
+        <w:t>y =</w:t>
+      </w:r>
+      <w:r>
+        <w:rPr>
+          <w:rStyle w:val="NormalTok"/>
+        </w:rPr>
+        <w:t xml:space="preserve"> length, </w:t>
+      </w:r>
+      <w:r>
+        <w:rPr>
+          <w:rStyle w:val="AttributeTok"/>
+        </w:rPr>
+        <w:t>x =</w:t>
+      </w:r>
+      <w:r>
+        <w:rPr>
+          <w:rStyle w:val="NormalTok"/>
+        </w:rPr>
+        <w:t xml:space="preserve"> sex)) </w:t>
+      </w:r>
+      <w:r>
+        <w:rPr>
+          <w:rStyle w:val="SpecialCharTok"/>
+        </w:rPr>
+        <w:t>+</w:t>
+      </w:r>
+      <w:r>
+        <w:br/>
+      </w:r>
+      <w:r>
+        <w:rPr>
+          <w:rStyle w:val="NormalTok"/>
+        </w:rPr>
+        <w:t xml:space="preserve">  </w:t>
+      </w:r>
+      <w:r>
+        <w:rPr>
+          <w:rStyle w:val="FunctionTok"/>
+        </w:rPr>
+        <w:t>geom_jitter</w:t>
+      </w:r>
+      <w:r>
+        <w:rPr>
+          <w:rStyle w:val="NormalTok"/>
+        </w:rPr>
+        <w:t>(</w:t>
+      </w:r>
+      <w:r>
+        <w:rPr>
+          <w:rStyle w:val="FunctionTok"/>
+        </w:rPr>
+        <w:t>aes</w:t>
+      </w:r>
+      <w:r>
+        <w:rPr>
+          <w:rStyle w:val="NormalTok"/>
+        </w:rPr>
+        <w:t>(</w:t>
+      </w:r>
+      <w:r>
+        <w:rPr>
+          <w:rStyle w:val="AttributeTok"/>
+        </w:rPr>
+        <w:t>y =</w:t>
+      </w:r>
+      <w:r>
+        <w:rPr>
+          <w:rStyle w:val="NormalTok"/>
+        </w:rPr>
+        <w:t xml:space="preserve"> length, </w:t>
+      </w:r>
+      <w:r>
+        <w:rPr>
+          <w:rStyle w:val="AttributeTok"/>
+        </w:rPr>
+        <w:t>x =</w:t>
+      </w:r>
+      <w:r>
+        <w:rPr>
+          <w:rStyle w:val="NormalTok"/>
+        </w:rPr>
+        <w:t xml:space="preserve"> sex), </w:t>
+      </w:r>
+      <w:r>
+        <w:rPr>
+          <w:rStyle w:val="AttributeTok"/>
+        </w:rPr>
+        <w:t>height =</w:t>
+      </w:r>
+      <w:r>
+        <w:rPr>
+          <w:rStyle w:val="NormalTok"/>
+        </w:rPr>
         <w:t xml:space="preserve"> </w:t>
       </w:r>
       <w:r>
         <w:rPr>
-          <w:rStyle w:val="VerbatimChar"/>
-        </w:rPr>
-        <w:t xml:space="preserve">geom_point()</w:t>
-      </w:r>
-      <w:r>
+          <w:rStyle w:val="DecValTok"/>
+        </w:rPr>
+        <w:t>0</w:t>
+      </w:r>
+      <w:r>
+        <w:rPr>
+          <w:rStyle w:val="NormalTok"/>
+        </w:rPr>
+        <w:t xml:space="preserve">, </w:t>
+      </w:r>
+      <w:r>
+        <w:rPr>
+          <w:rStyle w:val="AttributeTok"/>
+        </w:rPr>
+        <w:t>width =</w:t>
+      </w:r>
+      <w:r>
+        <w:rPr>
+          <w:rStyle w:val="NormalTok"/>
+        </w:rPr>
         <w:t xml:space="preserve"> </w:t>
       </w:r>
       <w:r>
-        <w:t xml:space="preserve">basically gives us a line of points that doesn’t help us understand the spread at all. An alternative is to use something called</w:t>
-      </w:r>
-      <w:r>
-        <w:t xml:space="preserve"> </w:t>
-      </w:r>
-      <w:r>
-        <w:t xml:space="preserve">“</w:t>
-      </w:r>
-      <w:r>
-        <w:t xml:space="preserve">jiterring</w:t>
-      </w:r>
-      <w:r>
-        <w:t xml:space="preserve">”</w:t>
-      </w:r>
-      <w:r>
-        <w:t xml:space="preserve">. When we jitter points, we add a small random value to either or both the x and y position to spread the data out a little bit. With our boto data above, we wouldn’t want to add anything to y (as we’re interested in the length of the dolphins, so we don’t want to mess that up) but we can happily add something to x (or</w:t>
-      </w:r>
-      <w:r>
-        <w:t xml:space="preserve"> </w:t>
-      </w:r>
-      <w:r>
-        <w:rPr>
-          <w:rStyle w:val="VerbatimChar"/>
-        </w:rPr>
-        <w:t xml:space="preserve">sex</w:t>
-      </w:r>
-      <w:r>
-        <w:t xml:space="preserve">). To do so, we can use</w:t>
-      </w:r>
-      <w:r>
-        <w:t xml:space="preserve"> </w:t>
-      </w:r>
-      <w:r>
-        <w:rPr>
-          <w:rStyle w:val="VerbatimChar"/>
-        </w:rPr>
-        <w:t xml:space="preserve">geom_jitter()</w:t>
-      </w:r>
-      <w:r>
-        <w:t xml:space="preserve"> </w:t>
-      </w:r>
-      <w:r>
-        <w:t xml:space="preserve">but we want to specify that</w:t>
-      </w:r>
-      <w:r>
-        <w:t xml:space="preserve"> </w:t>
-      </w:r>
-      <w:r>
-        <w:t xml:space="preserve">“</w:t>
-      </w:r>
-      <w:r>
-        <w:t xml:space="preserve">noise</w:t>
-      </w:r>
-      <w:r>
-        <w:t xml:space="preserve">”</w:t>
-      </w:r>
-      <w:r>
-        <w:t xml:space="preserve"> </w:t>
-      </w:r>
-      <w:r>
-        <w:t xml:space="preserve">should only be added to x and not y. Here’s how we do that:</w:t>
-      </w:r>
-    </w:p>
-    <w:p>
-      <w:pPr>
-        <w:pStyle w:val="SourceCode"/>
-      </w:pPr>
-      <w:r>
-        <w:rPr>
-          <w:rStyle w:val="FunctionTok"/>
-        </w:rPr>
-        <w:t xml:space="preserve">ggplot</w:t>
-      </w:r>
-      <w:r>
-        <w:rPr>
-          <w:rStyle w:val="NormalTok"/>
-        </w:rPr>
-        <w:t xml:space="preserve">(boto) </w:t>
-      </w:r>
-      <w:r>
-        <w:rPr>
-          <w:rStyle w:val="SpecialCharTok"/>
-        </w:rPr>
-        <w:t xml:space="preserve">+</w:t>
-      </w:r>
-      <w:r>
-        <w:br/>
-      </w:r>
-      <w:r>
-        <w:rPr>
-          <w:rStyle w:val="NormalTok"/>
-        </w:rPr>
-        <w:t xml:space="preserve">  </w:t>
-      </w:r>
-      <w:r>
-        <w:rPr>
-          <w:rStyle w:val="FunctionTok"/>
-        </w:rPr>
-        <w:t xml:space="preserve">geom_violin</w:t>
-      </w:r>
-      <w:r>
-        <w:rPr>
-          <w:rStyle w:val="NormalTok"/>
-        </w:rPr>
-        <w:t xml:space="preserve">(</w:t>
-      </w:r>
-      <w:r>
-        <w:rPr>
-          <w:rStyle w:val="FunctionTok"/>
-        </w:rPr>
-        <w:t xml:space="preserve">aes</w:t>
-      </w:r>
-      <w:r>
-        <w:rPr>
-          <w:rStyle w:val="NormalTok"/>
-        </w:rPr>
-        <w:t xml:space="preserve">(</w:t>
-      </w:r>
-      <w:r>
-        <w:rPr>
-          <w:rStyle w:val="AttributeTok"/>
-        </w:rPr>
-        <w:t xml:space="preserve">y =</w:t>
-      </w:r>
-      <w:r>
-        <w:rPr>
-          <w:rStyle w:val="NormalTok"/>
-        </w:rPr>
-        <w:t xml:space="preserve"> length, </w:t>
-      </w:r>
-      <w:r>
-        <w:rPr>
-          <w:rStyle w:val="AttributeTok"/>
-        </w:rPr>
-        <w:t xml:space="preserve">x =</w:t>
-      </w:r>
-      <w:r>
-        <w:rPr>
-          <w:rStyle w:val="NormalTok"/>
-        </w:rPr>
-        <w:t xml:space="preserve"> sex)) </w:t>
-      </w:r>
-      <w:r>
-        <w:rPr>
-          <w:rStyle w:val="SpecialCharTok"/>
-        </w:rPr>
-        <w:t xml:space="preserve">+</w:t>
-      </w:r>
-      <w:r>
-        <w:br/>
-      </w:r>
-      <w:r>
-        <w:rPr>
-          <w:rStyle w:val="NormalTok"/>
-        </w:rPr>
-        <w:t xml:space="preserve">  </w:t>
-      </w:r>
-      <w:r>
-        <w:rPr>
-          <w:rStyle w:val="FunctionTok"/>
-        </w:rPr>
-        <w:t xml:space="preserve">geom_jitter</w:t>
-      </w:r>
-      <w:r>
-        <w:rPr>
-          <w:rStyle w:val="NormalTok"/>
-        </w:rPr>
-        <w:t xml:space="preserve">(</w:t>
-      </w:r>
-      <w:r>
-        <w:rPr>
-          <w:rStyle w:val="FunctionTok"/>
-        </w:rPr>
-        <w:t xml:space="preserve">aes</w:t>
-      </w:r>
-      <w:r>
-        <w:rPr>
-          <w:rStyle w:val="NormalTok"/>
-        </w:rPr>
-        <w:t xml:space="preserve">(</w:t>
-      </w:r>
-      <w:r>
-        <w:rPr>
-          <w:rStyle w:val="AttributeTok"/>
-        </w:rPr>
-        <w:t xml:space="preserve">y =</w:t>
-      </w:r>
-      <w:r>
-        <w:rPr>
-          <w:rStyle w:val="NormalTok"/>
-        </w:rPr>
-        <w:t xml:space="preserve"> length, </w:t>
-      </w:r>
-      <w:r>
-        <w:rPr>
-          <w:rStyle w:val="AttributeTok"/>
-        </w:rPr>
-        <w:t xml:space="preserve">x =</w:t>
-      </w:r>
-      <w:r>
-        <w:rPr>
-          <w:rStyle w:val="NormalTok"/>
-        </w:rPr>
-        <w:t xml:space="preserve"> sex), </w:t>
-      </w:r>
-      <w:r>
-        <w:rPr>
-          <w:rStyle w:val="AttributeTok"/>
-        </w:rPr>
-        <w:t xml:space="preserve">height =</w:t>
-      </w:r>
-      <w:r>
-        <w:rPr>
-          <w:rStyle w:val="NormalTok"/>
-        </w:rPr>
-        <w:t xml:space="preserve"> </w:t>
-      </w:r>
-      <w:r>
-        <w:rPr>
-          <w:rStyle w:val="DecValTok"/>
-        </w:rPr>
-        <w:t xml:space="preserve">0</w:t>
-      </w:r>
-      <w:r>
-        <w:rPr>
-          <w:rStyle w:val="NormalTok"/>
-        </w:rPr>
-        <w:t xml:space="preserve">, </w:t>
-      </w:r>
-      <w:r>
-        <w:rPr>
-          <w:rStyle w:val="AttributeTok"/>
-        </w:rPr>
-        <w:t xml:space="preserve">width =</w:t>
-      </w:r>
-      <w:r>
-        <w:rPr>
-          <w:rStyle w:val="NormalTok"/>
-        </w:rPr>
-        <w:t xml:space="preserve"> </w:t>
-      </w:r>
-      <w:r>
         <w:rPr>
           <w:rStyle w:val="FloatTok"/>
         </w:rPr>
-        <w:t xml:space="preserve">0.1</w:t>
-      </w:r>
-      <w:r>
-        <w:rPr>
-          <w:rStyle w:val="NormalTok"/>
-        </w:rPr>
-        <w:t xml:space="preserve">)</w:t>
+        <w:t>0.1</w:t>
+      </w:r>
+      <w:r>
+        <w:rPr>
+          <w:rStyle w:val="NormalTok"/>
+        </w:rPr>
+        <w:t>)</w:t>
       </w:r>
     </w:p>
     <w:p>
@@ -1985,22 +2688,26 @@
         <w:pStyle w:val="FirstParagraph"/>
       </w:pPr>
       <w:r>
+        <w:rPr>
+          <w:noProof/>
+        </w:rPr>
         <w:drawing>
-          <wp:inline>
+          <wp:inline distT="0" distB="0" distL="0" distR="0" wp14:anchorId="6E749CE4" wp14:editId="0AB3BF95">
             <wp:extent cx="4620126" cy="3696101"/>
-            <wp:effectExtent b="0" l="0" r="0" t="0"/>
-            <wp:docPr descr="" title="" id="45" name="Picture"/>
-            <a:graphic>
+            <wp:effectExtent l="0" t="0" r="0" b="0"/>
+            <wp:docPr id="45" name="Picture"/>
+            <wp:cNvGraphicFramePr/>
+            <a:graphic xmlns:a="http://schemas.openxmlformats.org/drawingml/2006/main">
               <a:graphicData uri="http://schemas.openxmlformats.org/drawingml/2006/picture">
-                <pic:pic>
+                <pic:pic xmlns:pic="http://schemas.openxmlformats.org/drawingml/2006/picture">
                   <pic:nvPicPr>
-                    <pic:cNvPr descr="W2_files/figure-docx/unnamed-chunk-10-1.png" id="46" name="Picture"/>
+                    <pic:cNvPr id="46" name="Picture" descr="W2_files/figure-docx/unnamed-chunk-10-1.png"/>
                     <pic:cNvPicPr>
-                      <a:picLocks noChangeArrowheads="1" noChangeAspect="1"/>
+                      <a:picLocks noChangeAspect="1" noChangeArrowheads="1"/>
                     </pic:cNvPicPr>
                   </pic:nvPicPr>
                   <pic:blipFill>
-                    <a:blip r:embed="rId44"/>
+                    <a:blip r:embed="rId12"/>
                     <a:stretch>
                       <a:fillRect/>
                     </a:stretch>
@@ -2032,138 +2739,531 @@
         <w:pStyle w:val="BodyText"/>
       </w:pPr>
       <w:r>
-        <w:t xml:space="preserve">We don’t add the</w:t>
-      </w:r>
-      <w:r>
+        <w:t xml:space="preserve">There are two things to note with the above code. First, </w:t>
+      </w:r>
+      <w:r>
+        <w:rPr>
+          <w:rStyle w:val="VerbatimChar"/>
+        </w:rPr>
+        <w:t>geom_jitter()</w:t>
+      </w:r>
+      <w:r>
+        <w:t xml:space="preserve"> comes after </w:t>
+      </w:r>
+      <w:r>
+        <w:rPr>
+          <w:rStyle w:val="VerbatimChar"/>
+        </w:rPr>
+        <w:t>geom_violin()</w:t>
+      </w:r>
+      <w:r>
+        <w:t xml:space="preserve">. If we put the violin after the jitter, then we wouldn’t see any of the jittered points; They’d be </w:t>
+      </w:r>
+      <w:r>
+        <w:rPr>
+          <w:i/>
+          <w:iCs/>
+        </w:rPr>
+        <w:t>under</w:t>
+      </w:r>
+      <w:r>
+        <w:t xml:space="preserve"> the </w:t>
+      </w:r>
+      <w:r>
+        <w:rPr>
+          <w:rStyle w:val="VerbatimChar"/>
+        </w:rPr>
+        <w:t>geom_violin()</w:t>
+      </w:r>
+      <w:r>
+        <w:t xml:space="preserve"> layer. Secondly, in </w:t>
+      </w:r>
+      <w:r>
+        <w:rPr>
+          <w:rStyle w:val="VerbatimChar"/>
+        </w:rPr>
+        <w:t>geom_jitter()</w:t>
+      </w:r>
+      <w:r>
+        <w:t xml:space="preserve">, we don’t add the </w:t>
+      </w:r>
+      <w:r>
+        <w:rPr>
+          <w:rStyle w:val="VerbatimChar"/>
+        </w:rPr>
+        <w:t>height =</w:t>
+      </w:r>
+      <w:r>
+        <w:t xml:space="preserve"> and </w:t>
+      </w:r>
+      <w:r>
+        <w:rPr>
+          <w:rStyle w:val="VerbatimChar"/>
+        </w:rPr>
+        <w:t>width =</w:t>
+      </w:r>
+      <w:r>
+        <w:t xml:space="preserve"> arguments to </w:t>
+      </w:r>
+      <w:r>
+        <w:rPr>
+          <w:rStyle w:val="VerbatimChar"/>
+        </w:rPr>
+        <w:t>aes()</w:t>
+      </w:r>
+      <w:r>
+        <w:t xml:space="preserve">, as </w:t>
+      </w:r>
+      <w:r>
+        <w:rPr>
+          <w:rStyle w:val="VerbatimChar"/>
+        </w:rPr>
+        <w:t>aes()</w:t>
+      </w:r>
+      <w:r>
+        <w:t xml:space="preserve"> is used to reference information within the </w:t>
+      </w:r>
+      <w:r>
+        <w:rPr>
+          <w:rStyle w:val="VerbatimChar"/>
+        </w:rPr>
+        <w:t>boto</w:t>
+      </w:r>
+      <w:r>
+        <w:t xml:space="preserve"> dataset. Whenever we want to make changes to a </w:t>
+      </w:r>
+      <w:r>
+        <w:rPr>
+          <w:rStyle w:val="VerbatimChar"/>
+        </w:rPr>
+        <w:t>geom_</w:t>
+      </w:r>
+      <w:r>
+        <w:t xml:space="preserve"> that are not related to the data, we do so outside of </w:t>
+      </w:r>
+      <w:r>
+        <w:rPr>
+          <w:rStyle w:val="VerbatimChar"/>
+        </w:rPr>
+        <w:t>aes()</w:t>
+      </w:r>
+      <w:r>
+        <w:t>.</w:t>
+      </w:r>
+    </w:p>
+    <w:p>
+      <w:pPr>
+        <w:pStyle w:val="Heading2"/>
+      </w:pPr>
+      <w:bookmarkStart w:id="14" w:name="question-set-two"/>
+      <w:bookmarkStart w:id="15" w:name="_Toc174615143"/>
+      <w:r>
+        <w:lastRenderedPageBreak/>
+        <w:t>Question Set Two</w:t>
+      </w:r>
+      <w:bookmarkEnd w:id="15"/>
+    </w:p>
+    <w:p>
+      <w:pPr>
+        <w:pStyle w:val="Compact"/>
+        <w:numPr>
+          <w:ilvl w:val="0"/>
+          <w:numId w:val="8"/>
+        </w:numPr>
+      </w:pPr>
+      <w:r>
+        <w:t>What’s wrong with the following code?</w:t>
+      </w:r>
+    </w:p>
+    <w:p>
+      <w:pPr>
+        <w:pStyle w:val="SourceCode"/>
+      </w:pPr>
+      <w:r>
+        <w:rPr>
+          <w:rStyle w:val="FunctionTok"/>
+        </w:rPr>
+        <w:t>ggplot</w:t>
+      </w:r>
+      <w:r>
+        <w:rPr>
+          <w:rStyle w:val="NormalTok"/>
+        </w:rPr>
+        <w:t>(boto)</w:t>
+      </w:r>
+      <w:r>
+        <w:br/>
+      </w:r>
+      <w:r>
+        <w:rPr>
+          <w:rStyle w:val="NormalTok"/>
+        </w:rPr>
+        <w:t xml:space="preserve">  </w:t>
+      </w:r>
+      <w:r>
+        <w:rPr>
+          <w:rStyle w:val="FunctionTok"/>
+        </w:rPr>
+        <w:t>geom_jitter</w:t>
+      </w:r>
+      <w:r>
+        <w:rPr>
+          <w:rStyle w:val="NormalTok"/>
+        </w:rPr>
+        <w:t>(</w:t>
+      </w:r>
+      <w:r>
+        <w:rPr>
+          <w:rStyle w:val="FunctionTok"/>
+        </w:rPr>
+        <w:t>aes</w:t>
+      </w:r>
+      <w:r>
+        <w:rPr>
+          <w:rStyle w:val="NormalTok"/>
+        </w:rPr>
+        <w:t>(</w:t>
+      </w:r>
+      <w:r>
+        <w:rPr>
+          <w:rStyle w:val="AttributeTok"/>
+        </w:rPr>
+        <w:t>y =</w:t>
+      </w:r>
+      <w:r>
+        <w:rPr>
+          <w:rStyle w:val="NormalTok"/>
+        </w:rPr>
+        <w:t xml:space="preserve"> length, </w:t>
+      </w:r>
+      <w:r>
+        <w:rPr>
+          <w:rStyle w:val="AttributeTok"/>
+        </w:rPr>
+        <w:t>x =</w:t>
+      </w:r>
+      <w:r>
+        <w:rPr>
+          <w:rStyle w:val="NormalTok"/>
+        </w:rPr>
+        <w:t xml:space="preserve"> sex, </w:t>
+      </w:r>
+      <w:r>
+        <w:rPr>
+          <w:rStyle w:val="AttributeTok"/>
+        </w:rPr>
+        <w:t>height =</w:t>
+      </w:r>
+      <w:r>
+        <w:rPr>
+          <w:rStyle w:val="NormalTok"/>
+        </w:rPr>
         <w:t xml:space="preserve"> </w:t>
       </w:r>
       <w:r>
         <w:rPr>
-          <w:rStyle w:val="VerbatimChar"/>
-        </w:rPr>
-        <w:t xml:space="preserve">height =</w:t>
-      </w:r>
-      <w:r>
+          <w:rStyle w:val="DecValTok"/>
+        </w:rPr>
+        <w:t>0</w:t>
+      </w:r>
+      <w:r>
+        <w:rPr>
+          <w:rStyle w:val="NormalTok"/>
+        </w:rPr>
+        <w:t xml:space="preserve">, </w:t>
+      </w:r>
+      <w:r>
+        <w:rPr>
+          <w:rStyle w:val="AttributeTok"/>
+        </w:rPr>
+        <w:t>width =</w:t>
+      </w:r>
+      <w:r>
+        <w:rPr>
+          <w:rStyle w:val="NormalTok"/>
+        </w:rPr>
         <w:t xml:space="preserve"> </w:t>
       </w:r>
       <w:r>
-        <w:t xml:space="preserve">and</w:t>
-      </w:r>
-      <w:r>
-        <w:t xml:space="preserve"> </w:t>
-      </w:r>
-      <w:r>
-        <w:rPr>
-          <w:rStyle w:val="VerbatimChar"/>
-        </w:rPr>
-        <w:t xml:space="preserve">width =</w:t>
-      </w:r>
-      <w:r>
-        <w:t xml:space="preserve"> </w:t>
-      </w:r>
-      <w:r>
-        <w:t xml:space="preserve">arguments to</w:t>
-      </w:r>
-      <w:r>
-        <w:t xml:space="preserve"> </w:t>
-      </w:r>
-      <w:r>
-        <w:rPr>
-          <w:rStyle w:val="VerbatimChar"/>
-        </w:rPr>
-        <w:t xml:space="preserve">aes()</w:t>
-      </w:r>
-      <w:r>
-        <w:t xml:space="preserve">, as</w:t>
-      </w:r>
-      <w:r>
-        <w:t xml:space="preserve"> </w:t>
-      </w:r>
-      <w:r>
-        <w:rPr>
-          <w:rStyle w:val="VerbatimChar"/>
-        </w:rPr>
-        <w:t xml:space="preserve">aes()</w:t>
-      </w:r>
-      <w:r>
-        <w:t xml:space="preserve"> </w:t>
-      </w:r>
-      <w:r>
-        <w:t xml:space="preserve">is used to reference parts of the actual</w:t>
-      </w:r>
-      <w:r>
-        <w:t xml:space="preserve"> </w:t>
-      </w:r>
-      <w:r>
-        <w:rPr>
-          <w:rStyle w:val="VerbatimChar"/>
-        </w:rPr>
-        <w:t xml:space="preserve">boto</w:t>
-      </w:r>
-      <w:r>
-        <w:t xml:space="preserve"> </w:t>
-      </w:r>
-      <w:r>
-        <w:t xml:space="preserve">dataset. Whenever we want to make changes to a</w:t>
-      </w:r>
-      <w:r>
-        <w:t xml:space="preserve"> </w:t>
-      </w:r>
-      <w:r>
-        <w:rPr>
-          <w:rStyle w:val="VerbatimChar"/>
-        </w:rPr>
-        <w:t xml:space="preserve">geom_</w:t>
-      </w:r>
-      <w:r>
-        <w:t xml:space="preserve"> </w:t>
-      </w:r>
-      <w:r>
-        <w:t xml:space="preserve">that are not related to the data, we do so outside of</w:t>
-      </w:r>
-      <w:r>
-        <w:t xml:space="preserve"> </w:t>
-      </w:r>
-      <w:r>
-        <w:rPr>
-          <w:rStyle w:val="VerbatimChar"/>
-        </w:rPr>
-        <w:t xml:space="preserve">aes()</w:t>
-      </w:r>
-      <w:r>
-        <w:t xml:space="preserve">.</w:t>
-      </w:r>
-    </w:p>
-    <w:bookmarkEnd w:id="47"/>
-    <w:bookmarkStart w:id="52" w:name="optional-recreate-this-figure"/>
-    <w:p>
-      <w:pPr>
-        <w:pStyle w:val="Heading1"/>
-      </w:pPr>
-      <w:r>
-        <w:t xml:space="preserve">Optional: Recreate this figure</w:t>
-      </w:r>
+        <w:rPr>
+          <w:rStyle w:val="FloatTok"/>
+        </w:rPr>
+        <w:t>0.1</w:t>
+      </w:r>
+      <w:r>
+        <w:rPr>
+          <w:rStyle w:val="NormalTok"/>
+        </w:rPr>
+        <w:t>))</w:t>
+      </w:r>
+    </w:p>
+    <w:p>
+      <w:pPr>
+        <w:pStyle w:val="Compact"/>
+        <w:numPr>
+          <w:ilvl w:val="0"/>
+          <w:numId w:val="9"/>
+        </w:numPr>
+      </w:pPr>
+      <w:r>
+        <w:t>Find the error in this code:</w:t>
+      </w:r>
+    </w:p>
+    <w:p>
+      <w:pPr>
+        <w:pStyle w:val="SourceCode"/>
+      </w:pPr>
+      <w:r>
+        <w:rPr>
+          <w:rStyle w:val="FunctionTok"/>
+        </w:rPr>
+        <w:t>ggplot</w:t>
+      </w:r>
+      <w:r>
+        <w:rPr>
+          <w:rStyle w:val="NormalTok"/>
+        </w:rPr>
+        <w:t xml:space="preserve">(boto) </w:t>
+      </w:r>
+      <w:r>
+        <w:rPr>
+          <w:rStyle w:val="SpecialCharTok"/>
+        </w:rPr>
+        <w:t>+</w:t>
+      </w:r>
+      <w:r>
+        <w:br/>
+      </w:r>
+      <w:r>
+        <w:rPr>
+          <w:rStyle w:val="NormalTok"/>
+        </w:rPr>
+        <w:t xml:space="preserve">  </w:t>
+      </w:r>
+      <w:r>
+        <w:rPr>
+          <w:rStyle w:val="FunctionTok"/>
+        </w:rPr>
+        <w:t>geom_point</w:t>
+      </w:r>
+      <w:r>
+        <w:rPr>
+          <w:rStyle w:val="NormalTok"/>
+        </w:rPr>
+        <w:t>(</w:t>
+      </w:r>
+      <w:r>
+        <w:rPr>
+          <w:rStyle w:val="FunctionTok"/>
+        </w:rPr>
+        <w:t>aes</w:t>
+      </w:r>
+      <w:r>
+        <w:rPr>
+          <w:rStyle w:val="NormalTok"/>
+        </w:rPr>
+        <w:t>(</w:t>
+      </w:r>
+      <w:r>
+        <w:rPr>
+          <w:rStyle w:val="AttributeTok"/>
+        </w:rPr>
+        <w:t>x =</w:t>
+      </w:r>
+      <w:r>
+        <w:rPr>
+          <w:rStyle w:val="NormalTok"/>
+        </w:rPr>
+        <w:t xml:space="preserve"> length, </w:t>
+      </w:r>
+      <w:r>
+        <w:rPr>
+          <w:rStyle w:val="AttributeTok"/>
+        </w:rPr>
+        <w:t>x =</w:t>
+      </w:r>
+      <w:r>
+        <w:rPr>
+          <w:rStyle w:val="NormalTok"/>
+        </w:rPr>
+        <w:t xml:space="preserve"> drought))</w:t>
+      </w:r>
+    </w:p>
+    <w:p>
+      <w:pPr>
+        <w:pStyle w:val="Compact"/>
+        <w:numPr>
+          <w:ilvl w:val="0"/>
+          <w:numId w:val="10"/>
+        </w:numPr>
+      </w:pPr>
+      <w:r>
+        <w:t>Find the error in this code:</w:t>
+      </w:r>
+    </w:p>
+    <w:p>
+      <w:pPr>
+        <w:pStyle w:val="SourceCode"/>
+      </w:pPr>
+      <w:r>
+        <w:rPr>
+          <w:rStyle w:val="FunctionTok"/>
+        </w:rPr>
+        <w:t>ggplot</w:t>
+      </w:r>
+      <w:r>
+        <w:rPr>
+          <w:rStyle w:val="NormalTok"/>
+        </w:rPr>
+        <w:t xml:space="preserve">(boto) </w:t>
+      </w:r>
+      <w:r>
+        <w:rPr>
+          <w:rStyle w:val="SpecialCharTok"/>
+        </w:rPr>
+        <w:t>+</w:t>
+      </w:r>
+      <w:r>
+        <w:br/>
+      </w:r>
+      <w:r>
+        <w:rPr>
+          <w:rStyle w:val="NormalTok"/>
+        </w:rPr>
+        <w:t xml:space="preserve">  </w:t>
+      </w:r>
+      <w:r>
+        <w:rPr>
+          <w:rStyle w:val="FunctionTok"/>
+        </w:rPr>
+        <w:t>geom_point</w:t>
+      </w:r>
+      <w:r>
+        <w:rPr>
+          <w:rStyle w:val="NormalTok"/>
+        </w:rPr>
+        <w:t>(</w:t>
+      </w:r>
+      <w:r>
+        <w:rPr>
+          <w:rStyle w:val="FunctionTok"/>
+        </w:rPr>
+        <w:t>aes</w:t>
+      </w:r>
+      <w:r>
+        <w:rPr>
+          <w:rStyle w:val="NormalTok"/>
+        </w:rPr>
+        <w:t>(</w:t>
+      </w:r>
+      <w:r>
+        <w:rPr>
+          <w:rStyle w:val="AttributeTok"/>
+        </w:rPr>
+        <w:t>x =</w:t>
+      </w:r>
+      <w:r>
+        <w:rPr>
+          <w:rStyle w:val="NormalTok"/>
+        </w:rPr>
+        <w:t xml:space="preserve"> length </w:t>
+      </w:r>
+      <w:r>
+        <w:rPr>
+          <w:rStyle w:val="AttributeTok"/>
+        </w:rPr>
+        <w:t>y =</w:t>
+      </w:r>
+      <w:r>
+        <w:rPr>
+          <w:rStyle w:val="NormalTok"/>
+        </w:rPr>
+        <w:t xml:space="preserve"> drought))</w:t>
+      </w:r>
+    </w:p>
+    <w:p>
+      <w:pPr>
+        <w:pStyle w:val="Heading2"/>
+      </w:pPr>
+      <w:bookmarkStart w:id="16" w:name="optional-geom_s"/>
+      <w:bookmarkStart w:id="17" w:name="_Toc174615144"/>
+      <w:bookmarkEnd w:id="14"/>
+      <w:r>
+        <w:t xml:space="preserve">Optional: </w:t>
+      </w:r>
+      <w:r>
+        <w:rPr>
+          <w:rStyle w:val="VerbatimChar"/>
+        </w:rPr>
+        <w:t>geom_</w:t>
+      </w:r>
+      <w:r>
+        <w:t>s</w:t>
+      </w:r>
+      <w:bookmarkEnd w:id="17"/>
     </w:p>
     <w:p>
       <w:pPr>
         <w:pStyle w:val="FirstParagraph"/>
       </w:pPr>
       <w:r>
-        <w:t xml:space="preserve">Have a look</w:t>
-      </w:r>
-      <w:r>
-        <w:t xml:space="preserve"> </w:t>
-      </w:r>
-      <w:hyperlink r:id="rId48">
+        <w:t xml:space="preserve">Have a look </w:t>
+      </w:r>
+      <w:hyperlink r:id="rId13">
         <w:r>
           <w:rPr>
             <w:rStyle w:val="Hyperlink"/>
           </w:rPr>
-          <w:t xml:space="preserve">here</w:t>
+          <w:t>here</w:t>
         </w:r>
       </w:hyperlink>
       <w:r>
-        <w:t xml:space="preserve">, specifically at the layers section. Using this try to recreate the following figure (note you will be prompted to install a package. Type 1 and enter in the console to do so):</w:t>
+        <w:t xml:space="preserve">, specifically at the layers section. Using the information in the link, see if you can figure out which </w:t>
+      </w:r>
+      <w:r>
+        <w:rPr>
+          <w:rStyle w:val="VerbatimChar"/>
+        </w:rPr>
+        <w:t>geom_</w:t>
+      </w:r>
+      <w:r>
+        <w:t xml:space="preserve"> to use such that you recreate the following figure. There are two things to note here. First this figure is created with a single </w:t>
+      </w:r>
+      <w:r>
+        <w:rPr>
+          <w:rStyle w:val="VerbatimChar"/>
+        </w:rPr>
+        <w:t>geom_</w:t>
+      </w:r>
+      <w:r>
+        <w:t xml:space="preserve"> with only </w:t>
+      </w:r>
+      <w:r>
+        <w:rPr>
+          <w:rStyle w:val="VerbatimChar"/>
+        </w:rPr>
+        <w:t>x =</w:t>
+      </w:r>
+      <w:r>
+        <w:t xml:space="preserve"> and </w:t>
+      </w:r>
+      <w:r>
+        <w:rPr>
+          <w:rStyle w:val="VerbatimChar"/>
+        </w:rPr>
+        <w:t>y =</w:t>
+      </w:r>
+      <w:r>
+        <w:t xml:space="preserve"> specified, and no other options. Secondly, if you figure out which </w:t>
+      </w:r>
+      <w:r>
+        <w:rPr>
+          <w:rStyle w:val="VerbatimChar"/>
+        </w:rPr>
+        <w:t>geom_</w:t>
+      </w:r>
+      <w:r>
+        <w:t xml:space="preserve"> to use, you will be prompted to install a new package when you run the code (it’s fine to install this new package - simply type 1 and enter in the console to do so).</w:t>
       </w:r>
     </w:p>
     <w:p>
@@ -2171,22 +3271,26 @@
         <w:pStyle w:val="BodyText"/>
       </w:pPr>
       <w:r>
+        <w:rPr>
+          <w:noProof/>
+        </w:rPr>
         <w:drawing>
-          <wp:inline>
+          <wp:inline distT="0" distB="0" distL="0" distR="0" wp14:anchorId="2CC96835" wp14:editId="45AF921E">
             <wp:extent cx="4620126" cy="3696101"/>
-            <wp:effectExtent b="0" l="0" r="0" t="0"/>
-            <wp:docPr descr="" title="" id="50" name="Picture"/>
-            <a:graphic>
+            <wp:effectExtent l="0" t="0" r="0" b="0"/>
+            <wp:docPr id="50" name="Picture"/>
+            <wp:cNvGraphicFramePr/>
+            <a:graphic xmlns:a="http://schemas.openxmlformats.org/drawingml/2006/main">
               <a:graphicData uri="http://schemas.openxmlformats.org/drawingml/2006/picture">
-                <pic:pic>
+                <pic:pic xmlns:pic="http://schemas.openxmlformats.org/drawingml/2006/picture">
                   <pic:nvPicPr>
-                    <pic:cNvPr descr="W2_files/figure-docx/unnamed-chunk-11-1.png" id="51" name="Picture"/>
+                    <pic:cNvPr id="51" name="Picture" descr="W2_files/figure-docx/unnamed-chunk-14-1.png"/>
                     <pic:cNvPicPr>
-                      <a:picLocks noChangeArrowheads="1" noChangeAspect="1"/>
+                      <a:picLocks noChangeAspect="1" noChangeArrowheads="1"/>
                     </pic:cNvPicPr>
                   </pic:nvPicPr>
                   <pic:blipFill>
-                    <a:blip r:embed="rId49"/>
+                    <a:blip r:embed="rId14"/>
                     <a:stretch>
                       <a:fillRect/>
                     </a:stretch>
@@ -2213,33 +3317,697 @@
         </w:drawing>
       </w:r>
     </w:p>
-    <w:bookmarkEnd w:id="52"/>
+    <w:p>
+      <w:pPr>
+        <w:pStyle w:val="Heading1"/>
+      </w:pPr>
+      <w:bookmarkStart w:id="18" w:name="the-good-and-the-ugly"/>
+      <w:bookmarkStart w:id="19" w:name="_Toc174615145"/>
+      <w:bookmarkEnd w:id="16"/>
+      <w:bookmarkEnd w:id="12"/>
+      <w:r>
+        <w:t>The good and the ugly</w:t>
+      </w:r>
+      <w:bookmarkEnd w:id="19"/>
+    </w:p>
+    <w:p>
+      <w:pPr>
+        <w:pStyle w:val="SourceCode"/>
+      </w:pPr>
+      <w:r>
+        <w:rPr>
+          <w:rStyle w:val="NormalTok"/>
+        </w:rPr>
+        <w:t xml:space="preserve">abdn </w:t>
+      </w:r>
+      <w:r>
+        <w:rPr>
+          <w:rStyle w:val="OtherTok"/>
+        </w:rPr>
+        <w:t>&lt;-</w:t>
+      </w:r>
+      <w:r>
+        <w:rPr>
+          <w:rStyle w:val="NormalTok"/>
+        </w:rPr>
+        <w:t xml:space="preserve"> </w:t>
+      </w:r>
+      <w:r>
+        <w:rPr>
+          <w:rStyle w:val="FunctionTok"/>
+        </w:rPr>
+        <w:t>read.csv</w:t>
+      </w:r>
+      <w:r>
+        <w:rPr>
+          <w:rStyle w:val="NormalTok"/>
+        </w:rPr>
+        <w:t>(</w:t>
+      </w:r>
+      <w:r>
+        <w:rPr>
+          <w:rStyle w:val="FunctionTok"/>
+        </w:rPr>
+        <w:t>here</w:t>
+      </w:r>
+      <w:r>
+        <w:rPr>
+          <w:rStyle w:val="NormalTok"/>
+        </w:rPr>
+        <w:t>(</w:t>
+      </w:r>
+      <w:r>
+        <w:rPr>
+          <w:rStyle w:val="StringTok"/>
+        </w:rPr>
+        <w:t>"Workshops/Workshop 2 - Data vis/Data"</w:t>
+      </w:r>
+      <w:r>
+        <w:rPr>
+          <w:rStyle w:val="NormalTok"/>
+        </w:rPr>
+        <w:t xml:space="preserve">, </w:t>
+      </w:r>
+      <w:r>
+        <w:rPr>
+          <w:rStyle w:val="StringTok"/>
+        </w:rPr>
+        <w:t>"abdn_flats.csv"</w:t>
+      </w:r>
+      <w:r>
+        <w:rPr>
+          <w:rStyle w:val="NormalTok"/>
+        </w:rPr>
+        <w:t xml:space="preserve">), </w:t>
+      </w:r>
+      <w:r>
+        <w:rPr>
+          <w:rStyle w:val="AttributeTok"/>
+        </w:rPr>
+        <w:t>header =</w:t>
+      </w:r>
+      <w:r>
+        <w:rPr>
+          <w:rStyle w:val="NormalTok"/>
+        </w:rPr>
+        <w:t xml:space="preserve"> </w:t>
+      </w:r>
+      <w:r>
+        <w:rPr>
+          <w:rStyle w:val="ConstantTok"/>
+        </w:rPr>
+        <w:t>TRUE</w:t>
+      </w:r>
+      <w:r>
+        <w:rPr>
+          <w:rStyle w:val="NormalTok"/>
+        </w:rPr>
+        <w:t>)</w:t>
+      </w:r>
+    </w:p>
+    <w:p>
+      <w:pPr>
+        <w:pStyle w:val="FirstParagraph"/>
+      </w:pPr>
+      <w:r>
+        <w:lastRenderedPageBreak/>
+        <w:t xml:space="preserve">We’re going to do something that’s, hopefully, fun but also instructive. On MyAberdeen, you find a dataset called </w:t>
+      </w:r>
+      <w:r>
+        <w:rPr>
+          <w:rStyle w:val="VerbatimChar"/>
+        </w:rPr>
+        <w:t>abdn_rent.csv</w:t>
+      </w:r>
+      <w:r>
+        <w:t xml:space="preserve"> (note that this is a </w:t>
+      </w:r>
+      <w:r>
+        <w:rPr>
+          <w:rStyle w:val="VerbatimChar"/>
+        </w:rPr>
+        <w:t>.csv</w:t>
+      </w:r>
+      <w:r>
+        <w:t xml:space="preserve"> file extension and not a </w:t>
+      </w:r>
+      <w:r>
+        <w:rPr>
+          <w:rStyle w:val="VerbatimChar"/>
+        </w:rPr>
+        <w:t>.txt</w:t>
+      </w:r>
+      <w:r>
+        <w:t xml:space="preserve">, so you’ll need to use </w:t>
+      </w:r>
+      <w:r>
+        <w:rPr>
+          <w:rStyle w:val="VerbatimChar"/>
+        </w:rPr>
+        <w:t>read.csv()</w:t>
+      </w:r>
+      <w:r>
+        <w:t xml:space="preserve"> rather than </w:t>
+      </w:r>
+      <w:r>
+        <w:rPr>
+          <w:rStyle w:val="VerbatimChar"/>
+        </w:rPr>
+        <w:t>read.table()</w:t>
+      </w:r>
+      <w:r>
+        <w:t xml:space="preserve"> </w:t>
+      </w:r>
+      <w:r>
+        <w:t>when loading the data). This dataset contains 130 records (i.e. observations or samples) of rent prices for properties listed in Aberdeenshire on the ASPC website, and 11 additional variables. The variables included are:</w:t>
+      </w:r>
+    </w:p>
+    <w:p>
+      <w:pPr>
+        <w:numPr>
+          <w:ilvl w:val="0"/>
+          <w:numId w:val="11"/>
+        </w:numPr>
+      </w:pPr>
+      <w:r>
+        <w:rPr>
+          <w:rStyle w:val="VerbatimChar"/>
+        </w:rPr>
+        <w:t>price</w:t>
+      </w:r>
+      <w:r>
+        <w:t xml:space="preserve"> - the rent of the listed property</w:t>
+      </w:r>
+    </w:p>
+    <w:p>
+      <w:pPr>
+        <w:numPr>
+          <w:ilvl w:val="0"/>
+          <w:numId w:val="11"/>
+        </w:numPr>
+      </w:pPr>
+      <w:r>
+        <w:rPr>
+          <w:rStyle w:val="VerbatimChar"/>
+        </w:rPr>
+        <w:t>beds</w:t>
+      </w:r>
+      <w:r>
+        <w:t xml:space="preserve"> - the number of bedrooms in the property</w:t>
+      </w:r>
+    </w:p>
+    <w:p>
+      <w:pPr>
+        <w:numPr>
+          <w:ilvl w:val="0"/>
+          <w:numId w:val="11"/>
+        </w:numPr>
+      </w:pPr>
+      <w:r>
+        <w:rPr>
+          <w:rStyle w:val="VerbatimChar"/>
+        </w:rPr>
+        <w:t>living</w:t>
+      </w:r>
+      <w:r>
+        <w:t xml:space="preserve"> - the number of living rooms in the property</w:t>
+      </w:r>
+    </w:p>
+    <w:p>
+      <w:pPr>
+        <w:numPr>
+          <w:ilvl w:val="0"/>
+          <w:numId w:val="11"/>
+        </w:numPr>
+      </w:pPr>
+      <w:r>
+        <w:rPr>
+          <w:rStyle w:val="VerbatimChar"/>
+        </w:rPr>
+        <w:t>baths</w:t>
+      </w:r>
+      <w:r>
+        <w:t xml:space="preserve"> - the number of bathrooms</w:t>
+      </w:r>
+    </w:p>
+    <w:p>
+      <w:pPr>
+        <w:numPr>
+          <w:ilvl w:val="0"/>
+          <w:numId w:val="11"/>
+        </w:numPr>
+      </w:pPr>
+      <w:r>
+        <w:rPr>
+          <w:rStyle w:val="VerbatimChar"/>
+        </w:rPr>
+        <w:t>sqmt</w:t>
+      </w:r>
+      <w:r>
+        <w:t xml:space="preserve"> - the total floor area of the property (measured in m^2)</w:t>
+      </w:r>
+    </w:p>
+    <w:p>
+      <w:pPr>
+        <w:numPr>
+          <w:ilvl w:val="0"/>
+          <w:numId w:val="11"/>
+        </w:numPr>
+      </w:pPr>
+      <w:r>
+        <w:rPr>
+          <w:rStyle w:val="VerbatimChar"/>
+        </w:rPr>
+        <w:t>epc</w:t>
+      </w:r>
+      <w:r>
+        <w:t xml:space="preserve"> </w:t>
+      </w:r>
+      <w:r>
+        <w:t>- th Energy Performance Certificate (A is highly energy efficient, G is terrible)</w:t>
+      </w:r>
+    </w:p>
+    <w:p>
+      <w:pPr>
+        <w:numPr>
+          <w:ilvl w:val="0"/>
+          <w:numId w:val="11"/>
+        </w:numPr>
+      </w:pPr>
+      <w:r>
+        <w:rPr>
+          <w:rStyle w:val="VerbatimChar"/>
+        </w:rPr>
+        <w:t>tax</w:t>
+      </w:r>
+      <w:r>
+        <w:t xml:space="preserve"> - the council tax band (which is based on the value of the property on 1/4/1991, A is the lowest council tax, H is the highest possible)</w:t>
+      </w:r>
+    </w:p>
+    <w:p>
+      <w:pPr>
+        <w:numPr>
+          <w:ilvl w:val="0"/>
+          <w:numId w:val="11"/>
+        </w:numPr>
+      </w:pPr>
+      <w:r>
+        <w:rPr>
+          <w:rStyle w:val="VerbatimChar"/>
+        </w:rPr>
+        <w:t>date</w:t>
+      </w:r>
+      <w:r>
+        <w:t xml:space="preserve"> - the date when the record was </w:t>
+      </w:r>
+      <w:r>
+        <w:rPr>
+          <w:i/>
+          <w:iCs/>
+        </w:rPr>
+        <w:t>added to the dataset</w:t>
+      </w:r>
+      <w:r>
+        <w:t xml:space="preserve"> (note this is not when the property was listed on the site)</w:t>
+      </w:r>
+    </w:p>
+    <w:p>
+      <w:pPr>
+        <w:numPr>
+          <w:ilvl w:val="0"/>
+          <w:numId w:val="11"/>
+        </w:numPr>
+      </w:pPr>
+      <w:r>
+        <w:rPr>
+          <w:rStyle w:val="VerbatimChar"/>
+        </w:rPr>
+        <w:t>link</w:t>
+      </w:r>
+      <w:r>
+        <w:t xml:space="preserve"> - web link for the property listing</w:t>
+      </w:r>
+    </w:p>
+    <w:p>
+      <w:pPr>
+        <w:numPr>
+          <w:ilvl w:val="0"/>
+          <w:numId w:val="11"/>
+        </w:numPr>
+      </w:pPr>
+      <w:r>
+        <w:rPr>
+          <w:rStyle w:val="VerbatimChar"/>
+        </w:rPr>
+        <w:t>house</w:t>
+      </w:r>
+      <w:r>
+        <w:t xml:space="preserve"> - the property name or address</w:t>
+      </w:r>
+    </w:p>
+    <w:p>
+      <w:pPr>
+        <w:numPr>
+          <w:ilvl w:val="0"/>
+          <w:numId w:val="11"/>
+        </w:numPr>
+      </w:pPr>
+      <w:r>
+        <w:rPr>
+          <w:rStyle w:val="VerbatimChar"/>
+        </w:rPr>
+        <w:t>lat</w:t>
+      </w:r>
+      <w:r>
+        <w:t xml:space="preserve"> - the latitude coordinates of the property (note latitude is North to South - think of a “ladder”, sounds kinda like “latter” going up)</w:t>
+      </w:r>
+    </w:p>
+    <w:p>
+      <w:pPr>
+        <w:numPr>
+          <w:ilvl w:val="0"/>
+          <w:numId w:val="11"/>
+        </w:numPr>
+      </w:pPr>
+      <w:r>
+        <w:rPr>
+          <w:rStyle w:val="VerbatimChar"/>
+        </w:rPr>
+        <w:t>lon</w:t>
+      </w:r>
+      <w:r>
+        <w:t xml:space="preserve"> - the longitude coordinates of the property (note longitude is East to West - think of “the </w:t>
+      </w:r>
+      <w:r>
+        <w:rPr>
+          <w:i/>
+          <w:iCs/>
+        </w:rPr>
+        <w:t>long</w:t>
+      </w:r>
+      <w:r>
+        <w:t xml:space="preserve"> way around”)</w:t>
+      </w:r>
+    </w:p>
+    <w:p>
+      <w:pPr>
+        <w:pStyle w:val="FirstParagraph"/>
+      </w:pPr>
+      <w:r>
+        <w:t xml:space="preserve">Spend a bit of time familiarising yourself with the data, i.e. do a quick EDA to make sure there’s nothing weird. If you find what you think is a mistake, well in this case, you can check and correct yourself, as you have the </w:t>
+      </w:r>
+      <w:r>
+        <w:rPr>
+          <w:i/>
+          <w:iCs/>
+        </w:rPr>
+        <w:t>original</w:t>
+      </w:r>
+      <w:r>
+        <w:t xml:space="preserve"> data because of the web link! Once you’re happy you know the data, let’s get to the tasks.</w:t>
+      </w:r>
+    </w:p>
+    <w:p>
+      <w:pPr>
+        <w:pStyle w:val="Heading2"/>
+      </w:pPr>
+      <w:bookmarkStart w:id="20" w:name="the-good"/>
+      <w:bookmarkStart w:id="21" w:name="_Toc174615146"/>
+      <w:r>
+        <w:t>The good</w:t>
+      </w:r>
+      <w:bookmarkEnd w:id="21"/>
+    </w:p>
+    <w:p>
+      <w:pPr>
+        <w:pStyle w:val="FirstParagraph"/>
+      </w:pPr>
+      <w:r>
+        <w:t xml:space="preserve">Using whichever variables you like, make the most informative and visually appealing figure you can. Imagine you have been hired by a real estate company to create a figure that helps potential renters understand what may be determining rent prices, using </w:t>
+      </w:r>
+      <w:r>
+        <w:rPr>
+          <w:rStyle w:val="VerbatimChar"/>
+        </w:rPr>
+        <w:t>R</w:t>
+      </w:r>
+      <w:r>
+        <w:t xml:space="preserve">, </w:t>
+      </w:r>
+      <w:r>
+        <w:rPr>
+          <w:rStyle w:val="VerbatimChar"/>
+        </w:rPr>
+        <w:t>ggplot2</w:t>
+      </w:r>
+      <w:r>
+        <w:t xml:space="preserve"> and the </w:t>
+      </w:r>
+      <w:r>
+        <w:rPr>
+          <w:rStyle w:val="VerbatimChar"/>
+        </w:rPr>
+        <w:t>abdn_rent.csv</w:t>
+      </w:r>
+      <w:r>
+        <w:t xml:space="preserve"> dataset. Curious how much you might get paid to do this?</w:t>
+      </w:r>
+    </w:p>
+    <w:p>
+      <w:pPr>
+        <w:pStyle w:val="CaptionedFigure"/>
+      </w:pPr>
+      <w:r>
+        <w:rPr>
+          <w:noProof/>
+        </w:rPr>
+        <w:lastRenderedPageBreak/>
+        <w:drawing>
+          <wp:inline distT="0" distB="0" distL="0" distR="0" wp14:anchorId="7B857312" wp14:editId="499C6224">
+            <wp:extent cx="5943600" cy="3093288"/>
+            <wp:effectExtent l="0" t="0" r="0" b="0"/>
+            <wp:docPr id="55" name="Picture" descr="Look at that salary!"/>
+            <wp:cNvGraphicFramePr/>
+            <a:graphic xmlns:a="http://schemas.openxmlformats.org/drawingml/2006/main">
+              <a:graphicData uri="http://schemas.openxmlformats.org/drawingml/2006/picture">
+                <pic:pic xmlns:pic="http://schemas.openxmlformats.org/drawingml/2006/picture">
+                  <pic:nvPicPr>
+                    <pic:cNvPr id="56" name="Picture" descr="H:/003%20-%20Teaching/006-BI3010/Workshops/Workshop%202%20-%20Data%20vis/athletics.PNG"/>
+                    <pic:cNvPicPr>
+                      <a:picLocks noChangeAspect="1" noChangeArrowheads="1"/>
+                    </pic:cNvPicPr>
+                  </pic:nvPicPr>
+                  <pic:blipFill>
+                    <a:blip r:embed="rId15"/>
+                    <a:stretch>
+                      <a:fillRect/>
+                    </a:stretch>
+                  </pic:blipFill>
+                  <pic:spPr bwMode="auto">
+                    <a:xfrm>
+                      <a:off x="0" y="0"/>
+                      <a:ext cx="5943600" cy="3093288"/>
+                    </a:xfrm>
+                    <a:prstGeom prst="rect">
+                      <a:avLst/>
+                    </a:prstGeom>
+                    <a:noFill/>
+                    <a:ln w="9525">
+                      <a:noFill/>
+                      <a:headEnd/>
+                      <a:tailEnd/>
+                    </a:ln>
+                  </pic:spPr>
+                </pic:pic>
+              </a:graphicData>
+            </a:graphic>
+          </wp:inline>
+        </w:drawing>
+      </w:r>
+    </w:p>
+    <w:p>
+      <w:pPr>
+        <w:pStyle w:val="ImageCaption"/>
+      </w:pPr>
+      <w:r>
+        <w:t>Look at that salary!</w:t>
+      </w:r>
+    </w:p>
+    <w:p>
+      <w:pPr>
+        <w:pStyle w:val="BodyText"/>
+      </w:pPr>
+      <w:r>
+        <w:t xml:space="preserve">See </w:t>
+      </w:r>
+      <w:hyperlink r:id="rId16">
+        <w:r>
+          <w:rPr>
+            <w:rStyle w:val="Hyperlink"/>
+          </w:rPr>
+          <w:t>here</w:t>
+        </w:r>
+      </w:hyperlink>
+      <w:r>
+        <w:t xml:space="preserve"> for the full job advert.</w:t>
+      </w:r>
+    </w:p>
+    <w:p>
+      <w:pPr>
+        <w:pStyle w:val="BodyText"/>
+      </w:pPr>
+      <w:r>
+        <w:t xml:space="preserve">Create your most informative and visually appealing figure now. Keep the lecture on effective communication in your mind, and avoid some of the pitfalls we discussed. If you need help figuring out how to implement one of your ideas, see </w:t>
+      </w:r>
+      <w:hyperlink r:id="rId17">
+        <w:r>
+          <w:rPr>
+            <w:rStyle w:val="Hyperlink"/>
+          </w:rPr>
+          <w:t>Intro2R chapter</w:t>
+        </w:r>
+      </w:hyperlink>
+      <w:r>
+        <w:t xml:space="preserve"> for a more detailed walk through, or else use your LLM or choice to help. If using an LLM, just remember to mention that you are using </w:t>
+      </w:r>
+      <w:r>
+        <w:rPr>
+          <w:rStyle w:val="VerbatimChar"/>
+        </w:rPr>
+        <w:t>R</w:t>
+      </w:r>
+      <w:r>
+        <w:t xml:space="preserve">, </w:t>
+      </w:r>
+      <w:r>
+        <w:rPr>
+          <w:rStyle w:val="VerbatimChar"/>
+        </w:rPr>
+        <w:t>ggplot2</w:t>
+      </w:r>
+      <w:r>
+        <w:t xml:space="preserve"> </w:t>
+      </w:r>
+      <w:r>
+        <w:t xml:space="preserve">and do not want to use any additional packages. There is nothing wrong with using additional packages, but they can just add lots of extra moving parts to the mix (and cause conflict issues). We’d suggest you try and limit the number of additional packages you have loaded while you’re still getting the hang of things, but if you feel comfortable using </w:t>
+      </w:r>
+      <w:r>
+        <w:rPr>
+          <w:rStyle w:val="VerbatimChar"/>
+        </w:rPr>
+        <w:t>R</w:t>
+      </w:r>
+      <w:r>
+        <w:t>, then go ahead by all means.</w:t>
+      </w:r>
+    </w:p>
+    <w:p>
+      <w:pPr>
+        <w:pStyle w:val="Heading2"/>
+      </w:pPr>
+      <w:bookmarkStart w:id="22" w:name="the-bad"/>
+      <w:bookmarkStart w:id="23" w:name="_Toc174615147"/>
+      <w:bookmarkEnd w:id="20"/>
+      <w:r>
+        <w:t>The bad</w:t>
+      </w:r>
+      <w:bookmarkEnd w:id="23"/>
+    </w:p>
+    <w:p>
+      <w:pPr>
+        <w:pStyle w:val="FirstParagraph"/>
+      </w:pPr>
+      <w:r>
+        <w:t xml:space="preserve">Now for the part I’m excited about. Do the same as above, but this time, make it a miserably ugly figure. It still needs to </w:t>
+      </w:r>
+      <w:r>
+        <w:rPr>
+          <w:i/>
+          <w:iCs/>
+        </w:rPr>
+        <w:t>contain</w:t>
+      </w:r>
+      <w:r>
+        <w:t xml:space="preserve"> the information (i.e. no blank figures) and be </w:t>
+      </w:r>
+      <w:r>
+        <w:rPr>
+          <w:i/>
+          <w:iCs/>
+        </w:rPr>
+        <w:t>somewhat</w:t>
+      </w:r>
+      <w:r>
+        <w:t xml:space="preserve"> readable. If you need inspiration, search for “graph crimes”, or “chart crimes” in your search engine - there are </w:t>
+      </w:r>
+      <w:r>
+        <w:rPr>
+          <w:i/>
+          <w:iCs/>
+        </w:rPr>
+        <w:t>lots</w:t>
+      </w:r>
+      <w:r>
+        <w:t xml:space="preserve"> of examples you can use for “inspiration”.</w:t>
+      </w:r>
+    </w:p>
+    <w:p>
+      <w:pPr>
+        <w:pStyle w:val="BodyText"/>
+      </w:pPr>
+      <w:r>
+        <w:t>Once, you’re happy with your masterpieces, email you’re favourite the whomever is running your session (either Deon or Michelle), and we’ll have an “Art Exhibit” to finish the workshop :D.</w:t>
+      </w:r>
+    </w:p>
+    <w:bookmarkEnd w:id="22"/>
+    <w:bookmarkEnd w:id="18"/>
     <w:sectPr>
-      <w:pgSz w:h="15840" w:w="12240"/>
-      <w:pgMar w:bottom="1440" w:footer="720" w:gutter="0" w:header="720" w:left="1440" w:right="1440" w:top="1440"/>
+      <w:pgSz w:w="12240" w:h="15840"/>
+      <w:pgMar w:top="1440" w:right="1440" w:bottom="1440" w:left="1440" w:header="720" w:footer="720" w:gutter="0"/>
       <w:cols w:space="720"/>
     </w:sectPr>
   </w:body>
 </w:document>
 </file>
 
-<file path=word/comments.xml><?xml version="1.0" encoding="utf-8"?>
-<w:comments xmlns:w="http://schemas.openxmlformats.org/wordprocessingml/2006/main" xmlns:m="http://schemas.openxmlformats.org/officeDocument/2006/math" xmlns:r="http://schemas.openxmlformats.org/officeDocument/2006/relationships" xmlns:o="urn:schemas-microsoft-com:office:office" xmlns:v="urn:schemas-microsoft-com:vml" xmlns:w10="urn:schemas-microsoft-com:office:word" xmlns:a="http://schemas.openxmlformats.org/drawingml/2006/main" xmlns:pic="http://schemas.openxmlformats.org/drawingml/2006/picture" xmlns:wp="http://schemas.openxmlformats.org/drawingml/2006/wordprocessingDrawing"/>
+<file path=word/endnotes.xml><?xml version="1.0" encoding="utf-8"?>
+<w:endnotes xmlns:wpc="http://schemas.microsoft.com/office/word/2010/wordprocessingCanvas" xmlns:cx="http://schemas.microsoft.com/office/drawing/2014/chartex" xmlns:cx1="http://schemas.microsoft.com/office/drawing/2015/9/8/chartex" xmlns:cx2="http://schemas.microsoft.com/office/drawing/2015/10/21/chartex" xmlns:cx3="http://schemas.microsoft.com/office/drawing/2016/5/9/chartex" xmlns:cx4="http://schemas.microsoft.com/office/drawing/2016/5/10/chartex" xmlns:cx5="http://schemas.microsoft.com/office/drawing/2016/5/11/chartex" xmlns:cx6="http://schemas.microsoft.com/office/drawing/2016/5/12/chartex" xmlns:cx7="http://schemas.microsoft.com/office/drawing/2016/5/13/chartex" xmlns:cx8="http://schemas.microsoft.com/office/drawing/2016/5/14/chartex" xmlns:mc="http://schemas.openxmlformats.org/markup-compatibility/2006" xmlns:aink="http://schemas.microsoft.com/office/drawing/2016/ink" xmlns:am3d="http://schemas.microsoft.com/office/drawing/2017/model3d" xmlns:o="urn:schemas-microsoft-com:office:office" xmlns:oel="http://schemas.microsoft.com/office/2019/extlst" xmlns:r="http://schemas.openxmlformats.org/officeDocument/2006/relationships" xmlns:m="http://schemas.openxmlformats.org/officeDocument/2006/math" xmlns:v="urn:schemas-microsoft-com:vml" xmlns:wp14="http://schemas.microsoft.com/office/word/2010/wordprocessingDrawing" xmlns:wp="http://schemas.openxmlformats.org/drawingml/2006/wordprocessingDrawing" xmlns:w10="urn:schemas-microsoft-com:office:word" xmlns:w="http://schemas.openxmlformats.org/wordprocessingml/2006/main" xmlns:w14="http://schemas.microsoft.com/office/word/2010/wordml" xmlns:w15="http://schemas.microsoft.com/office/word/2012/wordml" xmlns:w16cex="http://schemas.microsoft.com/office/word/2018/wordml/cex" xmlns:w16cid="http://schemas.microsoft.com/office/word/2016/wordml/cid" xmlns:w16="http://schemas.microsoft.com/office/word/2018/wordml" xmlns:w16du="http://schemas.microsoft.com/office/word/2023/wordml/word16du" xmlns:w16sdtdh="http://schemas.microsoft.com/office/word/2020/wordml/sdtdatahash" xmlns:w16se="http://schemas.microsoft.com/office/word/2015/wordml/symex" xmlns:wpg="http://schemas.microsoft.com/office/word/2010/wordprocessingGroup" xmlns:wpi="http://schemas.microsoft.com/office/word/2010/wordprocessingInk" xmlns:wne="http://schemas.microsoft.com/office/word/2006/wordml" xmlns:wps="http://schemas.microsoft.com/office/word/2010/wordprocessingShape" mc:Ignorable="w14 w15 w16se w16cid w16 w16cex w16sdtdh w16du wp14">
+  <w:endnote w:type="separator" w:id="-1">
+    <w:p>
+      <w:pPr>
+        <w:spacing w:after="0"/>
+      </w:pPr>
+      <w:r>
+        <w:separator/>
+      </w:r>
+    </w:p>
+  </w:endnote>
+  <w:endnote w:type="continuationSeparator" w:id="0">
+    <w:p>
+      <w:pPr>
+        <w:spacing w:after="0"/>
+      </w:pPr>
+      <w:r>
+        <w:continuationSeparator/>
+      </w:r>
+    </w:p>
+  </w:endnote>
+</w:endnotes>
 </file>
 
 <file path=word/footnotes.xml><?xml version="1.0" encoding="utf-8"?>
-<w:footnotes xmlns:w="http://schemas.openxmlformats.org/wordprocessingml/2006/main" xmlns:m="http://schemas.openxmlformats.org/officeDocument/2006/math" xmlns:r="http://schemas.openxmlformats.org/officeDocument/2006/relationships" xmlns:o="urn:schemas-microsoft-com:office:office" xmlns:v="urn:schemas-microsoft-com:vml" xmlns:w10="urn:schemas-microsoft-com:office:word" xmlns:a="http://schemas.openxmlformats.org/drawingml/2006/main" xmlns:pic="http://schemas.openxmlformats.org/drawingml/2006/picture" xmlns:wp="http://schemas.openxmlformats.org/drawingml/2006/wordprocessingDrawing">
+<w:footnotes xmlns:wpc="http://schemas.microsoft.com/office/word/2010/wordprocessingCanvas" xmlns:cx="http://schemas.microsoft.com/office/drawing/2014/chartex" xmlns:cx1="http://schemas.microsoft.com/office/drawing/2015/9/8/chartex" xmlns:cx2="http://schemas.microsoft.com/office/drawing/2015/10/21/chartex" xmlns:cx3="http://schemas.microsoft.com/office/drawing/2016/5/9/chartex" xmlns:cx4="http://schemas.microsoft.com/office/drawing/2016/5/10/chartex" xmlns:cx5="http://schemas.microsoft.com/office/drawing/2016/5/11/chartex" xmlns:cx6="http://schemas.microsoft.com/office/drawing/2016/5/12/chartex" xmlns:cx7="http://schemas.microsoft.com/office/drawing/2016/5/13/chartex" xmlns:cx8="http://schemas.microsoft.com/office/drawing/2016/5/14/chartex" xmlns:mc="http://schemas.openxmlformats.org/markup-compatibility/2006" xmlns:aink="http://schemas.microsoft.com/office/drawing/2016/ink" xmlns:am3d="http://schemas.microsoft.com/office/drawing/2017/model3d" xmlns:o="urn:schemas-microsoft-com:office:office" xmlns:oel="http://schemas.microsoft.com/office/2019/extlst" xmlns:r="http://schemas.openxmlformats.org/officeDocument/2006/relationships" xmlns:m="http://schemas.openxmlformats.org/officeDocument/2006/math" xmlns:v="urn:schemas-microsoft-com:vml" xmlns:wp14="http://schemas.microsoft.com/office/word/2010/wordprocessingDrawing" xmlns:wp="http://schemas.openxmlformats.org/drawingml/2006/wordprocessingDrawing" xmlns:w10="urn:schemas-microsoft-com:office:word" xmlns:w="http://schemas.openxmlformats.org/wordprocessingml/2006/main" xmlns:w14="http://schemas.microsoft.com/office/word/2010/wordml" xmlns:w15="http://schemas.microsoft.com/office/word/2012/wordml" xmlns:w16cex="http://schemas.microsoft.com/office/word/2018/wordml/cex" xmlns:w16cid="http://schemas.microsoft.com/office/word/2016/wordml/cid" xmlns:w16="http://schemas.microsoft.com/office/word/2018/wordml" xmlns:w16du="http://schemas.microsoft.com/office/word/2023/wordml/word16du" xmlns:w16sdtdh="http://schemas.microsoft.com/office/word/2020/wordml/sdtdatahash" xmlns:w16se="http://schemas.microsoft.com/office/word/2015/wordml/symex" xmlns:wpg="http://schemas.microsoft.com/office/word/2010/wordprocessingGroup" xmlns:wpi="http://schemas.microsoft.com/office/word/2010/wordprocessingInk" xmlns:wne="http://schemas.microsoft.com/office/word/2006/wordml" xmlns:wps="http://schemas.microsoft.com/office/word/2010/wordprocessingShape" mc:Ignorable="w14 w15 w16se w16cid w16 w16cex w16sdtdh w16du wp14">
+  <w:footnote w:type="separator" w:id="-1">
+    <w:p>
+      <w:r>
+        <w:separator/>
+      </w:r>
+    </w:p>
+  </w:footnote>
   <w:footnote w:type="continuationSeparator" w:id="0">
     <w:p>
       <w:r>
         <w:continuationSeparator/>
-      </w:r>
-    </w:p>
-  </w:footnote>
-  <w:footnote w:type="separator" w:id="-1">
-    <w:p>
-      <w:r>
-        <w:separator/>
       </w:r>
     </w:p>
   </w:footnote>
@@ -2247,8 +4015,8 @@
 </file>
 
 <file path=word/numbering.xml><?xml version="1.0" encoding="utf-8"?>
-<w:numbering xmlns:aink="http://schemas.microsoft.com/office/drawing/2016/ink" xmlns:am3d="http://schemas.microsoft.com/office/drawing/2017/model3d" xmlns:cx="http://schemas.microsoft.com/office/drawing/2014/chartex" xmlns:cx1="http://schemas.microsoft.com/office/drawing/2015/9/8/chartex" xmlns:cx2="http://schemas.microsoft.com/office/drawing/2015/10/21/chartex" xmlns:cx3="http://schemas.microsoft.com/office/drawing/2016/5/9/chartex" xmlns:cx4="http://schemas.microsoft.com/office/drawing/2016/5/10/chartex" xmlns:cx5="http://schemas.microsoft.com/office/drawing/2016/5/11/chartex" xmlns:cx6="http://schemas.microsoft.com/office/drawing/2016/5/12/chartex" xmlns:cx7="http://schemas.microsoft.com/office/drawing/2016/5/13/chartex" xmlns:cx8="http://schemas.microsoft.com/office/drawing/2016/5/14/chartex" xmlns:m="http://schemas.openxmlformats.org/officeDocument/2006/math" xmlns:mc="http://schemas.openxmlformats.org/markup-compatibility/2006" xmlns:o="urn:schemas-microsoft-com:office:office" xmlns:oel="http://schemas.microsoft.com/office/2019/extlst" xmlns:r="http://schemas.openxmlformats.org/officeDocument/2006/relationships" xmlns:v="urn:schemas-microsoft-com:vml" xmlns:w="http://schemas.openxmlformats.org/wordprocessingml/2006/main" xmlns:w10="urn:schemas-microsoft-com:office:word" xmlns:w14="http://schemas.microsoft.com/office/word/2010/wordml" xmlns:w15="http://schemas.microsoft.com/office/word/2012/wordml" xmlns:w16="http://schemas.microsoft.com/office/word/2018/wordml" xmlns:w16cex="http://schemas.microsoft.com/office/word/2018/wordml/cex" xmlns:w16cid="http://schemas.microsoft.com/office/word/2016/wordml/cid" xmlns:w16du="http://schemas.microsoft.com/office/word/2023/wordml/word16du" xmlns:w16sdtdh="http://schemas.microsoft.com/office/word/2020/wordml/sdtdatahash" xmlns:w16se="http://schemas.microsoft.com/office/word/2015/wordml/symex" xmlns:wne="http://schemas.microsoft.com/office/word/2006/wordml" xmlns:wp="http://schemas.openxmlformats.org/drawingml/2006/wordprocessingDrawing" xmlns:wp14="http://schemas.microsoft.com/office/word/2010/wordprocessingDrawing" xmlns:wpc="http://schemas.microsoft.com/office/word/2010/wordprocessingCanvas" xmlns:wpg="http://schemas.microsoft.com/office/word/2010/wordprocessingGroup" xmlns:wpi="http://schemas.microsoft.com/office/word/2010/wordprocessingInk" xmlns:wps="http://schemas.microsoft.com/office/word/2010/wordprocessingShape" mc:Ignorable="w14 w15 w16se w16cid w16 w16cex w16sdtdh w16du wp14">
-  <w:abstractNum w15:restartNumberingAfterBreak="0" w:abstractNumId="0">
+<w:numbering xmlns:wpc="http://schemas.microsoft.com/office/word/2010/wordprocessingCanvas" xmlns:cx="http://schemas.microsoft.com/office/drawing/2014/chartex" xmlns:cx1="http://schemas.microsoft.com/office/drawing/2015/9/8/chartex" xmlns:cx2="http://schemas.microsoft.com/office/drawing/2015/10/21/chartex" xmlns:cx3="http://schemas.microsoft.com/office/drawing/2016/5/9/chartex" xmlns:cx4="http://schemas.microsoft.com/office/drawing/2016/5/10/chartex" xmlns:cx5="http://schemas.microsoft.com/office/drawing/2016/5/11/chartex" xmlns:cx6="http://schemas.microsoft.com/office/drawing/2016/5/12/chartex" xmlns:cx7="http://schemas.microsoft.com/office/drawing/2016/5/13/chartex" xmlns:cx8="http://schemas.microsoft.com/office/drawing/2016/5/14/chartex" xmlns:mc="http://schemas.openxmlformats.org/markup-compatibility/2006" xmlns:aink="http://schemas.microsoft.com/office/drawing/2016/ink" xmlns:am3d="http://schemas.microsoft.com/office/drawing/2017/model3d" xmlns:o="urn:schemas-microsoft-com:office:office" xmlns:oel="http://schemas.microsoft.com/office/2019/extlst" xmlns:r="http://schemas.openxmlformats.org/officeDocument/2006/relationships" xmlns:m="http://schemas.openxmlformats.org/officeDocument/2006/math" xmlns:v="urn:schemas-microsoft-com:vml" xmlns:wp14="http://schemas.microsoft.com/office/word/2010/wordprocessingDrawing" xmlns:wp="http://schemas.openxmlformats.org/drawingml/2006/wordprocessingDrawing" xmlns:w10="urn:schemas-microsoft-com:office:word" xmlns:w="http://schemas.openxmlformats.org/wordprocessingml/2006/main" xmlns:w14="http://schemas.microsoft.com/office/word/2010/wordml" xmlns:w15="http://schemas.microsoft.com/office/word/2012/wordml" xmlns:w16cex="http://schemas.microsoft.com/office/word/2018/wordml/cex" xmlns:w16cid="http://schemas.microsoft.com/office/word/2016/wordml/cid" xmlns:w16="http://schemas.microsoft.com/office/word/2018/wordml" xmlns:w16du="http://schemas.microsoft.com/office/word/2023/wordml/word16du" xmlns:w16sdtdh="http://schemas.microsoft.com/office/word/2020/wordml/sdtdatahash" xmlns:w16se="http://schemas.microsoft.com/office/word/2015/wordml/symex" xmlns:wpg="http://schemas.microsoft.com/office/word/2010/wordprocessingGroup" xmlns:wpi="http://schemas.microsoft.com/office/word/2010/wordprocessingInk" xmlns:wne="http://schemas.microsoft.com/office/word/2006/wordml" xmlns:wps="http://schemas.microsoft.com/office/word/2010/wordprocessingShape" mc:Ignorable="w14 w15 w16se w16cid w16 w16cex w16sdtdh w16du wp14">
+  <w:abstractNum w:abstractNumId="0" w15:restartNumberingAfterBreak="0">
     <w:nsid w:val="0000A990"/>
     <w:multiLevelType w:val="multilevel"/>
     <w:tmpl w:val="FF925042"/>
@@ -2257,7 +4025,7 @@
       <w:lvlText w:val=" "/>
       <w:lvlJc w:val="left"/>
       <w:pPr>
-        <w:ind w:hanging="480" w:left="720"/>
+        <w:ind w:left="720" w:hanging="480"/>
       </w:pPr>
     </w:lvl>
     <w:lvl w:ilvl="1">
@@ -2265,7 +4033,7 @@
       <w:lvlText w:val=" "/>
       <w:lvlJc w:val="left"/>
       <w:pPr>
-        <w:ind w:hanging="480" w:left="1440"/>
+        <w:ind w:left="1440" w:hanging="480"/>
       </w:pPr>
     </w:lvl>
     <w:lvl w:ilvl="2">
@@ -2273,7 +4041,7 @@
       <w:lvlText w:val=" "/>
       <w:lvlJc w:val="left"/>
       <w:pPr>
-        <w:ind w:hanging="480" w:left="2160"/>
+        <w:ind w:left="2160" w:hanging="480"/>
       </w:pPr>
     </w:lvl>
     <w:lvl w:ilvl="3">
@@ -2281,7 +4049,7 @@
       <w:lvlText w:val=" "/>
       <w:lvlJc w:val="left"/>
       <w:pPr>
-        <w:ind w:hanging="480" w:left="2880"/>
+        <w:ind w:left="2880" w:hanging="480"/>
       </w:pPr>
     </w:lvl>
     <w:lvl w:ilvl="4">
@@ -2289,7 +4057,7 @@
       <w:lvlText w:val=" "/>
       <w:lvlJc w:val="left"/>
       <w:pPr>
-        <w:ind w:hanging="480" w:left="3600"/>
+        <w:ind w:left="3600" w:hanging="480"/>
       </w:pPr>
     </w:lvl>
     <w:lvl w:ilvl="5">
@@ -2297,7 +4065,7 @@
       <w:lvlText w:val=" "/>
       <w:lvlJc w:val="left"/>
       <w:pPr>
-        <w:ind w:hanging="480" w:left="4320"/>
+        <w:ind w:left="4320" w:hanging="480"/>
       </w:pPr>
     </w:lvl>
     <w:lvl w:ilvl="6">
@@ -2305,7 +4073,7 @@
       <w:lvlText w:val=" "/>
       <w:lvlJc w:val="left"/>
       <w:pPr>
-        <w:ind w:hanging="480" w:left="5040"/>
+        <w:ind w:left="5040" w:hanging="480"/>
       </w:pPr>
     </w:lvl>
     <w:lvl w:ilvl="7">
@@ -2313,7 +4081,7 @@
       <w:lvlText w:val=" "/>
       <w:lvlJc w:val="left"/>
       <w:pPr>
-        <w:ind w:hanging="480" w:left="5760"/>
+        <w:ind w:left="5760" w:hanging="480"/>
       </w:pPr>
     </w:lvl>
     <w:lvl w:ilvl="8">
@@ -2321,11 +4089,11 @@
       <w:lvlText w:val=" "/>
       <w:lvlJc w:val="left"/>
       <w:pPr>
-        <w:ind w:hanging="480" w:left="6480"/>
+        <w:ind w:left="6480" w:hanging="480"/>
       </w:pPr>
     </w:lvl>
   </w:abstractNum>
-  <w:abstractNum w15:restartNumberingAfterBreak="0" w:abstractNumId="1">
+  <w:abstractNum w:abstractNumId="1" w15:restartNumberingAfterBreak="0">
     <w:nsid w:val="0000A991"/>
     <w:multiLevelType w:val="multilevel"/>
     <w:tmpl w:val="ED2E9738"/>
@@ -2334,7 +4102,7 @@
       <w:lvlText w:val="•"/>
       <w:lvlJc w:val="left"/>
       <w:pPr>
-        <w:ind w:hanging="480" w:left="720"/>
+        <w:ind w:left="720" w:hanging="480"/>
       </w:pPr>
     </w:lvl>
     <w:lvl w:ilvl="1">
@@ -2342,7 +4110,7 @@
       <w:lvlText w:val="–"/>
       <w:lvlJc w:val="left"/>
       <w:pPr>
-        <w:ind w:hanging="480" w:left="1440"/>
+        <w:ind w:left="1440" w:hanging="480"/>
       </w:pPr>
     </w:lvl>
     <w:lvl w:ilvl="2">
@@ -2350,7 +4118,7 @@
       <w:lvlText w:val="•"/>
       <w:lvlJc w:val="left"/>
       <w:pPr>
-        <w:ind w:hanging="480" w:left="2160"/>
+        <w:ind w:left="2160" w:hanging="480"/>
       </w:pPr>
     </w:lvl>
     <w:lvl w:ilvl="3">
@@ -2358,7 +4126,7 @@
       <w:lvlText w:val="–"/>
       <w:lvlJc w:val="left"/>
       <w:pPr>
-        <w:ind w:hanging="480" w:left="2880"/>
+        <w:ind w:left="2880" w:hanging="480"/>
       </w:pPr>
     </w:lvl>
     <w:lvl w:ilvl="4">
@@ -2366,7 +4134,7 @@
       <w:lvlText w:val="•"/>
       <w:lvlJc w:val="left"/>
       <w:pPr>
-        <w:ind w:hanging="480" w:left="3600"/>
+        <w:ind w:left="3600" w:hanging="480"/>
       </w:pPr>
     </w:lvl>
     <w:lvl w:ilvl="5">
@@ -2374,7 +4142,7 @@
       <w:lvlText w:val="–"/>
       <w:lvlJc w:val="left"/>
       <w:pPr>
-        <w:ind w:hanging="480" w:left="4320"/>
+        <w:ind w:left="4320" w:hanging="480"/>
       </w:pPr>
     </w:lvl>
     <w:lvl w:ilvl="6">
@@ -2382,7 +4150,7 @@
       <w:lvlText w:val="•"/>
       <w:lvlJc w:val="left"/>
       <w:pPr>
-        <w:ind w:hanging="480" w:left="5040"/>
+        <w:ind w:left="5040" w:hanging="480"/>
       </w:pPr>
     </w:lvl>
     <w:lvl w:ilvl="7">
@@ -2390,7 +4158,7 @@
       <w:lvlText w:val="–"/>
       <w:lvlJc w:val="left"/>
       <w:pPr>
-        <w:ind w:hanging="480" w:left="5760"/>
+        <w:ind w:left="5760" w:hanging="480"/>
       </w:pPr>
     </w:lvl>
     <w:lvl w:ilvl="8">
@@ -2398,11 +4166,11 @@
       <w:lvlText w:val="•"/>
       <w:lvlJc w:val="left"/>
       <w:pPr>
-        <w:ind w:hanging="480" w:left="6480"/>
+        <w:ind w:left="6480" w:hanging="480"/>
       </w:pPr>
     </w:lvl>
   </w:abstractNum>
-  <w:abstractNum w15:restartNumberingAfterBreak="0" w:abstractNumId="2">
+  <w:abstractNum w:abstractNumId="2" w15:restartNumberingAfterBreak="0">
     <w:nsid w:val="00A99411"/>
     <w:multiLevelType w:val="multilevel"/>
     <w:tmpl w:val="585292DC"/>
@@ -2412,7 +4180,7 @@
       <w:lvlText w:val="%1."/>
       <w:lvlJc w:val="left"/>
       <w:pPr>
-        <w:ind w:hanging="480" w:left="720"/>
+        <w:ind w:left="720" w:hanging="480"/>
       </w:pPr>
     </w:lvl>
     <w:lvl w:ilvl="1">
@@ -2421,7 +4189,7 @@
       <w:lvlText w:val="%2."/>
       <w:lvlJc w:val="left"/>
       <w:pPr>
-        <w:ind w:hanging="480" w:left="1440"/>
+        <w:ind w:left="1440" w:hanging="480"/>
       </w:pPr>
     </w:lvl>
     <w:lvl w:ilvl="2">
@@ -2430,7 +4198,7 @@
       <w:lvlText w:val="%3."/>
       <w:lvlJc w:val="left"/>
       <w:pPr>
-        <w:ind w:hanging="480" w:left="2160"/>
+        <w:ind w:left="2160" w:hanging="480"/>
       </w:pPr>
     </w:lvl>
     <w:lvl w:ilvl="3">
@@ -2439,7 +4207,7 @@
       <w:lvlText w:val="%4."/>
       <w:lvlJc w:val="left"/>
       <w:pPr>
-        <w:ind w:hanging="480" w:left="2880"/>
+        <w:ind w:left="2880" w:hanging="480"/>
       </w:pPr>
     </w:lvl>
     <w:lvl w:ilvl="4">
@@ -2448,7 +4216,7 @@
       <w:lvlText w:val="%5."/>
       <w:lvlJc w:val="left"/>
       <w:pPr>
-        <w:ind w:hanging="480" w:left="3600"/>
+        <w:ind w:left="3600" w:hanging="480"/>
       </w:pPr>
     </w:lvl>
     <w:lvl w:ilvl="5">
@@ -2457,7 +4225,7 @@
       <w:lvlText w:val="%6."/>
       <w:lvlJc w:val="left"/>
       <w:pPr>
-        <w:ind w:hanging="480" w:left="4320"/>
+        <w:ind w:left="4320" w:hanging="480"/>
       </w:pPr>
     </w:lvl>
     <w:lvl w:ilvl="6">
@@ -2466,7 +4234,7 @@
       <w:lvlText w:val="%7."/>
       <w:lvlJc w:val="left"/>
       <w:pPr>
-        <w:ind w:hanging="480" w:left="5040"/>
+        <w:ind w:left="5040" w:hanging="480"/>
       </w:pPr>
     </w:lvl>
     <w:lvl w:ilvl="7">
@@ -2475,7 +4243,7 @@
       <w:lvlText w:val="%8."/>
       <w:lvlJc w:val="left"/>
       <w:pPr>
-        <w:ind w:hanging="480" w:left="5760"/>
+        <w:ind w:left="5760" w:hanging="480"/>
       </w:pPr>
     </w:lvl>
     <w:lvl w:ilvl="8">
@@ -2484,91 +4252,16 @@
       <w:lvlText w:val="%9."/>
       <w:lvlJc w:val="left"/>
       <w:pPr>
-        <w:ind w:hanging="480" w:left="6480"/>
+        <w:ind w:left="6480" w:hanging="480"/>
       </w:pPr>
     </w:lvl>
   </w:abstractNum>
-  <w:abstractNum w:abstractNumId="990">
-    <w:nsid w:val="A990"/>
+  <w:abstractNum w:abstractNumId="3" w15:restartNumberingAfterBreak="0">
+    <w:nsid w:val="00A99412"/>
     <w:multiLevelType w:val="multilevel"/>
+    <w:tmpl w:val="A1FA9DCE"/>
     <w:lvl w:ilvl="0">
-      <w:numFmt w:val="bullet"/>
-      <w:lvlText w:val=" "/>
-      <w:lvlJc w:val="left"/>
-      <w:pPr>
-        <w:ind w:left="720" w:hanging="480"/>
-      </w:pPr>
-    </w:lvl>
-    <w:lvl w:ilvl="1">
-      <w:numFmt w:val="bullet"/>
-      <w:lvlText w:val=" "/>
-      <w:lvlJc w:val="left"/>
-      <w:pPr>
-        <w:ind w:left="1440" w:hanging="480"/>
-      </w:pPr>
-    </w:lvl>
-    <w:lvl w:ilvl="2">
-      <w:numFmt w:val="bullet"/>
-      <w:lvlText w:val=" "/>
-      <w:lvlJc w:val="left"/>
-      <w:pPr>
-        <w:ind w:left="2160" w:hanging="480"/>
-      </w:pPr>
-    </w:lvl>
-    <w:lvl w:ilvl="3">
-      <w:numFmt w:val="bullet"/>
-      <w:lvlText w:val=" "/>
-      <w:lvlJc w:val="left"/>
-      <w:pPr>
-        <w:ind w:left="2880" w:hanging="480"/>
-      </w:pPr>
-    </w:lvl>
-    <w:lvl w:ilvl="4">
-      <w:numFmt w:val="bullet"/>
-      <w:lvlText w:val=" "/>
-      <w:lvlJc w:val="left"/>
-      <w:pPr>
-        <w:ind w:left="3600" w:hanging="480"/>
-      </w:pPr>
-    </w:lvl>
-    <w:lvl w:ilvl="5">
-      <w:numFmt w:val="bullet"/>
-      <w:lvlText w:val=" "/>
-      <w:lvlJc w:val="left"/>
-      <w:pPr>
-        <w:ind w:left="4320" w:hanging="480"/>
-      </w:pPr>
-    </w:lvl>
-    <w:lvl w:ilvl="6">
-      <w:numFmt w:val="bullet"/>
-      <w:lvlText w:val=" "/>
-      <w:lvlJc w:val="left"/>
-      <w:pPr>
-        <w:ind w:left="5040" w:hanging="480"/>
-      </w:pPr>
-    </w:lvl>
-    <w:lvl w:ilvl="7">
-      <w:numFmt w:val="bullet"/>
-      <w:lvlText w:val=" "/>
-      <w:lvlJc w:val="left"/>
-      <w:pPr>
-        <w:ind w:left="5760" w:hanging="480"/>
-      </w:pPr>
-    </w:lvl>
-    <w:lvl w:ilvl="8">
-      <w:numFmt w:val="bullet"/>
-      <w:lvlText w:val=" "/>
-      <w:lvlJc w:val="left"/>
-      <w:pPr>
-        <w:ind w:left="6480" w:hanging="480"/>
-      </w:pPr>
-    </w:lvl>
-  </w:abstractNum>
-  <w:abstractNum w:abstractNumId="99411">
-    <w:nsid w:val="A99411"/>
-    <w:multiLevelType w:val="multilevel"/>
-    <w:lvl w:ilvl="0">
-      <w:start w:val="1"/>
+      <w:start w:val="2"/>
       <w:numFmt w:val="decimal"/>
       <w:lvlText w:val="%1."/>
       <w:lvlJc w:val="left"/>
@@ -2577,7 +4270,7 @@
       </w:pPr>
     </w:lvl>
     <w:lvl w:ilvl="1">
-      <w:start w:val="1"/>
+      <w:start w:val="2"/>
       <w:numFmt w:val="decimal"/>
       <w:lvlText w:val="%2."/>
       <w:lvlJc w:val="left"/>
@@ -2586,7 +4279,7 @@
       </w:pPr>
     </w:lvl>
     <w:lvl w:ilvl="2">
-      <w:start w:val="1"/>
+      <w:start w:val="2"/>
       <w:numFmt w:val="decimal"/>
       <w:lvlText w:val="%3."/>
       <w:lvlJc w:val="left"/>
@@ -2595,7 +4288,7 @@
       </w:pPr>
     </w:lvl>
     <w:lvl w:ilvl="3">
-      <w:start w:val="1"/>
+      <w:start w:val="2"/>
       <w:numFmt w:val="decimal"/>
       <w:lvlText w:val="%4."/>
       <w:lvlJc w:val="left"/>
@@ -2604,7 +4297,7 @@
       </w:pPr>
     </w:lvl>
     <w:lvl w:ilvl="4">
-      <w:start w:val="1"/>
+      <w:start w:val="2"/>
       <w:numFmt w:val="decimal"/>
       <w:lvlText w:val="%5."/>
       <w:lvlJc w:val="left"/>
@@ -2613,7 +4306,7 @@
       </w:pPr>
     </w:lvl>
     <w:lvl w:ilvl="5">
-      <w:start w:val="1"/>
+      <w:start w:val="2"/>
       <w:numFmt w:val="decimal"/>
       <w:lvlText w:val="%6."/>
       <w:lvlJc w:val="left"/>
@@ -2622,7 +4315,7 @@
       </w:pPr>
     </w:lvl>
     <w:lvl w:ilvl="6">
-      <w:start w:val="1"/>
+      <w:start w:val="2"/>
       <w:numFmt w:val="decimal"/>
       <w:lvlText w:val="%7."/>
       <w:lvlJc w:val="left"/>
@@ -2631,7 +4324,7 @@
       </w:pPr>
     </w:lvl>
     <w:lvl w:ilvl="7">
-      <w:start w:val="1"/>
+      <w:start w:val="2"/>
       <w:numFmt w:val="decimal"/>
       <w:lvlText w:val="%8."/>
       <w:lvlJc w:val="left"/>
@@ -2640,7 +4333,7 @@
       </w:pPr>
     </w:lvl>
     <w:lvl w:ilvl="8">
-      <w:start w:val="1"/>
+      <w:start w:val="2"/>
       <w:numFmt w:val="decimal"/>
       <w:lvlText w:val="%9."/>
       <w:lvlJc w:val="left"/>
@@ -2649,13 +4342,99 @@
       </w:pPr>
     </w:lvl>
   </w:abstractNum>
-  <w:num w16cid:durableId="1968661439" w:numId="1">
+  <w:abstractNum w:abstractNumId="4" w15:restartNumberingAfterBreak="0">
+    <w:nsid w:val="00A99413"/>
+    <w:multiLevelType w:val="multilevel"/>
+    <w:tmpl w:val="DD3251E0"/>
+    <w:lvl w:ilvl="0">
+      <w:start w:val="3"/>
+      <w:numFmt w:val="decimal"/>
+      <w:lvlText w:val="%1."/>
+      <w:lvlJc w:val="left"/>
+      <w:pPr>
+        <w:ind w:left="720" w:hanging="480"/>
+      </w:pPr>
+    </w:lvl>
+    <w:lvl w:ilvl="1">
+      <w:start w:val="3"/>
+      <w:numFmt w:val="decimal"/>
+      <w:lvlText w:val="%2."/>
+      <w:lvlJc w:val="left"/>
+      <w:pPr>
+        <w:ind w:left="1440" w:hanging="480"/>
+      </w:pPr>
+    </w:lvl>
+    <w:lvl w:ilvl="2">
+      <w:start w:val="3"/>
+      <w:numFmt w:val="decimal"/>
+      <w:lvlText w:val="%3."/>
+      <w:lvlJc w:val="left"/>
+      <w:pPr>
+        <w:ind w:left="2160" w:hanging="480"/>
+      </w:pPr>
+    </w:lvl>
+    <w:lvl w:ilvl="3">
+      <w:start w:val="3"/>
+      <w:numFmt w:val="decimal"/>
+      <w:lvlText w:val="%4."/>
+      <w:lvlJc w:val="left"/>
+      <w:pPr>
+        <w:ind w:left="2880" w:hanging="480"/>
+      </w:pPr>
+    </w:lvl>
+    <w:lvl w:ilvl="4">
+      <w:start w:val="3"/>
+      <w:numFmt w:val="decimal"/>
+      <w:lvlText w:val="%5."/>
+      <w:lvlJc w:val="left"/>
+      <w:pPr>
+        <w:ind w:left="3600" w:hanging="480"/>
+      </w:pPr>
+    </w:lvl>
+    <w:lvl w:ilvl="5">
+      <w:start w:val="3"/>
+      <w:numFmt w:val="decimal"/>
+      <w:lvlText w:val="%6."/>
+      <w:lvlJc w:val="left"/>
+      <w:pPr>
+        <w:ind w:left="4320" w:hanging="480"/>
+      </w:pPr>
+    </w:lvl>
+    <w:lvl w:ilvl="6">
+      <w:start w:val="3"/>
+      <w:numFmt w:val="decimal"/>
+      <w:lvlText w:val="%7."/>
+      <w:lvlJc w:val="left"/>
+      <w:pPr>
+        <w:ind w:left="5040" w:hanging="480"/>
+      </w:pPr>
+    </w:lvl>
+    <w:lvl w:ilvl="7">
+      <w:start w:val="3"/>
+      <w:numFmt w:val="decimal"/>
+      <w:lvlText w:val="%8."/>
+      <w:lvlJc w:val="left"/>
+      <w:pPr>
+        <w:ind w:left="5760" w:hanging="480"/>
+      </w:pPr>
+    </w:lvl>
+    <w:lvl w:ilvl="8">
+      <w:start w:val="3"/>
+      <w:numFmt w:val="decimal"/>
+      <w:lvlText w:val="%9."/>
+      <w:lvlJc w:val="left"/>
+      <w:pPr>
+        <w:ind w:left="6480" w:hanging="480"/>
+      </w:pPr>
+    </w:lvl>
+  </w:abstractNum>
+  <w:num w:numId="1" w16cid:durableId="1968661439">
     <w:abstractNumId w:val="0"/>
   </w:num>
-  <w:num w16cid:durableId="1603609467" w:numId="2">
+  <w:num w:numId="2" w16cid:durableId="1603609467">
     <w:abstractNumId w:val="1"/>
   </w:num>
-  <w:num w16cid:durableId="1542522429" w:numId="3">
+  <w:num w:numId="3" w16cid:durableId="1542522429">
     <w:abstractNumId w:val="2"/>
     <w:lvlOverride w:ilvl="0">
       <w:startOverride w:val="1"/>
@@ -2685,11 +4464,11 @@
       <w:startOverride w:val="1"/>
     </w:lvlOverride>
   </w:num>
-  <w:num w:numId="1000">
-    <w:abstractNumId w:val="990"/>
+  <w:num w:numId="4" w16cid:durableId="1685203971">
+    <w:abstractNumId w:val="0"/>
   </w:num>
-  <w:num w:numId="1001">
-    <w:abstractNumId w:val="99411"/>
+  <w:num w:numId="5" w16cid:durableId="1510021033">
+    <w:abstractNumId w:val="2"/>
     <w:lvlOverride w:ilvl="0">
       <w:startOverride w:val="1"/>
     </w:lvlOverride>
@@ -2718,8 +4497,8 @@
       <w:startOverride w:val="1"/>
     </w:lvlOverride>
   </w:num>
-  <w:num w:numId="1002">
-    <w:abstractNumId w:val="99411"/>
+  <w:num w:numId="6" w16cid:durableId="58989359">
+    <w:abstractNumId w:val="2"/>
     <w:lvlOverride w:ilvl="0">
       <w:startOverride w:val="1"/>
     </w:lvlOverride>
@@ -2748,8 +4527,128 @@
       <w:startOverride w:val="1"/>
     </w:lvlOverride>
   </w:num>
-  <w:num w:numId="1003">
-    <w:abstractNumId w:val="99411"/>
+  <w:num w:numId="7" w16cid:durableId="202602815">
+    <w:abstractNumId w:val="2"/>
+    <w:lvlOverride w:ilvl="0">
+      <w:startOverride w:val="1"/>
+    </w:lvlOverride>
+    <w:lvlOverride w:ilvl="1">
+      <w:startOverride w:val="1"/>
+    </w:lvlOverride>
+    <w:lvlOverride w:ilvl="2">
+      <w:startOverride w:val="1"/>
+    </w:lvlOverride>
+    <w:lvlOverride w:ilvl="3">
+      <w:startOverride w:val="1"/>
+    </w:lvlOverride>
+    <w:lvlOverride w:ilvl="4">
+      <w:startOverride w:val="1"/>
+    </w:lvlOverride>
+    <w:lvlOverride w:ilvl="5">
+      <w:startOverride w:val="1"/>
+    </w:lvlOverride>
+    <w:lvlOverride w:ilvl="6">
+      <w:startOverride w:val="1"/>
+    </w:lvlOverride>
+    <w:lvlOverride w:ilvl="7">
+      <w:startOverride w:val="1"/>
+    </w:lvlOverride>
+    <w:lvlOverride w:ilvl="8">
+      <w:startOverride w:val="1"/>
+    </w:lvlOverride>
+  </w:num>
+  <w:num w:numId="8" w16cid:durableId="24674035">
+    <w:abstractNumId w:val="2"/>
+    <w:lvlOverride w:ilvl="0">
+      <w:startOverride w:val="1"/>
+    </w:lvlOverride>
+    <w:lvlOverride w:ilvl="1">
+      <w:startOverride w:val="1"/>
+    </w:lvlOverride>
+    <w:lvlOverride w:ilvl="2">
+      <w:startOverride w:val="1"/>
+    </w:lvlOverride>
+    <w:lvlOverride w:ilvl="3">
+      <w:startOverride w:val="1"/>
+    </w:lvlOverride>
+    <w:lvlOverride w:ilvl="4">
+      <w:startOverride w:val="1"/>
+    </w:lvlOverride>
+    <w:lvlOverride w:ilvl="5">
+      <w:startOverride w:val="1"/>
+    </w:lvlOverride>
+    <w:lvlOverride w:ilvl="6">
+      <w:startOverride w:val="1"/>
+    </w:lvlOverride>
+    <w:lvlOverride w:ilvl="7">
+      <w:startOverride w:val="1"/>
+    </w:lvlOverride>
+    <w:lvlOverride w:ilvl="8">
+      <w:startOverride w:val="1"/>
+    </w:lvlOverride>
+  </w:num>
+  <w:num w:numId="9" w16cid:durableId="1773208269">
+    <w:abstractNumId w:val="3"/>
+    <w:lvlOverride w:ilvl="0">
+      <w:startOverride w:val="2"/>
+    </w:lvlOverride>
+    <w:lvlOverride w:ilvl="1">
+      <w:startOverride w:val="2"/>
+    </w:lvlOverride>
+    <w:lvlOverride w:ilvl="2">
+      <w:startOverride w:val="2"/>
+    </w:lvlOverride>
+    <w:lvlOverride w:ilvl="3">
+      <w:startOverride w:val="2"/>
+    </w:lvlOverride>
+    <w:lvlOverride w:ilvl="4">
+      <w:startOverride w:val="2"/>
+    </w:lvlOverride>
+    <w:lvlOverride w:ilvl="5">
+      <w:startOverride w:val="2"/>
+    </w:lvlOverride>
+    <w:lvlOverride w:ilvl="6">
+      <w:startOverride w:val="2"/>
+    </w:lvlOverride>
+    <w:lvlOverride w:ilvl="7">
+      <w:startOverride w:val="2"/>
+    </w:lvlOverride>
+    <w:lvlOverride w:ilvl="8">
+      <w:startOverride w:val="2"/>
+    </w:lvlOverride>
+  </w:num>
+  <w:num w:numId="10" w16cid:durableId="1297183630">
+    <w:abstractNumId w:val="4"/>
+    <w:lvlOverride w:ilvl="0">
+      <w:startOverride w:val="3"/>
+    </w:lvlOverride>
+    <w:lvlOverride w:ilvl="1">
+      <w:startOverride w:val="3"/>
+    </w:lvlOverride>
+    <w:lvlOverride w:ilvl="2">
+      <w:startOverride w:val="3"/>
+    </w:lvlOverride>
+    <w:lvlOverride w:ilvl="3">
+      <w:startOverride w:val="3"/>
+    </w:lvlOverride>
+    <w:lvlOverride w:ilvl="4">
+      <w:startOverride w:val="3"/>
+    </w:lvlOverride>
+    <w:lvlOverride w:ilvl="5">
+      <w:startOverride w:val="3"/>
+    </w:lvlOverride>
+    <w:lvlOverride w:ilvl="6">
+      <w:startOverride w:val="3"/>
+    </w:lvlOverride>
+    <w:lvlOverride w:ilvl="7">
+      <w:startOverride w:val="3"/>
+    </w:lvlOverride>
+    <w:lvlOverride w:ilvl="8">
+      <w:startOverride w:val="3"/>
+    </w:lvlOverride>
+  </w:num>
+  <w:num w:numId="11" w16cid:durableId="468327660">
+    <w:abstractNumId w:val="2"/>
     <w:lvlOverride w:ilvl="0">
       <w:startOverride w:val="1"/>
     </w:lvlOverride>
@@ -2782,14 +4681,14 @@
 </file>
 
 <file path=word/styles.xml><?xml version="1.0" encoding="utf-8"?>
-<w:styles xmlns:mc="http://schemas.openxmlformats.org/markup-compatibility/2006" xmlns:r="http://schemas.openxmlformats.org/officeDocument/2006/relationships" xmlns:w="http://schemas.openxmlformats.org/wordprocessingml/2006/main" xmlns:w14="http://schemas.microsoft.com/office/word/2010/wordml" xmlns:w15="http://schemas.microsoft.com/office/word/2012/wordml" xmlns:w16="http://schemas.microsoft.com/office/word/2018/wordml" xmlns:w16cex="http://schemas.microsoft.com/office/word/2018/wordml/cex" xmlns:w16cid="http://schemas.microsoft.com/office/word/2016/wordml/cid" xmlns:w16du="http://schemas.microsoft.com/office/word/2023/wordml/word16du" xmlns:w16sdtdh="http://schemas.microsoft.com/office/word/2020/wordml/sdtdatahash" xmlns:w16se="http://schemas.microsoft.com/office/word/2015/wordml/symex" mc:Ignorable="w14 w15 w16se w16cid w16 w16cex w16sdtdh w16du">
+<w:styles xmlns:mc="http://schemas.openxmlformats.org/markup-compatibility/2006" xmlns:r="http://schemas.openxmlformats.org/officeDocument/2006/relationships" xmlns:w="http://schemas.openxmlformats.org/wordprocessingml/2006/main" xmlns:w14="http://schemas.microsoft.com/office/word/2010/wordml" xmlns:w15="http://schemas.microsoft.com/office/word/2012/wordml" xmlns:w16cex="http://schemas.microsoft.com/office/word/2018/wordml/cex" xmlns:w16cid="http://schemas.microsoft.com/office/word/2016/wordml/cid" xmlns:w16="http://schemas.microsoft.com/office/word/2018/wordml" xmlns:w16du="http://schemas.microsoft.com/office/word/2023/wordml/word16du" xmlns:w16sdtdh="http://schemas.microsoft.com/office/word/2020/wordml/sdtdatahash" xmlns:w16se="http://schemas.microsoft.com/office/word/2015/wordml/symex" mc:Ignorable="w14 w15 w16se w16cid w16 w16cex w16sdtdh w16du">
   <w:docDefaults>
     <w:rPrDefault>
       <w:rPr>
-        <w:rFonts w:asciiTheme="minorHAnsi" w:cstheme="minorBidi" w:eastAsiaTheme="minorHAnsi" w:hAnsiTheme="minorHAnsi"/>
+        <w:rFonts w:asciiTheme="minorHAnsi" w:eastAsiaTheme="minorHAnsi" w:hAnsiTheme="minorHAnsi" w:cstheme="minorBidi"/>
         <w:sz w:val="24"/>
         <w:szCs w:val="24"/>
-        <w:lang w:bidi="ar-SA" w:eastAsia="en-US" w:val="en-US"/>
+        <w:lang w:val="en-US" w:eastAsia="en-US" w:bidi="ar-SA"/>
       </w:rPr>
     </w:rPrDefault>
     <w:pPrDefault>
@@ -2798,7 +4697,7 @@
       </w:pPr>
     </w:pPrDefault>
   </w:docDefaults>
-  <w:latentStyles w:count="376" w:defLockedState="0" w:defQFormat="0" w:defSemiHidden="0" w:defUIPriority="0" w:defUnhideWhenUsed="0">
+  <w:latentStyles w:defLockedState="0" w:defUIPriority="0" w:defSemiHidden="0" w:defUnhideWhenUsed="0" w:defQFormat="0" w:count="376">
     <w:lsdException w:name="toc 1" w:uiPriority="39"/>
     <w:lsdException w:name="toc 2" w:uiPriority="39"/>
     <w:lsdException w:name="toc 3" w:uiPriority="39"/>
@@ -3046,7 +4945,7 @@
     <w:lsdException w:name="Unresolved Mention" w:semiHidden="1" w:uiPriority="99" w:unhideWhenUsed="1"/>
     <w:lsdException w:name="Smart Link" w:semiHidden="1" w:uiPriority="99" w:unhideWhenUsed="1"/>
   </w:latentStyles>
-  <w:style w:default="1" w:styleId="Normal" w:type="paragraph">
+  <w:style w:type="paragraph" w:default="1" w:styleId="Normal">
     <w:name w:val="Normal"/>
     <w:qFormat/>
     <w:rsid w:val="001E0B5F"/>
@@ -3055,7 +4954,7 @@
       <w:sz w:val="22"/>
     </w:rPr>
   </w:style>
-  <w:style w:styleId="Heading1" w:type="paragraph">
+  <w:style w:type="paragraph" w:styleId="Heading1">
     <w:name w:val="heading 1"/>
     <w:basedOn w:val="Normal"/>
     <w:next w:val="BodyText"/>
@@ -3065,18 +4964,18 @@
     <w:pPr>
       <w:keepNext/>
       <w:keepLines/>
-      <w:spacing w:after="0" w:before="480"/>
+      <w:spacing w:before="480" w:after="0"/>
       <w:outlineLvl w:val="0"/>
     </w:pPr>
     <w:rPr>
-      <w:rFonts w:cstheme="majorBidi" w:eastAsiaTheme="majorEastAsia"/>
+      <w:rFonts w:eastAsiaTheme="majorEastAsia" w:cstheme="majorBidi"/>
       <w:bCs/>
-      <w:color w:themeColor="text1" w:themeTint="D9" w:val="262626"/>
+      <w:color w:val="262626" w:themeColor="text1" w:themeTint="D9"/>
       <w:sz w:val="32"/>
       <w:szCs w:val="32"/>
     </w:rPr>
   </w:style>
-  <w:style w:styleId="Heading2" w:type="paragraph">
+  <w:style w:type="paragraph" w:styleId="Heading2">
     <w:name w:val="heading 2"/>
     <w:basedOn w:val="Normal"/>
     <w:next w:val="BodyText"/>
@@ -3087,18 +4986,18 @@
     <w:pPr>
       <w:keepNext/>
       <w:keepLines/>
-      <w:spacing w:after="0" w:before="200"/>
+      <w:spacing w:before="200" w:after="0"/>
       <w:outlineLvl w:val="1"/>
     </w:pPr>
     <w:rPr>
-      <w:rFonts w:cstheme="majorBidi" w:eastAsiaTheme="majorEastAsia"/>
+      <w:rFonts w:eastAsiaTheme="majorEastAsia" w:cstheme="majorBidi"/>
       <w:bCs/>
-      <w:color w:themeColor="text1" w:themeTint="D9" w:val="262626"/>
+      <w:color w:val="262626" w:themeColor="text1" w:themeTint="D9"/>
       <w:sz w:val="28"/>
       <w:szCs w:val="28"/>
     </w:rPr>
   </w:style>
-  <w:style w:styleId="Heading3" w:type="paragraph">
+  <w:style w:type="paragraph" w:styleId="Heading3">
     <w:name w:val="heading 3"/>
     <w:basedOn w:val="Normal"/>
     <w:next w:val="BodyText"/>
@@ -3109,16 +5008,16 @@
     <w:pPr>
       <w:keepNext/>
       <w:keepLines/>
-      <w:spacing w:after="0" w:before="200"/>
+      <w:spacing w:before="200" w:after="0"/>
       <w:outlineLvl w:val="2"/>
     </w:pPr>
     <w:rPr>
-      <w:rFonts w:cstheme="majorBidi" w:eastAsiaTheme="majorEastAsia"/>
+      <w:rFonts w:eastAsiaTheme="majorEastAsia" w:cstheme="majorBidi"/>
       <w:bCs/>
-      <w:color w:themeColor="text1" w:themeTint="D9" w:val="262626"/>
+      <w:color w:val="262626" w:themeColor="text1" w:themeTint="D9"/>
     </w:rPr>
   </w:style>
-  <w:style w:styleId="Heading4" w:type="paragraph">
+  <w:style w:type="paragraph" w:styleId="Heading4">
     <w:name w:val="heading 4"/>
     <w:basedOn w:val="Normal"/>
     <w:next w:val="BodyText"/>
@@ -3128,17 +5027,17 @@
     <w:pPr>
       <w:keepNext/>
       <w:keepLines/>
-      <w:spacing w:after="0" w:before="200"/>
+      <w:spacing w:before="200" w:after="0"/>
       <w:outlineLvl w:val="3"/>
     </w:pPr>
     <w:rPr>
-      <w:rFonts w:asciiTheme="majorHAnsi" w:cstheme="majorBidi" w:eastAsiaTheme="majorEastAsia" w:hAnsiTheme="majorHAnsi"/>
+      <w:rFonts w:asciiTheme="majorHAnsi" w:eastAsiaTheme="majorEastAsia" w:hAnsiTheme="majorHAnsi" w:cstheme="majorBidi"/>
       <w:bCs/>
       <w:i/>
-      <w:color w:themeColor="accent1" w:val="4F81BD"/>
+      <w:color w:val="4F81BD" w:themeColor="accent1"/>
     </w:rPr>
   </w:style>
-  <w:style w:styleId="Heading5" w:type="paragraph">
+  <w:style w:type="paragraph" w:styleId="Heading5">
     <w:name w:val="heading 5"/>
     <w:basedOn w:val="Normal"/>
     <w:next w:val="BodyText"/>
@@ -3148,16 +5047,16 @@
     <w:pPr>
       <w:keepNext/>
       <w:keepLines/>
-      <w:spacing w:after="0" w:before="200"/>
+      <w:spacing w:before="200" w:after="0"/>
       <w:outlineLvl w:val="4"/>
     </w:pPr>
     <w:rPr>
-      <w:rFonts w:asciiTheme="majorHAnsi" w:cstheme="majorBidi" w:eastAsiaTheme="majorEastAsia" w:hAnsiTheme="majorHAnsi"/>
+      <w:rFonts w:asciiTheme="majorHAnsi" w:eastAsiaTheme="majorEastAsia" w:hAnsiTheme="majorHAnsi" w:cstheme="majorBidi"/>
       <w:iCs/>
-      <w:color w:themeColor="accent1" w:val="4F81BD"/>
+      <w:color w:val="4F81BD" w:themeColor="accent1"/>
     </w:rPr>
   </w:style>
-  <w:style w:styleId="Heading6" w:type="paragraph">
+  <w:style w:type="paragraph" w:styleId="Heading6">
     <w:name w:val="heading 6"/>
     <w:basedOn w:val="Normal"/>
     <w:next w:val="BodyText"/>
@@ -3167,15 +5066,15 @@
     <w:pPr>
       <w:keepNext/>
       <w:keepLines/>
-      <w:spacing w:after="0" w:before="200"/>
+      <w:spacing w:before="200" w:after="0"/>
       <w:outlineLvl w:val="5"/>
     </w:pPr>
     <w:rPr>
-      <w:rFonts w:asciiTheme="majorHAnsi" w:cstheme="majorBidi" w:eastAsiaTheme="majorEastAsia" w:hAnsiTheme="majorHAnsi"/>
-      <w:color w:themeColor="accent1" w:val="4F81BD"/>
+      <w:rFonts w:asciiTheme="majorHAnsi" w:eastAsiaTheme="majorEastAsia" w:hAnsiTheme="majorHAnsi" w:cstheme="majorBidi"/>
+      <w:color w:val="4F81BD" w:themeColor="accent1"/>
     </w:rPr>
   </w:style>
-  <w:style w:styleId="Heading7" w:type="paragraph">
+  <w:style w:type="paragraph" w:styleId="Heading7">
     <w:name w:val="heading 7"/>
     <w:basedOn w:val="Normal"/>
     <w:next w:val="BodyText"/>
@@ -3185,15 +5084,15 @@
     <w:pPr>
       <w:keepNext/>
       <w:keepLines/>
-      <w:spacing w:after="0" w:before="200"/>
+      <w:spacing w:before="200" w:after="0"/>
       <w:outlineLvl w:val="6"/>
     </w:pPr>
     <w:rPr>
-      <w:rFonts w:asciiTheme="majorHAnsi" w:cstheme="majorBidi" w:eastAsiaTheme="majorEastAsia" w:hAnsiTheme="majorHAnsi"/>
-      <w:color w:themeColor="accent1" w:val="4F81BD"/>
+      <w:rFonts w:asciiTheme="majorHAnsi" w:eastAsiaTheme="majorEastAsia" w:hAnsiTheme="majorHAnsi" w:cstheme="majorBidi"/>
+      <w:color w:val="4F81BD" w:themeColor="accent1"/>
     </w:rPr>
   </w:style>
-  <w:style w:styleId="Heading8" w:type="paragraph">
+  <w:style w:type="paragraph" w:styleId="Heading8">
     <w:name w:val="heading 8"/>
     <w:basedOn w:val="Normal"/>
     <w:next w:val="BodyText"/>
@@ -3203,15 +5102,15 @@
     <w:pPr>
       <w:keepNext/>
       <w:keepLines/>
-      <w:spacing w:after="0" w:before="200"/>
+      <w:spacing w:before="200" w:after="0"/>
       <w:outlineLvl w:val="7"/>
     </w:pPr>
     <w:rPr>
-      <w:rFonts w:asciiTheme="majorHAnsi" w:cstheme="majorBidi" w:eastAsiaTheme="majorEastAsia" w:hAnsiTheme="majorHAnsi"/>
-      <w:color w:themeColor="accent1" w:val="4F81BD"/>
+      <w:rFonts w:asciiTheme="majorHAnsi" w:eastAsiaTheme="majorEastAsia" w:hAnsiTheme="majorHAnsi" w:cstheme="majorBidi"/>
+      <w:color w:val="4F81BD" w:themeColor="accent1"/>
     </w:rPr>
   </w:style>
-  <w:style w:styleId="Heading9" w:type="paragraph">
+  <w:style w:type="paragraph" w:styleId="Heading9">
     <w:name w:val="heading 9"/>
     <w:basedOn w:val="Normal"/>
     <w:next w:val="BodyText"/>
@@ -3221,69 +5120,69 @@
     <w:pPr>
       <w:keepNext/>
       <w:keepLines/>
-      <w:spacing w:after="0" w:before="200"/>
+      <w:spacing w:before="200" w:after="0"/>
       <w:outlineLvl w:val="8"/>
     </w:pPr>
     <w:rPr>
-      <w:rFonts w:asciiTheme="majorHAnsi" w:cstheme="majorBidi" w:eastAsiaTheme="majorEastAsia" w:hAnsiTheme="majorHAnsi"/>
-      <w:color w:themeColor="accent1" w:val="4F81BD"/>
+      <w:rFonts w:asciiTheme="majorHAnsi" w:eastAsiaTheme="majorEastAsia" w:hAnsiTheme="majorHAnsi" w:cstheme="majorBidi"/>
+      <w:color w:val="4F81BD" w:themeColor="accent1"/>
     </w:rPr>
   </w:style>
-  <w:style w:default="1" w:styleId="DefaultParagraphFont" w:type="character">
+  <w:style w:type="character" w:default="1" w:styleId="DefaultParagraphFont">
     <w:name w:val="Default Paragraph Font"/>
     <w:uiPriority w:val="1"/>
     <w:semiHidden/>
     <w:unhideWhenUsed/>
   </w:style>
-  <w:style w:default="1" w:styleId="TableNormal" w:type="table">
+  <w:style w:type="table" w:default="1" w:styleId="TableNormal">
     <w:name w:val="Normal Table"/>
     <w:uiPriority w:val="99"/>
     <w:semiHidden/>
     <w:unhideWhenUsed/>
     <w:tblPr>
-      <w:tblInd w:type="dxa" w:w="0"/>
+      <w:tblInd w:w="0" w:type="dxa"/>
       <w:tblCellMar>
-        <w:top w:type="dxa" w:w="0"/>
-        <w:left w:type="dxa" w:w="108"/>
-        <w:bottom w:type="dxa" w:w="0"/>
-        <w:right w:type="dxa" w:w="108"/>
+        <w:top w:w="0" w:type="dxa"/>
+        <w:left w:w="108" w:type="dxa"/>
+        <w:bottom w:w="0" w:type="dxa"/>
+        <w:right w:w="108" w:type="dxa"/>
       </w:tblCellMar>
     </w:tblPr>
   </w:style>
-  <w:style w:default="1" w:styleId="NoList" w:type="numbering">
+  <w:style w:type="numbering" w:default="1" w:styleId="NoList">
     <w:name w:val="No List"/>
     <w:uiPriority w:val="99"/>
     <w:semiHidden/>
     <w:unhideWhenUsed/>
   </w:style>
-  <w:style w:styleId="BodyText" w:type="paragraph">
+  <w:style w:type="paragraph" w:styleId="BodyText">
     <w:name w:val="Body Text"/>
     <w:basedOn w:val="Normal"/>
     <w:qFormat/>
     <w:rsid w:val="001E0B5F"/>
     <w:pPr>
-      <w:spacing w:after="180" w:before="180"/>
+      <w:spacing w:before="180" w:after="180"/>
     </w:pPr>
     <w:rPr>
-      <w:color w:themeColor="text1" w:themeTint="D9" w:val="262626"/>
+      <w:color w:val="262626" w:themeColor="text1" w:themeTint="D9"/>
     </w:rPr>
   </w:style>
-  <w:style w:customStyle="1" w:styleId="FirstParagraph" w:type="paragraph">
+  <w:style w:type="paragraph" w:customStyle="1" w:styleId="FirstParagraph">
     <w:name w:val="First Paragraph"/>
     <w:basedOn w:val="BodyText"/>
     <w:next w:val="BodyText"/>
     <w:qFormat/>
     <w:rsid w:val="001E0B5F"/>
   </w:style>
-  <w:style w:customStyle="1" w:styleId="Compact" w:type="paragraph">
+  <w:style w:type="paragraph" w:customStyle="1" w:styleId="Compact">
     <w:name w:val="Compact"/>
     <w:basedOn w:val="BodyText"/>
     <w:qFormat/>
     <w:pPr>
-      <w:spacing w:after="36" w:before="36"/>
+      <w:spacing w:before="36" w:after="36"/>
     </w:pPr>
   </w:style>
-  <w:style w:styleId="Title" w:type="paragraph">
+  <w:style w:type="paragraph" w:styleId="Title">
     <w:name w:val="Title"/>
     <w:basedOn w:val="Normal"/>
     <w:next w:val="BodyText"/>
@@ -3292,18 +5191,18 @@
     <w:pPr>
       <w:keepNext/>
       <w:keepLines/>
-      <w:spacing w:after="240" w:before="480"/>
+      <w:spacing w:before="480" w:after="240"/>
       <w:jc w:val="center"/>
     </w:pPr>
     <w:rPr>
-      <w:rFonts w:cstheme="majorBidi" w:eastAsiaTheme="majorEastAsia"/>
+      <w:rFonts w:eastAsiaTheme="majorEastAsia" w:cstheme="majorBidi"/>
       <w:bCs/>
-      <w:color w:themeColor="text1" w:themeTint="D9" w:val="262626"/>
+      <w:color w:val="262626" w:themeColor="text1" w:themeTint="D9"/>
       <w:sz w:val="48"/>
       <w:szCs w:val="36"/>
     </w:rPr>
   </w:style>
-  <w:style w:styleId="Subtitle" w:type="paragraph">
+  <w:style w:type="paragraph" w:styleId="Subtitle">
     <w:name w:val="Subtitle"/>
     <w:basedOn w:val="Title"/>
     <w:next w:val="BodyText"/>
@@ -3316,7 +5215,7 @@
       <w:szCs w:val="30"/>
     </w:rPr>
   </w:style>
-  <w:style w:customStyle="1" w:styleId="Author" w:type="paragraph">
+  <w:style w:type="paragraph" w:customStyle="1" w:styleId="Author">
     <w:name w:val="Author"/>
     <w:next w:val="BodyText"/>
     <w:qFormat/>
@@ -3330,7 +5229,7 @@
       <w:rFonts w:ascii="Century Gothic" w:hAnsi="Century Gothic"/>
     </w:rPr>
   </w:style>
-  <w:style w:styleId="Date" w:type="paragraph">
+  <w:style w:type="paragraph" w:styleId="Date">
     <w:name w:val="Date"/>
     <w:next w:val="BodyText"/>
     <w:qFormat/>
@@ -3344,7 +5243,7 @@
       <w:rFonts w:ascii="Century Gothic" w:hAnsi="Century Gothic"/>
     </w:rPr>
   </w:style>
-  <w:style w:customStyle="1" w:styleId="Abstract" w:type="paragraph">
+  <w:style w:type="paragraph" w:customStyle="1" w:styleId="Abstract">
     <w:name w:val="Abstract"/>
     <w:basedOn w:val="Normal"/>
     <w:next w:val="BodyText"/>
@@ -3352,19 +5251,19 @@
     <w:pPr>
       <w:keepNext/>
       <w:keepLines/>
-      <w:spacing w:after="300" w:before="300"/>
+      <w:spacing w:before="300" w:after="300"/>
     </w:pPr>
     <w:rPr>
       <w:sz w:val="20"/>
       <w:szCs w:val="20"/>
     </w:rPr>
   </w:style>
-  <w:style w:styleId="Bibliography" w:type="paragraph">
+  <w:style w:type="paragraph" w:styleId="Bibliography">
     <w:name w:val="Bibliography"/>
     <w:basedOn w:val="Normal"/>
     <w:qFormat/>
   </w:style>
-  <w:style w:styleId="BlockText" w:type="paragraph">
+  <w:style w:type="paragraph" w:styleId="BlockText">
     <w:name w:val="Block Text"/>
     <w:basedOn w:val="BodyText"/>
     <w:next w:val="BodyText"/>
@@ -3373,33 +5272,33 @@
     <w:qFormat/>
     <w:rsid w:val="002C0470"/>
     <w:pPr>
-      <w:spacing w:after="100" w:before="100"/>
+      <w:spacing w:before="100" w:after="100"/>
       <w:ind w:left="480" w:right="480"/>
     </w:pPr>
     <w:rPr>
       <w:rFonts w:ascii="Aptos" w:hAnsi="Aptos"/>
-      <w:color w:themeColor="background2" w:themeShade="1A" w:val="1D1B11"/>
+      <w:color w:val="1D1B11" w:themeColor="background2" w:themeShade="1A"/>
     </w:rPr>
   </w:style>
-  <w:style w:styleId="FootnoteText" w:type="paragraph">
+  <w:style w:type="paragraph" w:styleId="FootnoteText">
     <w:name w:val="footnote text"/>
     <w:basedOn w:val="Normal"/>
     <w:uiPriority w:val="9"/>
     <w:unhideWhenUsed/>
     <w:qFormat/>
   </w:style>
-  <w:style w:customStyle="1" w:styleId="Table" w:type="table">
+  <w:style w:type="table" w:customStyle="1" w:styleId="Table">
     <w:name w:val="Table"/>
     <w:semiHidden/>
     <w:unhideWhenUsed/>
     <w:qFormat/>
     <w:tblPr>
-      <w:tblInd w:type="dxa" w:w="0"/>
+      <w:tblInd w:w="0" w:type="dxa"/>
       <w:tblCellMar>
-        <w:top w:type="dxa" w:w="0"/>
-        <w:left w:type="dxa" w:w="108"/>
-        <w:bottom w:type="dxa" w:w="0"/>
-        <w:right w:type="dxa" w:w="108"/>
+        <w:top w:w="0" w:type="dxa"/>
+        <w:left w:w="108" w:type="dxa"/>
+        <w:bottom w:w="0" w:type="dxa"/>
+        <w:right w:w="108" w:type="dxa"/>
       </w:tblCellMar>
     </w:tblPr>
     <w:tblStylePr w:type="firstRow">
@@ -3411,13 +5310,13 @@
       </w:trPr>
       <w:tcPr>
         <w:tcBorders>
-          <w:bottom w:color="auto" w:space="0" w:sz="0" w:val="single"/>
+          <w:bottom w:val="single" w:sz="0" w:space="0" w:color="auto"/>
         </w:tcBorders>
         <w:vAlign w:val="bottom"/>
       </w:tcPr>
     </w:tblStylePr>
   </w:style>
-  <w:style w:customStyle="1" w:styleId="DefinitionTerm" w:type="paragraph">
+  <w:style w:type="paragraph" w:customStyle="1" w:styleId="DefinitionTerm">
     <w:name w:val="Definition Term"/>
     <w:basedOn w:val="Normal"/>
     <w:next w:val="Definition"/>
@@ -3430,11 +5329,11 @@
       <w:b/>
     </w:rPr>
   </w:style>
-  <w:style w:customStyle="1" w:styleId="Definition" w:type="paragraph">
+  <w:style w:type="paragraph" w:customStyle="1" w:styleId="Definition">
     <w:name w:val="Definition"/>
     <w:basedOn w:val="Normal"/>
   </w:style>
-  <w:style w:styleId="Caption" w:type="paragraph">
+  <w:style w:type="paragraph" w:styleId="Caption">
     <w:name w:val="caption"/>
     <w:basedOn w:val="Normal"/>
     <w:link w:val="CaptionChar"/>
@@ -3445,63 +5344,63 @@
       <w:i/>
     </w:rPr>
   </w:style>
-  <w:style w:customStyle="1" w:styleId="TableCaption" w:type="paragraph">
+  <w:style w:type="paragraph" w:customStyle="1" w:styleId="TableCaption">
     <w:name w:val="Table Caption"/>
     <w:basedOn w:val="Caption"/>
     <w:pPr>
       <w:keepNext/>
     </w:pPr>
   </w:style>
-  <w:style w:customStyle="1" w:styleId="ImageCaption" w:type="paragraph">
+  <w:style w:type="paragraph" w:customStyle="1" w:styleId="ImageCaption">
     <w:name w:val="Image Caption"/>
     <w:basedOn w:val="Caption"/>
   </w:style>
-  <w:style w:customStyle="1" w:styleId="Figure" w:type="paragraph">
+  <w:style w:type="paragraph" w:customStyle="1" w:styleId="Figure">
     <w:name w:val="Figure"/>
     <w:basedOn w:val="Normal"/>
   </w:style>
-  <w:style w:customStyle="1" w:styleId="CaptionedFigure" w:type="paragraph">
+  <w:style w:type="paragraph" w:customStyle="1" w:styleId="CaptionedFigure">
     <w:name w:val="Captioned Figure"/>
     <w:basedOn w:val="Figure"/>
     <w:pPr>
       <w:keepNext/>
     </w:pPr>
   </w:style>
-  <w:style w:customStyle="1" w:styleId="CaptionChar" w:type="character">
+  <w:style w:type="character" w:customStyle="1" w:styleId="CaptionChar">
     <w:name w:val="Caption Char"/>
     <w:basedOn w:val="DefaultParagraphFont"/>
     <w:link w:val="Caption"/>
   </w:style>
-  <w:style w:customStyle="1" w:styleId="VerbatimChar" w:type="character">
+  <w:style w:type="character" w:customStyle="1" w:styleId="VerbatimChar">
     <w:name w:val="Verbatim Char"/>
     <w:basedOn w:val="CaptionChar"/>
     <w:link w:val="SourceCode"/>
     <w:rsid w:val="00F34E30"/>
     <w:rPr>
       <w:rFonts w:ascii="Consolas" w:hAnsi="Consolas"/>
-      <w:shd w:color="auto" w:fill="F8F8F8" w:val="clear"/>
+      <w:shd w:val="clear" w:color="auto" w:fill="F8F8F8"/>
     </w:rPr>
   </w:style>
-  <w:style w:customStyle="1" w:styleId="SectionNumber" w:type="character">
+  <w:style w:type="character" w:customStyle="1" w:styleId="SectionNumber">
     <w:name w:val="Section Number"/>
     <w:basedOn w:val="CaptionChar"/>
   </w:style>
-  <w:style w:styleId="FootnoteReference" w:type="character">
+  <w:style w:type="character" w:styleId="FootnoteReference">
     <w:name w:val="footnote reference"/>
     <w:basedOn w:val="CaptionChar"/>
     <w:rPr>
       <w:vertAlign w:val="superscript"/>
     </w:rPr>
   </w:style>
-  <w:style w:styleId="Hyperlink" w:type="character">
+  <w:style w:type="character" w:styleId="Hyperlink">
     <w:name w:val="Hyperlink"/>
     <w:basedOn w:val="CaptionChar"/>
     <w:uiPriority w:val="99"/>
     <w:rPr>
-      <w:color w:themeColor="accent1" w:val="4F81BD"/>
+      <w:color w:val="4F81BD" w:themeColor="accent1"/>
     </w:rPr>
   </w:style>
-  <w:style w:styleId="TOCHeading" w:type="paragraph">
+  <w:style w:type="paragraph" w:styleId="TOCHeading">
     <w:name w:val="TOC Heading"/>
     <w:basedOn w:val="Heading1"/>
     <w:next w:val="BodyText"/>
@@ -3516,144 +5415,144 @@
     <w:rPr>
       <w:rFonts w:ascii="Century Gothic" w:hAnsi="Century Gothic"/>
       <w:bCs w:val="0"/>
-      <w:color w:themeColor="accent6" w:val="F79646"/>
+      <w:color w:val="F79646" w:themeColor="accent6"/>
     </w:rPr>
   </w:style>
-  <w:style w:customStyle="1" w:styleId="SourceCode" w:type="paragraph">
+  <w:style w:type="paragraph" w:customStyle="1" w:styleId="SourceCode">
     <w:name w:val="Source Code"/>
     <w:basedOn w:val="Normal"/>
     <w:link w:val="VerbatimChar"/>
     <w:rsid w:val="00F34E30"/>
     <w:pPr>
-      <w:shd w:color="auto" w:fill="F8F8F8" w:val="clear"/>
+      <w:shd w:val="clear" w:color="auto" w:fill="F8F8F8"/>
       <w:wordWrap w:val="0"/>
     </w:pPr>
     <w:rPr>
       <w:rFonts w:ascii="Consolas" w:hAnsi="Consolas"/>
     </w:rPr>
   </w:style>
-  <w:style w:customStyle="1" w:styleId="KeywordTok" w:type="character">
+  <w:style w:type="character" w:customStyle="1" w:styleId="KeywordTok">
     <w:name w:val="KeywordTok"/>
     <w:basedOn w:val="VerbatimChar"/>
     <w:rPr>
       <w:rFonts w:ascii="Consolas" w:hAnsi="Consolas"/>
       <w:b/>
       <w:color w:val="204A87"/>
-      <w:shd w:color="auto" w:fill="F8F8F8" w:val="clear"/>
+      <w:shd w:val="clear" w:color="auto" w:fill="F8F8F8"/>
     </w:rPr>
   </w:style>
-  <w:style w:customStyle="1" w:styleId="DataTypeTok" w:type="character">
+  <w:style w:type="character" w:customStyle="1" w:styleId="DataTypeTok">
     <w:name w:val="DataTypeTok"/>
     <w:basedOn w:val="VerbatimChar"/>
     <w:rPr>
       <w:rFonts w:ascii="Consolas" w:hAnsi="Consolas"/>
       <w:color w:val="204A87"/>
-      <w:shd w:color="auto" w:fill="F8F8F8" w:val="clear"/>
+      <w:shd w:val="clear" w:color="auto" w:fill="F8F8F8"/>
     </w:rPr>
   </w:style>
-  <w:style w:customStyle="1" w:styleId="DecValTok" w:type="character">
+  <w:style w:type="character" w:customStyle="1" w:styleId="DecValTok">
     <w:name w:val="DecValTok"/>
     <w:basedOn w:val="VerbatimChar"/>
     <w:rPr>
       <w:rFonts w:ascii="Consolas" w:hAnsi="Consolas"/>
       <w:color w:val="0000CF"/>
-      <w:shd w:color="auto" w:fill="F8F8F8" w:val="clear"/>
+      <w:shd w:val="clear" w:color="auto" w:fill="F8F8F8"/>
     </w:rPr>
   </w:style>
-  <w:style w:customStyle="1" w:styleId="BaseNTok" w:type="character">
+  <w:style w:type="character" w:customStyle="1" w:styleId="BaseNTok">
     <w:name w:val="BaseNTok"/>
     <w:basedOn w:val="VerbatimChar"/>
     <w:rPr>
       <w:rFonts w:ascii="Consolas" w:hAnsi="Consolas"/>
       <w:color w:val="0000CF"/>
-      <w:shd w:color="auto" w:fill="F8F8F8" w:val="clear"/>
+      <w:shd w:val="clear" w:color="auto" w:fill="F8F8F8"/>
     </w:rPr>
   </w:style>
-  <w:style w:customStyle="1" w:styleId="FloatTok" w:type="character">
+  <w:style w:type="character" w:customStyle="1" w:styleId="FloatTok">
     <w:name w:val="FloatTok"/>
     <w:basedOn w:val="VerbatimChar"/>
     <w:rPr>
       <w:rFonts w:ascii="Consolas" w:hAnsi="Consolas"/>
       <w:color w:val="0000CF"/>
-      <w:shd w:color="auto" w:fill="F8F8F8" w:val="clear"/>
+      <w:shd w:val="clear" w:color="auto" w:fill="F8F8F8"/>
     </w:rPr>
   </w:style>
-  <w:style w:customStyle="1" w:styleId="ConstantTok" w:type="character">
+  <w:style w:type="character" w:customStyle="1" w:styleId="ConstantTok">
     <w:name w:val="ConstantTok"/>
     <w:basedOn w:val="VerbatimChar"/>
     <w:rsid w:val="00F34E30"/>
     <w:rPr>
       <w:rFonts w:ascii="Consolas" w:hAnsi="Consolas"/>
-      <w:color w:themeColor="accent2" w:themeShade="BF" w:val="943634"/>
-      <w:shd w:color="auto" w:fill="F8F8F8" w:val="clear"/>
+      <w:color w:val="943634" w:themeColor="accent2" w:themeShade="BF"/>
+      <w:shd w:val="clear" w:color="auto" w:fill="F8F8F8"/>
     </w:rPr>
   </w:style>
-  <w:style w:customStyle="1" w:styleId="CharTok" w:type="character">
+  <w:style w:type="character" w:customStyle="1" w:styleId="CharTok">
     <w:name w:val="CharTok"/>
     <w:basedOn w:val="VerbatimChar"/>
     <w:rPr>
       <w:rFonts w:ascii="Consolas" w:hAnsi="Consolas"/>
       <w:color w:val="4E9A06"/>
-      <w:shd w:color="auto" w:fill="F8F8F8" w:val="clear"/>
+      <w:shd w:val="clear" w:color="auto" w:fill="F8F8F8"/>
     </w:rPr>
   </w:style>
-  <w:style w:customStyle="1" w:styleId="SpecialCharTok" w:type="character">
+  <w:style w:type="character" w:customStyle="1" w:styleId="SpecialCharTok">
     <w:name w:val="SpecialCharTok"/>
     <w:basedOn w:val="VerbatimChar"/>
     <w:rPr>
       <w:rFonts w:ascii="Consolas" w:hAnsi="Consolas"/>
       <w:b/>
       <w:color w:val="CE5C00"/>
-      <w:shd w:color="auto" w:fill="F8F8F8" w:val="clear"/>
+      <w:shd w:val="clear" w:color="auto" w:fill="F8F8F8"/>
     </w:rPr>
   </w:style>
-  <w:style w:customStyle="1" w:styleId="StringTok" w:type="character">
+  <w:style w:type="character" w:customStyle="1" w:styleId="StringTok">
     <w:name w:val="StringTok"/>
     <w:basedOn w:val="VerbatimChar"/>
     <w:rPr>
       <w:rFonts w:ascii="Consolas" w:hAnsi="Consolas"/>
       <w:color w:val="4E9A06"/>
-      <w:shd w:color="auto" w:fill="F8F8F8" w:val="clear"/>
+      <w:shd w:val="clear" w:color="auto" w:fill="F8F8F8"/>
     </w:rPr>
   </w:style>
-  <w:style w:customStyle="1" w:styleId="VerbatimStringTok" w:type="character">
+  <w:style w:type="character" w:customStyle="1" w:styleId="VerbatimStringTok">
     <w:name w:val="VerbatimStringTok"/>
     <w:basedOn w:val="VerbatimChar"/>
     <w:rPr>
       <w:rFonts w:ascii="Consolas" w:hAnsi="Consolas"/>
       <w:color w:val="4E9A06"/>
-      <w:shd w:color="auto" w:fill="F8F8F8" w:val="clear"/>
+      <w:shd w:val="clear" w:color="auto" w:fill="F8F8F8"/>
     </w:rPr>
   </w:style>
-  <w:style w:customStyle="1" w:styleId="SpecialStringTok" w:type="character">
+  <w:style w:type="character" w:customStyle="1" w:styleId="SpecialStringTok">
     <w:name w:val="SpecialStringTok"/>
     <w:basedOn w:val="VerbatimChar"/>
     <w:rPr>
       <w:rFonts w:ascii="Consolas" w:hAnsi="Consolas"/>
       <w:color w:val="4E9A06"/>
-      <w:shd w:color="auto" w:fill="F8F8F8" w:val="clear"/>
+      <w:shd w:val="clear" w:color="auto" w:fill="F8F8F8"/>
     </w:rPr>
   </w:style>
-  <w:style w:customStyle="1" w:styleId="ImportTok" w:type="character">
+  <w:style w:type="character" w:customStyle="1" w:styleId="ImportTok">
     <w:name w:val="ImportTok"/>
     <w:basedOn w:val="VerbatimChar"/>
     <w:rPr>
       <w:rFonts w:ascii="Consolas" w:hAnsi="Consolas"/>
-      <w:shd w:color="auto" w:fill="F8F8F8" w:val="clear"/>
+      <w:shd w:val="clear" w:color="auto" w:fill="F8F8F8"/>
     </w:rPr>
   </w:style>
-  <w:style w:customStyle="1" w:styleId="CommentTok" w:type="character">
+  <w:style w:type="character" w:customStyle="1" w:styleId="CommentTok">
     <w:name w:val="CommentTok"/>
     <w:basedOn w:val="VerbatimChar"/>
     <w:rsid w:val="00F34E30"/>
     <w:rPr>
       <w:rFonts w:ascii="Consolas" w:hAnsi="Consolas"/>
       <w:i/>
-      <w:color w:themeColor="accent4" w:themeTint="99" w:val="B2A1C7"/>
-      <w:shd w:color="auto" w:fill="F8F8F8" w:val="clear"/>
+      <w:color w:val="B2A1C7" w:themeColor="accent4" w:themeTint="99"/>
+      <w:shd w:val="clear" w:color="auto" w:fill="F8F8F8"/>
     </w:rPr>
   </w:style>
-  <w:style w:customStyle="1" w:styleId="DocumentationTok" w:type="character">
+  <w:style w:type="character" w:customStyle="1" w:styleId="DocumentationTok">
     <w:name w:val="DocumentationTok"/>
     <w:basedOn w:val="VerbatimChar"/>
     <w:rPr>
@@ -3661,10 +5560,10 @@
       <w:b/>
       <w:i/>
       <w:color w:val="8F5902"/>
-      <w:shd w:color="auto" w:fill="F8F8F8" w:val="clear"/>
+      <w:shd w:val="clear" w:color="auto" w:fill="F8F8F8"/>
     </w:rPr>
   </w:style>
-  <w:style w:customStyle="1" w:styleId="AnnotationTok" w:type="character">
+  <w:style w:type="character" w:customStyle="1" w:styleId="AnnotationTok">
     <w:name w:val="AnnotationTok"/>
     <w:basedOn w:val="VerbatimChar"/>
     <w:rPr>
@@ -3672,10 +5571,10 @@
       <w:b/>
       <w:i/>
       <w:color w:val="8F5902"/>
-      <w:shd w:color="auto" w:fill="F8F8F8" w:val="clear"/>
+      <w:shd w:val="clear" w:color="auto" w:fill="F8F8F8"/>
     </w:rPr>
   </w:style>
-  <w:style w:customStyle="1" w:styleId="CommentVarTok" w:type="character">
+  <w:style w:type="character" w:customStyle="1" w:styleId="CommentVarTok">
     <w:name w:val="CommentVarTok"/>
     <w:basedOn w:val="VerbatimChar"/>
     <w:rPr>
@@ -3683,102 +5582,102 @@
       <w:b/>
       <w:i/>
       <w:color w:val="8F5902"/>
-      <w:shd w:color="auto" w:fill="F8F8F8" w:val="clear"/>
+      <w:shd w:val="clear" w:color="auto" w:fill="F8F8F8"/>
     </w:rPr>
   </w:style>
-  <w:style w:customStyle="1" w:styleId="OtherTok" w:type="character">
+  <w:style w:type="character" w:customStyle="1" w:styleId="OtherTok">
     <w:name w:val="OtherTok"/>
     <w:basedOn w:val="VerbatimChar"/>
     <w:rPr>
       <w:rFonts w:ascii="Consolas" w:hAnsi="Consolas"/>
       <w:color w:val="8F5902"/>
-      <w:shd w:color="auto" w:fill="F8F8F8" w:val="clear"/>
+      <w:shd w:val="clear" w:color="auto" w:fill="F8F8F8"/>
     </w:rPr>
   </w:style>
-  <w:style w:customStyle="1" w:styleId="FunctionTok" w:type="character">
+  <w:style w:type="character" w:customStyle="1" w:styleId="FunctionTok">
     <w:name w:val="FunctionTok"/>
     <w:basedOn w:val="VerbatimChar"/>
     <w:rsid w:val="00F34E30"/>
     <w:rPr>
       <w:rFonts w:ascii="Consolas" w:hAnsi="Consolas"/>
       <w:b/>
-      <w:color w:themeColor="accent6" w:val="F79646"/>
-      <w:shd w:color="auto" w:fill="F8F8F8" w:val="clear"/>
+      <w:color w:val="F79646" w:themeColor="accent6"/>
+      <w:shd w:val="clear" w:color="auto" w:fill="F8F8F8"/>
     </w:rPr>
   </w:style>
-  <w:style w:customStyle="1" w:styleId="VariableTok" w:type="character">
+  <w:style w:type="character" w:customStyle="1" w:styleId="VariableTok">
     <w:name w:val="VariableTok"/>
     <w:basedOn w:val="VerbatimChar"/>
     <w:rPr>
       <w:rFonts w:ascii="Consolas" w:hAnsi="Consolas"/>
       <w:color w:val="000000"/>
-      <w:shd w:color="auto" w:fill="F8F8F8" w:val="clear"/>
+      <w:shd w:val="clear" w:color="auto" w:fill="F8F8F8"/>
     </w:rPr>
   </w:style>
-  <w:style w:customStyle="1" w:styleId="ControlFlowTok" w:type="character">
+  <w:style w:type="character" w:customStyle="1" w:styleId="ControlFlowTok">
     <w:name w:val="ControlFlowTok"/>
     <w:basedOn w:val="VerbatimChar"/>
     <w:rPr>
       <w:rFonts w:ascii="Consolas" w:hAnsi="Consolas"/>
       <w:b/>
       <w:color w:val="204A87"/>
-      <w:shd w:color="auto" w:fill="F8F8F8" w:val="clear"/>
+      <w:shd w:val="clear" w:color="auto" w:fill="F8F8F8"/>
     </w:rPr>
   </w:style>
-  <w:style w:customStyle="1" w:styleId="OperatorTok" w:type="character">
+  <w:style w:type="character" w:customStyle="1" w:styleId="OperatorTok">
     <w:name w:val="OperatorTok"/>
     <w:basedOn w:val="VerbatimChar"/>
     <w:rPr>
       <w:rFonts w:ascii="Consolas" w:hAnsi="Consolas"/>
       <w:b/>
       <w:color w:val="CE5C00"/>
-      <w:shd w:color="auto" w:fill="F8F8F8" w:val="clear"/>
+      <w:shd w:val="clear" w:color="auto" w:fill="F8F8F8"/>
     </w:rPr>
   </w:style>
-  <w:style w:customStyle="1" w:styleId="BuiltInTok" w:type="character">
+  <w:style w:type="character" w:customStyle="1" w:styleId="BuiltInTok">
     <w:name w:val="BuiltInTok"/>
     <w:basedOn w:val="VerbatimChar"/>
     <w:rPr>
       <w:rFonts w:ascii="Consolas" w:hAnsi="Consolas"/>
-      <w:shd w:color="auto" w:fill="F8F8F8" w:val="clear"/>
+      <w:shd w:val="clear" w:color="auto" w:fill="F8F8F8"/>
     </w:rPr>
   </w:style>
-  <w:style w:customStyle="1" w:styleId="ExtensionTok" w:type="character">
+  <w:style w:type="character" w:customStyle="1" w:styleId="ExtensionTok">
     <w:name w:val="ExtensionTok"/>
     <w:basedOn w:val="VerbatimChar"/>
     <w:rPr>
       <w:rFonts w:ascii="Consolas" w:hAnsi="Consolas"/>
-      <w:shd w:color="auto" w:fill="F8F8F8" w:val="clear"/>
+      <w:shd w:val="clear" w:color="auto" w:fill="F8F8F8"/>
     </w:rPr>
   </w:style>
-  <w:style w:customStyle="1" w:styleId="PreprocessorTok" w:type="character">
+  <w:style w:type="character" w:customStyle="1" w:styleId="PreprocessorTok">
     <w:name w:val="PreprocessorTok"/>
     <w:basedOn w:val="VerbatimChar"/>
     <w:rPr>
       <w:rFonts w:ascii="Consolas" w:hAnsi="Consolas"/>
       <w:i/>
       <w:color w:val="8F5902"/>
-      <w:shd w:color="auto" w:fill="F8F8F8" w:val="clear"/>
+      <w:shd w:val="clear" w:color="auto" w:fill="F8F8F8"/>
     </w:rPr>
   </w:style>
-  <w:style w:customStyle="1" w:styleId="AttributeTok" w:type="character">
+  <w:style w:type="character" w:customStyle="1" w:styleId="AttributeTok">
     <w:name w:val="AttributeTok"/>
     <w:basedOn w:val="VerbatimChar"/>
     <w:rPr>
       <w:rFonts w:ascii="Consolas" w:hAnsi="Consolas"/>
       <w:color w:val="204A87"/>
-      <w:shd w:color="auto" w:fill="F8F8F8" w:val="clear"/>
+      <w:shd w:val="clear" w:color="auto" w:fill="F8F8F8"/>
     </w:rPr>
   </w:style>
-  <w:style w:customStyle="1" w:styleId="RegionMarkerTok" w:type="character">
+  <w:style w:type="character" w:customStyle="1" w:styleId="RegionMarkerTok">
     <w:name w:val="RegionMarkerTok"/>
     <w:basedOn w:val="VerbatimChar"/>
     <w:rPr>
       <w:rFonts w:ascii="Consolas" w:hAnsi="Consolas"/>
-      <w:shd w:color="auto" w:fill="F8F8F8" w:val="clear"/>
+      <w:shd w:val="clear" w:color="auto" w:fill="F8F8F8"/>
     </w:rPr>
   </w:style>
-  <w:style w:customStyle="1" w:styleId="InformationTok" w:type="character">
+  <w:style w:type="character" w:customStyle="1" w:styleId="InformationTok">
     <w:name w:val="InformationTok"/>
     <w:basedOn w:val="VerbatimChar"/>
     <w:rPr>
@@ -3786,10 +5685,10 @@
       <w:b/>
       <w:i/>
       <w:color w:val="8F5902"/>
-      <w:shd w:color="auto" w:fill="F8F8F8" w:val="clear"/>
+      <w:shd w:val="clear" w:color="auto" w:fill="F8F8F8"/>
     </w:rPr>
   </w:style>
-  <w:style w:customStyle="1" w:styleId="WarningTok" w:type="character">
+  <w:style w:type="character" w:customStyle="1" w:styleId="WarningTok">
     <w:name w:val="WarningTok"/>
     <w:basedOn w:val="VerbatimChar"/>
     <w:rPr>
@@ -3797,39 +5696,39 @@
       <w:b/>
       <w:i/>
       <w:color w:val="8F5902"/>
-      <w:shd w:color="auto" w:fill="F8F8F8" w:val="clear"/>
+      <w:shd w:val="clear" w:color="auto" w:fill="F8F8F8"/>
     </w:rPr>
   </w:style>
-  <w:style w:customStyle="1" w:styleId="AlertTok" w:type="character">
+  <w:style w:type="character" w:customStyle="1" w:styleId="AlertTok">
     <w:name w:val="AlertTok"/>
     <w:basedOn w:val="VerbatimChar"/>
     <w:rPr>
       <w:rFonts w:ascii="Consolas" w:hAnsi="Consolas"/>
       <w:color w:val="EF2929"/>
-      <w:shd w:color="auto" w:fill="F8F8F8" w:val="clear"/>
+      <w:shd w:val="clear" w:color="auto" w:fill="F8F8F8"/>
     </w:rPr>
   </w:style>
-  <w:style w:customStyle="1" w:styleId="ErrorTok" w:type="character">
+  <w:style w:type="character" w:customStyle="1" w:styleId="ErrorTok">
     <w:name w:val="ErrorTok"/>
     <w:basedOn w:val="VerbatimChar"/>
     <w:rPr>
       <w:rFonts w:ascii="Consolas" w:hAnsi="Consolas"/>
       <w:b/>
       <w:color w:val="A40000"/>
-      <w:shd w:color="auto" w:fill="F8F8F8" w:val="clear"/>
+      <w:shd w:val="clear" w:color="auto" w:fill="F8F8F8"/>
     </w:rPr>
   </w:style>
-  <w:style w:customStyle="1" w:styleId="NormalTok" w:type="character">
+  <w:style w:type="character" w:customStyle="1" w:styleId="NormalTok">
     <w:name w:val="NormalTok"/>
     <w:basedOn w:val="VerbatimChar"/>
     <w:rsid w:val="00F34E30"/>
     <w:rPr>
       <w:rFonts w:ascii="Consolas" w:hAnsi="Consolas"/>
-      <w:color w:themeColor="text1" w:themeTint="F2" w:val="0D0D0D"/>
-      <w:shd w:color="auto" w:fill="F8F8F8" w:val="clear"/>
+      <w:color w:val="0D0D0D" w:themeColor="text1" w:themeTint="F2"/>
+      <w:shd w:val="clear" w:color="auto" w:fill="F8F8F8"/>
     </w:rPr>
   </w:style>
-  <w:style w:styleId="TOC1" w:type="paragraph">
+  <w:style w:type="paragraph" w:styleId="TOC1">
     <w:name w:val="toc 1"/>
     <w:basedOn w:val="Normal"/>
     <w:next w:val="Normal"/>
@@ -3840,7 +5739,7 @@
       <w:spacing w:after="100"/>
     </w:pPr>
   </w:style>
-  <w:style w:styleId="TOC2" w:type="paragraph">
+  <w:style w:type="paragraph" w:styleId="TOC2">
     <w:name w:val="toc 2"/>
     <w:basedOn w:val="Normal"/>
     <w:next w:val="Normal"/>
@@ -3852,7 +5751,7 @@
       <w:ind w:left="240"/>
     </w:pPr>
   </w:style>
-  <w:style w:styleId="TOC3" w:type="paragraph">
+  <w:style w:type="paragraph" w:styleId="TOC3">
     <w:name w:val="toc 3"/>
     <w:basedOn w:val="Normal"/>
     <w:next w:val="Normal"/>

--- a/Workshops/Workshop 2 - Data vis/W2.docx
+++ b/Workshops/Workshop 2 - Data vis/W2.docx
@@ -1,13 +1,37 @@
 
 <file path=word/document.xml><?xml version="1.0" encoding="utf-8"?>
-<w:document xmlns:wpc="http://schemas.microsoft.com/office/word/2010/wordprocessingCanvas" xmlns:cx="http://schemas.microsoft.com/office/drawing/2014/chartex" xmlns:cx1="http://schemas.microsoft.com/office/drawing/2015/9/8/chartex" xmlns:cx2="http://schemas.microsoft.com/office/drawing/2015/10/21/chartex" xmlns:cx3="http://schemas.microsoft.com/office/drawing/2016/5/9/chartex" xmlns:cx4="http://schemas.microsoft.com/office/drawing/2016/5/10/chartex" xmlns:cx5="http://schemas.microsoft.com/office/drawing/2016/5/11/chartex" xmlns:cx6="http://schemas.microsoft.com/office/drawing/2016/5/12/chartex" xmlns:cx7="http://schemas.microsoft.com/office/drawing/2016/5/13/chartex" xmlns:cx8="http://schemas.microsoft.com/office/drawing/2016/5/14/chartex" xmlns:mc="http://schemas.openxmlformats.org/markup-compatibility/2006" xmlns:aink="http://schemas.microsoft.com/office/drawing/2016/ink" xmlns:am3d="http://schemas.microsoft.com/office/drawing/2017/model3d" xmlns:o="urn:schemas-microsoft-com:office:office" xmlns:oel="http://schemas.microsoft.com/office/2019/extlst" xmlns:r="http://schemas.openxmlformats.org/officeDocument/2006/relationships" xmlns:m="http://schemas.openxmlformats.org/officeDocument/2006/math" xmlns:v="urn:schemas-microsoft-com:vml" xmlns:wp14="http://schemas.microsoft.com/office/word/2010/wordprocessingDrawing" xmlns:wp="http://schemas.openxmlformats.org/drawingml/2006/wordprocessingDrawing" xmlns:w10="urn:schemas-microsoft-com:office:word" xmlns:w="http://schemas.openxmlformats.org/wordprocessingml/2006/main" xmlns:w14="http://schemas.microsoft.com/office/word/2010/wordml" xmlns:w15="http://schemas.microsoft.com/office/word/2012/wordml" xmlns:w16cex="http://schemas.microsoft.com/office/word/2018/wordml/cex" xmlns:w16cid="http://schemas.microsoft.com/office/word/2016/wordml/cid" xmlns:w16="http://schemas.microsoft.com/office/word/2018/wordml" xmlns:w16du="http://schemas.microsoft.com/office/word/2023/wordml/word16du" xmlns:w16sdtdh="http://schemas.microsoft.com/office/word/2020/wordml/sdtdatahash" xmlns:w16se="http://schemas.microsoft.com/office/word/2015/wordml/symex" xmlns:wpg="http://schemas.microsoft.com/office/word/2010/wordprocessingGroup" xmlns:wpi="http://schemas.microsoft.com/office/word/2010/wordprocessingInk" xmlns:wne="http://schemas.microsoft.com/office/word/2006/wordml" xmlns:wps="http://schemas.microsoft.com/office/word/2010/wordprocessingShape" mc:Ignorable="w14 w15 w16se w16cid w16 w16cex w16sdtdh w16du wp14">
+<w:document xmlns:w="http://schemas.openxmlformats.org/wordprocessingml/2006/main" xmlns:m="http://schemas.openxmlformats.org/officeDocument/2006/math" xmlns:r="http://schemas.openxmlformats.org/officeDocument/2006/relationships" xmlns:o="urn:schemas-microsoft-com:office:office" xmlns:v="urn:schemas-microsoft-com:vml" xmlns:w10="urn:schemas-microsoft-com:office:word" xmlns:a="http://schemas.openxmlformats.org/drawingml/2006/main" xmlns:pic="http://schemas.openxmlformats.org/drawingml/2006/picture" xmlns:wp="http://schemas.openxmlformats.org/drawingml/2006/wordprocessingDrawing">
   <w:body>
     <w:p>
       <w:pPr>
         <w:pStyle w:val="Title"/>
       </w:pPr>
       <w:r>
-        <w:t>Computer Workshop 1.1: Hidden Assumptions</w:t>
+        <w:t xml:space="preserve">Computer</w:t>
+      </w:r>
+      <w:r>
+        <w:t xml:space="preserve"> </w:t>
+      </w:r>
+      <w:r>
+        <w:t xml:space="preserve">Workshop</w:t>
+      </w:r>
+      <w:r>
+        <w:t xml:space="preserve"> </w:t>
+      </w:r>
+      <w:r>
+        <w:t xml:space="preserve">1.1:</w:t>
+      </w:r>
+      <w:r>
+        <w:t xml:space="preserve"> </w:t>
+      </w:r>
+      <w:r>
+        <w:t xml:space="preserve">Hidden</w:t>
+      </w:r>
+      <w:r>
+        <w:t xml:space="preserve"> </w:t>
+      </w:r>
+      <w:r>
+        <w:t xml:space="preserve">Assumptions</w:t>
       </w:r>
     </w:p>
     <w:p>
@@ -15,7 +39,19 @@
         <w:pStyle w:val="Author"/>
       </w:pPr>
       <w:r>
-        <w:t>Roos &amp; Pinard</w:t>
+        <w:t xml:space="preserve">Roos</w:t>
+      </w:r>
+      <w:r>
+        <w:t xml:space="preserve"> </w:t>
+      </w:r>
+      <w:r>
+        <w:t xml:space="preserve">&amp;</w:t>
+      </w:r>
+      <w:r>
+        <w:t xml:space="preserve"> </w:t>
+      </w:r>
+      <w:r>
+        <w:t xml:space="preserve">Pinard</w:t>
       </w:r>
     </w:p>
     <w:p>
@@ -23,1067 +59,146 @@
         <w:pStyle w:val="Date"/>
       </w:pPr>
       <w:r>
-        <w:t>Last updated: 2024-08-15</w:t>
+        <w:t xml:space="preserve">Last</w:t>
+      </w:r>
+      <w:r>
+        <w:t xml:space="preserve"> </w:t>
+      </w:r>
+      <w:r>
+        <w:t xml:space="preserve">updated:</w:t>
+      </w:r>
+      <w:r>
+        <w:t xml:space="preserve"> </w:t>
+      </w:r>
+      <w:r>
+        <w:t xml:space="preserve">2024-08-15</w:t>
       </w:r>
     </w:p>
     <w:sdt>
       <w:sdtPr>
-        <w:rPr>
-          <w:rFonts w:ascii="Bahnschrift Light" w:eastAsiaTheme="minorHAnsi" w:hAnsi="Bahnschrift Light" w:cstheme="minorBidi"/>
-          <w:color w:val="auto"/>
-          <w:sz w:val="22"/>
-          <w:szCs w:val="24"/>
-        </w:rPr>
-        <w:id w:val="-645815875"/>
         <w:docPartObj>
           <w:docPartGallery w:val="Table of Contents"/>
           <w:docPartUnique/>
         </w:docPartObj>
       </w:sdtPr>
-      <w:sdtEndPr/>
       <w:sdtContent>
         <w:p>
           <w:pPr>
             <w:pStyle w:val="TOCHeading"/>
           </w:pPr>
           <w:r>
-            <w:t>Table of Contents</w:t>
+            <w:t xml:space="preserve">Table of Contents</w:t>
           </w:r>
         </w:p>
         <w:p>
-          <w:pPr>
-            <w:pStyle w:val="TOC1"/>
-            <w:tabs>
-              <w:tab w:val="right" w:leader="dot" w:pos="9350"/>
-            </w:tabs>
-            <w:rPr>
-              <w:rFonts w:asciiTheme="minorHAnsi" w:eastAsiaTheme="minorEastAsia" w:hAnsiTheme="minorHAnsi"/>
-              <w:noProof/>
-              <w:kern w:val="2"/>
-              <w:sz w:val="24"/>
-              <w:lang w:val="en-GB" w:eastAsia="en-GB"/>
-              <w14:ligatures w14:val="standardContextual"/>
-            </w:rPr>
-          </w:pPr>
           <w:r>
-            <w:fldChar w:fldCharType="begin"/>
-          </w:r>
-          <w:r>
-            <w:instrText>TOC \o "1-3" \h \z \u</w:instrText>
-          </w:r>
-          <w:r>
+            <w:fldChar w:fldCharType="begin" w:dirty="true"/>
+            <w:instrText xml:space="preserve">TOC \o "1-3" \h \z \u</w:instrText>
             <w:fldChar w:fldCharType="separate"/>
-          </w:r>
-          <w:hyperlink w:anchor="_Toc174615136" w:history="1">
-            <w:r>
-              <w:rPr>
-                <w:rStyle w:val="Hyperlink"/>
-                <w:noProof/>
-              </w:rPr>
-              <w:t>Workshop Structure</w:t>
-            </w:r>
-            <w:r>
-              <w:rPr>
-                <w:noProof/>
-                <w:webHidden/>
-              </w:rPr>
-              <w:tab/>
-            </w:r>
-            <w:r>
-              <w:rPr>
-                <w:noProof/>
-                <w:webHidden/>
-              </w:rPr>
-              <w:fldChar w:fldCharType="begin"/>
-            </w:r>
-            <w:r>
-              <w:rPr>
-                <w:noProof/>
-                <w:webHidden/>
-              </w:rPr>
-              <w:instrText xml:space="preserve"> PAGEREF _Toc174615136 \h </w:instrText>
-            </w:r>
-            <w:r>
-              <w:rPr>
-                <w:noProof/>
-                <w:webHidden/>
-              </w:rPr>
-            </w:r>
-            <w:r>
-              <w:rPr>
-                <w:noProof/>
-                <w:webHidden/>
-              </w:rPr>
-              <w:fldChar w:fldCharType="separate"/>
-            </w:r>
-            <w:r>
-              <w:rPr>
-                <w:noProof/>
-                <w:webHidden/>
-              </w:rPr>
-              <w:t>1</w:t>
-            </w:r>
-            <w:r>
-              <w:rPr>
-                <w:noProof/>
-                <w:webHidden/>
-              </w:rPr>
-              <w:fldChar w:fldCharType="end"/>
-            </w:r>
-          </w:hyperlink>
-        </w:p>
-        <w:p>
-          <w:pPr>
-            <w:pStyle w:val="TOC1"/>
-            <w:tabs>
-              <w:tab w:val="right" w:leader="dot" w:pos="9350"/>
-            </w:tabs>
-            <w:rPr>
-              <w:rFonts w:asciiTheme="minorHAnsi" w:eastAsiaTheme="minorEastAsia" w:hAnsiTheme="minorHAnsi"/>
-              <w:noProof/>
-              <w:kern w:val="2"/>
-              <w:sz w:val="24"/>
-              <w:lang w:val="en-GB" w:eastAsia="en-GB"/>
-              <w14:ligatures w14:val="standardContextual"/>
-            </w:rPr>
-          </w:pPr>
-          <w:hyperlink w:anchor="_Toc174615137" w:history="1">
-            <w:r>
-              <w:rPr>
-                <w:rStyle w:val="Hyperlink"/>
-                <w:noProof/>
-              </w:rPr>
-              <w:t>Learning Objectives</w:t>
-            </w:r>
-            <w:r>
-              <w:rPr>
-                <w:noProof/>
-                <w:webHidden/>
-              </w:rPr>
-              <w:tab/>
-            </w:r>
-            <w:r>
-              <w:rPr>
-                <w:noProof/>
-                <w:webHidden/>
-              </w:rPr>
-              <w:fldChar w:fldCharType="begin"/>
-            </w:r>
-            <w:r>
-              <w:rPr>
-                <w:noProof/>
-                <w:webHidden/>
-              </w:rPr>
-              <w:instrText xml:space="preserve"> PAGEREF _Toc174615137 \h </w:instrText>
-            </w:r>
-            <w:r>
-              <w:rPr>
-                <w:noProof/>
-                <w:webHidden/>
-              </w:rPr>
-            </w:r>
-            <w:r>
-              <w:rPr>
-                <w:noProof/>
-                <w:webHidden/>
-              </w:rPr>
-              <w:fldChar w:fldCharType="separate"/>
-            </w:r>
-            <w:r>
-              <w:rPr>
-                <w:noProof/>
-                <w:webHidden/>
-              </w:rPr>
-              <w:t>2</w:t>
-            </w:r>
-            <w:r>
-              <w:rPr>
-                <w:noProof/>
-                <w:webHidden/>
-              </w:rPr>
-              <w:fldChar w:fldCharType="end"/>
-            </w:r>
-          </w:hyperlink>
-        </w:p>
-        <w:p>
-          <w:pPr>
-            <w:pStyle w:val="TOC1"/>
-            <w:tabs>
-              <w:tab w:val="right" w:leader="dot" w:pos="9350"/>
-            </w:tabs>
-            <w:rPr>
-              <w:rFonts w:asciiTheme="minorHAnsi" w:eastAsiaTheme="minorEastAsia" w:hAnsiTheme="minorHAnsi"/>
-              <w:noProof/>
-              <w:kern w:val="2"/>
-              <w:sz w:val="24"/>
-              <w:lang w:val="en-GB" w:eastAsia="en-GB"/>
-              <w14:ligatures w14:val="standardContextual"/>
-            </w:rPr>
-          </w:pPr>
-          <w:hyperlink w:anchor="_Toc174615138" w:history="1">
-            <w:r>
-              <w:rPr>
-                <w:rStyle w:val="Hyperlink"/>
-                <w:noProof/>
-              </w:rPr>
-              <w:t xml:space="preserve">Introduction to </w:t>
-            </w:r>
-            <w:r>
-              <w:rPr>
-                <w:rStyle w:val="Hyperlink"/>
-                <w:rFonts w:ascii="Consolas" w:hAnsi="Consolas"/>
-                <w:noProof/>
-                <w:shd w:val="clear" w:color="auto" w:fill="F8F8F8"/>
-              </w:rPr>
-              <w:t>ggplot2</w:t>
-            </w:r>
-            <w:r>
-              <w:rPr>
-                <w:noProof/>
-                <w:webHidden/>
-              </w:rPr>
-              <w:tab/>
-            </w:r>
-            <w:r>
-              <w:rPr>
-                <w:noProof/>
-                <w:webHidden/>
-              </w:rPr>
-              <w:fldChar w:fldCharType="begin"/>
-            </w:r>
-            <w:r>
-              <w:rPr>
-                <w:noProof/>
-                <w:webHidden/>
-              </w:rPr>
-              <w:instrText xml:space="preserve"> PAGEREF _Toc174615138 \h </w:instrText>
-            </w:r>
-            <w:r>
-              <w:rPr>
-                <w:noProof/>
-                <w:webHidden/>
-              </w:rPr>
-            </w:r>
-            <w:r>
-              <w:rPr>
-                <w:noProof/>
-                <w:webHidden/>
-              </w:rPr>
-              <w:fldChar w:fldCharType="separate"/>
-            </w:r>
-            <w:r>
-              <w:rPr>
-                <w:noProof/>
-                <w:webHidden/>
-              </w:rPr>
-              <w:t>2</w:t>
-            </w:r>
-            <w:r>
-              <w:rPr>
-                <w:noProof/>
-                <w:webHidden/>
-              </w:rPr>
-              <w:fldChar w:fldCharType="end"/>
-            </w:r>
-          </w:hyperlink>
-        </w:p>
-        <w:p>
-          <w:pPr>
-            <w:pStyle w:val="TOC2"/>
-            <w:tabs>
-              <w:tab w:val="right" w:leader="dot" w:pos="9350"/>
-            </w:tabs>
-            <w:rPr>
-              <w:rFonts w:asciiTheme="minorHAnsi" w:eastAsiaTheme="minorEastAsia" w:hAnsiTheme="minorHAnsi"/>
-              <w:noProof/>
-              <w:kern w:val="2"/>
-              <w:sz w:val="24"/>
-              <w:lang w:val="en-GB" w:eastAsia="en-GB"/>
-              <w14:ligatures w14:val="standardContextual"/>
-            </w:rPr>
-          </w:pPr>
-          <w:hyperlink w:anchor="_Toc174615139" w:history="1">
-            <w:r>
-              <w:rPr>
-                <w:rStyle w:val="Hyperlink"/>
-                <w:noProof/>
-              </w:rPr>
-              <w:t>Load the data</w:t>
-            </w:r>
-            <w:r>
-              <w:rPr>
-                <w:noProof/>
-                <w:webHidden/>
-              </w:rPr>
-              <w:tab/>
-            </w:r>
-            <w:r>
-              <w:rPr>
-                <w:noProof/>
-                <w:webHidden/>
-              </w:rPr>
-              <w:fldChar w:fldCharType="begin"/>
-            </w:r>
-            <w:r>
-              <w:rPr>
-                <w:noProof/>
-                <w:webHidden/>
-              </w:rPr>
-              <w:instrText xml:space="preserve"> PAGEREF _Toc174615139 \h </w:instrText>
-            </w:r>
-            <w:r>
-              <w:rPr>
-                <w:noProof/>
-                <w:webHidden/>
-              </w:rPr>
-            </w:r>
-            <w:r>
-              <w:rPr>
-                <w:noProof/>
-                <w:webHidden/>
-              </w:rPr>
-              <w:fldChar w:fldCharType="separate"/>
-            </w:r>
-            <w:r>
-              <w:rPr>
-                <w:noProof/>
-                <w:webHidden/>
-              </w:rPr>
-              <w:t>2</w:t>
-            </w:r>
-            <w:r>
-              <w:rPr>
-                <w:noProof/>
-                <w:webHidden/>
-              </w:rPr>
-              <w:fldChar w:fldCharType="end"/>
-            </w:r>
-          </w:hyperlink>
-        </w:p>
-        <w:p>
-          <w:pPr>
-            <w:pStyle w:val="TOC1"/>
-            <w:tabs>
-              <w:tab w:val="right" w:leader="dot" w:pos="9350"/>
-            </w:tabs>
-            <w:rPr>
-              <w:rFonts w:asciiTheme="minorHAnsi" w:eastAsiaTheme="minorEastAsia" w:hAnsiTheme="minorHAnsi"/>
-              <w:noProof/>
-              <w:kern w:val="2"/>
-              <w:sz w:val="24"/>
-              <w:lang w:val="en-GB" w:eastAsia="en-GB"/>
-              <w14:ligatures w14:val="standardContextual"/>
-            </w:rPr>
-          </w:pPr>
-          <w:hyperlink w:anchor="_Toc174615140" w:history="1">
-            <w:r>
-              <w:rPr>
-                <w:rStyle w:val="Hyperlink"/>
-                <w:noProof/>
-              </w:rPr>
-              <w:t>A simple plot</w:t>
-            </w:r>
-            <w:r>
-              <w:rPr>
-                <w:noProof/>
-                <w:webHidden/>
-              </w:rPr>
-              <w:tab/>
-            </w:r>
-            <w:r>
-              <w:rPr>
-                <w:noProof/>
-                <w:webHidden/>
-              </w:rPr>
-              <w:fldChar w:fldCharType="begin"/>
-            </w:r>
-            <w:r>
-              <w:rPr>
-                <w:noProof/>
-                <w:webHidden/>
-              </w:rPr>
-              <w:instrText xml:space="preserve"> PAGEREF _Toc174615140 \h </w:instrText>
-            </w:r>
-            <w:r>
-              <w:rPr>
-                <w:noProof/>
-                <w:webHidden/>
-              </w:rPr>
-            </w:r>
-            <w:r>
-              <w:rPr>
-                <w:noProof/>
-                <w:webHidden/>
-              </w:rPr>
-              <w:fldChar w:fldCharType="separate"/>
-            </w:r>
-            <w:r>
-              <w:rPr>
-                <w:noProof/>
-                <w:webHidden/>
-              </w:rPr>
-              <w:t>3</w:t>
-            </w:r>
-            <w:r>
-              <w:rPr>
-                <w:noProof/>
-                <w:webHidden/>
-              </w:rPr>
-              <w:fldChar w:fldCharType="end"/>
-            </w:r>
-          </w:hyperlink>
-        </w:p>
-        <w:p>
-          <w:pPr>
-            <w:pStyle w:val="TOC2"/>
-            <w:tabs>
-              <w:tab w:val="right" w:leader="dot" w:pos="9350"/>
-            </w:tabs>
-            <w:rPr>
-              <w:rFonts w:asciiTheme="minorHAnsi" w:eastAsiaTheme="minorEastAsia" w:hAnsiTheme="minorHAnsi"/>
-              <w:noProof/>
-              <w:kern w:val="2"/>
-              <w:sz w:val="24"/>
-              <w:lang w:val="en-GB" w:eastAsia="en-GB"/>
-              <w14:ligatures w14:val="standardContextual"/>
-            </w:rPr>
-          </w:pPr>
-          <w:hyperlink w:anchor="_Toc174615141" w:history="1">
-            <w:r>
-              <w:rPr>
-                <w:rStyle w:val="Hyperlink"/>
-                <w:noProof/>
-              </w:rPr>
-              <w:t>Question Set One</w:t>
-            </w:r>
-            <w:r>
-              <w:rPr>
-                <w:noProof/>
-                <w:webHidden/>
-              </w:rPr>
-              <w:tab/>
-            </w:r>
-            <w:r>
-              <w:rPr>
-                <w:noProof/>
-                <w:webHidden/>
-              </w:rPr>
-              <w:fldChar w:fldCharType="begin"/>
-            </w:r>
-            <w:r>
-              <w:rPr>
-                <w:noProof/>
-                <w:webHidden/>
-              </w:rPr>
-              <w:instrText xml:space="preserve"> PAGEREF _Toc174615141 \h </w:instrText>
-            </w:r>
-            <w:r>
-              <w:rPr>
-                <w:noProof/>
-                <w:webHidden/>
-              </w:rPr>
-            </w:r>
-            <w:r>
-              <w:rPr>
-                <w:noProof/>
-                <w:webHidden/>
-              </w:rPr>
-              <w:fldChar w:fldCharType="separate"/>
-            </w:r>
-            <w:r>
-              <w:rPr>
-                <w:noProof/>
-                <w:webHidden/>
-              </w:rPr>
-              <w:t>5</w:t>
-            </w:r>
-            <w:r>
-              <w:rPr>
-                <w:noProof/>
-                <w:webHidden/>
-              </w:rPr>
-              <w:fldChar w:fldCharType="end"/>
-            </w:r>
-          </w:hyperlink>
-        </w:p>
-        <w:p>
-          <w:pPr>
-            <w:pStyle w:val="TOC1"/>
-            <w:tabs>
-              <w:tab w:val="right" w:leader="dot" w:pos="9350"/>
-            </w:tabs>
-            <w:rPr>
-              <w:rFonts w:asciiTheme="minorHAnsi" w:eastAsiaTheme="minorEastAsia" w:hAnsiTheme="minorHAnsi"/>
-              <w:noProof/>
-              <w:kern w:val="2"/>
-              <w:sz w:val="24"/>
-              <w:lang w:val="en-GB" w:eastAsia="en-GB"/>
-              <w14:ligatures w14:val="standardContextual"/>
-            </w:rPr>
-          </w:pPr>
-          <w:hyperlink w:anchor="_Toc174615142" w:history="1">
-            <w:r>
-              <w:rPr>
-                <w:rStyle w:val="Hyperlink"/>
-                <w:noProof/>
-              </w:rPr>
-              <w:t xml:space="preserve">Additional </w:t>
-            </w:r>
-            <w:r>
-              <w:rPr>
-                <w:rStyle w:val="Hyperlink"/>
-                <w:rFonts w:ascii="Consolas" w:hAnsi="Consolas"/>
-                <w:noProof/>
-                <w:shd w:val="clear" w:color="auto" w:fill="F8F8F8"/>
-              </w:rPr>
-              <w:t>geom_</w:t>
-            </w:r>
-            <w:r>
-              <w:rPr>
-                <w:rStyle w:val="Hyperlink"/>
-                <w:noProof/>
-              </w:rPr>
-              <w:t xml:space="preserve"> layers</w:t>
-            </w:r>
-            <w:r>
-              <w:rPr>
-                <w:noProof/>
-                <w:webHidden/>
-              </w:rPr>
-              <w:tab/>
-            </w:r>
-            <w:r>
-              <w:rPr>
-                <w:noProof/>
-                <w:webHidden/>
-              </w:rPr>
-              <w:fldChar w:fldCharType="begin"/>
-            </w:r>
-            <w:r>
-              <w:rPr>
-                <w:noProof/>
-                <w:webHidden/>
-              </w:rPr>
-              <w:instrText xml:space="preserve"> PAGEREF _Toc174615142 \h </w:instrText>
-            </w:r>
-            <w:r>
-              <w:rPr>
-                <w:noProof/>
-                <w:webHidden/>
-              </w:rPr>
-            </w:r>
-            <w:r>
-              <w:rPr>
-                <w:noProof/>
-                <w:webHidden/>
-              </w:rPr>
-              <w:fldChar w:fldCharType="separate"/>
-            </w:r>
-            <w:r>
-              <w:rPr>
-                <w:noProof/>
-                <w:webHidden/>
-              </w:rPr>
-              <w:t>5</w:t>
-            </w:r>
-            <w:r>
-              <w:rPr>
-                <w:noProof/>
-                <w:webHidden/>
-              </w:rPr>
-              <w:fldChar w:fldCharType="end"/>
-            </w:r>
-          </w:hyperlink>
-        </w:p>
-        <w:p>
-          <w:pPr>
-            <w:pStyle w:val="TOC2"/>
-            <w:tabs>
-              <w:tab w:val="right" w:leader="dot" w:pos="9350"/>
-            </w:tabs>
-            <w:rPr>
-              <w:rFonts w:asciiTheme="minorHAnsi" w:eastAsiaTheme="minorEastAsia" w:hAnsiTheme="minorHAnsi"/>
-              <w:noProof/>
-              <w:kern w:val="2"/>
-              <w:sz w:val="24"/>
-              <w:lang w:val="en-GB" w:eastAsia="en-GB"/>
-              <w14:ligatures w14:val="standardContextual"/>
-            </w:rPr>
-          </w:pPr>
-          <w:hyperlink w:anchor="_Toc174615143" w:history="1">
-            <w:r>
-              <w:rPr>
-                <w:rStyle w:val="Hyperlink"/>
-                <w:noProof/>
-              </w:rPr>
-              <w:t>Question Set Two</w:t>
-            </w:r>
-            <w:r>
-              <w:rPr>
-                <w:noProof/>
-                <w:webHidden/>
-              </w:rPr>
-              <w:tab/>
-            </w:r>
-            <w:r>
-              <w:rPr>
-                <w:noProof/>
-                <w:webHidden/>
-              </w:rPr>
-              <w:fldChar w:fldCharType="begin"/>
-            </w:r>
-            <w:r>
-              <w:rPr>
-                <w:noProof/>
-                <w:webHidden/>
-              </w:rPr>
-              <w:instrText xml:space="preserve"> PAGEREF _Toc174615143 \h </w:instrText>
-            </w:r>
-            <w:r>
-              <w:rPr>
-                <w:noProof/>
-                <w:webHidden/>
-              </w:rPr>
-            </w:r>
-            <w:r>
-              <w:rPr>
-                <w:noProof/>
-                <w:webHidden/>
-              </w:rPr>
-              <w:fldChar w:fldCharType="separate"/>
-            </w:r>
-            <w:r>
-              <w:rPr>
-                <w:noProof/>
-                <w:webHidden/>
-              </w:rPr>
-              <w:t>9</w:t>
-            </w:r>
-            <w:r>
-              <w:rPr>
-                <w:noProof/>
-                <w:webHidden/>
-              </w:rPr>
-              <w:fldChar w:fldCharType="end"/>
-            </w:r>
-          </w:hyperlink>
-        </w:p>
-        <w:p>
-          <w:pPr>
-            <w:pStyle w:val="TOC2"/>
-            <w:tabs>
-              <w:tab w:val="right" w:leader="dot" w:pos="9350"/>
-            </w:tabs>
-            <w:rPr>
-              <w:rFonts w:asciiTheme="minorHAnsi" w:eastAsiaTheme="minorEastAsia" w:hAnsiTheme="minorHAnsi"/>
-              <w:noProof/>
-              <w:kern w:val="2"/>
-              <w:sz w:val="24"/>
-              <w:lang w:val="en-GB" w:eastAsia="en-GB"/>
-              <w14:ligatures w14:val="standardContextual"/>
-            </w:rPr>
-          </w:pPr>
-          <w:hyperlink w:anchor="_Toc174615144" w:history="1">
-            <w:r>
-              <w:rPr>
-                <w:rStyle w:val="Hyperlink"/>
-                <w:noProof/>
-              </w:rPr>
-              <w:t xml:space="preserve">Optional: </w:t>
-            </w:r>
-            <w:r>
-              <w:rPr>
-                <w:rStyle w:val="Hyperlink"/>
-                <w:rFonts w:ascii="Consolas" w:hAnsi="Consolas"/>
-                <w:noProof/>
-                <w:shd w:val="clear" w:color="auto" w:fill="F8F8F8"/>
-              </w:rPr>
-              <w:t>geom_</w:t>
-            </w:r>
-            <w:r>
-              <w:rPr>
-                <w:rStyle w:val="Hyperlink"/>
-                <w:noProof/>
-              </w:rPr>
-              <w:t>s</w:t>
-            </w:r>
-            <w:r>
-              <w:rPr>
-                <w:noProof/>
-                <w:webHidden/>
-              </w:rPr>
-              <w:tab/>
-            </w:r>
-            <w:r>
-              <w:rPr>
-                <w:noProof/>
-                <w:webHidden/>
-              </w:rPr>
-              <w:fldChar w:fldCharType="begin"/>
-            </w:r>
-            <w:r>
-              <w:rPr>
-                <w:noProof/>
-                <w:webHidden/>
-              </w:rPr>
-              <w:instrText xml:space="preserve"> PAGEREF _Toc174615144 \h </w:instrText>
-            </w:r>
-            <w:r>
-              <w:rPr>
-                <w:noProof/>
-                <w:webHidden/>
-              </w:rPr>
-            </w:r>
-            <w:r>
-              <w:rPr>
-                <w:noProof/>
-                <w:webHidden/>
-              </w:rPr>
-              <w:fldChar w:fldCharType="separate"/>
-            </w:r>
-            <w:r>
-              <w:rPr>
-                <w:noProof/>
-                <w:webHidden/>
-              </w:rPr>
-              <w:t>9</w:t>
-            </w:r>
-            <w:r>
-              <w:rPr>
-                <w:noProof/>
-                <w:webHidden/>
-              </w:rPr>
-              <w:fldChar w:fldCharType="end"/>
-            </w:r>
-          </w:hyperlink>
-        </w:p>
-        <w:p>
-          <w:pPr>
-            <w:pStyle w:val="TOC1"/>
-            <w:tabs>
-              <w:tab w:val="right" w:leader="dot" w:pos="9350"/>
-            </w:tabs>
-            <w:rPr>
-              <w:rFonts w:asciiTheme="minorHAnsi" w:eastAsiaTheme="minorEastAsia" w:hAnsiTheme="minorHAnsi"/>
-              <w:noProof/>
-              <w:kern w:val="2"/>
-              <w:sz w:val="24"/>
-              <w:lang w:val="en-GB" w:eastAsia="en-GB"/>
-              <w14:ligatures w14:val="standardContextual"/>
-            </w:rPr>
-          </w:pPr>
-          <w:hyperlink w:anchor="_Toc174615145" w:history="1">
-            <w:r>
-              <w:rPr>
-                <w:rStyle w:val="Hyperlink"/>
-                <w:noProof/>
-              </w:rPr>
-              <w:t>The good and the ugly</w:t>
-            </w:r>
-            <w:r>
-              <w:rPr>
-                <w:noProof/>
-                <w:webHidden/>
-              </w:rPr>
-              <w:tab/>
-            </w:r>
-            <w:r>
-              <w:rPr>
-                <w:noProof/>
-                <w:webHidden/>
-              </w:rPr>
-              <w:fldChar w:fldCharType="begin"/>
-            </w:r>
-            <w:r>
-              <w:rPr>
-                <w:noProof/>
-                <w:webHidden/>
-              </w:rPr>
-              <w:instrText xml:space="preserve"> PAGEREF _Toc174615145 \h </w:instrText>
-            </w:r>
-            <w:r>
-              <w:rPr>
-                <w:noProof/>
-                <w:webHidden/>
-              </w:rPr>
-            </w:r>
-            <w:r>
-              <w:rPr>
-                <w:noProof/>
-                <w:webHidden/>
-              </w:rPr>
-              <w:fldChar w:fldCharType="separate"/>
-            </w:r>
-            <w:r>
-              <w:rPr>
-                <w:noProof/>
-                <w:webHidden/>
-              </w:rPr>
-              <w:t>9</w:t>
-            </w:r>
-            <w:r>
-              <w:rPr>
-                <w:noProof/>
-                <w:webHidden/>
-              </w:rPr>
-              <w:fldChar w:fldCharType="end"/>
-            </w:r>
-          </w:hyperlink>
-        </w:p>
-        <w:p>
-          <w:pPr>
-            <w:pStyle w:val="TOC2"/>
-            <w:tabs>
-              <w:tab w:val="right" w:leader="dot" w:pos="9350"/>
-            </w:tabs>
-            <w:rPr>
-              <w:rFonts w:asciiTheme="minorHAnsi" w:eastAsiaTheme="minorEastAsia" w:hAnsiTheme="minorHAnsi"/>
-              <w:noProof/>
-              <w:kern w:val="2"/>
-              <w:sz w:val="24"/>
-              <w:lang w:val="en-GB" w:eastAsia="en-GB"/>
-              <w14:ligatures w14:val="standardContextual"/>
-            </w:rPr>
-          </w:pPr>
-          <w:hyperlink w:anchor="_Toc174615146" w:history="1">
-            <w:r>
-              <w:rPr>
-                <w:rStyle w:val="Hyperlink"/>
-                <w:noProof/>
-              </w:rPr>
-              <w:t>The good</w:t>
-            </w:r>
-            <w:r>
-              <w:rPr>
-                <w:noProof/>
-                <w:webHidden/>
-              </w:rPr>
-              <w:tab/>
-            </w:r>
-            <w:r>
-              <w:rPr>
-                <w:noProof/>
-                <w:webHidden/>
-              </w:rPr>
-              <w:fldChar w:fldCharType="begin"/>
-            </w:r>
-            <w:r>
-              <w:rPr>
-                <w:noProof/>
-                <w:webHidden/>
-              </w:rPr>
-              <w:instrText xml:space="preserve"> PAGEREF _Toc174615146 \h </w:instrText>
-            </w:r>
-            <w:r>
-              <w:rPr>
-                <w:noProof/>
-                <w:webHidden/>
-              </w:rPr>
-            </w:r>
-            <w:r>
-              <w:rPr>
-                <w:noProof/>
-                <w:webHidden/>
-              </w:rPr>
-              <w:fldChar w:fldCharType="separate"/>
-            </w:r>
-            <w:r>
-              <w:rPr>
-                <w:noProof/>
-                <w:webHidden/>
-              </w:rPr>
-              <w:t>10</w:t>
-            </w:r>
-            <w:r>
-              <w:rPr>
-                <w:noProof/>
-                <w:webHidden/>
-              </w:rPr>
-              <w:fldChar w:fldCharType="end"/>
-            </w:r>
-          </w:hyperlink>
-        </w:p>
-        <w:p>
-          <w:pPr>
-            <w:pStyle w:val="TOC2"/>
-            <w:tabs>
-              <w:tab w:val="right" w:leader="dot" w:pos="9350"/>
-            </w:tabs>
-            <w:rPr>
-              <w:rFonts w:asciiTheme="minorHAnsi" w:eastAsiaTheme="minorEastAsia" w:hAnsiTheme="minorHAnsi"/>
-              <w:noProof/>
-              <w:kern w:val="2"/>
-              <w:sz w:val="24"/>
-              <w:lang w:val="en-GB" w:eastAsia="en-GB"/>
-              <w14:ligatures w14:val="standardContextual"/>
-            </w:rPr>
-          </w:pPr>
-          <w:hyperlink w:anchor="_Toc174615147" w:history="1">
-            <w:r>
-              <w:rPr>
-                <w:rStyle w:val="Hyperlink"/>
-                <w:noProof/>
-              </w:rPr>
-              <w:t>The bad</w:t>
-            </w:r>
-            <w:r>
-              <w:rPr>
-                <w:noProof/>
-                <w:webHidden/>
-              </w:rPr>
-              <w:tab/>
-            </w:r>
-            <w:r>
-              <w:rPr>
-                <w:noProof/>
-                <w:webHidden/>
-              </w:rPr>
-              <w:fldChar w:fldCharType="begin"/>
-            </w:r>
-            <w:r>
-              <w:rPr>
-                <w:noProof/>
-                <w:webHidden/>
-              </w:rPr>
-              <w:instrText xml:space="preserve"> PAGEREF _Toc174615147 \h </w:instrText>
-            </w:r>
-            <w:r>
-              <w:rPr>
-                <w:noProof/>
-                <w:webHidden/>
-              </w:rPr>
-            </w:r>
-            <w:r>
-              <w:rPr>
-                <w:noProof/>
-                <w:webHidden/>
-              </w:rPr>
-              <w:fldChar w:fldCharType="separate"/>
-            </w:r>
-            <w:r>
-              <w:rPr>
-                <w:noProof/>
-                <w:webHidden/>
-              </w:rPr>
-              <w:t>11</w:t>
-            </w:r>
-            <w:r>
-              <w:rPr>
-                <w:noProof/>
-                <w:webHidden/>
-              </w:rPr>
-              <w:fldChar w:fldCharType="end"/>
-            </w:r>
-          </w:hyperlink>
-        </w:p>
-        <w:p>
-          <w:r>
             <w:fldChar w:fldCharType="end"/>
           </w:r>
         </w:p>
       </w:sdtContent>
     </w:sdt>
+    <w:bookmarkStart w:id="20" w:name="workshop-structure"/>
     <w:p>
       <w:pPr>
         <w:pStyle w:val="Heading1"/>
       </w:pPr>
-      <w:bookmarkStart w:id="0" w:name="workshop-structure"/>
-      <w:bookmarkStart w:id="1" w:name="_Toc174615136"/>
-      <w:r>
-        <w:t>Workshop Structure</w:t>
-      </w:r>
-      <w:bookmarkEnd w:id="1"/>
+      <w:r>
+        <w:t xml:space="preserve">Workshop Structure</w:t>
+      </w:r>
     </w:p>
     <w:p>
       <w:pPr>
         <w:pStyle w:val="FirstParagraph"/>
       </w:pPr>
       <w:r>
-        <w:t>As always, we are using the workflow below to structure the workshops:</w:t>
-      </w:r>
-    </w:p>
-    <w:p>
-      <w:pPr>
-        <w:pStyle w:val="Compact"/>
+        <w:t xml:space="preserve">As always, we are using the workflow below to structure the workshops:</w:t>
+      </w:r>
+    </w:p>
+    <w:p>
+      <w:pPr>
         <w:numPr>
           <w:ilvl w:val="0"/>
-          <w:numId w:val="5"/>
+          <w:numId w:val="1001"/>
         </w:numPr>
-      </w:pPr>
-      <w:r>
-        <w:t>Formulate a research question.</w:t>
-      </w:r>
-    </w:p>
-    <w:p>
-      <w:pPr>
         <w:pStyle w:val="Compact"/>
+      </w:pPr>
+      <w:r>
+        <w:t xml:space="preserve">Formulate a research question.</w:t>
+      </w:r>
+    </w:p>
+    <w:p>
+      <w:pPr>
         <w:numPr>
           <w:ilvl w:val="0"/>
-          <w:numId w:val="5"/>
+          <w:numId w:val="1001"/>
         </w:numPr>
-      </w:pPr>
-      <w:r>
-        <w:t>Perform exploratory data analysis [Focus of today].</w:t>
-      </w:r>
-    </w:p>
-    <w:p>
-      <w:pPr>
         <w:pStyle w:val="Compact"/>
+      </w:pPr>
+      <w:r>
+        <w:t xml:space="preserve">Perform exploratory data analysis [Focus of today].</w:t>
+      </w:r>
+    </w:p>
+    <w:p>
+      <w:pPr>
         <w:numPr>
           <w:ilvl w:val="0"/>
-          <w:numId w:val="5"/>
+          <w:numId w:val="1001"/>
         </w:numPr>
-      </w:pPr>
-      <w:r>
-        <w:t>Identify any hidden assumptions [Focus of today].</w:t>
-      </w:r>
-    </w:p>
-    <w:p>
-      <w:pPr>
         <w:pStyle w:val="Compact"/>
+      </w:pPr>
+      <w:r>
+        <w:t xml:space="preserve">Identify any hidden assumptions [Focus of today].</w:t>
+      </w:r>
+    </w:p>
+    <w:p>
+      <w:pPr>
         <w:numPr>
           <w:ilvl w:val="0"/>
-          <w:numId w:val="5"/>
+          <w:numId w:val="1001"/>
         </w:numPr>
-      </w:pPr>
-      <w:r>
-        <w:t>Fit an appropriate model.</w:t>
-      </w:r>
-    </w:p>
-    <w:p>
-      <w:pPr>
         <w:pStyle w:val="Compact"/>
+      </w:pPr>
+      <w:r>
+        <w:t xml:space="preserve">Fit an appropriate model.</w:t>
+      </w:r>
+    </w:p>
+    <w:p>
+      <w:pPr>
         <w:numPr>
           <w:ilvl w:val="0"/>
-          <w:numId w:val="5"/>
+          <w:numId w:val="1001"/>
         </w:numPr>
-      </w:pPr>
-      <w:r>
-        <w:t>Diagnose the model and check assumptions.</w:t>
-      </w:r>
-    </w:p>
-    <w:p>
-      <w:pPr>
         <w:pStyle w:val="Compact"/>
+      </w:pPr>
+      <w:r>
+        <w:t xml:space="preserve">Diagnose the model and check assumptions.</w:t>
+      </w:r>
+    </w:p>
+    <w:p>
+      <w:pPr>
         <w:numPr>
           <w:ilvl w:val="0"/>
-          <w:numId w:val="5"/>
+          <w:numId w:val="1001"/>
         </w:numPr>
-      </w:pPr>
-      <w:r>
-        <w:t>Summarise the results.</w:t>
-      </w:r>
-    </w:p>
-    <w:p>
-      <w:pPr>
         <w:pStyle w:val="Compact"/>
+      </w:pPr>
+      <w:r>
+        <w:t xml:space="preserve">Summarise the results.</w:t>
+      </w:r>
+    </w:p>
+    <w:p>
+      <w:pPr>
         <w:numPr>
           <w:ilvl w:val="0"/>
-          <w:numId w:val="5"/>
+          <w:numId w:val="1001"/>
         </w:numPr>
-      </w:pPr>
-      <w:r>
-        <w:t>Interpret and provide inferences.</w:t>
+        <w:pStyle w:val="Compact"/>
+      </w:pPr>
+      <w:r>
+        <w:t xml:space="preserve">Interpret and provide inferences.</w:t>
       </w:r>
     </w:p>
     <w:p>
@@ -1091,74 +206,83 @@
         <w:pStyle w:val="FirstParagraph"/>
       </w:pPr>
       <w:r>
-        <w:t>We covered steps 2 and 3 in the previous workshop but we’ll expand your toolkit for doing so today suing data visualisation.</w:t>
-      </w:r>
-    </w:p>
+        <w:t xml:space="preserve">We covered steps 2 and 3 in the previous workshop but we’ll expand your toolkit for doing so today suing data visualisation.</w:t>
+      </w:r>
+    </w:p>
+    <w:bookmarkEnd w:id="20"/>
+    <w:bookmarkStart w:id="21" w:name="learning-objectives"/>
     <w:p>
       <w:pPr>
         <w:pStyle w:val="Heading1"/>
       </w:pPr>
-      <w:bookmarkStart w:id="2" w:name="learning-objectives"/>
-      <w:bookmarkStart w:id="3" w:name="_Toc174615137"/>
-      <w:bookmarkEnd w:id="0"/>
-      <w:r>
-        <w:lastRenderedPageBreak/>
-        <w:t>Learning Objectives</w:t>
-      </w:r>
-      <w:bookmarkEnd w:id="3"/>
-    </w:p>
-    <w:p>
-      <w:pPr>
-        <w:pStyle w:val="Compact"/>
+      <w:r>
+        <w:t xml:space="preserve">Learning Objectives</w:t>
+      </w:r>
+    </w:p>
+    <w:p>
+      <w:pPr>
         <w:numPr>
           <w:ilvl w:val="0"/>
-          <w:numId w:val="6"/>
+          <w:numId w:val="1002"/>
         </w:numPr>
-      </w:pPr>
-      <w:r>
-        <w:t xml:space="preserve">Learn how to use the </w:t>
-      </w:r>
-      <w:r>
-        <w:rPr>
-          <w:rStyle w:val="VerbatimChar"/>
-        </w:rPr>
-        <w:t>R</w:t>
-      </w:r>
-      <w:r>
-        <w:t xml:space="preserve"> package </w:t>
-      </w:r>
-      <w:r>
-        <w:rPr>
-          <w:rStyle w:val="VerbatimChar"/>
-        </w:rPr>
-        <w:t>ggplot2</w:t>
-      </w:r>
-      <w:r>
-        <w:t xml:space="preserve"> to do data visualisation.</w:t>
-      </w:r>
-    </w:p>
-    <w:p>
-      <w:pPr>
         <w:pStyle w:val="Compact"/>
+      </w:pPr>
+      <w:r>
+        <w:t xml:space="preserve">Learn how to use the</w:t>
+      </w:r>
+      <w:r>
+        <w:t xml:space="preserve"> </w:t>
+      </w:r>
+      <w:r>
+        <w:rPr>
+          <w:rStyle w:val="VerbatimChar"/>
+        </w:rPr>
+        <w:t xml:space="preserve">R</w:t>
+      </w:r>
+      <w:r>
+        <w:t xml:space="preserve"> </w:t>
+      </w:r>
+      <w:r>
+        <w:t xml:space="preserve">package</w:t>
+      </w:r>
+      <w:r>
+        <w:t xml:space="preserve"> </w:t>
+      </w:r>
+      <w:r>
+        <w:rPr>
+          <w:rStyle w:val="VerbatimChar"/>
+        </w:rPr>
+        <w:t xml:space="preserve">ggplot2</w:t>
+      </w:r>
+      <w:r>
+        <w:t xml:space="preserve"> </w:t>
+      </w:r>
+      <w:r>
+        <w:t xml:space="preserve">to do data visualisation.</w:t>
+      </w:r>
+    </w:p>
+    <w:p>
+      <w:pPr>
         <w:numPr>
           <w:ilvl w:val="0"/>
-          <w:numId w:val="6"/>
+          <w:numId w:val="1002"/>
         </w:numPr>
-      </w:pPr>
-      <w:r>
-        <w:t>Consider what constitutes an effective visualisation versus an ineffective one.</w:t>
-      </w:r>
-    </w:p>
-    <w:p>
-      <w:pPr>
         <w:pStyle w:val="Compact"/>
+      </w:pPr>
+      <w:r>
+        <w:t xml:space="preserve">Consider what constitutes an effective visualisation versus an ineffective one.</w:t>
+      </w:r>
+    </w:p>
+    <w:p>
+      <w:pPr>
         <w:numPr>
           <w:ilvl w:val="0"/>
-          <w:numId w:val="6"/>
+          <w:numId w:val="1002"/>
         </w:numPr>
-      </w:pPr>
-      <w:r>
-        <w:t>Learn some techniques to make your figures more visually appealing to an audience.</w:t>
+        <w:pStyle w:val="Compact"/>
+      </w:pPr>
+      <w:r>
+        <w:t xml:space="preserve">Learn some techniques to make your figures more visually appealing to an audience.</w:t>
       </w:r>
     </w:p>
     <w:p>
@@ -1166,26 +290,27 @@
         <w:pStyle w:val="FirstParagraph"/>
       </w:pPr>
       <w:r>
-        <w:t>These skills will be used throughout the course.</w:t>
-      </w:r>
-    </w:p>
+        <w:t xml:space="preserve">These skills will be used throughout the course.</w:t>
+      </w:r>
+    </w:p>
+    <w:bookmarkEnd w:id="21"/>
+    <w:bookmarkStart w:id="23" w:name="introduction-to-ggplot2"/>
     <w:p>
       <w:pPr>
         <w:pStyle w:val="Heading1"/>
       </w:pPr>
-      <w:bookmarkStart w:id="4" w:name="introduction-to-ggplot2"/>
-      <w:bookmarkStart w:id="5" w:name="_Toc174615138"/>
-      <w:bookmarkEnd w:id="2"/>
-      <w:r>
-        <w:t xml:space="preserve">Introduction to </w:t>
-      </w:r>
-      <w:r>
-        <w:rPr>
-          <w:rStyle w:val="VerbatimChar"/>
-        </w:rPr>
-        <w:t>ggplot2</w:t>
-      </w:r>
-      <w:bookmarkEnd w:id="5"/>
+      <w:r>
+        <w:t xml:space="preserve">Introduction to</w:t>
+      </w:r>
+      <w:r>
+        <w:t xml:space="preserve"> </w:t>
+      </w:r>
+      <w:r>
+        <w:rPr>
+          <w:rStyle w:val="VerbatimChar"/>
+        </w:rPr>
+        <w:t xml:space="preserve">ggplot2</w:t>
+      </w:r>
     </w:p>
     <w:p>
       <w:pPr>
@@ -1195,19 +320,46 @@
         <w:rPr>
           <w:rStyle w:val="VerbatimChar"/>
         </w:rPr>
-        <w:t>ggplot2</w:t>
-      </w:r>
-      <w:r>
-        <w:t xml:space="preserve"> is an implementation of the “Grammar of Graphics,” a framework for data visualisation. It allows you to build plots layer by layer, starting with a base plot and then adding additional elements such as scales, themes, and geometries. Familiarity with </w:t>
-      </w:r>
-      <w:r>
-        <w:rPr>
-          <w:rStyle w:val="VerbatimChar"/>
-        </w:rPr>
-        <w:t>ggplot2</w:t>
-      </w:r>
-      <w:r>
-        <w:t xml:space="preserve"> is occasionally asked for by employers; we’ve even seen job adverts from companies such as Spotify listing this an an essential criteria.</w:t>
+        <w:t xml:space="preserve">ggplot2</w:t>
+      </w:r>
+      <w:r>
+        <w:t xml:space="preserve"> </w:t>
+      </w:r>
+      <w:r>
+        <w:t xml:space="preserve">is an implementation of the</w:t>
+      </w:r>
+      <w:r>
+        <w:t xml:space="preserve"> </w:t>
+      </w:r>
+      <w:r>
+        <w:t xml:space="preserve">“</w:t>
+      </w:r>
+      <w:r>
+        <w:t xml:space="preserve">Grammar of Graphics,</w:t>
+      </w:r>
+      <w:r>
+        <w:t xml:space="preserve">”</w:t>
+      </w:r>
+      <w:r>
+        <w:t xml:space="preserve"> </w:t>
+      </w:r>
+      <w:r>
+        <w:t xml:space="preserve">a framework for data visualisation. It allows you to build plots layer by layer, starting with a base plot and then adding additional elements such as scales, themes, and geometries. Familiarity with</w:t>
+      </w:r>
+      <w:r>
+        <w:t xml:space="preserve"> </w:t>
+      </w:r>
+      <w:r>
+        <w:rPr>
+          <w:rStyle w:val="VerbatimChar"/>
+        </w:rPr>
+        <w:t xml:space="preserve">ggplot2</w:t>
+      </w:r>
+      <w:r>
+        <w:t xml:space="preserve"> </w:t>
+      </w:r>
+      <w:r>
+        <w:t xml:space="preserve">is occasionally asked for by employers; we’ve even seen job adverts from companies such as Spotify listing this an an essential criteria.</w:t>
       </w:r>
     </w:p>
     <w:p>
@@ -1215,94 +367,116 @@
         <w:pStyle w:val="BodyText"/>
       </w:pPr>
       <w:r>
-        <w:t xml:space="preserve">It is important to note, however, that </w:t>
-      </w:r>
-      <w:r>
-        <w:rPr>
-          <w:rStyle w:val="VerbatimChar"/>
-        </w:rPr>
-        <w:t>ggplot2</w:t>
-      </w:r>
-      <w:r>
-        <w:t xml:space="preserve"> is not the only way to create visualisations. It’s just an increasingly preferred one. Many of the figures you will make on this course can be near-perfectly recreated using the visualisation framework offered by </w:t>
-      </w:r>
-      <w:r>
-        <w:rPr>
-          <w:rStyle w:val="VerbatimChar"/>
-        </w:rPr>
-        <w:t>base R</w:t>
-      </w:r>
-      <w:r>
-        <w:t xml:space="preserve">. We simply prefer </w:t>
-      </w:r>
-      <w:r>
-        <w:rPr>
-          <w:rStyle w:val="VerbatimChar"/>
-        </w:rPr>
-        <w:t>ggplot2</w:t>
-      </w:r>
-      <w:r>
-        <w:t xml:space="preserve"> as we feel it is a more intuiative way to create figures; indeed, nearly every single figure you have and will see on this course were produced in </w:t>
-      </w:r>
-      <w:r>
-        <w:rPr>
-          <w:rStyle w:val="VerbatimChar"/>
-        </w:rPr>
-        <w:t>ggplot2</w:t>
-      </w:r>
-      <w:r>
-        <w:t>.</w:t>
-      </w:r>
-    </w:p>
+        <w:t xml:space="preserve">It is important to note, however, that</w:t>
+      </w:r>
+      <w:r>
+        <w:t xml:space="preserve"> </w:t>
+      </w:r>
+      <w:r>
+        <w:rPr>
+          <w:rStyle w:val="VerbatimChar"/>
+        </w:rPr>
+        <w:t xml:space="preserve">ggplot2</w:t>
+      </w:r>
+      <w:r>
+        <w:t xml:space="preserve"> </w:t>
+      </w:r>
+      <w:r>
+        <w:t xml:space="preserve">is not the only way to create visualisations. It’s just an increasingly preferred one. Many of the figures you will make on this course can be near-perfectly recreated using the visualisation framework offered by</w:t>
+      </w:r>
+      <w:r>
+        <w:t xml:space="preserve"> </w:t>
+      </w:r>
+      <w:r>
+        <w:rPr>
+          <w:rStyle w:val="VerbatimChar"/>
+        </w:rPr>
+        <w:t xml:space="preserve">base R</w:t>
+      </w:r>
+      <w:r>
+        <w:t xml:space="preserve">. We simply prefer</w:t>
+      </w:r>
+      <w:r>
+        <w:t xml:space="preserve"> </w:t>
+      </w:r>
+      <w:r>
+        <w:rPr>
+          <w:rStyle w:val="VerbatimChar"/>
+        </w:rPr>
+        <w:t xml:space="preserve">ggplot2</w:t>
+      </w:r>
+      <w:r>
+        <w:t xml:space="preserve"> </w:t>
+      </w:r>
+      <w:r>
+        <w:t xml:space="preserve">as we feel it is a more intuiative way to create figures; indeed, nearly every single figure you have and will see on this course were produced in</w:t>
+      </w:r>
+      <w:r>
+        <w:t xml:space="preserve"> </w:t>
+      </w:r>
+      <w:r>
+        <w:rPr>
+          <w:rStyle w:val="VerbatimChar"/>
+        </w:rPr>
+        <w:t xml:space="preserve">ggplot2</w:t>
+      </w:r>
+      <w:r>
+        <w:t xml:space="preserve">.</w:t>
+      </w:r>
+    </w:p>
+    <w:bookmarkStart w:id="22" w:name="load-the-data"/>
     <w:p>
       <w:pPr>
         <w:pStyle w:val="Heading2"/>
       </w:pPr>
-      <w:bookmarkStart w:id="6" w:name="load-the-data"/>
-      <w:bookmarkStart w:id="7" w:name="_Toc174615139"/>
-      <w:r>
-        <w:t>Load the data</w:t>
-      </w:r>
-      <w:bookmarkEnd w:id="7"/>
+      <w:r>
+        <w:t xml:space="preserve">Load the data</w:t>
+      </w:r>
     </w:p>
     <w:p>
       <w:pPr>
         <w:pStyle w:val="FirstParagraph"/>
       </w:pPr>
       <w:r>
-        <w:t>For the first part of this workshop, we’ll be working with data on the Amazon river dolphin, or the boto (</w:t>
-      </w:r>
-      <w:r>
-        <w:rPr>
+        <w:t xml:space="preserve">For the first part of this workshop, we’ll be working with data on the Amazon river dolphin, or the boto (</w:t>
+      </w:r>
+      <w:r>
+        <w:rPr>
+          <w:iCs/>
           <w:i/>
+        </w:rPr>
+        <w:t xml:space="preserve">Inia geoffrensis</w:t>
+      </w:r>
+      <w:r>
+        <w:t xml:space="preserve"> </w:t>
+      </w:r>
+      <w:r>
+        <w:t xml:space="preserve">- I wonder if the person who named the species, named them after their friend Geoff…). Specifically, we’re interested here in seeing if there is sexual dimorphism in asymptotic length (i.e. once an animal has stopped growing) between females and males, as well as how the species respond to droughts. As always, before we do any analysis, we need to ensure there is nothing</w:t>
+      </w:r>
+      <w:r>
+        <w:t xml:space="preserve"> </w:t>
+      </w:r>
+      <w:r>
+        <w:rPr>
           <w:iCs/>
-        </w:rPr>
-        <w:t>Inia geoffrensis</w:t>
-      </w:r>
-      <w:r>
-        <w:t xml:space="preserve"> - I wonder if the dude who named it called it after their friend Geoff…). Specifically, we’re interested here in seeing if there is sexual dimorphism in asymptotic length (i.e. once an animal has stopped growing) between females and males. As always, before we do any analysis, we need to ensure there is nothing </w:t>
-      </w:r>
-      <w:r>
-        <w:rPr>
           <w:i/>
-          <w:iCs/>
-        </w:rPr>
-        <w:t>weird</w:t>
-      </w:r>
-      <w:r>
-        <w:t xml:space="preserve"> in the data. In workshop 1 you did this by using simple summary statistics (e.g. </w:t>
-      </w:r>
-      <w:r>
-        <w:rPr>
-          <w:rStyle w:val="VerbatimChar"/>
-        </w:rPr>
-        <w:t>mean()</w:t>
-      </w:r>
-      <w:r>
-        <w:t>). While doing so is useful, complimenting this with data visualisations is really powerf</w:t>
-      </w:r>
-      <w:r>
-        <w:t>ul.</w:t>
+        </w:rPr>
+        <w:t xml:space="preserve">weird</w:t>
+      </w:r>
+      <w:r>
+        <w:t xml:space="preserve"> </w:t>
+      </w:r>
+      <w:r>
+        <w:t xml:space="preserve">in the data. In workshop 1 you did this by using simple summary statistics (e.g. </w:t>
+      </w:r>
+      <w:r>
+        <w:rPr>
+          <w:rStyle w:val="VerbatimChar"/>
+        </w:rPr>
+        <w:t xml:space="preserve">mean()</w:t>
+      </w:r>
+      <w:r>
+        <w:t xml:space="preserve">). While doing so is useful, complimenting this with data visualisations is really powerful.</w:t>
       </w:r>
     </w:p>
     <w:p>
@@ -1310,16 +484,19 @@
         <w:pStyle w:val="BodyText"/>
       </w:pPr>
       <w:r>
-        <w:t xml:space="preserve">Start by downloading the data from today’s practical folder, called </w:t>
-      </w:r>
-      <w:r>
-        <w:rPr>
-          <w:rStyle w:val="VerbatimChar"/>
-        </w:rPr>
-        <w:t>boto.txt</w:t>
-      </w:r>
-      <w:r>
-        <w:t>.</w:t>
+        <w:t xml:space="preserve">Start by downloading the data from today’s practical folder, called</w:t>
+      </w:r>
+      <w:r>
+        <w:t xml:space="preserve"> </w:t>
+      </w:r>
+      <w:r>
+        <w:rPr>
+          <w:rStyle w:val="VerbatimChar"/>
+        </w:rPr>
+        <w:t xml:space="preserve">boto.txt</w:t>
+      </w:r>
+      <w:r>
+        <w:t xml:space="preserve">.</w:t>
       </w:r>
     </w:p>
     <w:p>
@@ -1327,16 +504,16 @@
         <w:pStyle w:val="BodyText"/>
       </w:pPr>
       <w:r>
-        <w:t>Go through the same steps as yesterday to load in your data; create a new script in RStudio, set your working (e.g. </w:t>
-      </w:r>
-      <w:r>
-        <w:rPr>
-          <w:rStyle w:val="VerbatimChar"/>
-        </w:rPr>
-        <w:t>setwd("H:/BI3010/workshop2")</w:t>
-      </w:r>
-      <w:r>
-        <w:t>), then load the data:</w:t>
+        <w:t xml:space="preserve">Go through the same steps as yesterday to load in your data; create a new script in RStudio, set your working (e.g. </w:t>
+      </w:r>
+      <w:r>
+        <w:rPr>
+          <w:rStyle w:val="VerbatimChar"/>
+        </w:rPr>
+        <w:t xml:space="preserve">setwd("H:/BI3010/workshop2")</w:t>
+      </w:r>
+      <w:r>
+        <w:t xml:space="preserve">), then load the data:</w:t>
       </w:r>
     </w:p>
     <w:p>
@@ -1353,7 +530,7 @@
         <w:rPr>
           <w:rStyle w:val="OtherTok"/>
         </w:rPr>
-        <w:t>&lt;-</w:t>
+        <w:t xml:space="preserve">&lt;-</w:t>
       </w:r>
       <w:r>
         <w:rPr>
@@ -1365,19 +542,19 @@
         <w:rPr>
           <w:rStyle w:val="FunctionTok"/>
         </w:rPr>
-        <w:t>read.table</w:t>
-      </w:r>
-      <w:r>
-        <w:rPr>
-          <w:rStyle w:val="NormalTok"/>
-        </w:rPr>
-        <w:t>(</w:t>
+        <w:t xml:space="preserve">read.table</w:t>
+      </w:r>
+      <w:r>
+        <w:rPr>
+          <w:rStyle w:val="NormalTok"/>
+        </w:rPr>
+        <w:t xml:space="preserve">(</w:t>
       </w:r>
       <w:r>
         <w:rPr>
           <w:rStyle w:val="StringTok"/>
         </w:rPr>
-        <w:t>"boto.txt"</w:t>
+        <w:t xml:space="preserve">"boto.txt"</w:t>
       </w:r>
       <w:r>
         <w:rPr>
@@ -1389,7 +566,7 @@
         <w:rPr>
           <w:rStyle w:val="AttributeTok"/>
         </w:rPr>
-        <w:t>header =</w:t>
+        <w:t xml:space="preserve">header =</w:t>
       </w:r>
       <w:r>
         <w:rPr>
@@ -1401,7 +578,7 @@
         <w:rPr>
           <w:rStyle w:val="ConstantTok"/>
         </w:rPr>
-        <w:t>TRUE</w:t>
+        <w:t xml:space="preserve">TRUE</w:t>
       </w:r>
       <w:r>
         <w:rPr>
@@ -1415,25 +592,37 @@
         <w:pStyle w:val="FirstParagraph"/>
       </w:pPr>
       <w:r>
-        <w:t xml:space="preserve">Given how easy it is to do, let’s do a quick </w:t>
-      </w:r>
-      <w:r>
-        <w:rPr>
-          <w:rStyle w:val="VerbatimChar"/>
-        </w:rPr>
-        <w:t>summary()</w:t>
-      </w:r>
-      <w:r>
-        <w:t xml:space="preserve"> and </w:t>
-      </w:r>
-      <w:r>
-        <w:rPr>
-          <w:rStyle w:val="VerbatimChar"/>
-        </w:rPr>
-        <w:t>str()</w:t>
-      </w:r>
-      <w:r>
-        <w:t xml:space="preserve"> to see if anything stands out:</w:t>
+        <w:t xml:space="preserve">Given how easy it is to do, let’s do a quick</w:t>
+      </w:r>
+      <w:r>
+        <w:t xml:space="preserve"> </w:t>
+      </w:r>
+      <w:r>
+        <w:rPr>
+          <w:rStyle w:val="VerbatimChar"/>
+        </w:rPr>
+        <w:t xml:space="preserve">summary()</w:t>
+      </w:r>
+      <w:r>
+        <w:t xml:space="preserve"> </w:t>
+      </w:r>
+      <w:r>
+        <w:t xml:space="preserve">and</w:t>
+      </w:r>
+      <w:r>
+        <w:t xml:space="preserve"> </w:t>
+      </w:r>
+      <w:r>
+        <w:rPr>
+          <w:rStyle w:val="VerbatimChar"/>
+        </w:rPr>
+        <w:t xml:space="preserve">str()</w:t>
+      </w:r>
+      <w:r>
+        <w:t xml:space="preserve"> </w:t>
+      </w:r>
+      <w:r>
+        <w:t xml:space="preserve">to see if anything stands out:</w:t>
       </w:r>
     </w:p>
     <w:p>
@@ -1444,13 +633,13 @@
         <w:rPr>
           <w:rStyle w:val="FunctionTok"/>
         </w:rPr>
-        <w:t>summary</w:t>
-      </w:r>
-      <w:r>
-        <w:rPr>
-          <w:rStyle w:val="NormalTok"/>
-        </w:rPr>
-        <w:t>(boto)</w:t>
+        <w:t xml:space="preserve">summary</w:t>
+      </w:r>
+      <w:r>
+        <w:rPr>
+          <w:rStyle w:val="NormalTok"/>
+        </w:rPr>
+        <w:t xml:space="preserve">(boto)</w:t>
       </w:r>
     </w:p>
     <w:p>
@@ -1461,13 +650,13 @@
         <w:rPr>
           <w:rStyle w:val="FunctionTok"/>
         </w:rPr>
-        <w:t>str</w:t>
-      </w:r>
-      <w:r>
-        <w:rPr>
-          <w:rStyle w:val="NormalTok"/>
-        </w:rPr>
-        <w:t>(boto)</w:t>
+        <w:t xml:space="preserve">str</w:t>
+      </w:r>
+      <w:r>
+        <w:rPr>
+          <w:rStyle w:val="NormalTok"/>
+        </w:rPr>
+        <w:t xml:space="preserve">(boto)</w:t>
       </w:r>
     </w:p>
     <w:p>
@@ -1475,38 +664,56 @@
         <w:pStyle w:val="FirstParagraph"/>
       </w:pPr>
       <w:r>
-        <w:t>If nothing immediately seems off, we can continue.</w:t>
-      </w:r>
-    </w:p>
+        <w:t xml:space="preserve">If nothing immediately seems off, we can continue.</w:t>
+      </w:r>
+    </w:p>
+    <w:bookmarkEnd w:id="22"/>
+    <w:bookmarkEnd w:id="23"/>
+    <w:bookmarkStart w:id="34" w:name="a-simple-plot"/>
     <w:p>
       <w:pPr>
         <w:pStyle w:val="Heading1"/>
       </w:pPr>
-      <w:bookmarkStart w:id="8" w:name="a-simple-plot"/>
-      <w:bookmarkStart w:id="9" w:name="_Toc174615140"/>
-      <w:bookmarkEnd w:id="6"/>
-      <w:bookmarkEnd w:id="4"/>
-      <w:r>
-        <w:lastRenderedPageBreak/>
-        <w:t>A simple plot</w:t>
-      </w:r>
-      <w:bookmarkEnd w:id="9"/>
+      <w:r>
+        <w:t xml:space="preserve">A simple plot</w:t>
+      </w:r>
     </w:p>
     <w:p>
       <w:pPr>
         <w:pStyle w:val="FirstParagraph"/>
       </w:pPr>
       <w:r>
-        <w:t xml:space="preserve">We’ll build this figure up slowly, one layer at a time, to make the fundamental philosophy of </w:t>
-      </w:r>
-      <w:r>
-        <w:rPr>
-          <w:rStyle w:val="VerbatimChar"/>
-        </w:rPr>
-        <w:t>ggplot2</w:t>
-      </w:r>
-      <w:r>
-        <w:t xml:space="preserve"> clear. To begin with, we can simple make a “ggplot”:</w:t>
+        <w:t xml:space="preserve">We’ll build this figure up slowly, one layer at a time, to make the fundamental philosophy of</w:t>
+      </w:r>
+      <w:r>
+        <w:t xml:space="preserve"> </w:t>
+      </w:r>
+      <w:r>
+        <w:rPr>
+          <w:rStyle w:val="VerbatimChar"/>
+        </w:rPr>
+        <w:t xml:space="preserve">ggplot2</w:t>
+      </w:r>
+      <w:r>
+        <w:t xml:space="preserve"> </w:t>
+      </w:r>
+      <w:r>
+        <w:t xml:space="preserve">clear. To begin with, we can simple make a</w:t>
+      </w:r>
+      <w:r>
+        <w:t xml:space="preserve"> </w:t>
+      </w:r>
+      <w:r>
+        <w:t xml:space="preserve">“</w:t>
+      </w:r>
+      <w:r>
+        <w:t xml:space="preserve">ggplot</w:t>
+      </w:r>
+      <w:r>
+        <w:t xml:space="preserve">”</w:t>
+      </w:r>
+      <w:r>
+        <w:t xml:space="preserve">:</w:t>
       </w:r>
     </w:p>
     <w:p>
@@ -1517,13 +724,13 @@
         <w:rPr>
           <w:rStyle w:val="FunctionTok"/>
         </w:rPr>
-        <w:t>ggplot</w:t>
-      </w:r>
-      <w:r>
-        <w:rPr>
-          <w:rStyle w:val="NormalTok"/>
-        </w:rPr>
-        <w:t>()</w:t>
+        <w:t xml:space="preserve">ggplot</w:t>
+      </w:r>
+      <w:r>
+        <w:rPr>
+          <w:rStyle w:val="NormalTok"/>
+        </w:rPr>
+        <w:t xml:space="preserve">()</w:t>
       </w:r>
     </w:p>
     <w:p>
@@ -1531,26 +738,22 @@
         <w:pStyle w:val="FirstParagraph"/>
       </w:pPr>
       <w:r>
-        <w:rPr>
-          <w:noProof/>
-        </w:rPr>
         <w:drawing>
-          <wp:inline distT="0" distB="0" distL="0" distR="0" wp14:anchorId="4F0CF4C7" wp14:editId="3F175407">
+          <wp:inline>
             <wp:extent cx="4620126" cy="3696101"/>
-            <wp:effectExtent l="0" t="0" r="0" b="0"/>
-            <wp:docPr id="25" name="Picture"/>
-            <wp:cNvGraphicFramePr/>
-            <a:graphic xmlns:a="http://schemas.openxmlformats.org/drawingml/2006/main">
+            <wp:effectExtent b="0" l="0" r="0" t="0"/>
+            <wp:docPr descr="" title="" id="25" name="Picture"/>
+            <a:graphic>
               <a:graphicData uri="http://schemas.openxmlformats.org/drawingml/2006/picture">
-                <pic:pic xmlns:pic="http://schemas.openxmlformats.org/drawingml/2006/picture">
+                <pic:pic>
                   <pic:nvPicPr>
-                    <pic:cNvPr id="26" name="Picture" descr="W2_files/figure-docx/unnamed-chunk-5-1.png"/>
+                    <pic:cNvPr descr="W2_files/figure-docx/unnamed-chunk-5-1.png" id="26" name="Picture"/>
                     <pic:cNvPicPr>
-                      <a:picLocks noChangeAspect="1" noChangeArrowheads="1"/>
+                      <a:picLocks noChangeArrowheads="1" noChangeAspect="1"/>
                     </pic:cNvPicPr>
                   </pic:nvPicPr>
                   <pic:blipFill>
-                    <a:blip r:embed="rId7"/>
+                    <a:blip r:embed="rId24"/>
                     <a:stretch>
                       <a:fillRect/>
                     </a:stretch>
@@ -1582,7 +785,7 @@
         <w:pStyle w:val="BodyText"/>
       </w:pPr>
       <w:r>
-        <w:t>Cool… A completely empty canvas. Well, it shouldn’t really come as a surprise that there’s nothing in this figure. For starters, we haven’t even told it which dataset to use. Let’s correct that now:</w:t>
+        <w:t xml:space="preserve">Cool… A completely empty canvas. Well, it shouldn’t really come as a surprise that there’s nothing in this figure. For starters, we haven’t even told it which dataset to use. Let’s correct that now:</w:t>
       </w:r>
     </w:p>
     <w:p>
@@ -1593,13 +796,13 @@
         <w:rPr>
           <w:rStyle w:val="FunctionTok"/>
         </w:rPr>
-        <w:t>ggplot</w:t>
-      </w:r>
-      <w:r>
-        <w:rPr>
-          <w:rStyle w:val="NormalTok"/>
-        </w:rPr>
-        <w:t>(boto)</w:t>
+        <w:t xml:space="preserve">ggplot</w:t>
+      </w:r>
+      <w:r>
+        <w:rPr>
+          <w:rStyle w:val="NormalTok"/>
+        </w:rPr>
+        <w:t xml:space="preserve">(boto)</w:t>
       </w:r>
     </w:p>
     <w:p>
@@ -1607,27 +810,22 @@
         <w:pStyle w:val="FirstParagraph"/>
       </w:pPr>
       <w:r>
-        <w:rPr>
-          <w:noProof/>
-        </w:rPr>
-        <w:lastRenderedPageBreak/>
         <w:drawing>
-          <wp:inline distT="0" distB="0" distL="0" distR="0" wp14:anchorId="7CFF734C" wp14:editId="6EF713E2">
+          <wp:inline>
             <wp:extent cx="4620126" cy="3696101"/>
-            <wp:effectExtent l="0" t="0" r="0" b="0"/>
-            <wp:docPr id="28" name="Picture"/>
-            <wp:cNvGraphicFramePr/>
-            <a:graphic xmlns:a="http://schemas.openxmlformats.org/drawingml/2006/main">
+            <wp:effectExtent b="0" l="0" r="0" t="0"/>
+            <wp:docPr descr="" title="" id="28" name="Picture"/>
+            <a:graphic>
               <a:graphicData uri="http://schemas.openxmlformats.org/drawingml/2006/picture">
-                <pic:pic xmlns:pic="http://schemas.openxmlformats.org/drawingml/2006/picture">
+                <pic:pic>
                   <pic:nvPicPr>
-                    <pic:cNvPr id="29" name="Picture" descr="W2_files/figure-docx/unnamed-chunk-6-1.png"/>
+                    <pic:cNvPr descr="W2_files/figure-docx/unnamed-chunk-6-1.png" id="29" name="Picture"/>
                     <pic:cNvPicPr>
-                      <a:picLocks noChangeAspect="1" noChangeArrowheads="1"/>
+                      <a:picLocks noChangeArrowheads="1" noChangeAspect="1"/>
                     </pic:cNvPicPr>
                   </pic:nvPicPr>
                   <pic:blipFill>
-                    <a:blip r:embed="rId7"/>
+                    <a:blip r:embed="rId27"/>
                     <a:stretch>
                       <a:fillRect/>
                     </a:stretch>
@@ -1659,43 +857,82 @@
         <w:pStyle w:val="BodyText"/>
       </w:pPr>
       <w:r>
-        <w:t xml:space="preserve">Still nothing. What we’re missing here is where we tell </w:t>
-      </w:r>
-      <w:r>
-        <w:rPr>
-          <w:rStyle w:val="VerbatimChar"/>
-        </w:rPr>
-        <w:t>ggplot2</w:t>
-      </w:r>
-      <w:r>
-        <w:t xml:space="preserve"> a couple of things. First, we need to say in what form we want to the data to be shown. Do we want points? Or lines? Or errorbars? Secondly, we need to say which specific data, or “aesthetics” (shortened to </w:t>
-      </w:r>
-      <w:r>
-        <w:rPr>
-          <w:rStyle w:val="VerbatimChar"/>
-        </w:rPr>
-        <w:t>aes()</w:t>
-      </w:r>
-      <w:r>
-        <w:t xml:space="preserve"> in </w:t>
-      </w:r>
-      <w:r>
-        <w:rPr>
-          <w:rStyle w:val="VerbatimChar"/>
-        </w:rPr>
-        <w:t>ggplot2</w:t>
-      </w:r>
-      <w:r>
-        <w:t xml:space="preserve">), we want shown and where. Do we want </w:t>
-      </w:r>
-      <w:r>
-        <w:rPr>
-          <w:rStyle w:val="VerbatimChar"/>
-        </w:rPr>
-        <w:t>length</w:t>
-      </w:r>
-      <w:r>
-        <w:t xml:space="preserve"> included? On the x or y axis?</w:t>
+        <w:t xml:space="preserve">Still nothing. What we’re missing here is where we tell</w:t>
+      </w:r>
+      <w:r>
+        <w:t xml:space="preserve"> </w:t>
+      </w:r>
+      <w:r>
+        <w:rPr>
+          <w:rStyle w:val="VerbatimChar"/>
+        </w:rPr>
+        <w:t xml:space="preserve">ggplot2</w:t>
+      </w:r>
+      <w:r>
+        <w:t xml:space="preserve"> </w:t>
+      </w:r>
+      <w:r>
+        <w:t xml:space="preserve">a couple of things. First, we need to say in what form we want to the data to be shown. Do we want points? Or lines? Or errorbars? Secondly, we need to say which specific data, or</w:t>
+      </w:r>
+      <w:r>
+        <w:t xml:space="preserve"> </w:t>
+      </w:r>
+      <w:r>
+        <w:t xml:space="preserve">“</w:t>
+      </w:r>
+      <w:r>
+        <w:t xml:space="preserve">aesthetics</w:t>
+      </w:r>
+      <w:r>
+        <w:t xml:space="preserve">”</w:t>
+      </w:r>
+      <w:r>
+        <w:t xml:space="preserve"> </w:t>
+      </w:r>
+      <w:r>
+        <w:t xml:space="preserve">(shortened to</w:t>
+      </w:r>
+      <w:r>
+        <w:t xml:space="preserve"> </w:t>
+      </w:r>
+      <w:r>
+        <w:rPr>
+          <w:rStyle w:val="VerbatimChar"/>
+        </w:rPr>
+        <w:t xml:space="preserve">aes()</w:t>
+      </w:r>
+      <w:r>
+        <w:t xml:space="preserve"> </w:t>
+      </w:r>
+      <w:r>
+        <w:t xml:space="preserve">in</w:t>
+      </w:r>
+      <w:r>
+        <w:t xml:space="preserve"> </w:t>
+      </w:r>
+      <w:r>
+        <w:rPr>
+          <w:rStyle w:val="VerbatimChar"/>
+        </w:rPr>
+        <w:t xml:space="preserve">ggplot2</w:t>
+      </w:r>
+      <w:r>
+        <w:t xml:space="preserve">), we want shown and where. Do we want</w:t>
+      </w:r>
+      <w:r>
+        <w:t xml:space="preserve"> </w:t>
+      </w:r>
+      <w:r>
+        <w:rPr>
+          <w:rStyle w:val="VerbatimChar"/>
+        </w:rPr>
+        <w:t xml:space="preserve">length</w:t>
+      </w:r>
+      <w:r>
+        <w:t xml:space="preserve"> </w:t>
+      </w:r>
+      <w:r>
+        <w:t xml:space="preserve">included? On the x or y axis?</w:t>
       </w:r>
     </w:p>
     <w:p>
@@ -1703,25 +940,37 @@
         <w:pStyle w:val="BodyText"/>
       </w:pPr>
       <w:r>
-        <w:t xml:space="preserve">Let’s have </w:t>
-      </w:r>
-      <w:r>
-        <w:rPr>
-          <w:rStyle w:val="VerbatimChar"/>
-        </w:rPr>
-        <w:t>length</w:t>
-      </w:r>
-      <w:r>
-        <w:t xml:space="preserve"> be on the y-axis and </w:t>
-      </w:r>
-      <w:r>
-        <w:rPr>
-          <w:rStyle w:val="VerbatimChar"/>
-        </w:rPr>
-        <w:t>drought</w:t>
-      </w:r>
-      <w:r>
-        <w:t xml:space="preserve"> be on the x-axis. And the form (or geometry) that we want this data to be shown will be as points:</w:t>
+        <w:t xml:space="preserve">Let’s have</w:t>
+      </w:r>
+      <w:r>
+        <w:t xml:space="preserve"> </w:t>
+      </w:r>
+      <w:r>
+        <w:rPr>
+          <w:rStyle w:val="VerbatimChar"/>
+        </w:rPr>
+        <w:t xml:space="preserve">length</w:t>
+      </w:r>
+      <w:r>
+        <w:t xml:space="preserve"> </w:t>
+      </w:r>
+      <w:r>
+        <w:t xml:space="preserve">be on the y-axis and</w:t>
+      </w:r>
+      <w:r>
+        <w:t xml:space="preserve"> </w:t>
+      </w:r>
+      <w:r>
+        <w:rPr>
+          <w:rStyle w:val="VerbatimChar"/>
+        </w:rPr>
+        <w:t xml:space="preserve">drought</w:t>
+      </w:r>
+      <w:r>
+        <w:t xml:space="preserve"> </w:t>
+      </w:r>
+      <w:r>
+        <w:t xml:space="preserve">be on the x-axis. And the form (or geometry) that we want this data to be shown will be as points:</w:t>
       </w:r>
     </w:p>
     <w:p>
@@ -1732,7 +981,7 @@
         <w:rPr>
           <w:rStyle w:val="FunctionTok"/>
         </w:rPr>
-        <w:t>ggplot</w:t>
+        <w:t xml:space="preserve">ggplot</w:t>
       </w:r>
       <w:r>
         <w:rPr>
@@ -1744,7 +993,7 @@
         <w:rPr>
           <w:rStyle w:val="SpecialCharTok"/>
         </w:rPr>
-        <w:t>+</w:t>
+        <w:t xml:space="preserve">+</w:t>
       </w:r>
       <w:r>
         <w:br/>
@@ -1759,31 +1008,31 @@
         <w:rPr>
           <w:rStyle w:val="FunctionTok"/>
         </w:rPr>
-        <w:t>geom_point</w:t>
-      </w:r>
-      <w:r>
-        <w:rPr>
-          <w:rStyle w:val="NormalTok"/>
-        </w:rPr>
-        <w:t>(</w:t>
+        <w:t xml:space="preserve">geom_point</w:t>
+      </w:r>
+      <w:r>
+        <w:rPr>
+          <w:rStyle w:val="NormalTok"/>
+        </w:rPr>
+        <w:t xml:space="preserve">(</w:t>
       </w:r>
       <w:r>
         <w:rPr>
           <w:rStyle w:val="FunctionTok"/>
         </w:rPr>
-        <w:t>aes</w:t>
-      </w:r>
-      <w:r>
-        <w:rPr>
-          <w:rStyle w:val="NormalTok"/>
-        </w:rPr>
-        <w:t>(</w:t>
+        <w:t xml:space="preserve">aes</w:t>
+      </w:r>
+      <w:r>
+        <w:rPr>
+          <w:rStyle w:val="NormalTok"/>
+        </w:rPr>
+        <w:t xml:space="preserve">(</w:t>
       </w:r>
       <w:r>
         <w:rPr>
           <w:rStyle w:val="AttributeTok"/>
         </w:rPr>
-        <w:t>y =</w:t>
+        <w:t xml:space="preserve">y =</w:t>
       </w:r>
       <w:r>
         <w:rPr>
@@ -1795,7 +1044,7 @@
         <w:rPr>
           <w:rStyle w:val="AttributeTok"/>
         </w:rPr>
-        <w:t>x =</w:t>
+        <w:t xml:space="preserve">x =</w:t>
       </w:r>
       <w:r>
         <w:rPr>
@@ -1809,27 +1058,22 @@
         <w:pStyle w:val="FirstParagraph"/>
       </w:pPr>
       <w:r>
-        <w:rPr>
-          <w:noProof/>
-        </w:rPr>
-        <w:lastRenderedPageBreak/>
         <w:drawing>
-          <wp:inline distT="0" distB="0" distL="0" distR="0" wp14:anchorId="17C2A6E3" wp14:editId="21890797">
+          <wp:inline>
             <wp:extent cx="4620126" cy="3696101"/>
-            <wp:effectExtent l="0" t="0" r="0" b="0"/>
-            <wp:docPr id="31" name="Picture"/>
-            <wp:cNvGraphicFramePr/>
-            <a:graphic xmlns:a="http://schemas.openxmlformats.org/drawingml/2006/main">
+            <wp:effectExtent b="0" l="0" r="0" t="0"/>
+            <wp:docPr descr="" title="" id="31" name="Picture"/>
+            <a:graphic>
               <a:graphicData uri="http://schemas.openxmlformats.org/drawingml/2006/picture">
-                <pic:pic xmlns:pic="http://schemas.openxmlformats.org/drawingml/2006/picture">
+                <pic:pic>
                   <pic:nvPicPr>
-                    <pic:cNvPr id="32" name="Picture" descr="W2_files/figure-docx/unnamed-chunk-7-1.png"/>
+                    <pic:cNvPr descr="W2_files/figure-docx/unnamed-chunk-7-1.png" id="32" name="Picture"/>
                     <pic:cNvPicPr>
-                      <a:picLocks noChangeAspect="1" noChangeArrowheads="1"/>
+                      <a:picLocks noChangeArrowheads="1" noChangeAspect="1"/>
                     </pic:cNvPicPr>
                   </pic:nvPicPr>
                   <pic:blipFill>
-                    <a:blip r:embed="rId8"/>
+                    <a:blip r:embed="rId30"/>
                     <a:stretch>
                       <a:fillRect/>
                     </a:stretch>
@@ -1861,119 +1105,133 @@
         <w:pStyle w:val="BodyText"/>
       </w:pPr>
       <w:r>
-        <w:t>Now we’re getting somewhere. From an early data analysis perspective, what have we already learnt just from the quick summary stats and from this figure?</w:t>
-      </w:r>
-    </w:p>
+        <w:t xml:space="preserve">Now we’re getting somewhere. From an early data analysis perspective, what have we already learnt just from the quick summary stats and from this figure?</w:t>
+      </w:r>
+    </w:p>
+    <w:bookmarkStart w:id="33" w:name="question-set-one"/>
     <w:p>
       <w:pPr>
         <w:pStyle w:val="Heading2"/>
       </w:pPr>
-      <w:bookmarkStart w:id="10" w:name="question-set-one"/>
-      <w:bookmarkStart w:id="11" w:name="_Toc174615141"/>
-      <w:r>
-        <w:t>Question Set One</w:t>
-      </w:r>
-      <w:bookmarkEnd w:id="11"/>
+      <w:r>
+        <w:t xml:space="preserve">Question Set One</w:t>
+      </w:r>
     </w:p>
     <w:p>
       <w:pPr>
         <w:numPr>
           <w:ilvl w:val="0"/>
-          <w:numId w:val="7"/>
+          <w:numId w:val="1003"/>
         </w:numPr>
       </w:pPr>
       <w:r>
-        <w:t>What variables do we have available to us?</w:t>
+        <w:t xml:space="preserve">What variables do we have available to us?</w:t>
       </w:r>
     </w:p>
     <w:p>
       <w:pPr>
         <w:numPr>
           <w:ilvl w:val="0"/>
-          <w:numId w:val="7"/>
+          <w:numId w:val="1003"/>
         </w:numPr>
       </w:pPr>
       <w:r>
-        <w:t>How many observations/samples do we have?</w:t>
+        <w:t xml:space="preserve">How many observations/samples do we have?</w:t>
       </w:r>
     </w:p>
     <w:p>
       <w:pPr>
         <w:numPr>
           <w:ilvl w:val="0"/>
-          <w:numId w:val="7"/>
+          <w:numId w:val="1003"/>
         </w:numPr>
       </w:pPr>
       <w:r>
-        <w:t>Is the relationship between boto length and number of drought years likely to be positive, neutral, or negative?</w:t>
+        <w:t xml:space="preserve">Is the relationship between boto length and number of drought years likely to be positive, neutral, or negative?</w:t>
       </w:r>
     </w:p>
     <w:p>
       <w:pPr>
         <w:numPr>
           <w:ilvl w:val="0"/>
-          <w:numId w:val="7"/>
+          <w:numId w:val="1003"/>
         </w:numPr>
       </w:pPr>
       <w:r>
-        <w:t>What range of lengths do boto dolphins reach at maturity?</w:t>
-      </w:r>
-    </w:p>
+        <w:t xml:space="preserve">What range of lengths do boto dolphins reach at maturity?</w:t>
+      </w:r>
+    </w:p>
+    <w:bookmarkEnd w:id="33"/>
+    <w:bookmarkEnd w:id="34"/>
+    <w:bookmarkStart w:id="48" w:name="additional-geom_-layers"/>
     <w:p>
       <w:pPr>
         <w:pStyle w:val="Heading1"/>
       </w:pPr>
-      <w:bookmarkStart w:id="12" w:name="additional-geom_-layers"/>
-      <w:bookmarkStart w:id="13" w:name="_Toc174615142"/>
-      <w:bookmarkEnd w:id="10"/>
-      <w:bookmarkEnd w:id="8"/>
-      <w:r>
-        <w:t xml:space="preserve">Additional </w:t>
-      </w:r>
-      <w:r>
-        <w:rPr>
-          <w:rStyle w:val="VerbatimChar"/>
-        </w:rPr>
-        <w:t>geom_</w:t>
-      </w:r>
-      <w:r>
-        <w:t xml:space="preserve"> layers</w:t>
-      </w:r>
-      <w:bookmarkEnd w:id="13"/>
+      <w:r>
+        <w:t xml:space="preserve">Additional</w:t>
+      </w:r>
+      <w:r>
+        <w:t xml:space="preserve"> </w:t>
+      </w:r>
+      <w:r>
+        <w:rPr>
+          <w:rStyle w:val="VerbatimChar"/>
+        </w:rPr>
+        <w:t xml:space="preserve">geom_</w:t>
+      </w:r>
+      <w:r>
+        <w:t xml:space="preserve"> </w:t>
+      </w:r>
+      <w:r>
+        <w:t xml:space="preserve">layers</w:t>
+      </w:r>
     </w:p>
     <w:p>
       <w:pPr>
         <w:pStyle w:val="FirstParagraph"/>
       </w:pPr>
       <w:r>
-        <w:t xml:space="preserve">The above figure is great. It’s simple and clear (though a bit ugly - we’ll come back to that later), but how would we include a categorical variable like </w:t>
-      </w:r>
-      <w:r>
-        <w:rPr>
-          <w:rStyle w:val="VerbatimChar"/>
-        </w:rPr>
-        <w:t>sex</w:t>
-      </w:r>
-      <w:r>
-        <w:t xml:space="preserve">? Can we just copy our code from above and replace </w:t>
-      </w:r>
-      <w:r>
-        <w:rPr>
-          <w:rStyle w:val="VerbatimChar"/>
-        </w:rPr>
-        <w:t>drought</w:t>
-      </w:r>
-      <w:r>
-        <w:t xml:space="preserve"> with </w:t>
-      </w:r>
-      <w:r>
-        <w:rPr>
-          <w:rStyle w:val="VerbatimChar"/>
-        </w:rPr>
-        <w:t>sex</w:t>
-      </w:r>
-      <w:r>
-        <w:t>? Let’s see:</w:t>
+        <w:t xml:space="preserve">The above figure is great. It’s simple and clear (though a bit ugly - we’ll come back to that later), but how would we include a categorical variable like</w:t>
+      </w:r>
+      <w:r>
+        <w:t xml:space="preserve"> </w:t>
+      </w:r>
+      <w:r>
+        <w:rPr>
+          <w:rStyle w:val="VerbatimChar"/>
+        </w:rPr>
+        <w:t xml:space="preserve">sex</w:t>
+      </w:r>
+      <w:r>
+        <w:t xml:space="preserve">? Can we just copy our code from above and replace</w:t>
+      </w:r>
+      <w:r>
+        <w:t xml:space="preserve"> </w:t>
+      </w:r>
+      <w:r>
+        <w:rPr>
+          <w:rStyle w:val="VerbatimChar"/>
+        </w:rPr>
+        <w:t xml:space="preserve">drought</w:t>
+      </w:r>
+      <w:r>
+        <w:t xml:space="preserve"> </w:t>
+      </w:r>
+      <w:r>
+        <w:t xml:space="preserve">with</w:t>
+      </w:r>
+      <w:r>
+        <w:t xml:space="preserve"> </w:t>
+      </w:r>
+      <w:r>
+        <w:rPr>
+          <w:rStyle w:val="VerbatimChar"/>
+        </w:rPr>
+        <w:t xml:space="preserve">sex</w:t>
+      </w:r>
+      <w:r>
+        <w:t xml:space="preserve">? Let’s see:</w:t>
       </w:r>
     </w:p>
     <w:p>
@@ -1984,7 +1242,7 @@
         <w:rPr>
           <w:rStyle w:val="FunctionTok"/>
         </w:rPr>
-        <w:t>ggplot</w:t>
+        <w:t xml:space="preserve">ggplot</w:t>
       </w:r>
       <w:r>
         <w:rPr>
@@ -1996,7 +1254,7 @@
         <w:rPr>
           <w:rStyle w:val="SpecialCharTok"/>
         </w:rPr>
-        <w:t>+</w:t>
+        <w:t xml:space="preserve">+</w:t>
       </w:r>
       <w:r>
         <w:br/>
@@ -2011,31 +1269,31 @@
         <w:rPr>
           <w:rStyle w:val="FunctionTok"/>
         </w:rPr>
-        <w:t>geom_point</w:t>
-      </w:r>
-      <w:r>
-        <w:rPr>
-          <w:rStyle w:val="NormalTok"/>
-        </w:rPr>
-        <w:t>(</w:t>
+        <w:t xml:space="preserve">geom_point</w:t>
+      </w:r>
+      <w:r>
+        <w:rPr>
+          <w:rStyle w:val="NormalTok"/>
+        </w:rPr>
+        <w:t xml:space="preserve">(</w:t>
       </w:r>
       <w:r>
         <w:rPr>
           <w:rStyle w:val="FunctionTok"/>
         </w:rPr>
-        <w:t>aes</w:t>
-      </w:r>
-      <w:r>
-        <w:rPr>
-          <w:rStyle w:val="NormalTok"/>
-        </w:rPr>
-        <w:t>(</w:t>
+        <w:t xml:space="preserve">aes</w:t>
+      </w:r>
+      <w:r>
+        <w:rPr>
+          <w:rStyle w:val="NormalTok"/>
+        </w:rPr>
+        <w:t xml:space="preserve">(</w:t>
       </w:r>
       <w:r>
         <w:rPr>
           <w:rStyle w:val="AttributeTok"/>
         </w:rPr>
-        <w:t>y =</w:t>
+        <w:t xml:space="preserve">y =</w:t>
       </w:r>
       <w:r>
         <w:rPr>
@@ -2047,7 +1305,7 @@
         <w:rPr>
           <w:rStyle w:val="AttributeTok"/>
         </w:rPr>
-        <w:t>x =</w:t>
+        <w:t xml:space="preserve">x =</w:t>
       </w:r>
       <w:r>
         <w:rPr>
@@ -2061,27 +1319,22 @@
         <w:pStyle w:val="FirstParagraph"/>
       </w:pPr>
       <w:r>
-        <w:rPr>
-          <w:noProof/>
-        </w:rPr>
-        <w:lastRenderedPageBreak/>
         <w:drawing>
-          <wp:inline distT="0" distB="0" distL="0" distR="0" wp14:anchorId="20F4FD61" wp14:editId="71A93DB0">
+          <wp:inline>
             <wp:extent cx="4620126" cy="3696101"/>
-            <wp:effectExtent l="0" t="0" r="0" b="0"/>
-            <wp:docPr id="36" name="Picture"/>
-            <wp:cNvGraphicFramePr/>
-            <a:graphic xmlns:a="http://schemas.openxmlformats.org/drawingml/2006/main">
+            <wp:effectExtent b="0" l="0" r="0" t="0"/>
+            <wp:docPr descr="" title="" id="36" name="Picture"/>
+            <a:graphic>
               <a:graphicData uri="http://schemas.openxmlformats.org/drawingml/2006/picture">
-                <pic:pic xmlns:pic="http://schemas.openxmlformats.org/drawingml/2006/picture">
+                <pic:pic>
                   <pic:nvPicPr>
-                    <pic:cNvPr id="37" name="Picture" descr="W2_files/figure-docx/unnamed-chunk-8-1.png"/>
+                    <pic:cNvPr descr="W2_files/figure-docx/unnamed-chunk-12-1.png" id="37" name="Picture"/>
                     <pic:cNvPicPr>
-                      <a:picLocks noChangeAspect="1" noChangeArrowheads="1"/>
+                      <a:picLocks noChangeArrowheads="1" noChangeAspect="1"/>
                     </pic:cNvPicPr>
                   </pic:nvPicPr>
                   <pic:blipFill>
-                    <a:blip r:embed="rId9"/>
+                    <a:blip r:embed="rId35"/>
                     <a:stretch>
                       <a:fillRect/>
                     </a:stretch>
@@ -2113,52 +1366,79 @@
         <w:pStyle w:val="BodyText"/>
       </w:pPr>
       <w:r>
-        <w:t xml:space="preserve">Kind of? It’s a bit hard to see the spread of data for each sex. A better way to show this is to use some sort of tool which will show help the reader understand the range of </w:t>
-      </w:r>
-      <w:r>
-        <w:rPr>
-          <w:rStyle w:val="VerbatimChar"/>
-        </w:rPr>
-        <w:t>length</w:t>
-      </w:r>
-      <w:r>
-        <w:t xml:space="preserve"> for each </w:t>
-      </w:r>
-      <w:r>
-        <w:rPr>
-          <w:rStyle w:val="VerbatimChar"/>
-        </w:rPr>
-        <w:t>sex</w:t>
-      </w:r>
-      <w:r>
-        <w:t xml:space="preserve"> but also how the data is spread. There are two common options people use for this; boxplots and violin plots. It’s trivially easy to swap between these, because all we need to do is change the geometry function from </w:t>
-      </w:r>
-      <w:r>
-        <w:rPr>
-          <w:rStyle w:val="VerbatimChar"/>
-        </w:rPr>
-        <w:t>geom_point()</w:t>
-      </w:r>
-      <w:r>
-        <w:t xml:space="preserve"> to either </w:t>
-      </w:r>
-      <w:r>
-        <w:rPr>
-          <w:rStyle w:val="VerbatimChar"/>
-        </w:rPr>
-        <w:t>geom_boxplot()</w:t>
-      </w:r>
-      <w:r>
-        <w:t xml:space="preserve"> or </w:t>
-      </w:r>
-      <w:r>
-        <w:rPr>
-          <w:rStyle w:val="VerbatimChar"/>
-        </w:rPr>
-        <w:t>geom_violin()</w:t>
-      </w:r>
-      <w:r>
-        <w:t>:</w:t>
+        <w:t xml:space="preserve">Kind of? It’s a bit hard to see the spread of data for each sex. A better way to show this is to use some sort of tool which will show help the reader understand the range of</w:t>
+      </w:r>
+      <w:r>
+        <w:t xml:space="preserve"> </w:t>
+      </w:r>
+      <w:r>
+        <w:rPr>
+          <w:rStyle w:val="VerbatimChar"/>
+        </w:rPr>
+        <w:t xml:space="preserve">length</w:t>
+      </w:r>
+      <w:r>
+        <w:t xml:space="preserve"> </w:t>
+      </w:r>
+      <w:r>
+        <w:t xml:space="preserve">for each</w:t>
+      </w:r>
+      <w:r>
+        <w:t xml:space="preserve"> </w:t>
+      </w:r>
+      <w:r>
+        <w:rPr>
+          <w:rStyle w:val="VerbatimChar"/>
+        </w:rPr>
+        <w:t xml:space="preserve">sex</w:t>
+      </w:r>
+      <w:r>
+        <w:t xml:space="preserve"> </w:t>
+      </w:r>
+      <w:r>
+        <w:t xml:space="preserve">but also how the data is spread. There are two common options people use for this; boxplots and violin plots. It’s trivially easy to swap between these, because all we need to do is change the geometry function from</w:t>
+      </w:r>
+      <w:r>
+        <w:t xml:space="preserve"> </w:t>
+      </w:r>
+      <w:r>
+        <w:rPr>
+          <w:rStyle w:val="VerbatimChar"/>
+        </w:rPr>
+        <w:t xml:space="preserve">geom_point()</w:t>
+      </w:r>
+      <w:r>
+        <w:t xml:space="preserve"> </w:t>
+      </w:r>
+      <w:r>
+        <w:t xml:space="preserve">to either</w:t>
+      </w:r>
+      <w:r>
+        <w:t xml:space="preserve"> </w:t>
+      </w:r>
+      <w:r>
+        <w:rPr>
+          <w:rStyle w:val="VerbatimChar"/>
+        </w:rPr>
+        <w:t xml:space="preserve">geom_boxplot()</w:t>
+      </w:r>
+      <w:r>
+        <w:t xml:space="preserve"> </w:t>
+      </w:r>
+      <w:r>
+        <w:t xml:space="preserve">or</w:t>
+      </w:r>
+      <w:r>
+        <w:t xml:space="preserve"> </w:t>
+      </w:r>
+      <w:r>
+        <w:rPr>
+          <w:rStyle w:val="VerbatimChar"/>
+        </w:rPr>
+        <w:t xml:space="preserve">geom_violin()</w:t>
+      </w:r>
+      <w:r>
+        <w:t xml:space="preserve">:</w:t>
       </w:r>
     </w:p>
     <w:p>
@@ -2169,7 +1449,7 @@
         <w:rPr>
           <w:rStyle w:val="CommentTok"/>
         </w:rPr>
-        <w:t># Boxplot</w:t>
+        <w:t xml:space="preserve"># Boxplot</w:t>
       </w:r>
       <w:r>
         <w:br/>
@@ -2178,7 +1458,7 @@
         <w:rPr>
           <w:rStyle w:val="FunctionTok"/>
         </w:rPr>
-        <w:t>ggplot</w:t>
+        <w:t xml:space="preserve">ggplot</w:t>
       </w:r>
       <w:r>
         <w:rPr>
@@ -2190,7 +1470,7 @@
         <w:rPr>
           <w:rStyle w:val="SpecialCharTok"/>
         </w:rPr>
-        <w:t>+</w:t>
+        <w:t xml:space="preserve">+</w:t>
       </w:r>
       <w:r>
         <w:br/>
@@ -2205,31 +1485,31 @@
         <w:rPr>
           <w:rStyle w:val="FunctionTok"/>
         </w:rPr>
-        <w:t>geom_boxplot</w:t>
-      </w:r>
-      <w:r>
-        <w:rPr>
-          <w:rStyle w:val="NormalTok"/>
-        </w:rPr>
-        <w:t>(</w:t>
+        <w:t xml:space="preserve">geom_boxplot</w:t>
+      </w:r>
+      <w:r>
+        <w:rPr>
+          <w:rStyle w:val="NormalTok"/>
+        </w:rPr>
+        <w:t xml:space="preserve">(</w:t>
       </w:r>
       <w:r>
         <w:rPr>
           <w:rStyle w:val="FunctionTok"/>
         </w:rPr>
-        <w:t>aes</w:t>
-      </w:r>
-      <w:r>
-        <w:rPr>
-          <w:rStyle w:val="NormalTok"/>
-        </w:rPr>
-        <w:t>(</w:t>
+        <w:t xml:space="preserve">aes</w:t>
+      </w:r>
+      <w:r>
+        <w:rPr>
+          <w:rStyle w:val="NormalTok"/>
+        </w:rPr>
+        <w:t xml:space="preserve">(</w:t>
       </w:r>
       <w:r>
         <w:rPr>
           <w:rStyle w:val="AttributeTok"/>
         </w:rPr>
-        <w:t>y =</w:t>
+        <w:t xml:space="preserve">y =</w:t>
       </w:r>
       <w:r>
         <w:rPr>
@@ -2241,7 +1521,7 @@
         <w:rPr>
           <w:rStyle w:val="AttributeTok"/>
         </w:rPr>
-        <w:t>x =</w:t>
+        <w:t xml:space="preserve">x =</w:t>
       </w:r>
       <w:r>
         <w:rPr>
@@ -2255,27 +1535,22 @@
         <w:pStyle w:val="FirstParagraph"/>
       </w:pPr>
       <w:r>
-        <w:rPr>
-          <w:noProof/>
-        </w:rPr>
-        <w:lastRenderedPageBreak/>
         <w:drawing>
-          <wp:inline distT="0" distB="0" distL="0" distR="0" wp14:anchorId="04B085C6" wp14:editId="0308A1B9">
+          <wp:inline>
             <wp:extent cx="4620126" cy="3696101"/>
-            <wp:effectExtent l="0" t="0" r="0" b="0"/>
-            <wp:docPr id="39" name="Picture"/>
-            <wp:cNvGraphicFramePr/>
-            <a:graphic xmlns:a="http://schemas.openxmlformats.org/drawingml/2006/main">
+            <wp:effectExtent b="0" l="0" r="0" t="0"/>
+            <wp:docPr descr="" title="" id="39" name="Picture"/>
+            <a:graphic>
               <a:graphicData uri="http://schemas.openxmlformats.org/drawingml/2006/picture">
-                <pic:pic xmlns:pic="http://schemas.openxmlformats.org/drawingml/2006/picture">
+                <pic:pic>
                   <pic:nvPicPr>
-                    <pic:cNvPr id="40" name="Picture" descr="W2_files/figure-docx/unnamed-chunk-9-1.png"/>
+                    <pic:cNvPr descr="W2_files/figure-docx/unnamed-chunk-13-1.png" id="40" name="Picture"/>
                     <pic:cNvPicPr>
-                      <a:picLocks noChangeAspect="1" noChangeArrowheads="1"/>
+                      <a:picLocks noChangeArrowheads="1" noChangeAspect="1"/>
                     </pic:cNvPicPr>
                   </pic:nvPicPr>
                   <pic:blipFill>
-                    <a:blip r:embed="rId10"/>
+                    <a:blip r:embed="rId38"/>
                     <a:stretch>
                       <a:fillRect/>
                     </a:stretch>
@@ -2310,7 +1585,7 @@
         <w:rPr>
           <w:rStyle w:val="CommentTok"/>
         </w:rPr>
-        <w:t># Violin plot</w:t>
+        <w:t xml:space="preserve"># Violin plot</w:t>
       </w:r>
       <w:r>
         <w:br/>
@@ -2319,7 +1594,7 @@
         <w:rPr>
           <w:rStyle w:val="FunctionTok"/>
         </w:rPr>
-        <w:t>ggplot</w:t>
+        <w:t xml:space="preserve">ggplot</w:t>
       </w:r>
       <w:r>
         <w:rPr>
@@ -2331,7 +1606,7 @@
         <w:rPr>
           <w:rStyle w:val="SpecialCharTok"/>
         </w:rPr>
-        <w:t>+</w:t>
+        <w:t xml:space="preserve">+</w:t>
       </w:r>
       <w:r>
         <w:br/>
@@ -2346,31 +1621,31 @@
         <w:rPr>
           <w:rStyle w:val="FunctionTok"/>
         </w:rPr>
-        <w:t>geom_violin</w:t>
-      </w:r>
-      <w:r>
-        <w:rPr>
-          <w:rStyle w:val="NormalTok"/>
-        </w:rPr>
-        <w:t>(</w:t>
+        <w:t xml:space="preserve">geom_violin</w:t>
+      </w:r>
+      <w:r>
+        <w:rPr>
+          <w:rStyle w:val="NormalTok"/>
+        </w:rPr>
+        <w:t xml:space="preserve">(</w:t>
       </w:r>
       <w:r>
         <w:rPr>
           <w:rStyle w:val="FunctionTok"/>
         </w:rPr>
-        <w:t>aes</w:t>
-      </w:r>
-      <w:r>
-        <w:rPr>
-          <w:rStyle w:val="NormalTok"/>
-        </w:rPr>
-        <w:t>(</w:t>
+        <w:t xml:space="preserve">aes</w:t>
+      </w:r>
+      <w:r>
+        <w:rPr>
+          <w:rStyle w:val="NormalTok"/>
+        </w:rPr>
+        <w:t xml:space="preserve">(</w:t>
       </w:r>
       <w:r>
         <w:rPr>
           <w:rStyle w:val="AttributeTok"/>
         </w:rPr>
-        <w:t>y =</w:t>
+        <w:t xml:space="preserve">y =</w:t>
       </w:r>
       <w:r>
         <w:rPr>
@@ -2382,7 +1657,7 @@
         <w:rPr>
           <w:rStyle w:val="AttributeTok"/>
         </w:rPr>
-        <w:t>x =</w:t>
+        <w:t xml:space="preserve">x =</w:t>
       </w:r>
       <w:r>
         <w:rPr>
@@ -2396,26 +1671,22 @@
         <w:pStyle w:val="FirstParagraph"/>
       </w:pPr>
       <w:r>
-        <w:rPr>
-          <w:noProof/>
-        </w:rPr>
         <w:drawing>
-          <wp:inline distT="0" distB="0" distL="0" distR="0" wp14:anchorId="7D30F0CC" wp14:editId="5992C3F6">
+          <wp:inline>
             <wp:extent cx="4620126" cy="3696101"/>
-            <wp:effectExtent l="0" t="0" r="0" b="0"/>
-            <wp:docPr id="42" name="Picture"/>
-            <wp:cNvGraphicFramePr/>
-            <a:graphic xmlns:a="http://schemas.openxmlformats.org/drawingml/2006/main">
+            <wp:effectExtent b="0" l="0" r="0" t="0"/>
+            <wp:docPr descr="" title="" id="42" name="Picture"/>
+            <a:graphic>
               <a:graphicData uri="http://schemas.openxmlformats.org/drawingml/2006/picture">
-                <pic:pic xmlns:pic="http://schemas.openxmlformats.org/drawingml/2006/picture">
+                <pic:pic>
                   <pic:nvPicPr>
-                    <pic:cNvPr id="43" name="Picture" descr="W2_files/figure-docx/unnamed-chunk-9-2.png"/>
+                    <pic:cNvPr descr="W2_files/figure-docx/unnamed-chunk-13-2.png" id="43" name="Picture"/>
                     <pic:cNvPicPr>
-                      <a:picLocks noChangeAspect="1" noChangeArrowheads="1"/>
+                      <a:picLocks noChangeArrowheads="1" noChangeAspect="1"/>
                     </pic:cNvPicPr>
                   </pic:nvPicPr>
                   <pic:blipFill>
-                    <a:blip r:embed="rId11"/>
+                    <a:blip r:embed="rId41"/>
                     <a:stretch>
                       <a:fillRect/>
                     </a:stretch>
@@ -2447,8 +1718,7 @@
         <w:pStyle w:val="BodyText"/>
       </w:pPr>
       <w:r>
-        <w:lastRenderedPageBreak/>
-        <w:t>Both of these present the same information in different ways. The boxplot uses boxes and lines to indicate the range, the first and third quantiles and the median. Conversely, the violin plot also shows the spread of data but by creating density plots which are mirrored. Boxplots have a long history and use in science, but people are increasingly using violin plots, simply because they’re more transparent than boxplots.</w:t>
+        <w:t xml:space="preserve">Both of these present the same information in different ways. The boxplot uses boxes and lines to indicate the range, the first and third quantiles and the median. Conversely, the violin plot also shows the spread of data but by creating density plots which are mirrored. Boxplots have a long history and use in science, but people are increasingly using violin plots, simply because they’re more transparent than boxplots.</w:t>
       </w:r>
     </w:p>
     <w:p>
@@ -2456,40 +1726,82 @@
         <w:pStyle w:val="BodyText"/>
       </w:pPr>
       <w:r>
-        <w:t xml:space="preserve">With either boxplots and violin plots, it’s fairly common that people will add the data points to the figure as well - to really hammer home the spread of data. But we’ve seen before that using </w:t>
-      </w:r>
-      <w:r>
-        <w:rPr>
-          <w:rStyle w:val="VerbatimChar"/>
-        </w:rPr>
-        <w:t>geom_point()</w:t>
-      </w:r>
-      <w:r>
-        <w:t xml:space="preserve"> basically gives us a line of points that doesn’t help us understand the spread at all. An alternative is to use something called “jiterring”. When we jitter points, we add a small random value to either or both the x and y position to spread the data out a little bit. With our boto data above, we wouldn’t want to add anything to y (as we’re interested in the length of the dolphins, so we don’t want to mess that up) but we can happily add something to x (or </w:t>
-      </w:r>
-      <w:r>
-        <w:rPr>
-          <w:rStyle w:val="VerbatimChar"/>
-        </w:rPr>
-        <w:t>sex</w:t>
-      </w:r>
-      <w:r>
-        <w:t xml:space="preserve">). To do so, we can use </w:t>
-      </w:r>
-      <w:r>
-        <w:rPr>
-          <w:rStyle w:val="VerbatimChar"/>
-        </w:rPr>
-        <w:t>geom_jitter</w:t>
-      </w:r>
-      <w:r>
-        <w:rPr>
-          <w:rStyle w:val="VerbatimChar"/>
-        </w:rPr>
-        <w:t>()</w:t>
-      </w:r>
-      <w:r>
-        <w:t xml:space="preserve"> but we want to specify that “noise” should only be added to x and not y. Here’s how we do that:</w:t>
+        <w:t xml:space="preserve">With either boxplots and violin plots, it’s fairly common that people will add the data points to the figure as well - to really hammer home the spread of data. But we’ve seen before that using</w:t>
+      </w:r>
+      <w:r>
+        <w:t xml:space="preserve"> </w:t>
+      </w:r>
+      <w:r>
+        <w:rPr>
+          <w:rStyle w:val="VerbatimChar"/>
+        </w:rPr>
+        <w:t xml:space="preserve">geom_point()</w:t>
+      </w:r>
+      <w:r>
+        <w:t xml:space="preserve"> </w:t>
+      </w:r>
+      <w:r>
+        <w:t xml:space="preserve">basically gives us a line of points that doesn’t help us understand the spread at all. An alternative is to use something called</w:t>
+      </w:r>
+      <w:r>
+        <w:t xml:space="preserve"> </w:t>
+      </w:r>
+      <w:r>
+        <w:t xml:space="preserve">“</w:t>
+      </w:r>
+      <w:r>
+        <w:t xml:space="preserve">jiterring</w:t>
+      </w:r>
+      <w:r>
+        <w:t xml:space="preserve">”</w:t>
+      </w:r>
+      <w:r>
+        <w:t xml:space="preserve">. When we jitter points, we add a small random value to either or both the x and y position to spread the data out a little bit. With our boto data above, we wouldn’t want to add anything to y (as we’re interested in the length of the dolphins, so we don’t want to mess that up) but we can happily add something to x (or</w:t>
+      </w:r>
+      <w:r>
+        <w:t xml:space="preserve"> </w:t>
+      </w:r>
+      <w:r>
+        <w:rPr>
+          <w:rStyle w:val="VerbatimChar"/>
+        </w:rPr>
+        <w:t xml:space="preserve">sex</w:t>
+      </w:r>
+      <w:r>
+        <w:t xml:space="preserve">). To do so, we can use</w:t>
+      </w:r>
+      <w:r>
+        <w:t xml:space="preserve"> </w:t>
+      </w:r>
+      <w:r>
+        <w:rPr>
+          <w:rStyle w:val="VerbatimChar"/>
+        </w:rPr>
+        <w:t xml:space="preserve">geom_jitter()</w:t>
+      </w:r>
+      <w:r>
+        <w:t xml:space="preserve"> </w:t>
+      </w:r>
+      <w:r>
+        <w:t xml:space="preserve">but we want to specify that</w:t>
+      </w:r>
+      <w:r>
+        <w:t xml:space="preserve"> </w:t>
+      </w:r>
+      <w:r>
+        <w:t xml:space="preserve">“</w:t>
+      </w:r>
+      <w:r>
+        <w:t xml:space="preserve">noise</w:t>
+      </w:r>
+      <w:r>
+        <w:t xml:space="preserve">”</w:t>
+      </w:r>
+      <w:r>
+        <w:t xml:space="preserve"> </w:t>
+      </w:r>
+      <w:r>
+        <w:t xml:space="preserve">should only be added to x and not y. Here’s how we do that:</w:t>
       </w:r>
     </w:p>
     <w:p>
@@ -2500,7 +1812,7 @@
         <w:rPr>
           <w:rStyle w:val="FunctionTok"/>
         </w:rPr>
-        <w:t>ggplot</w:t>
+        <w:t xml:space="preserve">ggplot</w:t>
       </w:r>
       <w:r>
         <w:rPr>
@@ -2512,7 +1824,7 @@
         <w:rPr>
           <w:rStyle w:val="SpecialCharTok"/>
         </w:rPr>
-        <w:t>+</w:t>
+        <w:t xml:space="preserve">+</w:t>
       </w:r>
       <w:r>
         <w:br/>
@@ -2527,31 +1839,31 @@
         <w:rPr>
           <w:rStyle w:val="FunctionTok"/>
         </w:rPr>
-        <w:t>geom_violin</w:t>
-      </w:r>
-      <w:r>
-        <w:rPr>
-          <w:rStyle w:val="NormalTok"/>
-        </w:rPr>
-        <w:t>(</w:t>
+        <w:t xml:space="preserve">geom_violin</w:t>
+      </w:r>
+      <w:r>
+        <w:rPr>
+          <w:rStyle w:val="NormalTok"/>
+        </w:rPr>
+        <w:t xml:space="preserve">(</w:t>
       </w:r>
       <w:r>
         <w:rPr>
           <w:rStyle w:val="FunctionTok"/>
         </w:rPr>
-        <w:t>aes</w:t>
-      </w:r>
-      <w:r>
-        <w:rPr>
-          <w:rStyle w:val="NormalTok"/>
-        </w:rPr>
-        <w:t>(</w:t>
+        <w:t xml:space="preserve">aes</w:t>
+      </w:r>
+      <w:r>
+        <w:rPr>
+          <w:rStyle w:val="NormalTok"/>
+        </w:rPr>
+        <w:t xml:space="preserve">(</w:t>
       </w:r>
       <w:r>
         <w:rPr>
           <w:rStyle w:val="AttributeTok"/>
         </w:rPr>
-        <w:t>y =</w:t>
+        <w:t xml:space="preserve">y =</w:t>
       </w:r>
       <w:r>
         <w:rPr>
@@ -2563,7 +1875,7 @@
         <w:rPr>
           <w:rStyle w:val="AttributeTok"/>
         </w:rPr>
-        <w:t>x =</w:t>
+        <w:t xml:space="preserve">x =</w:t>
       </w:r>
       <w:r>
         <w:rPr>
@@ -2575,7 +1887,7 @@
         <w:rPr>
           <w:rStyle w:val="SpecialCharTok"/>
         </w:rPr>
-        <w:t>+</w:t>
+        <w:t xml:space="preserve">+</w:t>
       </w:r>
       <w:r>
         <w:br/>
@@ -2590,31 +1902,31 @@
         <w:rPr>
           <w:rStyle w:val="FunctionTok"/>
         </w:rPr>
-        <w:t>geom_jitter</w:t>
-      </w:r>
-      <w:r>
-        <w:rPr>
-          <w:rStyle w:val="NormalTok"/>
-        </w:rPr>
-        <w:t>(</w:t>
+        <w:t xml:space="preserve">geom_jitter</w:t>
+      </w:r>
+      <w:r>
+        <w:rPr>
+          <w:rStyle w:val="NormalTok"/>
+        </w:rPr>
+        <w:t xml:space="preserve">(</w:t>
       </w:r>
       <w:r>
         <w:rPr>
           <w:rStyle w:val="FunctionTok"/>
         </w:rPr>
-        <w:t>aes</w:t>
-      </w:r>
-      <w:r>
-        <w:rPr>
-          <w:rStyle w:val="NormalTok"/>
-        </w:rPr>
-        <w:t>(</w:t>
+        <w:t xml:space="preserve">aes</w:t>
+      </w:r>
+      <w:r>
+        <w:rPr>
+          <w:rStyle w:val="NormalTok"/>
+        </w:rPr>
+        <w:t xml:space="preserve">(</w:t>
       </w:r>
       <w:r>
         <w:rPr>
           <w:rStyle w:val="AttributeTok"/>
         </w:rPr>
-        <w:t>y =</w:t>
+        <w:t xml:space="preserve">y =</w:t>
       </w:r>
       <w:r>
         <w:rPr>
@@ -2626,7 +1938,7 @@
         <w:rPr>
           <w:rStyle w:val="AttributeTok"/>
         </w:rPr>
-        <w:t>x =</w:t>
+        <w:t xml:space="preserve">x =</w:t>
       </w:r>
       <w:r>
         <w:rPr>
@@ -2638,7 +1950,7 @@
         <w:rPr>
           <w:rStyle w:val="AttributeTok"/>
         </w:rPr>
-        <w:t>height =</w:t>
+        <w:t xml:space="preserve">height =</w:t>
       </w:r>
       <w:r>
         <w:rPr>
@@ -2650,7 +1962,7 @@
         <w:rPr>
           <w:rStyle w:val="DecValTok"/>
         </w:rPr>
-        <w:t>0</w:t>
+        <w:t xml:space="preserve">0</w:t>
       </w:r>
       <w:r>
         <w:rPr>
@@ -2662,7 +1974,7 @@
         <w:rPr>
           <w:rStyle w:val="AttributeTok"/>
         </w:rPr>
-        <w:t>width =</w:t>
+        <w:t xml:space="preserve">width =</w:t>
       </w:r>
       <w:r>
         <w:rPr>
@@ -2674,13 +1986,13 @@
         <w:rPr>
           <w:rStyle w:val="FloatTok"/>
         </w:rPr>
-        <w:t>0.1</w:t>
-      </w:r>
-      <w:r>
-        <w:rPr>
-          <w:rStyle w:val="NormalTok"/>
-        </w:rPr>
-        <w:t>)</w:t>
+        <w:t xml:space="preserve">0.1</w:t>
+      </w:r>
+      <w:r>
+        <w:rPr>
+          <w:rStyle w:val="NormalTok"/>
+        </w:rPr>
+        <w:t xml:space="preserve">)</w:t>
       </w:r>
     </w:p>
     <w:p>
@@ -2688,26 +2000,22 @@
         <w:pStyle w:val="FirstParagraph"/>
       </w:pPr>
       <w:r>
-        <w:rPr>
-          <w:noProof/>
-        </w:rPr>
         <w:drawing>
-          <wp:inline distT="0" distB="0" distL="0" distR="0" wp14:anchorId="6E749CE4" wp14:editId="0AB3BF95">
+          <wp:inline>
             <wp:extent cx="4620126" cy="3696101"/>
-            <wp:effectExtent l="0" t="0" r="0" b="0"/>
-            <wp:docPr id="45" name="Picture"/>
-            <wp:cNvGraphicFramePr/>
-            <a:graphic xmlns:a="http://schemas.openxmlformats.org/drawingml/2006/main">
+            <wp:effectExtent b="0" l="0" r="0" t="0"/>
+            <wp:docPr descr="" title="" id="45" name="Picture"/>
+            <a:graphic>
               <a:graphicData uri="http://schemas.openxmlformats.org/drawingml/2006/picture">
-                <pic:pic xmlns:pic="http://schemas.openxmlformats.org/drawingml/2006/picture">
+                <pic:pic>
                   <pic:nvPicPr>
-                    <pic:cNvPr id="46" name="Picture" descr="W2_files/figure-docx/unnamed-chunk-10-1.png"/>
+                    <pic:cNvPr descr="W2_files/figure-docx/unnamed-chunk-14-1.png" id="46" name="Picture"/>
                     <pic:cNvPicPr>
-                      <a:picLocks noChangeAspect="1" noChangeArrowheads="1"/>
+                      <a:picLocks noChangeArrowheads="1" noChangeAspect="1"/>
                     </pic:cNvPicPr>
                   </pic:nvPicPr>
                   <pic:blipFill>
-                    <a:blip r:embed="rId12"/>
+                    <a:blip r:embed="rId44"/>
                     <a:stretch>
                       <a:fillRect/>
                     </a:stretch>
@@ -2739,140 +2047,197 @@
         <w:pStyle w:val="BodyText"/>
       </w:pPr>
       <w:r>
-        <w:t xml:space="preserve">There are two things to note with the above code. First, </w:t>
-      </w:r>
-      <w:r>
-        <w:rPr>
-          <w:rStyle w:val="VerbatimChar"/>
-        </w:rPr>
-        <w:t>geom_jitter()</w:t>
-      </w:r>
-      <w:r>
-        <w:t xml:space="preserve"> comes after </w:t>
-      </w:r>
-      <w:r>
-        <w:rPr>
-          <w:rStyle w:val="VerbatimChar"/>
-        </w:rPr>
-        <w:t>geom_violin()</w:t>
-      </w:r>
-      <w:r>
-        <w:t xml:space="preserve">. If we put the violin after the jitter, then we wouldn’t see any of the jittered points; They’d be </w:t>
-      </w:r>
-      <w:r>
-        <w:rPr>
+        <w:t xml:space="preserve">There are two things to note with the above code. First,</w:t>
+      </w:r>
+      <w:r>
+        <w:t xml:space="preserve"> </w:t>
+      </w:r>
+      <w:r>
+        <w:rPr>
+          <w:rStyle w:val="VerbatimChar"/>
+        </w:rPr>
+        <w:t xml:space="preserve">geom_jitter()</w:t>
+      </w:r>
+      <w:r>
+        <w:t xml:space="preserve"> </w:t>
+      </w:r>
+      <w:r>
+        <w:t xml:space="preserve">comes after</w:t>
+      </w:r>
+      <w:r>
+        <w:t xml:space="preserve"> </w:t>
+      </w:r>
+      <w:r>
+        <w:rPr>
+          <w:rStyle w:val="VerbatimChar"/>
+        </w:rPr>
+        <w:t xml:space="preserve">geom_violin()</w:t>
+      </w:r>
+      <w:r>
+        <w:t xml:space="preserve">. If we put the violin after the jitter, then we wouldn’t see any of the jittered points; They’d be</w:t>
+      </w:r>
+      <w:r>
+        <w:t xml:space="preserve"> </w:t>
+      </w:r>
+      <w:r>
+        <w:rPr>
+          <w:iCs/>
           <w:i/>
-          <w:iCs/>
-        </w:rPr>
-        <w:t>under</w:t>
-      </w:r>
-      <w:r>
-        <w:t xml:space="preserve"> the </w:t>
-      </w:r>
-      <w:r>
-        <w:rPr>
-          <w:rStyle w:val="VerbatimChar"/>
-        </w:rPr>
-        <w:t>geom_violin()</w:t>
-      </w:r>
-      <w:r>
-        <w:t xml:space="preserve"> layer. Secondly, in </w:t>
-      </w:r>
-      <w:r>
-        <w:rPr>
-          <w:rStyle w:val="VerbatimChar"/>
-        </w:rPr>
-        <w:t>geom_jitter()</w:t>
-      </w:r>
-      <w:r>
-        <w:t xml:space="preserve">, we don’t add the </w:t>
-      </w:r>
-      <w:r>
-        <w:rPr>
-          <w:rStyle w:val="VerbatimChar"/>
-        </w:rPr>
-        <w:t>height =</w:t>
-      </w:r>
-      <w:r>
-        <w:t xml:space="preserve"> and </w:t>
-      </w:r>
-      <w:r>
-        <w:rPr>
-          <w:rStyle w:val="VerbatimChar"/>
-        </w:rPr>
-        <w:t>width =</w:t>
-      </w:r>
-      <w:r>
-        <w:t xml:space="preserve"> arguments to </w:t>
-      </w:r>
-      <w:r>
-        <w:rPr>
-          <w:rStyle w:val="VerbatimChar"/>
-        </w:rPr>
-        <w:t>aes()</w:t>
-      </w:r>
-      <w:r>
-        <w:t xml:space="preserve">, as </w:t>
-      </w:r>
-      <w:r>
-        <w:rPr>
-          <w:rStyle w:val="VerbatimChar"/>
-        </w:rPr>
-        <w:t>aes()</w:t>
-      </w:r>
-      <w:r>
-        <w:t xml:space="preserve"> is used to reference information within the </w:t>
-      </w:r>
-      <w:r>
-        <w:rPr>
-          <w:rStyle w:val="VerbatimChar"/>
-        </w:rPr>
-        <w:t>boto</w:t>
-      </w:r>
-      <w:r>
-        <w:t xml:space="preserve"> dataset. Whenever we want to make changes to a </w:t>
-      </w:r>
-      <w:r>
-        <w:rPr>
-          <w:rStyle w:val="VerbatimChar"/>
-        </w:rPr>
-        <w:t>geom_</w:t>
-      </w:r>
-      <w:r>
-        <w:t xml:space="preserve"> that are not related to the data, we do so outside of </w:t>
-      </w:r>
-      <w:r>
-        <w:rPr>
-          <w:rStyle w:val="VerbatimChar"/>
-        </w:rPr>
-        <w:t>aes()</w:t>
-      </w:r>
-      <w:r>
-        <w:t>.</w:t>
-      </w:r>
-    </w:p>
+        </w:rPr>
+        <w:t xml:space="preserve">under</w:t>
+      </w:r>
+      <w:r>
+        <w:t xml:space="preserve"> </w:t>
+      </w:r>
+      <w:r>
+        <w:t xml:space="preserve">the</w:t>
+      </w:r>
+      <w:r>
+        <w:t xml:space="preserve"> </w:t>
+      </w:r>
+      <w:r>
+        <w:rPr>
+          <w:rStyle w:val="VerbatimChar"/>
+        </w:rPr>
+        <w:t xml:space="preserve">geom_violin()</w:t>
+      </w:r>
+      <w:r>
+        <w:t xml:space="preserve"> </w:t>
+      </w:r>
+      <w:r>
+        <w:t xml:space="preserve">layer. Secondly, in</w:t>
+      </w:r>
+      <w:r>
+        <w:t xml:space="preserve"> </w:t>
+      </w:r>
+      <w:r>
+        <w:rPr>
+          <w:rStyle w:val="VerbatimChar"/>
+        </w:rPr>
+        <w:t xml:space="preserve">geom_jitter()</w:t>
+      </w:r>
+      <w:r>
+        <w:t xml:space="preserve">, we don’t add the</w:t>
+      </w:r>
+      <w:r>
+        <w:t xml:space="preserve"> </w:t>
+      </w:r>
+      <w:r>
+        <w:rPr>
+          <w:rStyle w:val="VerbatimChar"/>
+        </w:rPr>
+        <w:t xml:space="preserve">height =</w:t>
+      </w:r>
+      <w:r>
+        <w:t xml:space="preserve"> </w:t>
+      </w:r>
+      <w:r>
+        <w:t xml:space="preserve">and</w:t>
+      </w:r>
+      <w:r>
+        <w:t xml:space="preserve"> </w:t>
+      </w:r>
+      <w:r>
+        <w:rPr>
+          <w:rStyle w:val="VerbatimChar"/>
+        </w:rPr>
+        <w:t xml:space="preserve">width =</w:t>
+      </w:r>
+      <w:r>
+        <w:t xml:space="preserve"> </w:t>
+      </w:r>
+      <w:r>
+        <w:t xml:space="preserve">arguments to</w:t>
+      </w:r>
+      <w:r>
+        <w:t xml:space="preserve"> </w:t>
+      </w:r>
+      <w:r>
+        <w:rPr>
+          <w:rStyle w:val="VerbatimChar"/>
+        </w:rPr>
+        <w:t xml:space="preserve">aes()</w:t>
+      </w:r>
+      <w:r>
+        <w:t xml:space="preserve">, as</w:t>
+      </w:r>
+      <w:r>
+        <w:t xml:space="preserve"> </w:t>
+      </w:r>
+      <w:r>
+        <w:rPr>
+          <w:rStyle w:val="VerbatimChar"/>
+        </w:rPr>
+        <w:t xml:space="preserve">aes()</w:t>
+      </w:r>
+      <w:r>
+        <w:t xml:space="preserve"> </w:t>
+      </w:r>
+      <w:r>
+        <w:t xml:space="preserve">is used to reference information within the</w:t>
+      </w:r>
+      <w:r>
+        <w:t xml:space="preserve"> </w:t>
+      </w:r>
+      <w:r>
+        <w:rPr>
+          <w:rStyle w:val="VerbatimChar"/>
+        </w:rPr>
+        <w:t xml:space="preserve">boto</w:t>
+      </w:r>
+      <w:r>
+        <w:t xml:space="preserve"> </w:t>
+      </w:r>
+      <w:r>
+        <w:t xml:space="preserve">dataset. Whenever we want to make changes to a</w:t>
+      </w:r>
+      <w:r>
+        <w:t xml:space="preserve"> </w:t>
+      </w:r>
+      <w:r>
+        <w:rPr>
+          <w:rStyle w:val="VerbatimChar"/>
+        </w:rPr>
+        <w:t xml:space="preserve">geom_</w:t>
+      </w:r>
+      <w:r>
+        <w:t xml:space="preserve"> </w:t>
+      </w:r>
+      <w:r>
+        <w:t xml:space="preserve">that are not related to the data, we do so outside of</w:t>
+      </w:r>
+      <w:r>
+        <w:t xml:space="preserve"> </w:t>
+      </w:r>
+      <w:r>
+        <w:rPr>
+          <w:rStyle w:val="VerbatimChar"/>
+        </w:rPr>
+        <w:t xml:space="preserve">aes()</w:t>
+      </w:r>
+      <w:r>
+        <w:t xml:space="preserve">.</w:t>
+      </w:r>
+    </w:p>
+    <w:bookmarkStart w:id="47" w:name="question-set-two"/>
     <w:p>
       <w:pPr>
         <w:pStyle w:val="Heading2"/>
       </w:pPr>
-      <w:bookmarkStart w:id="14" w:name="question-set-two"/>
-      <w:bookmarkStart w:id="15" w:name="_Toc174615143"/>
-      <w:r>
-        <w:lastRenderedPageBreak/>
-        <w:t>Question Set Two</w:t>
-      </w:r>
-      <w:bookmarkEnd w:id="15"/>
-    </w:p>
-    <w:p>
-      <w:pPr>
-        <w:pStyle w:val="Compact"/>
+      <w:r>
+        <w:t xml:space="preserve">Question Set Two</w:t>
+      </w:r>
+    </w:p>
+    <w:p>
+      <w:pPr>
         <w:numPr>
           <w:ilvl w:val="0"/>
-          <w:numId w:val="8"/>
+          <w:numId w:val="1004"/>
         </w:numPr>
-      </w:pPr>
-      <w:r>
-        <w:t>What’s wrong with the following code?</w:t>
+        <w:pStyle w:val="Compact"/>
+      </w:pPr>
+      <w:r>
+        <w:t xml:space="preserve">What’s wrong with the following code?</w:t>
       </w:r>
     </w:p>
     <w:p>
@@ -2883,13 +2248,19 @@
         <w:rPr>
           <w:rStyle w:val="FunctionTok"/>
         </w:rPr>
-        <w:t>ggplot</w:t>
-      </w:r>
-      <w:r>
-        <w:rPr>
-          <w:rStyle w:val="NormalTok"/>
-        </w:rPr>
-        <w:t>(boto)</w:t>
+        <w:t xml:space="preserve">ggplot</w:t>
+      </w:r>
+      <w:r>
+        <w:rPr>
+          <w:rStyle w:val="NormalTok"/>
+        </w:rPr>
+        <w:t xml:space="preserve">(boto) </w:t>
+      </w:r>
+      <w:r>
+        <w:rPr>
+          <w:rStyle w:val="SpecialCharTok"/>
+        </w:rPr>
+        <w:t xml:space="preserve">+</w:t>
       </w:r>
       <w:r>
         <w:br/>
@@ -2904,31 +2275,31 @@
         <w:rPr>
           <w:rStyle w:val="FunctionTok"/>
         </w:rPr>
-        <w:t>geom_jitter</w:t>
-      </w:r>
-      <w:r>
-        <w:rPr>
-          <w:rStyle w:val="NormalTok"/>
-        </w:rPr>
-        <w:t>(</w:t>
+        <w:t xml:space="preserve">geom_jitter</w:t>
+      </w:r>
+      <w:r>
+        <w:rPr>
+          <w:rStyle w:val="NormalTok"/>
+        </w:rPr>
+        <w:t xml:space="preserve">(</w:t>
       </w:r>
       <w:r>
         <w:rPr>
           <w:rStyle w:val="FunctionTok"/>
         </w:rPr>
-        <w:t>aes</w:t>
-      </w:r>
-      <w:r>
-        <w:rPr>
-          <w:rStyle w:val="NormalTok"/>
-        </w:rPr>
-        <w:t>(</w:t>
+        <w:t xml:space="preserve">aes</w:t>
+      </w:r>
+      <w:r>
+        <w:rPr>
+          <w:rStyle w:val="NormalTok"/>
+        </w:rPr>
+        <w:t xml:space="preserve">(</w:t>
       </w:r>
       <w:r>
         <w:rPr>
           <w:rStyle w:val="AttributeTok"/>
         </w:rPr>
-        <w:t>y =</w:t>
+        <w:t xml:space="preserve">y =</w:t>
       </w:r>
       <w:r>
         <w:rPr>
@@ -2940,7 +2311,7 @@
         <w:rPr>
           <w:rStyle w:val="AttributeTok"/>
         </w:rPr>
-        <w:t>x =</w:t>
+        <w:t xml:space="preserve">x =</w:t>
       </w:r>
       <w:r>
         <w:rPr>
@@ -2952,7 +2323,7 @@
         <w:rPr>
           <w:rStyle w:val="AttributeTok"/>
         </w:rPr>
-        <w:t>height =</w:t>
+        <w:t xml:space="preserve">height =</w:t>
       </w:r>
       <w:r>
         <w:rPr>
@@ -2964,7 +2335,7 @@
         <w:rPr>
           <w:rStyle w:val="DecValTok"/>
         </w:rPr>
-        <w:t>0</w:t>
+        <w:t xml:space="preserve">0</w:t>
       </w:r>
       <w:r>
         <w:rPr>
@@ -2976,7 +2347,7 @@
         <w:rPr>
           <w:rStyle w:val="AttributeTok"/>
         </w:rPr>
-        <w:t>width =</w:t>
+        <w:t xml:space="preserve">width =</w:t>
       </w:r>
       <w:r>
         <w:rPr>
@@ -2988,25 +2359,25 @@
         <w:rPr>
           <w:rStyle w:val="FloatTok"/>
         </w:rPr>
-        <w:t>0.1</w:t>
-      </w:r>
-      <w:r>
-        <w:rPr>
-          <w:rStyle w:val="NormalTok"/>
-        </w:rPr>
-        <w:t>))</w:t>
-      </w:r>
-    </w:p>
-    <w:p>
-      <w:pPr>
-        <w:pStyle w:val="Compact"/>
+        <w:t xml:space="preserve">0.1</w:t>
+      </w:r>
+      <w:r>
+        <w:rPr>
+          <w:rStyle w:val="NormalTok"/>
+        </w:rPr>
+        <w:t xml:space="preserve">))</w:t>
+      </w:r>
+    </w:p>
+    <w:p>
+      <w:pPr>
         <w:numPr>
           <w:ilvl w:val="0"/>
-          <w:numId w:val="9"/>
+          <w:numId w:val="1005"/>
         </w:numPr>
-      </w:pPr>
-      <w:r>
-        <w:t>Find the error in this code:</w:t>
+        <w:pStyle w:val="Compact"/>
+      </w:pPr>
+      <w:r>
+        <w:t xml:space="preserve">Find the error in this code:</w:t>
       </w:r>
     </w:p>
     <w:p>
@@ -3017,7 +2388,7 @@
         <w:rPr>
           <w:rStyle w:val="FunctionTok"/>
         </w:rPr>
-        <w:t>ggplot</w:t>
+        <w:t xml:space="preserve">ggplot</w:t>
       </w:r>
       <w:r>
         <w:rPr>
@@ -3029,7 +2400,7 @@
         <w:rPr>
           <w:rStyle w:val="SpecialCharTok"/>
         </w:rPr>
-        <w:t>+</w:t>
+        <w:t xml:space="preserve">+</w:t>
       </w:r>
       <w:r>
         <w:br/>
@@ -3044,31 +2415,31 @@
         <w:rPr>
           <w:rStyle w:val="FunctionTok"/>
         </w:rPr>
-        <w:t>geom_point</w:t>
-      </w:r>
-      <w:r>
-        <w:rPr>
-          <w:rStyle w:val="NormalTok"/>
-        </w:rPr>
-        <w:t>(</w:t>
+        <w:t xml:space="preserve">geom_point</w:t>
+      </w:r>
+      <w:r>
+        <w:rPr>
+          <w:rStyle w:val="NormalTok"/>
+        </w:rPr>
+        <w:t xml:space="preserve">(</w:t>
       </w:r>
       <w:r>
         <w:rPr>
           <w:rStyle w:val="FunctionTok"/>
         </w:rPr>
-        <w:t>aes</w:t>
-      </w:r>
-      <w:r>
-        <w:rPr>
-          <w:rStyle w:val="NormalTok"/>
-        </w:rPr>
-        <w:t>(</w:t>
+        <w:t xml:space="preserve">aes</w:t>
+      </w:r>
+      <w:r>
+        <w:rPr>
+          <w:rStyle w:val="NormalTok"/>
+        </w:rPr>
+        <w:t xml:space="preserve">(</w:t>
       </w:r>
       <w:r>
         <w:rPr>
           <w:rStyle w:val="AttributeTok"/>
         </w:rPr>
-        <w:t>x =</w:t>
+        <w:t xml:space="preserve">x =</w:t>
       </w:r>
       <w:r>
         <w:rPr>
@@ -3080,7 +2451,7 @@
         <w:rPr>
           <w:rStyle w:val="AttributeTok"/>
         </w:rPr>
-        <w:t>x =</w:t>
+        <w:t xml:space="preserve">x =</w:t>
       </w:r>
       <w:r>
         <w:rPr>
@@ -3091,14 +2462,14 @@
     </w:p>
     <w:p>
       <w:pPr>
-        <w:pStyle w:val="Compact"/>
         <w:numPr>
           <w:ilvl w:val="0"/>
-          <w:numId w:val="10"/>
+          <w:numId w:val="1006"/>
         </w:numPr>
-      </w:pPr>
-      <w:r>
-        <w:t>Find the error in this code:</w:t>
+        <w:pStyle w:val="Compact"/>
+      </w:pPr>
+      <w:r>
+        <w:t xml:space="preserve">Find the error in this code:</w:t>
       </w:r>
     </w:p>
     <w:p>
@@ -3109,7 +2480,7 @@
         <w:rPr>
           <w:rStyle w:val="FunctionTok"/>
         </w:rPr>
-        <w:t>ggplot</w:t>
+        <w:t xml:space="preserve">ggplot</w:t>
       </w:r>
       <w:r>
         <w:rPr>
@@ -3121,7 +2492,7 @@
         <w:rPr>
           <w:rStyle w:val="SpecialCharTok"/>
         </w:rPr>
-        <w:t>+</w:t>
+        <w:t xml:space="preserve">+</w:t>
       </w:r>
       <w:r>
         <w:br/>
@@ -3136,31 +2507,31 @@
         <w:rPr>
           <w:rStyle w:val="FunctionTok"/>
         </w:rPr>
-        <w:t>geom_point</w:t>
-      </w:r>
-      <w:r>
-        <w:rPr>
-          <w:rStyle w:val="NormalTok"/>
-        </w:rPr>
-        <w:t>(</w:t>
+        <w:t xml:space="preserve">geom_point</w:t>
+      </w:r>
+      <w:r>
+        <w:rPr>
+          <w:rStyle w:val="NormalTok"/>
+        </w:rPr>
+        <w:t xml:space="preserve">(</w:t>
       </w:r>
       <w:r>
         <w:rPr>
           <w:rStyle w:val="FunctionTok"/>
         </w:rPr>
-        <w:t>aes</w:t>
-      </w:r>
-      <w:r>
-        <w:rPr>
-          <w:rStyle w:val="NormalTok"/>
-        </w:rPr>
-        <w:t>(</w:t>
+        <w:t xml:space="preserve">aes</w:t>
+      </w:r>
+      <w:r>
+        <w:rPr>
+          <w:rStyle w:val="NormalTok"/>
+        </w:rPr>
+        <w:t xml:space="preserve">(</w:t>
       </w:r>
       <w:r>
         <w:rPr>
           <w:rStyle w:val="AttributeTok"/>
         </w:rPr>
-        <w:t>x =</w:t>
+        <w:t xml:space="preserve">x =</w:t>
       </w:r>
       <w:r>
         <w:rPr>
@@ -3172,7 +2543,7 @@
         <w:rPr>
           <w:rStyle w:val="AttributeTok"/>
         </w:rPr>
-        <w:t>y =</w:t>
+        <w:t xml:space="preserve">y =</w:t>
       </w:r>
       <w:r>
         <w:rPr>
@@ -3181,89 +2552,50 @@
         <w:t xml:space="preserve"> drought))</w:t>
       </w:r>
     </w:p>
-    <w:p>
-      <w:pPr>
-        <w:pStyle w:val="Heading2"/>
-      </w:pPr>
-      <w:bookmarkStart w:id="16" w:name="optional-geom_s"/>
-      <w:bookmarkStart w:id="17" w:name="_Toc174615144"/>
-      <w:bookmarkEnd w:id="14"/>
-      <w:r>
-        <w:t xml:space="preserve">Optional: </w:t>
-      </w:r>
-      <w:r>
-        <w:rPr>
-          <w:rStyle w:val="VerbatimChar"/>
-        </w:rPr>
-        <w:t>geom_</w:t>
-      </w:r>
-      <w:r>
-        <w:t>s</w:t>
-      </w:r>
-      <w:bookmarkEnd w:id="17"/>
+    <w:bookmarkEnd w:id="47"/>
+    <w:bookmarkEnd w:id="48"/>
+    <w:bookmarkStart w:id="62" w:name="adding-more-information"/>
+    <w:p>
+      <w:pPr>
+        <w:pStyle w:val="Heading1"/>
+      </w:pPr>
+      <w:r>
+        <w:t xml:space="preserve">Adding more information</w:t>
+      </w:r>
     </w:p>
     <w:p>
       <w:pPr>
         <w:pStyle w:val="FirstParagraph"/>
       </w:pPr>
       <w:r>
-        <w:t xml:space="preserve">Have a look </w:t>
-      </w:r>
-      <w:hyperlink r:id="rId13">
-        <w:r>
-          <w:rPr>
-            <w:rStyle w:val="Hyperlink"/>
-          </w:rPr>
-          <w:t>here</w:t>
-        </w:r>
-      </w:hyperlink>
-      <w:r>
-        <w:t xml:space="preserve">, specifically at the layers section. Using the information in the link, see if you can figure out which </w:t>
-      </w:r>
-      <w:r>
-        <w:rPr>
-          <w:rStyle w:val="VerbatimChar"/>
-        </w:rPr>
-        <w:t>geom_</w:t>
-      </w:r>
-      <w:r>
-        <w:t xml:space="preserve"> to use such that you recreate the following figure. There are two things to note here. First this figure is created with a single </w:t>
-      </w:r>
-      <w:r>
-        <w:rPr>
-          <w:rStyle w:val="VerbatimChar"/>
-        </w:rPr>
-        <w:t>geom_</w:t>
-      </w:r>
-      <w:r>
-        <w:t xml:space="preserve"> with only </w:t>
-      </w:r>
-      <w:r>
-        <w:rPr>
-          <w:rStyle w:val="VerbatimChar"/>
-        </w:rPr>
-        <w:t>x =</w:t>
-      </w:r>
-      <w:r>
-        <w:t xml:space="preserve"> and </w:t>
-      </w:r>
-      <w:r>
-        <w:rPr>
-          <w:rStyle w:val="VerbatimChar"/>
-        </w:rPr>
-        <w:t>y =</w:t>
-      </w:r>
-      <w:r>
-        <w:t xml:space="preserve"> specified, and no other options. Secondly, if you figure out which </w:t>
-      </w:r>
-      <w:r>
-        <w:rPr>
-          <w:rStyle w:val="VerbatimChar"/>
-        </w:rPr>
-        <w:t>geom_</w:t>
-      </w:r>
-      <w:r>
-        <w:t xml:space="preserve"> to use, you will be prompted to install a new package when you run the code (it’s fine to install this new package - simply type 1 and enter in the console to do so).</w:t>
+        <w:t xml:space="preserve">With these basic figures in place, we can begin expanding on them. There’s no shortage available to us. We can change the colours of most</w:t>
+      </w:r>
+      <w:r>
+        <w:t xml:space="preserve"> </w:t>
+      </w:r>
+      <w:r>
+        <w:rPr>
+          <w:rStyle w:val="VerbatimChar"/>
+        </w:rPr>
+        <w:t xml:space="preserve">geoms_</w:t>
+      </w:r>
+      <w:r>
+        <w:t xml:space="preserve">, we can have the colour of a</w:t>
+      </w:r>
+      <w:r>
+        <w:t xml:space="preserve"> </w:t>
+      </w:r>
+      <w:r>
+        <w:rPr>
+          <w:rStyle w:val="VerbatimChar"/>
+        </w:rPr>
+        <w:t xml:space="preserve">geom_</w:t>
+      </w:r>
+      <w:r>
+        <w:t xml:space="preserve"> </w:t>
+      </w:r>
+      <w:r>
+        <w:t xml:space="preserve">change based on another variable, the shape, the size, the transparency, and so on. More than we have the time to cover in this workshop.</w:t>
       </w:r>
     </w:p>
     <w:p>
@@ -3271,26 +2603,203 @@
         <w:pStyle w:val="BodyText"/>
       </w:pPr>
       <w:r>
-        <w:rPr>
-          <w:noProof/>
-        </w:rPr>
+        <w:t xml:space="preserve">With that in mind, let’s use a few of these options, starting with colour. We’ll keep</w:t>
+      </w:r>
+      <w:r>
+        <w:t xml:space="preserve"> </w:t>
+      </w:r>
+      <w:r>
+        <w:rPr>
+          <w:rStyle w:val="VerbatimChar"/>
+        </w:rPr>
+        <w:t xml:space="preserve">x = drought</w:t>
+      </w:r>
+      <w:r>
+        <w:t xml:space="preserve"> </w:t>
+      </w:r>
+      <w:r>
+        <w:t xml:space="preserve">and</w:t>
+      </w:r>
+      <w:r>
+        <w:t xml:space="preserve"> </w:t>
+      </w:r>
+      <w:r>
+        <w:rPr>
+          <w:rStyle w:val="VerbatimChar"/>
+        </w:rPr>
+        <w:t xml:space="preserve">y = length</w:t>
+      </w:r>
+      <w:r>
+        <w:t xml:space="preserve">, and colour the points according to</w:t>
+      </w:r>
+      <w:r>
+        <w:t xml:space="preserve"> </w:t>
+      </w:r>
+      <w:r>
+        <w:rPr>
+          <w:rStyle w:val="VerbatimChar"/>
+        </w:rPr>
+        <w:t xml:space="preserve">sex</w:t>
+      </w:r>
+      <w:r>
+        <w:t xml:space="preserve">. Because</w:t>
+      </w:r>
+      <w:r>
+        <w:t xml:space="preserve"> </w:t>
+      </w:r>
+      <w:r>
+        <w:rPr>
+          <w:rStyle w:val="VerbatimChar"/>
+        </w:rPr>
+        <w:t xml:space="preserve">sex</w:t>
+      </w:r>
+      <w:r>
+        <w:t xml:space="preserve"> </w:t>
+      </w:r>
+      <w:r>
+        <w:t xml:space="preserve">is a variable within our</w:t>
+      </w:r>
+      <w:r>
+        <w:t xml:space="preserve"> </w:t>
+      </w:r>
+      <w:r>
+        <w:rPr>
+          <w:rStyle w:val="VerbatimChar"/>
+        </w:rPr>
+        <w:t xml:space="preserve">boto</w:t>
+      </w:r>
+      <w:r>
+        <w:t xml:space="preserve"> </w:t>
+      </w:r>
+      <w:r>
+        <w:t xml:space="preserve">dataset, we’ll include this within</w:t>
+      </w:r>
+      <w:r>
+        <w:t xml:space="preserve"> </w:t>
+      </w:r>
+      <w:r>
+        <w:rPr>
+          <w:rStyle w:val="VerbatimChar"/>
+        </w:rPr>
+        <w:t xml:space="preserve">aes()</w:t>
+      </w:r>
+      <w:r>
+        <w:t xml:space="preserve">. Remember, anything that we want to change in the figure based on a variable in our dataset, is included via `aes().</w:t>
+      </w:r>
+    </w:p>
+    <w:p>
+      <w:pPr>
+        <w:pStyle w:val="SourceCode"/>
+      </w:pPr>
+      <w:r>
+        <w:rPr>
+          <w:rStyle w:val="FunctionTok"/>
+        </w:rPr>
+        <w:t xml:space="preserve">ggplot</w:t>
+      </w:r>
+      <w:r>
+        <w:rPr>
+          <w:rStyle w:val="NormalTok"/>
+        </w:rPr>
+        <w:t xml:space="preserve">(boto) </w:t>
+      </w:r>
+      <w:r>
+        <w:rPr>
+          <w:rStyle w:val="SpecialCharTok"/>
+        </w:rPr>
+        <w:t xml:space="preserve">+</w:t>
+      </w:r>
+      <w:r>
+        <w:br/>
+      </w:r>
+      <w:r>
+        <w:rPr>
+          <w:rStyle w:val="NormalTok"/>
+        </w:rPr>
+        <w:t xml:space="preserve">  </w:t>
+      </w:r>
+      <w:r>
+        <w:rPr>
+          <w:rStyle w:val="FunctionTok"/>
+        </w:rPr>
+        <w:t xml:space="preserve">geom_point</w:t>
+      </w:r>
+      <w:r>
+        <w:rPr>
+          <w:rStyle w:val="NormalTok"/>
+        </w:rPr>
+        <w:t xml:space="preserve">(</w:t>
+      </w:r>
+      <w:r>
+        <w:rPr>
+          <w:rStyle w:val="FunctionTok"/>
+        </w:rPr>
+        <w:t xml:space="preserve">aes</w:t>
+      </w:r>
+      <w:r>
+        <w:rPr>
+          <w:rStyle w:val="NormalTok"/>
+        </w:rPr>
+        <w:t xml:space="preserve">(</w:t>
+      </w:r>
+      <w:r>
+        <w:rPr>
+          <w:rStyle w:val="AttributeTok"/>
+        </w:rPr>
+        <w:t xml:space="preserve">y =</w:t>
+      </w:r>
+      <w:r>
+        <w:rPr>
+          <w:rStyle w:val="NormalTok"/>
+        </w:rPr>
+        <w:t xml:space="preserve"> length, </w:t>
+      </w:r>
+      <w:r>
+        <w:rPr>
+          <w:rStyle w:val="AttributeTok"/>
+        </w:rPr>
+        <w:t xml:space="preserve">x =</w:t>
+      </w:r>
+      <w:r>
+        <w:rPr>
+          <w:rStyle w:val="NormalTok"/>
+        </w:rPr>
+        <w:t xml:space="preserve"> drought, </w:t>
+      </w:r>
+      <w:r>
+        <w:rPr>
+          <w:rStyle w:val="AttributeTok"/>
+        </w:rPr>
+        <w:t xml:space="preserve">colour =</w:t>
+      </w:r>
+      <w:r>
+        <w:rPr>
+          <w:rStyle w:val="NormalTok"/>
+        </w:rPr>
+        <w:t xml:space="preserve"> sex))</w:t>
+      </w:r>
+    </w:p>
+    <w:p>
+      <w:pPr>
+        <w:pStyle w:val="FirstParagraph"/>
+      </w:pPr>
+      <w:r>
         <w:drawing>
-          <wp:inline distT="0" distB="0" distL="0" distR="0" wp14:anchorId="2CC96835" wp14:editId="45AF921E">
+          <wp:inline>
             <wp:extent cx="4620126" cy="3696101"/>
-            <wp:effectExtent l="0" t="0" r="0" b="0"/>
-            <wp:docPr id="50" name="Picture"/>
-            <wp:cNvGraphicFramePr/>
-            <a:graphic xmlns:a="http://schemas.openxmlformats.org/drawingml/2006/main">
+            <wp:effectExtent b="0" l="0" r="0" t="0"/>
+            <wp:docPr descr="" title="" id="50" name="Picture"/>
+            <a:graphic>
               <a:graphicData uri="http://schemas.openxmlformats.org/drawingml/2006/picture">
-                <pic:pic xmlns:pic="http://schemas.openxmlformats.org/drawingml/2006/picture">
+                <pic:pic>
                   <pic:nvPicPr>
-                    <pic:cNvPr id="51" name="Picture" descr="W2_files/figure-docx/unnamed-chunk-14-1.png"/>
+                    <pic:cNvPr descr="W2_files/figure-docx/unnamed-chunk-21-1.png" id="51" name="Picture"/>
                     <pic:cNvPicPr>
-                      <a:picLocks noChangeAspect="1" noChangeArrowheads="1"/>
+                      <a:picLocks noChangeArrowheads="1" noChangeAspect="1"/>
                     </pic:cNvPicPr>
                   </pic:nvPicPr>
                   <pic:blipFill>
-                    <a:blip r:embed="rId14"/>
+                    <a:blip r:embed="rId49"/>
                     <a:stretch>
                       <a:fillRect/>
                     </a:stretch>
@@ -3319,16 +2828,103 @@
     </w:p>
     <w:p>
       <w:pPr>
-        <w:pStyle w:val="Heading1"/>
-      </w:pPr>
-      <w:bookmarkStart w:id="18" w:name="the-good-and-the-ugly"/>
-      <w:bookmarkStart w:id="19" w:name="_Toc174615145"/>
-      <w:bookmarkEnd w:id="16"/>
-      <w:bookmarkEnd w:id="12"/>
-      <w:r>
-        <w:t>The good and the ugly</w:t>
-      </w:r>
-      <w:bookmarkEnd w:id="19"/>
+        <w:pStyle w:val="BodyText"/>
+      </w:pPr>
+      <w:r>
+        <w:t xml:space="preserve">With a really minor additional to the code, we now have points arbitrarily coloured red and blue for female and male. In doing so, we can see some evidence for sexual dimorphism but also that drought has a negative relationship for both species.</w:t>
+      </w:r>
+    </w:p>
+    <w:p>
+      <w:pPr>
+        <w:pStyle w:val="BodyText"/>
+      </w:pPr>
+      <w:r>
+        <w:t xml:space="preserve">Let’s assume we think the points are a bit too small for our audience to read. Well in that case, we can specify a value for</w:t>
+      </w:r>
+      <w:r>
+        <w:t xml:space="preserve"> </w:t>
+      </w:r>
+      <w:r>
+        <w:rPr>
+          <w:rStyle w:val="VerbatimChar"/>
+        </w:rPr>
+        <w:t xml:space="preserve">size =</w:t>
+      </w:r>
+      <w:r>
+        <w:t xml:space="preserve">, where</w:t>
+      </w:r>
+      <w:r>
+        <w:t xml:space="preserve"> </w:t>
+      </w:r>
+      <w:r>
+        <w:rPr>
+          <w:rStyle w:val="VerbatimChar"/>
+        </w:rPr>
+        <w:t xml:space="preserve">1.5</w:t>
+      </w:r>
+      <w:r>
+        <w:t xml:space="preserve"> </w:t>
+      </w:r>
+      <w:r>
+        <w:t xml:space="preserve">is the default. Should</w:t>
+      </w:r>
+      <w:r>
+        <w:t xml:space="preserve"> </w:t>
+      </w:r>
+      <w:r>
+        <w:rPr>
+          <w:rStyle w:val="VerbatimChar"/>
+        </w:rPr>
+        <w:t xml:space="preserve">size =</w:t>
+      </w:r>
+      <w:r>
+        <w:t xml:space="preserve"> </w:t>
+      </w:r>
+      <w:r>
+        <w:t xml:space="preserve">be specified within</w:t>
+      </w:r>
+      <w:r>
+        <w:t xml:space="preserve"> </w:t>
+      </w:r>
+      <w:r>
+        <w:rPr>
+          <w:rStyle w:val="VerbatimChar"/>
+        </w:rPr>
+        <w:t xml:space="preserve">aes()</w:t>
+      </w:r>
+      <w:r>
+        <w:t xml:space="preserve"> </w:t>
+      </w:r>
+      <w:r>
+        <w:t xml:space="preserve">or outside? Well, we’re not using a variable in our dataset to determine the size of the point, so we include</w:t>
+      </w:r>
+      <w:r>
+        <w:t xml:space="preserve"> </w:t>
+      </w:r>
+      <w:r>
+        <w:rPr>
+          <w:rStyle w:val="VerbatimChar"/>
+        </w:rPr>
+        <w:t xml:space="preserve">size =</w:t>
+      </w:r>
+      <w:r>
+        <w:t xml:space="preserve"> </w:t>
+      </w:r>
+      <w:r>
+        <w:t xml:space="preserve">outside of</w:t>
+      </w:r>
+      <w:r>
+        <w:t xml:space="preserve"> </w:t>
+      </w:r>
+      <w:r>
+        <w:rPr>
+          <w:rStyle w:val="VerbatimChar"/>
+        </w:rPr>
+        <w:t xml:space="preserve">aes()</w:t>
+      </w:r>
+      <w:r>
+        <w:t xml:space="preserve">. Giving us:</w:t>
+      </w:r>
     </w:p>
     <w:p>
       <w:pPr>
@@ -3336,93 +2932,114 @@
       </w:pPr>
       <w:r>
         <w:rPr>
-          <w:rStyle w:val="NormalTok"/>
-        </w:rPr>
-        <w:t xml:space="preserve">abdn </w:t>
-      </w:r>
-      <w:r>
-        <w:rPr>
-          <w:rStyle w:val="OtherTok"/>
-        </w:rPr>
-        <w:t>&lt;-</w:t>
-      </w:r>
-      <w:r>
-        <w:rPr>
-          <w:rStyle w:val="NormalTok"/>
-        </w:rPr>
-        <w:t xml:space="preserve"> </w:t>
-      </w:r>
-      <w:r>
-        <w:rPr>
           <w:rStyle w:val="FunctionTok"/>
         </w:rPr>
-        <w:t>read.csv</w:t>
-      </w:r>
-      <w:r>
-        <w:rPr>
-          <w:rStyle w:val="NormalTok"/>
-        </w:rPr>
-        <w:t>(</w:t>
+        <w:t xml:space="preserve">ggplot</w:t>
+      </w:r>
+      <w:r>
+        <w:rPr>
+          <w:rStyle w:val="NormalTok"/>
+        </w:rPr>
+        <w:t xml:space="preserve">(boto) </w:t>
+      </w:r>
+      <w:r>
+        <w:rPr>
+          <w:rStyle w:val="SpecialCharTok"/>
+        </w:rPr>
+        <w:t xml:space="preserve">+</w:t>
+      </w:r>
+      <w:r>
+        <w:br/>
+      </w:r>
+      <w:r>
+        <w:rPr>
+          <w:rStyle w:val="NormalTok"/>
+        </w:rPr>
+        <w:t xml:space="preserve">  </w:t>
       </w:r>
       <w:r>
         <w:rPr>
           <w:rStyle w:val="FunctionTok"/>
         </w:rPr>
-        <w:t>here</w:t>
-      </w:r>
-      <w:r>
-        <w:rPr>
-          <w:rStyle w:val="NormalTok"/>
-        </w:rPr>
-        <w:t>(</w:t>
-      </w:r>
-      <w:r>
-        <w:rPr>
-          <w:rStyle w:val="StringTok"/>
-        </w:rPr>
-        <w:t>"Workshops/Workshop 2 - Data vis/Data"</w:t>
-      </w:r>
-      <w:r>
-        <w:rPr>
-          <w:rStyle w:val="NormalTok"/>
-        </w:rPr>
-        <w:t xml:space="preserve">, </w:t>
-      </w:r>
-      <w:r>
-        <w:rPr>
-          <w:rStyle w:val="StringTok"/>
-        </w:rPr>
-        <w:t>"abdn_flats.csv"</w:t>
-      </w:r>
-      <w:r>
-        <w:rPr>
-          <w:rStyle w:val="NormalTok"/>
-        </w:rPr>
-        <w:t xml:space="preserve">), </w:t>
+        <w:t xml:space="preserve">geom_point</w:t>
+      </w:r>
+      <w:r>
+        <w:rPr>
+          <w:rStyle w:val="NormalTok"/>
+        </w:rPr>
+        <w:t xml:space="preserve">(</w:t>
+      </w:r>
+      <w:r>
+        <w:rPr>
+          <w:rStyle w:val="FunctionTok"/>
+        </w:rPr>
+        <w:t xml:space="preserve">aes</w:t>
+      </w:r>
+      <w:r>
+        <w:rPr>
+          <w:rStyle w:val="NormalTok"/>
+        </w:rPr>
+        <w:t xml:space="preserve">(</w:t>
       </w:r>
       <w:r>
         <w:rPr>
           <w:rStyle w:val="AttributeTok"/>
         </w:rPr>
-        <w:t>header =</w:t>
-      </w:r>
-      <w:r>
-        <w:rPr>
-          <w:rStyle w:val="NormalTok"/>
-        </w:rPr>
-        <w:t xml:space="preserve"> </w:t>
-      </w:r>
-      <w:r>
-        <w:rPr>
-          <w:rStyle w:val="ConstantTok"/>
-        </w:rPr>
-        <w:t>TRUE</w:t>
-      </w:r>
-      <w:r>
-        <w:rPr>
-          <w:rStyle w:val="NormalTok"/>
-        </w:rPr>
-        <w:t>)</w:t>
+        <w:t xml:space="preserve">y =</w:t>
+      </w:r>
+      <w:r>
+        <w:rPr>
+          <w:rStyle w:val="NormalTok"/>
+        </w:rPr>
+        <w:t xml:space="preserve"> length, </w:t>
+      </w:r>
+      <w:r>
+        <w:rPr>
+          <w:rStyle w:val="AttributeTok"/>
+        </w:rPr>
+        <w:t xml:space="preserve">x =</w:t>
+      </w:r>
+      <w:r>
+        <w:rPr>
+          <w:rStyle w:val="NormalTok"/>
+        </w:rPr>
+        <w:t xml:space="preserve"> drought, </w:t>
+      </w:r>
+      <w:r>
+        <w:rPr>
+          <w:rStyle w:val="AttributeTok"/>
+        </w:rPr>
+        <w:t xml:space="preserve">colour =</w:t>
+      </w:r>
+      <w:r>
+        <w:rPr>
+          <w:rStyle w:val="NormalTok"/>
+        </w:rPr>
+        <w:t xml:space="preserve"> sex), </w:t>
+      </w:r>
+      <w:r>
+        <w:rPr>
+          <w:rStyle w:val="AttributeTok"/>
+        </w:rPr>
+        <w:t xml:space="preserve">size =</w:t>
+      </w:r>
+      <w:r>
+        <w:rPr>
+          <w:rStyle w:val="NormalTok"/>
+        </w:rPr>
+        <w:t xml:space="preserve"> </w:t>
+      </w:r>
+      <w:r>
+        <w:rPr>
+          <w:rStyle w:val="DecValTok"/>
+        </w:rPr>
+        <w:t xml:space="preserve">2</w:t>
+      </w:r>
+      <w:r>
+        <w:rPr>
+          <w:rStyle w:val="NormalTok"/>
+        </w:rPr>
+        <w:t xml:space="preserve">)</w:t>
       </w:r>
     </w:p>
     <w:p>
@@ -3430,375 +3047,1814 @@
         <w:pStyle w:val="FirstParagraph"/>
       </w:pPr>
       <w:r>
-        <w:lastRenderedPageBreak/>
-        <w:t xml:space="preserve">We’re going to do something that’s, hopefully, fun but also instructive. On MyAberdeen, you find a dataset called </w:t>
-      </w:r>
-      <w:r>
-        <w:rPr>
-          <w:rStyle w:val="VerbatimChar"/>
-        </w:rPr>
-        <w:t>abdn_rent.csv</w:t>
-      </w:r>
-      <w:r>
-        <w:t xml:space="preserve"> (note that this is a </w:t>
-      </w:r>
-      <w:r>
-        <w:rPr>
-          <w:rStyle w:val="VerbatimChar"/>
-        </w:rPr>
-        <w:t>.csv</w:t>
-      </w:r>
-      <w:r>
-        <w:t xml:space="preserve"> file extension and not a </w:t>
-      </w:r>
-      <w:r>
-        <w:rPr>
-          <w:rStyle w:val="VerbatimChar"/>
-        </w:rPr>
-        <w:t>.txt</w:t>
-      </w:r>
-      <w:r>
-        <w:t xml:space="preserve">, so you’ll need to use </w:t>
-      </w:r>
-      <w:r>
-        <w:rPr>
-          <w:rStyle w:val="VerbatimChar"/>
-        </w:rPr>
-        <w:t>read.csv()</w:t>
-      </w:r>
-      <w:r>
-        <w:t xml:space="preserve"> rather than </w:t>
-      </w:r>
-      <w:r>
-        <w:rPr>
-          <w:rStyle w:val="VerbatimChar"/>
-        </w:rPr>
-        <w:t>read.table()</w:t>
-      </w:r>
-      <w:r>
-        <w:t xml:space="preserve"> </w:t>
-      </w:r>
-      <w:r>
-        <w:t>when loading the data). This dataset contains 130 records (i.e. observations or samples) of rent prices for properties listed in Aberdeenshire on the ASPC website, and 11 additional variables. The variables included are:</w:t>
-      </w:r>
-    </w:p>
-    <w:p>
-      <w:pPr>
-        <w:numPr>
-          <w:ilvl w:val="0"/>
-          <w:numId w:val="11"/>
-        </w:numPr>
-      </w:pPr>
-      <w:r>
-        <w:rPr>
-          <w:rStyle w:val="VerbatimChar"/>
-        </w:rPr>
-        <w:t>price</w:t>
-      </w:r>
-      <w:r>
-        <w:t xml:space="preserve"> - the rent of the listed property</w:t>
-      </w:r>
-    </w:p>
-    <w:p>
-      <w:pPr>
-        <w:numPr>
-          <w:ilvl w:val="0"/>
-          <w:numId w:val="11"/>
-        </w:numPr>
-      </w:pPr>
-      <w:r>
-        <w:rPr>
-          <w:rStyle w:val="VerbatimChar"/>
-        </w:rPr>
-        <w:t>beds</w:t>
-      </w:r>
-      <w:r>
-        <w:t xml:space="preserve"> - the number of bedrooms in the property</w:t>
-      </w:r>
-    </w:p>
-    <w:p>
-      <w:pPr>
-        <w:numPr>
-          <w:ilvl w:val="0"/>
-          <w:numId w:val="11"/>
-        </w:numPr>
-      </w:pPr>
-      <w:r>
-        <w:rPr>
-          <w:rStyle w:val="VerbatimChar"/>
-        </w:rPr>
-        <w:t>living</w:t>
-      </w:r>
-      <w:r>
-        <w:t xml:space="preserve"> - the number of living rooms in the property</w:t>
-      </w:r>
-    </w:p>
-    <w:p>
-      <w:pPr>
-        <w:numPr>
-          <w:ilvl w:val="0"/>
-          <w:numId w:val="11"/>
-        </w:numPr>
-      </w:pPr>
-      <w:r>
-        <w:rPr>
-          <w:rStyle w:val="VerbatimChar"/>
-        </w:rPr>
-        <w:t>baths</w:t>
-      </w:r>
-      <w:r>
-        <w:t xml:space="preserve"> - the number of bathrooms</w:t>
-      </w:r>
-    </w:p>
-    <w:p>
-      <w:pPr>
-        <w:numPr>
-          <w:ilvl w:val="0"/>
-          <w:numId w:val="11"/>
-        </w:numPr>
-      </w:pPr>
-      <w:r>
-        <w:rPr>
-          <w:rStyle w:val="VerbatimChar"/>
-        </w:rPr>
-        <w:t>sqmt</w:t>
-      </w:r>
-      <w:r>
-        <w:t xml:space="preserve"> - the total floor area of the property (measured in m^2)</w:t>
-      </w:r>
-    </w:p>
-    <w:p>
-      <w:pPr>
-        <w:numPr>
-          <w:ilvl w:val="0"/>
-          <w:numId w:val="11"/>
-        </w:numPr>
-      </w:pPr>
-      <w:r>
-        <w:rPr>
-          <w:rStyle w:val="VerbatimChar"/>
-        </w:rPr>
-        <w:t>epc</w:t>
-      </w:r>
-      <w:r>
-        <w:t xml:space="preserve"> </w:t>
-      </w:r>
-      <w:r>
-        <w:t>- th Energy Performance Certificate (A is highly energy efficient, G is terrible)</w:t>
-      </w:r>
-    </w:p>
-    <w:p>
-      <w:pPr>
-        <w:numPr>
-          <w:ilvl w:val="0"/>
-          <w:numId w:val="11"/>
-        </w:numPr>
-      </w:pPr>
-      <w:r>
-        <w:rPr>
-          <w:rStyle w:val="VerbatimChar"/>
-        </w:rPr>
-        <w:t>tax</w:t>
-      </w:r>
-      <w:r>
-        <w:t xml:space="preserve"> - the council tax band (which is based on the value of the property on 1/4/1991, A is the lowest council tax, H is the highest possible)</w:t>
-      </w:r>
-    </w:p>
-    <w:p>
-      <w:pPr>
-        <w:numPr>
-          <w:ilvl w:val="0"/>
-          <w:numId w:val="11"/>
-        </w:numPr>
-      </w:pPr>
-      <w:r>
-        <w:rPr>
-          <w:rStyle w:val="VerbatimChar"/>
-        </w:rPr>
-        <w:t>date</w:t>
-      </w:r>
-      <w:r>
-        <w:t xml:space="preserve"> - the date when the record was </w:t>
-      </w:r>
-      <w:r>
-        <w:rPr>
-          <w:i/>
-          <w:iCs/>
-        </w:rPr>
-        <w:t>added to the dataset</w:t>
-      </w:r>
-      <w:r>
-        <w:t xml:space="preserve"> (note this is not when the property was listed on the site)</w:t>
-      </w:r>
-    </w:p>
-    <w:p>
-      <w:pPr>
-        <w:numPr>
-          <w:ilvl w:val="0"/>
-          <w:numId w:val="11"/>
-        </w:numPr>
-      </w:pPr>
-      <w:r>
-        <w:rPr>
-          <w:rStyle w:val="VerbatimChar"/>
-        </w:rPr>
-        <w:t>link</w:t>
-      </w:r>
-      <w:r>
-        <w:t xml:space="preserve"> - web link for the property listing</w:t>
-      </w:r>
-    </w:p>
-    <w:p>
-      <w:pPr>
-        <w:numPr>
-          <w:ilvl w:val="0"/>
-          <w:numId w:val="11"/>
-        </w:numPr>
-      </w:pPr>
-      <w:r>
-        <w:rPr>
-          <w:rStyle w:val="VerbatimChar"/>
-        </w:rPr>
-        <w:t>house</w:t>
-      </w:r>
-      <w:r>
-        <w:t xml:space="preserve"> - the property name or address</w:t>
-      </w:r>
-    </w:p>
-    <w:p>
-      <w:pPr>
-        <w:numPr>
-          <w:ilvl w:val="0"/>
-          <w:numId w:val="11"/>
-        </w:numPr>
-      </w:pPr>
-      <w:r>
-        <w:rPr>
-          <w:rStyle w:val="VerbatimChar"/>
-        </w:rPr>
-        <w:t>lat</w:t>
-      </w:r>
-      <w:r>
-        <w:t xml:space="preserve"> - the latitude coordinates of the property (note latitude is North to South - think of a “ladder”, sounds kinda like “latter” going up)</w:t>
-      </w:r>
-    </w:p>
-    <w:p>
-      <w:pPr>
-        <w:numPr>
-          <w:ilvl w:val="0"/>
-          <w:numId w:val="11"/>
-        </w:numPr>
-      </w:pPr>
-      <w:r>
-        <w:rPr>
-          <w:rStyle w:val="VerbatimChar"/>
-        </w:rPr>
-        <w:t>lon</w:t>
-      </w:r>
-      <w:r>
-        <w:t xml:space="preserve"> - the longitude coordinates of the property (note longitude is East to West - think of “the </w:t>
-      </w:r>
-      <w:r>
-        <w:rPr>
-          <w:i/>
-          <w:iCs/>
-        </w:rPr>
-        <w:t>long</w:t>
-      </w:r>
-      <w:r>
-        <w:t xml:space="preserve"> way around”)</w:t>
-      </w:r>
-    </w:p>
-    <w:p>
-      <w:pPr>
-        <w:pStyle w:val="FirstParagraph"/>
-      </w:pPr>
-      <w:r>
-        <w:t xml:space="preserve">Spend a bit of time familiarising yourself with the data, i.e. do a quick EDA to make sure there’s nothing weird. If you find what you think is a mistake, well in this case, you can check and correct yourself, as you have the </w:t>
-      </w:r>
-      <w:r>
-        <w:rPr>
-          <w:i/>
-          <w:iCs/>
-        </w:rPr>
-        <w:t>original</w:t>
-      </w:r>
-      <w:r>
-        <w:t xml:space="preserve"> data because of the web link! Once you’re happy you know the data, let’s get to the tasks.</w:t>
-      </w:r>
-    </w:p>
-    <w:p>
-      <w:pPr>
-        <w:pStyle w:val="Heading2"/>
-      </w:pPr>
-      <w:bookmarkStart w:id="20" w:name="the-good"/>
-      <w:bookmarkStart w:id="21" w:name="_Toc174615146"/>
-      <w:r>
-        <w:t>The good</w:t>
-      </w:r>
-      <w:bookmarkEnd w:id="21"/>
-    </w:p>
-    <w:p>
-      <w:pPr>
-        <w:pStyle w:val="FirstParagraph"/>
-      </w:pPr>
-      <w:r>
-        <w:t xml:space="preserve">Using whichever variables you like, make the most informative and visually appealing figure you can. Imagine you have been hired by a real estate company to create a figure that helps potential renters understand what may be determining rent prices, using </w:t>
-      </w:r>
-      <w:r>
-        <w:rPr>
-          <w:rStyle w:val="VerbatimChar"/>
-        </w:rPr>
-        <w:t>R</w:t>
-      </w:r>
-      <w:r>
-        <w:t xml:space="preserve">, </w:t>
-      </w:r>
-      <w:r>
-        <w:rPr>
-          <w:rStyle w:val="VerbatimChar"/>
-        </w:rPr>
-        <w:t>ggplot2</w:t>
-      </w:r>
-      <w:r>
-        <w:t xml:space="preserve"> and the </w:t>
-      </w:r>
-      <w:r>
-        <w:rPr>
-          <w:rStyle w:val="VerbatimChar"/>
-        </w:rPr>
-        <w:t>abdn_rent.csv</w:t>
-      </w:r>
-      <w:r>
-        <w:t xml:space="preserve"> dataset. Curious how much you might get paid to do this?</w:t>
-      </w:r>
-    </w:p>
-    <w:p>
-      <w:pPr>
-        <w:pStyle w:val="CaptionedFigure"/>
-      </w:pPr>
-      <w:r>
-        <w:rPr>
-          <w:noProof/>
-        </w:rPr>
-        <w:lastRenderedPageBreak/>
         <w:drawing>
-          <wp:inline distT="0" distB="0" distL="0" distR="0" wp14:anchorId="7B857312" wp14:editId="499C6224">
-            <wp:extent cx="5943600" cy="3093288"/>
-            <wp:effectExtent l="0" t="0" r="0" b="0"/>
-            <wp:docPr id="55" name="Picture" descr="Look at that salary!"/>
-            <wp:cNvGraphicFramePr/>
-            <a:graphic xmlns:a="http://schemas.openxmlformats.org/drawingml/2006/main">
+          <wp:inline>
+            <wp:extent cx="4620126" cy="3696101"/>
+            <wp:effectExtent b="0" l="0" r="0" t="0"/>
+            <wp:docPr descr="" title="" id="53" name="Picture"/>
+            <a:graphic>
               <a:graphicData uri="http://schemas.openxmlformats.org/drawingml/2006/picture">
-                <pic:pic xmlns:pic="http://schemas.openxmlformats.org/drawingml/2006/picture">
+                <pic:pic>
                   <pic:nvPicPr>
-                    <pic:cNvPr id="56" name="Picture" descr="H:/003%20-%20Teaching/006-BI3010/Workshops/Workshop%202%20-%20Data%20vis/athletics.PNG"/>
+                    <pic:cNvPr descr="W2_files/figure-docx/unnamed-chunk-22-1.png" id="54" name="Picture"/>
                     <pic:cNvPicPr>
-                      <a:picLocks noChangeAspect="1" noChangeArrowheads="1"/>
+                      <a:picLocks noChangeArrowheads="1" noChangeAspect="1"/>
                     </pic:cNvPicPr>
                   </pic:nvPicPr>
                   <pic:blipFill>
-                    <a:blip r:embed="rId15"/>
+                    <a:blip r:embed="rId52"/>
+                    <a:stretch>
+                      <a:fillRect/>
+                    </a:stretch>
+                  </pic:blipFill>
+                  <pic:spPr bwMode="auto">
+                    <a:xfrm>
+                      <a:off x="0" y="0"/>
+                      <a:ext cx="4620126" cy="3696101"/>
+                    </a:xfrm>
+                    <a:prstGeom prst="rect">
+                      <a:avLst/>
+                    </a:prstGeom>
+                    <a:noFill/>
+                    <a:ln w="9525">
+                      <a:noFill/>
+                      <a:headEnd/>
+                      <a:tailEnd/>
+                    </a:ln>
+                  </pic:spPr>
+                </pic:pic>
+              </a:graphicData>
+            </a:graphic>
+          </wp:inline>
+        </w:drawing>
+      </w:r>
+    </w:p>
+    <w:p>
+      <w:pPr>
+        <w:pStyle w:val="BodyText"/>
+      </w:pPr>
+      <w:r>
+        <w:t xml:space="preserve">Easy enough but the figure still looks kinda ugly. Let’s go about making it more visually appealing. A really easy way to do this is to use select on of many themes built into</w:t>
+      </w:r>
+      <w:r>
+        <w:t xml:space="preserve"> </w:t>
+      </w:r>
+      <w:r>
+        <w:rPr>
+          <w:rStyle w:val="VerbatimChar"/>
+        </w:rPr>
+        <w:t xml:space="preserve">ggplot2</w:t>
+      </w:r>
+      <w:r>
+        <w:t xml:space="preserve">. Personally, I tend to use</w:t>
+      </w:r>
+      <w:r>
+        <w:t xml:space="preserve"> </w:t>
+      </w:r>
+      <w:r>
+        <w:rPr>
+          <w:rStyle w:val="VerbatimChar"/>
+        </w:rPr>
+        <w:t xml:space="preserve">theme_bw()</w:t>
+      </w:r>
+      <w:r>
+        <w:t xml:space="preserve"> </w:t>
+      </w:r>
+      <w:r>
+        <w:t xml:space="preserve">or</w:t>
+      </w:r>
+      <w:r>
+        <w:t xml:space="preserve"> </w:t>
+      </w:r>
+      <w:r>
+        <w:rPr>
+          <w:rStyle w:val="VerbatimChar"/>
+        </w:rPr>
+        <w:t xml:space="preserve">theme_minimal()</w:t>
+      </w:r>
+      <w:r>
+        <w:t xml:space="preserve"> </w:t>
+      </w:r>
+      <w:r>
+        <w:t xml:space="preserve">but have a look online for other options if you don’t like these. The next question, though, is how do we include these themes? As an additional layer. And because themes change the overall look of a figure, we can place it anywhere in our layers (though traditionally they’re placed at the end). At the same time, let’s change the labels to make it look less like</w:t>
+      </w:r>
+      <w:r>
+        <w:t xml:space="preserve"> </w:t>
+      </w:r>
+      <w:r>
+        <w:t xml:space="preserve">“</w:t>
+      </w:r>
+      <w:r>
+        <w:t xml:space="preserve">code</w:t>
+      </w:r>
+      <w:r>
+        <w:t xml:space="preserve">”</w:t>
+      </w:r>
+      <w:r>
+        <w:t xml:space="preserve"> </w:t>
+      </w:r>
+      <w:r>
+        <w:t xml:space="preserve">and more polished. To do so, we can create another layer using the</w:t>
+      </w:r>
+      <w:r>
+        <w:t xml:space="preserve"> </w:t>
+      </w:r>
+      <w:r>
+        <w:rPr>
+          <w:rStyle w:val="VerbatimChar"/>
+        </w:rPr>
+        <w:t xml:space="preserve">labs()</w:t>
+      </w:r>
+      <w:r>
+        <w:t xml:space="preserve"> </w:t>
+      </w:r>
+      <w:r>
+        <w:t xml:space="preserve">(short for labels) function:</w:t>
+      </w:r>
+    </w:p>
+    <w:p>
+      <w:pPr>
+        <w:pStyle w:val="SourceCode"/>
+      </w:pPr>
+      <w:r>
+        <w:rPr>
+          <w:rStyle w:val="FunctionTok"/>
+        </w:rPr>
+        <w:t xml:space="preserve">ggplot</w:t>
+      </w:r>
+      <w:r>
+        <w:rPr>
+          <w:rStyle w:val="NormalTok"/>
+        </w:rPr>
+        <w:t xml:space="preserve">(boto) </w:t>
+      </w:r>
+      <w:r>
+        <w:rPr>
+          <w:rStyle w:val="SpecialCharTok"/>
+        </w:rPr>
+        <w:t xml:space="preserve">+</w:t>
+      </w:r>
+      <w:r>
+        <w:br/>
+      </w:r>
+      <w:r>
+        <w:rPr>
+          <w:rStyle w:val="NormalTok"/>
+        </w:rPr>
+        <w:t xml:space="preserve">  </w:t>
+      </w:r>
+      <w:r>
+        <w:rPr>
+          <w:rStyle w:val="FunctionTok"/>
+        </w:rPr>
+        <w:t xml:space="preserve">geom_point</w:t>
+      </w:r>
+      <w:r>
+        <w:rPr>
+          <w:rStyle w:val="NormalTok"/>
+        </w:rPr>
+        <w:t xml:space="preserve">(</w:t>
+      </w:r>
+      <w:r>
+        <w:rPr>
+          <w:rStyle w:val="FunctionTok"/>
+        </w:rPr>
+        <w:t xml:space="preserve">aes</w:t>
+      </w:r>
+      <w:r>
+        <w:rPr>
+          <w:rStyle w:val="NormalTok"/>
+        </w:rPr>
+        <w:t xml:space="preserve">(</w:t>
+      </w:r>
+      <w:r>
+        <w:rPr>
+          <w:rStyle w:val="AttributeTok"/>
+        </w:rPr>
+        <w:t xml:space="preserve">y =</w:t>
+      </w:r>
+      <w:r>
+        <w:rPr>
+          <w:rStyle w:val="NormalTok"/>
+        </w:rPr>
+        <w:t xml:space="preserve"> length, </w:t>
+      </w:r>
+      <w:r>
+        <w:rPr>
+          <w:rStyle w:val="AttributeTok"/>
+        </w:rPr>
+        <w:t xml:space="preserve">x =</w:t>
+      </w:r>
+      <w:r>
+        <w:rPr>
+          <w:rStyle w:val="NormalTok"/>
+        </w:rPr>
+        <w:t xml:space="preserve"> drought, </w:t>
+      </w:r>
+      <w:r>
+        <w:rPr>
+          <w:rStyle w:val="AttributeTok"/>
+        </w:rPr>
+        <w:t xml:space="preserve">colour =</w:t>
+      </w:r>
+      <w:r>
+        <w:rPr>
+          <w:rStyle w:val="NormalTok"/>
+        </w:rPr>
+        <w:t xml:space="preserve"> sex), </w:t>
+      </w:r>
+      <w:r>
+        <w:rPr>
+          <w:rStyle w:val="AttributeTok"/>
+        </w:rPr>
+        <w:t xml:space="preserve">size =</w:t>
+      </w:r>
+      <w:r>
+        <w:rPr>
+          <w:rStyle w:val="NormalTok"/>
+        </w:rPr>
+        <w:t xml:space="preserve"> </w:t>
+      </w:r>
+      <w:r>
+        <w:rPr>
+          <w:rStyle w:val="DecValTok"/>
+        </w:rPr>
+        <w:t xml:space="preserve">2</w:t>
+      </w:r>
+      <w:r>
+        <w:rPr>
+          <w:rStyle w:val="NormalTok"/>
+        </w:rPr>
+        <w:t xml:space="preserve">) </w:t>
+      </w:r>
+      <w:r>
+        <w:rPr>
+          <w:rStyle w:val="SpecialCharTok"/>
+        </w:rPr>
+        <w:t xml:space="preserve">+</w:t>
+      </w:r>
+      <w:r>
+        <w:br/>
+      </w:r>
+      <w:r>
+        <w:rPr>
+          <w:rStyle w:val="NormalTok"/>
+        </w:rPr>
+        <w:t xml:space="preserve">  </w:t>
+      </w:r>
+      <w:r>
+        <w:rPr>
+          <w:rStyle w:val="FunctionTok"/>
+        </w:rPr>
+        <w:t xml:space="preserve">labs</w:t>
+      </w:r>
+      <w:r>
+        <w:rPr>
+          <w:rStyle w:val="NormalTok"/>
+        </w:rPr>
+        <w:t xml:space="preserve">(</w:t>
+      </w:r>
+      <w:r>
+        <w:rPr>
+          <w:rStyle w:val="AttributeTok"/>
+        </w:rPr>
+        <w:t xml:space="preserve">y =</w:t>
+      </w:r>
+      <w:r>
+        <w:rPr>
+          <w:rStyle w:val="NormalTok"/>
+        </w:rPr>
+        <w:t xml:space="preserve"> </w:t>
+      </w:r>
+      <w:r>
+        <w:rPr>
+          <w:rStyle w:val="StringTok"/>
+        </w:rPr>
+        <w:t xml:space="preserve">"Boto length (cm)"</w:t>
+      </w:r>
+      <w:r>
+        <w:rPr>
+          <w:rStyle w:val="NormalTok"/>
+        </w:rPr>
+        <w:t xml:space="preserve">,</w:t>
+      </w:r>
+      <w:r>
+        <w:br/>
+      </w:r>
+      <w:r>
+        <w:rPr>
+          <w:rStyle w:val="NormalTok"/>
+        </w:rPr>
+        <w:t xml:space="preserve">       </w:t>
+      </w:r>
+      <w:r>
+        <w:rPr>
+          <w:rStyle w:val="AttributeTok"/>
+        </w:rPr>
+        <w:t xml:space="preserve">x =</w:t>
+      </w:r>
+      <w:r>
+        <w:rPr>
+          <w:rStyle w:val="NormalTok"/>
+        </w:rPr>
+        <w:t xml:space="preserve"> </w:t>
+      </w:r>
+      <w:r>
+        <w:rPr>
+          <w:rStyle w:val="StringTok"/>
+        </w:rPr>
+        <w:t xml:space="preserve">"Number of droughts in past 20 years"</w:t>
+      </w:r>
+      <w:r>
+        <w:rPr>
+          <w:rStyle w:val="NormalTok"/>
+        </w:rPr>
+        <w:t xml:space="preserve">,</w:t>
+      </w:r>
+      <w:r>
+        <w:br/>
+      </w:r>
+      <w:r>
+        <w:rPr>
+          <w:rStyle w:val="NormalTok"/>
+        </w:rPr>
+        <w:t xml:space="preserve">       </w:t>
+      </w:r>
+      <w:r>
+        <w:rPr>
+          <w:rStyle w:val="AttributeTok"/>
+        </w:rPr>
+        <w:t xml:space="preserve">colour =</w:t>
+      </w:r>
+      <w:r>
+        <w:rPr>
+          <w:rStyle w:val="NormalTok"/>
+        </w:rPr>
+        <w:t xml:space="preserve"> </w:t>
+      </w:r>
+      <w:r>
+        <w:rPr>
+          <w:rStyle w:val="StringTok"/>
+        </w:rPr>
+        <w:t xml:space="preserve">"Boto sex"</w:t>
+      </w:r>
+      <w:r>
+        <w:rPr>
+          <w:rStyle w:val="NormalTok"/>
+        </w:rPr>
+        <w:t xml:space="preserve">) </w:t>
+      </w:r>
+      <w:r>
+        <w:rPr>
+          <w:rStyle w:val="SpecialCharTok"/>
+        </w:rPr>
+        <w:t xml:space="preserve">+</w:t>
+      </w:r>
+      <w:r>
+        <w:br/>
+      </w:r>
+      <w:r>
+        <w:rPr>
+          <w:rStyle w:val="NormalTok"/>
+        </w:rPr>
+        <w:t xml:space="preserve">  </w:t>
+      </w:r>
+      <w:r>
+        <w:rPr>
+          <w:rStyle w:val="FunctionTok"/>
+        </w:rPr>
+        <w:t xml:space="preserve">theme_bw</w:t>
+      </w:r>
+      <w:r>
+        <w:rPr>
+          <w:rStyle w:val="NormalTok"/>
+        </w:rPr>
+        <w:t xml:space="preserve">()</w:t>
+      </w:r>
+    </w:p>
+    <w:p>
+      <w:pPr>
+        <w:pStyle w:val="FirstParagraph"/>
+      </w:pPr>
+      <w:r>
+        <w:drawing>
+          <wp:inline>
+            <wp:extent cx="4620126" cy="3696101"/>
+            <wp:effectExtent b="0" l="0" r="0" t="0"/>
+            <wp:docPr descr="" title="" id="56" name="Picture"/>
+            <a:graphic>
+              <a:graphicData uri="http://schemas.openxmlformats.org/drawingml/2006/picture">
+                <pic:pic>
+                  <pic:nvPicPr>
+                    <pic:cNvPr descr="W2_files/figure-docx/unnamed-chunk-23-1.png" id="57" name="Picture"/>
+                    <pic:cNvPicPr>
+                      <a:picLocks noChangeArrowheads="1" noChangeAspect="1"/>
+                    </pic:cNvPicPr>
+                  </pic:nvPicPr>
+                  <pic:blipFill>
+                    <a:blip r:embed="rId55"/>
+                    <a:stretch>
+                      <a:fillRect/>
+                    </a:stretch>
+                  </pic:blipFill>
+                  <pic:spPr bwMode="auto">
+                    <a:xfrm>
+                      <a:off x="0" y="0"/>
+                      <a:ext cx="4620126" cy="3696101"/>
+                    </a:xfrm>
+                    <a:prstGeom prst="rect">
+                      <a:avLst/>
+                    </a:prstGeom>
+                    <a:noFill/>
+                    <a:ln w="9525">
+                      <a:noFill/>
+                      <a:headEnd/>
+                      <a:tailEnd/>
+                    </a:ln>
+                  </pic:spPr>
+                </pic:pic>
+              </a:graphicData>
+            </a:graphic>
+          </wp:inline>
+        </w:drawing>
+      </w:r>
+    </w:p>
+    <w:p>
+      <w:pPr>
+        <w:pStyle w:val="BodyText"/>
+      </w:pPr>
+      <w:r>
+        <w:t xml:space="preserve">The last graphing option we’ll cover in this workshop is facetting. Facetting allows us to split a figure into multiple smaller figures (technically called</w:t>
+      </w:r>
+      <w:r>
+        <w:t xml:space="preserve"> </w:t>
+      </w:r>
+      <w:r>
+        <w:t xml:space="preserve">“</w:t>
+      </w:r>
+      <w:r>
+        <w:t xml:space="preserve">multiple</w:t>
+      </w:r>
+      <w:r>
+        <w:t xml:space="preserve">”</w:t>
+      </w:r>
+      <w:r>
+        <w:t xml:space="preserve">) based on a variable in our dataset. There are two options for facetting;</w:t>
+      </w:r>
+      <w:r>
+        <w:t xml:space="preserve"> </w:t>
+      </w:r>
+      <w:r>
+        <w:rPr>
+          <w:rStyle w:val="VerbatimChar"/>
+        </w:rPr>
+        <w:t xml:space="preserve">facet_wrap()</w:t>
+      </w:r>
+      <w:r>
+        <w:t xml:space="preserve"> </w:t>
+      </w:r>
+      <w:r>
+        <w:t xml:space="preserve">and</w:t>
+      </w:r>
+      <w:r>
+        <w:t xml:space="preserve"> </w:t>
+      </w:r>
+      <w:r>
+        <w:rPr>
+          <w:rStyle w:val="VerbatimChar"/>
+        </w:rPr>
+        <w:t xml:space="preserve">facet_grid()</w:t>
+      </w:r>
+      <w:r>
+        <w:t xml:space="preserve">. The difference between the two is that</w:t>
+      </w:r>
+      <w:r>
+        <w:t xml:space="preserve"> </w:t>
+      </w:r>
+      <w:r>
+        <w:rPr>
+          <w:rStyle w:val="VerbatimChar"/>
+        </w:rPr>
+        <w:t xml:space="preserve">facet_grid()</w:t>
+      </w:r>
+      <w:r>
+        <w:t xml:space="preserve"> </w:t>
+      </w:r>
+      <w:r>
+        <w:t xml:space="preserve">gives you fairly precise control, especially when you want to facet based on two variables,</w:t>
+      </w:r>
+      <w:r>
+        <w:t xml:space="preserve"> </w:t>
+      </w:r>
+      <w:r>
+        <w:rPr>
+          <w:rStyle w:val="VerbatimChar"/>
+        </w:rPr>
+        <w:t xml:space="preserve">facet_wrap()</w:t>
+      </w:r>
+      <w:r>
+        <w:t xml:space="preserve"> </w:t>
+      </w:r>
+      <w:r>
+        <w:t xml:space="preserve">will automate some of the decisions for you. Generally,</w:t>
+      </w:r>
+      <w:r>
+        <w:t xml:space="preserve"> </w:t>
+      </w:r>
+      <w:r>
+        <w:rPr>
+          <w:rStyle w:val="VerbatimChar"/>
+        </w:rPr>
+        <w:t xml:space="preserve">facet_wrap()</w:t>
+      </w:r>
+      <w:r>
+        <w:t xml:space="preserve"> </w:t>
+      </w:r>
+      <w:r>
+        <w:t xml:space="preserve">works well and is a good option to start with. In either, we need to specify how we want to split our figure into multiples, and to do so we use</w:t>
+      </w:r>
+      <w:r>
+        <w:t xml:space="preserve"> </w:t>
+      </w:r>
+      <w:r>
+        <w:rPr>
+          <w:rStyle w:val="VerbatimChar"/>
+        </w:rPr>
+        <w:t xml:space="preserve">~</w:t>
+      </w:r>
+      <w:r>
+        <w:t xml:space="preserve"> </w:t>
+      </w:r>
+      <w:r>
+        <w:t xml:space="preserve">(called</w:t>
+      </w:r>
+      <w:r>
+        <w:t xml:space="preserve"> </w:t>
+      </w:r>
+      <w:r>
+        <w:t xml:space="preserve">“</w:t>
+      </w:r>
+      <w:r>
+        <w:t xml:space="preserve">tilde</w:t>
+      </w:r>
+      <w:r>
+        <w:t xml:space="preserve">”</w:t>
+      </w:r>
+      <w:r>
+        <w:t xml:space="preserve">). For instance, if we use the code</w:t>
+      </w:r>
+      <w:r>
+        <w:t xml:space="preserve"> </w:t>
+      </w:r>
+      <w:r>
+        <w:rPr>
+          <w:rStyle w:val="VerbatimChar"/>
+        </w:rPr>
+        <w:t xml:space="preserve">facet_wrap(~sex)</w:t>
+      </w:r>
+      <w:r>
+        <w:t xml:space="preserve"> </w:t>
+      </w:r>
+      <w:r>
+        <w:t xml:space="preserve">then it’s like we’re saying</w:t>
+      </w:r>
+      <w:r>
+        <w:t xml:space="preserve"> </w:t>
+      </w:r>
+      <w:r>
+        <w:t xml:space="preserve">“</w:t>
+      </w:r>
+      <w:r>
+        <w:t xml:space="preserve">split the figure into multiple facets based on sex</w:t>
+      </w:r>
+      <w:r>
+        <w:t xml:space="preserve">”</w:t>
+      </w:r>
+      <w:r>
+        <w:t xml:space="preserve">. If we do that we get:</w:t>
+      </w:r>
+    </w:p>
+    <w:p>
+      <w:pPr>
+        <w:pStyle w:val="SourceCode"/>
+      </w:pPr>
+      <w:r>
+        <w:rPr>
+          <w:rStyle w:val="FunctionTok"/>
+        </w:rPr>
+        <w:t xml:space="preserve">ggplot</w:t>
+      </w:r>
+      <w:r>
+        <w:rPr>
+          <w:rStyle w:val="NormalTok"/>
+        </w:rPr>
+        <w:t xml:space="preserve">(boto) </w:t>
+      </w:r>
+      <w:r>
+        <w:rPr>
+          <w:rStyle w:val="SpecialCharTok"/>
+        </w:rPr>
+        <w:t xml:space="preserve">+</w:t>
+      </w:r>
+      <w:r>
+        <w:br/>
+      </w:r>
+      <w:r>
+        <w:rPr>
+          <w:rStyle w:val="NormalTok"/>
+        </w:rPr>
+        <w:t xml:space="preserve">  </w:t>
+      </w:r>
+      <w:r>
+        <w:rPr>
+          <w:rStyle w:val="FunctionTok"/>
+        </w:rPr>
+        <w:t xml:space="preserve">geom_point</w:t>
+      </w:r>
+      <w:r>
+        <w:rPr>
+          <w:rStyle w:val="NormalTok"/>
+        </w:rPr>
+        <w:t xml:space="preserve">(</w:t>
+      </w:r>
+      <w:r>
+        <w:rPr>
+          <w:rStyle w:val="FunctionTok"/>
+        </w:rPr>
+        <w:t xml:space="preserve">aes</w:t>
+      </w:r>
+      <w:r>
+        <w:rPr>
+          <w:rStyle w:val="NormalTok"/>
+        </w:rPr>
+        <w:t xml:space="preserve">(</w:t>
+      </w:r>
+      <w:r>
+        <w:rPr>
+          <w:rStyle w:val="AttributeTok"/>
+        </w:rPr>
+        <w:t xml:space="preserve">y =</w:t>
+      </w:r>
+      <w:r>
+        <w:rPr>
+          <w:rStyle w:val="NormalTok"/>
+        </w:rPr>
+        <w:t xml:space="preserve"> length, </w:t>
+      </w:r>
+      <w:r>
+        <w:rPr>
+          <w:rStyle w:val="AttributeTok"/>
+        </w:rPr>
+        <w:t xml:space="preserve">x =</w:t>
+      </w:r>
+      <w:r>
+        <w:rPr>
+          <w:rStyle w:val="NormalTok"/>
+        </w:rPr>
+        <w:t xml:space="preserve"> drought, </w:t>
+      </w:r>
+      <w:r>
+        <w:rPr>
+          <w:rStyle w:val="AttributeTok"/>
+        </w:rPr>
+        <w:t xml:space="preserve">colour =</w:t>
+      </w:r>
+      <w:r>
+        <w:rPr>
+          <w:rStyle w:val="NormalTok"/>
+        </w:rPr>
+        <w:t xml:space="preserve"> sex), </w:t>
+      </w:r>
+      <w:r>
+        <w:rPr>
+          <w:rStyle w:val="AttributeTok"/>
+        </w:rPr>
+        <w:t xml:space="preserve">size =</w:t>
+      </w:r>
+      <w:r>
+        <w:rPr>
+          <w:rStyle w:val="NormalTok"/>
+        </w:rPr>
+        <w:t xml:space="preserve"> </w:t>
+      </w:r>
+      <w:r>
+        <w:rPr>
+          <w:rStyle w:val="DecValTok"/>
+        </w:rPr>
+        <w:t xml:space="preserve">2</w:t>
+      </w:r>
+      <w:r>
+        <w:rPr>
+          <w:rStyle w:val="NormalTok"/>
+        </w:rPr>
+        <w:t xml:space="preserve">) </w:t>
+      </w:r>
+      <w:r>
+        <w:rPr>
+          <w:rStyle w:val="SpecialCharTok"/>
+        </w:rPr>
+        <w:t xml:space="preserve">+</w:t>
+      </w:r>
+      <w:r>
+        <w:br/>
+      </w:r>
+      <w:r>
+        <w:rPr>
+          <w:rStyle w:val="NormalTok"/>
+        </w:rPr>
+        <w:t xml:space="preserve">  </w:t>
+      </w:r>
+      <w:r>
+        <w:rPr>
+          <w:rStyle w:val="FunctionTok"/>
+        </w:rPr>
+        <w:t xml:space="preserve">labs</w:t>
+      </w:r>
+      <w:r>
+        <w:rPr>
+          <w:rStyle w:val="NormalTok"/>
+        </w:rPr>
+        <w:t xml:space="preserve">(</w:t>
+      </w:r>
+      <w:r>
+        <w:rPr>
+          <w:rStyle w:val="AttributeTok"/>
+        </w:rPr>
+        <w:t xml:space="preserve">y =</w:t>
+      </w:r>
+      <w:r>
+        <w:rPr>
+          <w:rStyle w:val="NormalTok"/>
+        </w:rPr>
+        <w:t xml:space="preserve"> </w:t>
+      </w:r>
+      <w:r>
+        <w:rPr>
+          <w:rStyle w:val="StringTok"/>
+        </w:rPr>
+        <w:t xml:space="preserve">"Boto length (cm)"</w:t>
+      </w:r>
+      <w:r>
+        <w:rPr>
+          <w:rStyle w:val="NormalTok"/>
+        </w:rPr>
+        <w:t xml:space="preserve">,</w:t>
+      </w:r>
+      <w:r>
+        <w:br/>
+      </w:r>
+      <w:r>
+        <w:rPr>
+          <w:rStyle w:val="NormalTok"/>
+        </w:rPr>
+        <w:t xml:space="preserve">       </w:t>
+      </w:r>
+      <w:r>
+        <w:rPr>
+          <w:rStyle w:val="AttributeTok"/>
+        </w:rPr>
+        <w:t xml:space="preserve">x =</w:t>
+      </w:r>
+      <w:r>
+        <w:rPr>
+          <w:rStyle w:val="NormalTok"/>
+        </w:rPr>
+        <w:t xml:space="preserve"> </w:t>
+      </w:r>
+      <w:r>
+        <w:rPr>
+          <w:rStyle w:val="StringTok"/>
+        </w:rPr>
+        <w:t xml:space="preserve">"Number of droughts in past 20 years"</w:t>
+      </w:r>
+      <w:r>
+        <w:rPr>
+          <w:rStyle w:val="NormalTok"/>
+        </w:rPr>
+        <w:t xml:space="preserve">,</w:t>
+      </w:r>
+      <w:r>
+        <w:br/>
+      </w:r>
+      <w:r>
+        <w:rPr>
+          <w:rStyle w:val="NormalTok"/>
+        </w:rPr>
+        <w:t xml:space="preserve">       </w:t>
+      </w:r>
+      <w:r>
+        <w:rPr>
+          <w:rStyle w:val="AttributeTok"/>
+        </w:rPr>
+        <w:t xml:space="preserve">colour =</w:t>
+      </w:r>
+      <w:r>
+        <w:rPr>
+          <w:rStyle w:val="NormalTok"/>
+        </w:rPr>
+        <w:t xml:space="preserve"> </w:t>
+      </w:r>
+      <w:r>
+        <w:rPr>
+          <w:rStyle w:val="StringTok"/>
+        </w:rPr>
+        <w:t xml:space="preserve">"Boto sex"</w:t>
+      </w:r>
+      <w:r>
+        <w:rPr>
+          <w:rStyle w:val="NormalTok"/>
+        </w:rPr>
+        <w:t xml:space="preserve">) </w:t>
+      </w:r>
+      <w:r>
+        <w:rPr>
+          <w:rStyle w:val="SpecialCharTok"/>
+        </w:rPr>
+        <w:t xml:space="preserve">+</w:t>
+      </w:r>
+      <w:r>
+        <w:br/>
+      </w:r>
+      <w:r>
+        <w:rPr>
+          <w:rStyle w:val="NormalTok"/>
+        </w:rPr>
+        <w:t xml:space="preserve">  </w:t>
+      </w:r>
+      <w:r>
+        <w:rPr>
+          <w:rStyle w:val="FunctionTok"/>
+        </w:rPr>
+        <w:t xml:space="preserve">facet_wrap</w:t>
+      </w:r>
+      <w:r>
+        <w:rPr>
+          <w:rStyle w:val="NormalTok"/>
+        </w:rPr>
+        <w:t xml:space="preserve">(</w:t>
+      </w:r>
+      <w:r>
+        <w:rPr>
+          <w:rStyle w:val="SpecialCharTok"/>
+        </w:rPr>
+        <w:t xml:space="preserve">~</w:t>
+      </w:r>
+      <w:r>
+        <w:rPr>
+          <w:rStyle w:val="NormalTok"/>
+        </w:rPr>
+        <w:t xml:space="preserve">sex) </w:t>
+      </w:r>
+      <w:r>
+        <w:rPr>
+          <w:rStyle w:val="SpecialCharTok"/>
+        </w:rPr>
+        <w:t xml:space="preserve">+</w:t>
+      </w:r>
+      <w:r>
+        <w:br/>
+      </w:r>
+      <w:r>
+        <w:rPr>
+          <w:rStyle w:val="NormalTok"/>
+        </w:rPr>
+        <w:t xml:space="preserve">  </w:t>
+      </w:r>
+      <w:r>
+        <w:rPr>
+          <w:rStyle w:val="FunctionTok"/>
+        </w:rPr>
+        <w:t xml:space="preserve">theme_bw</w:t>
+      </w:r>
+      <w:r>
+        <w:rPr>
+          <w:rStyle w:val="NormalTok"/>
+        </w:rPr>
+        <w:t xml:space="preserve">()</w:t>
+      </w:r>
+    </w:p>
+    <w:p>
+      <w:pPr>
+        <w:pStyle w:val="FirstParagraph"/>
+      </w:pPr>
+      <w:r>
+        <w:drawing>
+          <wp:inline>
+            <wp:extent cx="4620126" cy="3696101"/>
+            <wp:effectExtent b="0" l="0" r="0" t="0"/>
+            <wp:docPr descr="" title="" id="59" name="Picture"/>
+            <a:graphic>
+              <a:graphicData uri="http://schemas.openxmlformats.org/drawingml/2006/picture">
+                <pic:pic>
+                  <pic:nvPicPr>
+                    <pic:cNvPr descr="W2_files/figure-docx/unnamed-chunk-24-1.png" id="60" name="Picture"/>
+                    <pic:cNvPicPr>
+                      <a:picLocks noChangeArrowheads="1" noChangeAspect="1"/>
+                    </pic:cNvPicPr>
+                  </pic:nvPicPr>
+                  <pic:blipFill>
+                    <a:blip r:embed="rId58"/>
+                    <a:stretch>
+                      <a:fillRect/>
+                    </a:stretch>
+                  </pic:blipFill>
+                  <pic:spPr bwMode="auto">
+                    <a:xfrm>
+                      <a:off x="0" y="0"/>
+                      <a:ext cx="4620126" cy="3696101"/>
+                    </a:xfrm>
+                    <a:prstGeom prst="rect">
+                      <a:avLst/>
+                    </a:prstGeom>
+                    <a:noFill/>
+                    <a:ln w="9525">
+                      <a:noFill/>
+                      <a:headEnd/>
+                      <a:tailEnd/>
+                    </a:ln>
+                  </pic:spPr>
+                </pic:pic>
+              </a:graphicData>
+            </a:graphic>
+          </wp:inline>
+        </w:drawing>
+      </w:r>
+    </w:p>
+    <w:bookmarkStart w:id="61" w:name="question-set-three"/>
+    <w:p>
+      <w:pPr>
+        <w:pStyle w:val="Heading2"/>
+      </w:pPr>
+      <w:r>
+        <w:t xml:space="preserve">Question Set Three</w:t>
+      </w:r>
+    </w:p>
+    <w:p>
+      <w:pPr>
+        <w:numPr>
+          <w:ilvl w:val="0"/>
+          <w:numId w:val="1007"/>
+        </w:numPr>
+      </w:pPr>
+      <w:r>
+        <w:t xml:space="preserve">Imagine a line drawn through females and males in the faceted figure. Do you think they would have the same slope?</w:t>
+      </w:r>
+    </w:p>
+    <w:p>
+      <w:pPr>
+        <w:numPr>
+          <w:ilvl w:val="0"/>
+          <w:numId w:val="1007"/>
+        </w:numPr>
+      </w:pPr>
+      <w:r>
+        <w:t xml:space="preserve">Depending on your answer to 1., do you think this might violate any of our assumptions?</w:t>
+      </w:r>
+    </w:p>
+    <w:p>
+      <w:pPr>
+        <w:numPr>
+          <w:ilvl w:val="0"/>
+          <w:numId w:val="1007"/>
+        </w:numPr>
+      </w:pPr>
+      <w:r>
+        <w:t xml:space="preserve">Remember that data visualisation can be used for Exploratory Data Analysis to identify if there is anything weird in the data. Having now produced a set of figures exploring the data, do you see anything</w:t>
+      </w:r>
+      <w:r>
+        <w:t xml:space="preserve"> </w:t>
+      </w:r>
+      <w:r>
+        <w:rPr>
+          <w:iCs/>
+          <w:i/>
+        </w:rPr>
+        <w:t xml:space="preserve">weird</w:t>
+      </w:r>
+      <w:r>
+        <w:t xml:space="preserve">?</w:t>
+      </w:r>
+    </w:p>
+    <w:bookmarkEnd w:id="61"/>
+    <w:bookmarkEnd w:id="62"/>
+    <w:bookmarkStart w:id="67" w:name="optional-geom_s"/>
+    <w:p>
+      <w:pPr>
+        <w:pStyle w:val="Heading1"/>
+      </w:pPr>
+      <w:r>
+        <w:t xml:space="preserve">Optional:</w:t>
+      </w:r>
+      <w:r>
+        <w:t xml:space="preserve"> </w:t>
+      </w:r>
+      <w:r>
+        <w:rPr>
+          <w:rStyle w:val="VerbatimChar"/>
+        </w:rPr>
+        <w:t xml:space="preserve">geom_</w:t>
+      </w:r>
+      <w:r>
+        <w:t xml:space="preserve">s</w:t>
+      </w:r>
+    </w:p>
+    <w:p>
+      <w:pPr>
+        <w:pStyle w:val="FirstParagraph"/>
+      </w:pPr>
+      <w:r>
+        <w:t xml:space="preserve">Have a look</w:t>
+      </w:r>
+      <w:r>
+        <w:t xml:space="preserve"> </w:t>
+      </w:r>
+      <w:hyperlink r:id="rId63">
+        <w:r>
+          <w:rPr>
+            <w:rStyle w:val="Hyperlink"/>
+          </w:rPr>
+          <w:t xml:space="preserve">here</w:t>
+        </w:r>
+      </w:hyperlink>
+      <w:r>
+        <w:t xml:space="preserve">, specifically at the layers section. Using the information in the link, see if you can figure out which</w:t>
+      </w:r>
+      <w:r>
+        <w:t xml:space="preserve"> </w:t>
+      </w:r>
+      <w:r>
+        <w:rPr>
+          <w:rStyle w:val="VerbatimChar"/>
+        </w:rPr>
+        <w:t xml:space="preserve">geom_</w:t>
+      </w:r>
+      <w:r>
+        <w:t xml:space="preserve"> </w:t>
+      </w:r>
+      <w:r>
+        <w:t xml:space="preserve">to use such that you recreate the following figure. There are two things to note here. First this figure is created with a single</w:t>
+      </w:r>
+      <w:r>
+        <w:t xml:space="preserve"> </w:t>
+      </w:r>
+      <w:r>
+        <w:rPr>
+          <w:rStyle w:val="VerbatimChar"/>
+        </w:rPr>
+        <w:t xml:space="preserve">geom_</w:t>
+      </w:r>
+      <w:r>
+        <w:t xml:space="preserve"> </w:t>
+      </w:r>
+      <w:r>
+        <w:t xml:space="preserve">with only</w:t>
+      </w:r>
+      <w:r>
+        <w:t xml:space="preserve"> </w:t>
+      </w:r>
+      <w:r>
+        <w:rPr>
+          <w:rStyle w:val="VerbatimChar"/>
+        </w:rPr>
+        <w:t xml:space="preserve">x =</w:t>
+      </w:r>
+      <w:r>
+        <w:t xml:space="preserve"> </w:t>
+      </w:r>
+      <w:r>
+        <w:t xml:space="preserve">and</w:t>
+      </w:r>
+      <w:r>
+        <w:t xml:space="preserve"> </w:t>
+      </w:r>
+      <w:r>
+        <w:rPr>
+          <w:rStyle w:val="VerbatimChar"/>
+        </w:rPr>
+        <w:t xml:space="preserve">y =</w:t>
+      </w:r>
+      <w:r>
+        <w:t xml:space="preserve"> </w:t>
+      </w:r>
+      <w:r>
+        <w:t xml:space="preserve">specified, and no other options. Secondly, if you figure out which</w:t>
+      </w:r>
+      <w:r>
+        <w:t xml:space="preserve"> </w:t>
+      </w:r>
+      <w:r>
+        <w:rPr>
+          <w:rStyle w:val="VerbatimChar"/>
+        </w:rPr>
+        <w:t xml:space="preserve">geom_</w:t>
+      </w:r>
+      <w:r>
+        <w:t xml:space="preserve"> </w:t>
+      </w:r>
+      <w:r>
+        <w:t xml:space="preserve">to use, you will be prompted to install a new package when you run the code (it’s fine to install this new package - simply type 1 and enter in the console to do so).</w:t>
+      </w:r>
+    </w:p>
+    <w:p>
+      <w:pPr>
+        <w:pStyle w:val="BodyText"/>
+      </w:pPr>
+      <w:r>
+        <w:drawing>
+          <wp:inline>
+            <wp:extent cx="4620126" cy="3696101"/>
+            <wp:effectExtent b="0" l="0" r="0" t="0"/>
+            <wp:docPr descr="" title="" id="65" name="Picture"/>
+            <a:graphic>
+              <a:graphicData uri="http://schemas.openxmlformats.org/drawingml/2006/picture">
+                <pic:pic>
+                  <pic:nvPicPr>
+                    <pic:cNvPr descr="W2_files/figure-docx/unnamed-chunk-28-1.png" id="66" name="Picture"/>
+                    <pic:cNvPicPr>
+                      <a:picLocks noChangeArrowheads="1" noChangeAspect="1"/>
+                    </pic:cNvPicPr>
+                  </pic:nvPicPr>
+                  <pic:blipFill>
+                    <a:blip r:embed="rId64"/>
+                    <a:stretch>
+                      <a:fillRect/>
+                    </a:stretch>
+                  </pic:blipFill>
+                  <pic:spPr bwMode="auto">
+                    <a:xfrm>
+                      <a:off x="0" y="0"/>
+                      <a:ext cx="4620126" cy="3696101"/>
+                    </a:xfrm>
+                    <a:prstGeom prst="rect">
+                      <a:avLst/>
+                    </a:prstGeom>
+                    <a:noFill/>
+                    <a:ln w="9525">
+                      <a:noFill/>
+                      <a:headEnd/>
+                      <a:tailEnd/>
+                    </a:ln>
+                  </pic:spPr>
+                </pic:pic>
+              </a:graphicData>
+            </a:graphic>
+          </wp:inline>
+        </w:drawing>
+      </w:r>
+    </w:p>
+    <w:bookmarkEnd w:id="67"/>
+    <w:bookmarkStart w:id="75" w:name="the-good-and-the-bad"/>
+    <w:p>
+      <w:pPr>
+        <w:pStyle w:val="Heading1"/>
+      </w:pPr>
+      <w:r>
+        <w:t xml:space="preserve">The good and the bad</w:t>
+      </w:r>
+    </w:p>
+    <w:p>
+      <w:pPr>
+        <w:pStyle w:val="SourceCode"/>
+      </w:pPr>
+      <w:r>
+        <w:rPr>
+          <w:rStyle w:val="NormalTok"/>
+        </w:rPr>
+        <w:t xml:space="preserve">abdn </w:t>
+      </w:r>
+      <w:r>
+        <w:rPr>
+          <w:rStyle w:val="OtherTok"/>
+        </w:rPr>
+        <w:t xml:space="preserve">&lt;-</w:t>
+      </w:r>
+      <w:r>
+        <w:rPr>
+          <w:rStyle w:val="NormalTok"/>
+        </w:rPr>
+        <w:t xml:space="preserve"> </w:t>
+      </w:r>
+      <w:r>
+        <w:rPr>
+          <w:rStyle w:val="FunctionTok"/>
+        </w:rPr>
+        <w:t xml:space="preserve">read.csv</w:t>
+      </w:r>
+      <w:r>
+        <w:rPr>
+          <w:rStyle w:val="NormalTok"/>
+        </w:rPr>
+        <w:t xml:space="preserve">(</w:t>
+      </w:r>
+      <w:r>
+        <w:rPr>
+          <w:rStyle w:val="FunctionTok"/>
+        </w:rPr>
+        <w:t xml:space="preserve">here</w:t>
+      </w:r>
+      <w:r>
+        <w:rPr>
+          <w:rStyle w:val="NormalTok"/>
+        </w:rPr>
+        <w:t xml:space="preserve">(</w:t>
+      </w:r>
+      <w:r>
+        <w:rPr>
+          <w:rStyle w:val="StringTok"/>
+        </w:rPr>
+        <w:t xml:space="preserve">"Workshops/Workshop 2 - Data vis/Data"</w:t>
+      </w:r>
+      <w:r>
+        <w:rPr>
+          <w:rStyle w:val="NormalTok"/>
+        </w:rPr>
+        <w:t xml:space="preserve">, </w:t>
+      </w:r>
+      <w:r>
+        <w:rPr>
+          <w:rStyle w:val="StringTok"/>
+        </w:rPr>
+        <w:t xml:space="preserve">"abdn_flats.csv"</w:t>
+      </w:r>
+      <w:r>
+        <w:rPr>
+          <w:rStyle w:val="NormalTok"/>
+        </w:rPr>
+        <w:t xml:space="preserve">), </w:t>
+      </w:r>
+      <w:r>
+        <w:rPr>
+          <w:rStyle w:val="AttributeTok"/>
+        </w:rPr>
+        <w:t xml:space="preserve">header =</w:t>
+      </w:r>
+      <w:r>
+        <w:rPr>
+          <w:rStyle w:val="NormalTok"/>
+        </w:rPr>
+        <w:t xml:space="preserve"> </w:t>
+      </w:r>
+      <w:r>
+        <w:rPr>
+          <w:rStyle w:val="ConstantTok"/>
+        </w:rPr>
+        <w:t xml:space="preserve">TRUE</w:t>
+      </w:r>
+      <w:r>
+        <w:rPr>
+          <w:rStyle w:val="NormalTok"/>
+        </w:rPr>
+        <w:t xml:space="preserve">)</w:t>
+      </w:r>
+    </w:p>
+    <w:p>
+      <w:pPr>
+        <w:pStyle w:val="FirstParagraph"/>
+      </w:pPr>
+      <w:r>
+        <w:t xml:space="preserve">We’re going to do something that’s, hopefully, fun but also instructive. On MyAberdeen, you find a dataset called</w:t>
+      </w:r>
+      <w:r>
+        <w:t xml:space="preserve"> </w:t>
+      </w:r>
+      <w:r>
+        <w:rPr>
+          <w:rStyle w:val="VerbatimChar"/>
+        </w:rPr>
+        <w:t xml:space="preserve">abdn_rent.csv</w:t>
+      </w:r>
+      <w:r>
+        <w:t xml:space="preserve"> </w:t>
+      </w:r>
+      <w:r>
+        <w:t xml:space="preserve">(note that this is a</w:t>
+      </w:r>
+      <w:r>
+        <w:t xml:space="preserve"> </w:t>
+      </w:r>
+      <w:r>
+        <w:rPr>
+          <w:rStyle w:val="VerbatimChar"/>
+        </w:rPr>
+        <w:t xml:space="preserve">.csv</w:t>
+      </w:r>
+      <w:r>
+        <w:t xml:space="preserve"> </w:t>
+      </w:r>
+      <w:r>
+        <w:t xml:space="preserve">file extension and not a</w:t>
+      </w:r>
+      <w:r>
+        <w:t xml:space="preserve"> </w:t>
+      </w:r>
+      <w:r>
+        <w:rPr>
+          <w:rStyle w:val="VerbatimChar"/>
+        </w:rPr>
+        <w:t xml:space="preserve">.txt</w:t>
+      </w:r>
+      <w:r>
+        <w:t xml:space="preserve">, so you’ll need to use</w:t>
+      </w:r>
+      <w:r>
+        <w:t xml:space="preserve"> </w:t>
+      </w:r>
+      <w:r>
+        <w:rPr>
+          <w:rStyle w:val="VerbatimChar"/>
+        </w:rPr>
+        <w:t xml:space="preserve">read.csv()</w:t>
+      </w:r>
+      <w:r>
+        <w:t xml:space="preserve"> </w:t>
+      </w:r>
+      <w:r>
+        <w:t xml:space="preserve">rather than</w:t>
+      </w:r>
+      <w:r>
+        <w:t xml:space="preserve"> </w:t>
+      </w:r>
+      <w:r>
+        <w:rPr>
+          <w:rStyle w:val="VerbatimChar"/>
+        </w:rPr>
+        <w:t xml:space="preserve">read.table()</w:t>
+      </w:r>
+      <w:r>
+        <w:t xml:space="preserve"> </w:t>
+      </w:r>
+      <w:r>
+        <w:t xml:space="preserve">when loading the data). This dataset contains</w:t>
+      </w:r>
+      <w:r>
+        <w:t xml:space="preserve"> </w:t>
+      </w:r>
+      <m:oMath>
+        <m:r>
+          <m:rPr>
+            <m:sty m:val="p"/>
+          </m:rPr>
+          <m:t>&gt;</m:t>
+        </m:r>
+        <m:r>
+          <m:t>100</m:t>
+        </m:r>
+      </m:oMath>
+      <w:r>
+        <w:t xml:space="preserve"> </w:t>
+      </w:r>
+      <w:r>
+        <w:t xml:space="preserve">records (i.e. observations or samples) of rent prices for properties listed in Aberdeenshire on the ASPC website. In additional to the rent, 11 additional variables were recorded as well. These variables are:</w:t>
+      </w:r>
+    </w:p>
+    <w:p>
+      <w:pPr>
+        <w:numPr>
+          <w:ilvl w:val="0"/>
+          <w:numId w:val="1008"/>
+        </w:numPr>
+      </w:pPr>
+      <w:r>
+        <w:rPr>
+          <w:rStyle w:val="VerbatimChar"/>
+        </w:rPr>
+        <w:t xml:space="preserve">price</w:t>
+      </w:r>
+      <w:r>
+        <w:t xml:space="preserve"> </w:t>
+      </w:r>
+      <w:r>
+        <w:t xml:space="preserve">- the rent of the listed property</w:t>
+      </w:r>
+    </w:p>
+    <w:p>
+      <w:pPr>
+        <w:numPr>
+          <w:ilvl w:val="0"/>
+          <w:numId w:val="1008"/>
+        </w:numPr>
+      </w:pPr>
+      <w:r>
+        <w:rPr>
+          <w:rStyle w:val="VerbatimChar"/>
+        </w:rPr>
+        <w:t xml:space="preserve">beds</w:t>
+      </w:r>
+      <w:r>
+        <w:t xml:space="preserve"> </w:t>
+      </w:r>
+      <w:r>
+        <w:t xml:space="preserve">- the number of bedrooms in the property</w:t>
+      </w:r>
+    </w:p>
+    <w:p>
+      <w:pPr>
+        <w:numPr>
+          <w:ilvl w:val="0"/>
+          <w:numId w:val="1008"/>
+        </w:numPr>
+      </w:pPr>
+      <w:r>
+        <w:rPr>
+          <w:rStyle w:val="VerbatimChar"/>
+        </w:rPr>
+        <w:t xml:space="preserve">living</w:t>
+      </w:r>
+      <w:r>
+        <w:t xml:space="preserve"> </w:t>
+      </w:r>
+      <w:r>
+        <w:t xml:space="preserve">- the number of living rooms in the property</w:t>
+      </w:r>
+    </w:p>
+    <w:p>
+      <w:pPr>
+        <w:numPr>
+          <w:ilvl w:val="0"/>
+          <w:numId w:val="1008"/>
+        </w:numPr>
+      </w:pPr>
+      <w:r>
+        <w:rPr>
+          <w:rStyle w:val="VerbatimChar"/>
+        </w:rPr>
+        <w:t xml:space="preserve">baths</w:t>
+      </w:r>
+      <w:r>
+        <w:t xml:space="preserve"> </w:t>
+      </w:r>
+      <w:r>
+        <w:t xml:space="preserve">- the number of bathrooms</w:t>
+      </w:r>
+    </w:p>
+    <w:p>
+      <w:pPr>
+        <w:numPr>
+          <w:ilvl w:val="0"/>
+          <w:numId w:val="1008"/>
+        </w:numPr>
+      </w:pPr>
+      <w:r>
+        <w:rPr>
+          <w:rStyle w:val="VerbatimChar"/>
+        </w:rPr>
+        <w:t xml:space="preserve">sqmt</w:t>
+      </w:r>
+      <w:r>
+        <w:t xml:space="preserve"> </w:t>
+      </w:r>
+      <w:r>
+        <w:t xml:space="preserve">- the total floor area of the property (measured in m^2)</w:t>
+      </w:r>
+    </w:p>
+    <w:p>
+      <w:pPr>
+        <w:numPr>
+          <w:ilvl w:val="0"/>
+          <w:numId w:val="1008"/>
+        </w:numPr>
+      </w:pPr>
+      <w:r>
+        <w:rPr>
+          <w:rStyle w:val="VerbatimChar"/>
+        </w:rPr>
+        <w:t xml:space="preserve">epc</w:t>
+      </w:r>
+      <w:r>
+        <w:t xml:space="preserve"> </w:t>
+      </w:r>
+      <w:r>
+        <w:t xml:space="preserve">- th Energy Performance Certificate (A is highly energy efficient, G is terrible)</w:t>
+      </w:r>
+    </w:p>
+    <w:p>
+      <w:pPr>
+        <w:numPr>
+          <w:ilvl w:val="0"/>
+          <w:numId w:val="1008"/>
+        </w:numPr>
+      </w:pPr>
+      <w:r>
+        <w:rPr>
+          <w:rStyle w:val="VerbatimChar"/>
+        </w:rPr>
+        <w:t xml:space="preserve">tax</w:t>
+      </w:r>
+      <w:r>
+        <w:t xml:space="preserve"> </w:t>
+      </w:r>
+      <w:r>
+        <w:t xml:space="preserve">- the council tax band (which is based on the value of the property on 1/4/1991, A is the lowest council tax, H is the highest possible)</w:t>
+      </w:r>
+    </w:p>
+    <w:p>
+      <w:pPr>
+        <w:numPr>
+          <w:ilvl w:val="0"/>
+          <w:numId w:val="1008"/>
+        </w:numPr>
+      </w:pPr>
+      <w:r>
+        <w:rPr>
+          <w:rStyle w:val="VerbatimChar"/>
+        </w:rPr>
+        <w:t xml:space="preserve">date</w:t>
+      </w:r>
+      <w:r>
+        <w:t xml:space="preserve"> </w:t>
+      </w:r>
+      <w:r>
+        <w:t xml:space="preserve">- the date when the record was</w:t>
+      </w:r>
+      <w:r>
+        <w:t xml:space="preserve"> </w:t>
+      </w:r>
+      <w:r>
+        <w:rPr>
+          <w:iCs/>
+          <w:i/>
+        </w:rPr>
+        <w:t xml:space="preserve">added to the dataset</w:t>
+      </w:r>
+      <w:r>
+        <w:t xml:space="preserve"> </w:t>
+      </w:r>
+      <w:r>
+        <w:t xml:space="preserve">(note this is not when the property was listed on the site)</w:t>
+      </w:r>
+    </w:p>
+    <w:p>
+      <w:pPr>
+        <w:numPr>
+          <w:ilvl w:val="0"/>
+          <w:numId w:val="1008"/>
+        </w:numPr>
+      </w:pPr>
+      <w:r>
+        <w:rPr>
+          <w:rStyle w:val="VerbatimChar"/>
+        </w:rPr>
+        <w:t xml:space="preserve">link</w:t>
+      </w:r>
+      <w:r>
+        <w:t xml:space="preserve"> </w:t>
+      </w:r>
+      <w:r>
+        <w:t xml:space="preserve">- web link for the property listing</w:t>
+      </w:r>
+    </w:p>
+    <w:p>
+      <w:pPr>
+        <w:numPr>
+          <w:ilvl w:val="0"/>
+          <w:numId w:val="1008"/>
+        </w:numPr>
+      </w:pPr>
+      <w:r>
+        <w:rPr>
+          <w:rStyle w:val="VerbatimChar"/>
+        </w:rPr>
+        <w:t xml:space="preserve">house</w:t>
+      </w:r>
+      <w:r>
+        <w:t xml:space="preserve"> </w:t>
+      </w:r>
+      <w:r>
+        <w:t xml:space="preserve">- the property name or address</w:t>
+      </w:r>
+    </w:p>
+    <w:p>
+      <w:pPr>
+        <w:numPr>
+          <w:ilvl w:val="0"/>
+          <w:numId w:val="1008"/>
+        </w:numPr>
+      </w:pPr>
+      <w:r>
+        <w:rPr>
+          <w:rStyle w:val="VerbatimChar"/>
+        </w:rPr>
+        <w:t xml:space="preserve">lat</w:t>
+      </w:r>
+      <w:r>
+        <w:t xml:space="preserve"> </w:t>
+      </w:r>
+      <w:r>
+        <w:t xml:space="preserve">- the latitude coordinates of the property (note latitude is North to South - think of a</w:t>
+      </w:r>
+      <w:r>
+        <w:t xml:space="preserve"> </w:t>
+      </w:r>
+      <w:r>
+        <w:t xml:space="preserve">“</w:t>
+      </w:r>
+      <w:r>
+        <w:t xml:space="preserve">ladder</w:t>
+      </w:r>
+      <w:r>
+        <w:t xml:space="preserve">”</w:t>
+      </w:r>
+      <w:r>
+        <w:t xml:space="preserve">, sounds kinda like</w:t>
+      </w:r>
+      <w:r>
+        <w:t xml:space="preserve"> </w:t>
+      </w:r>
+      <w:r>
+        <w:t xml:space="preserve">“</w:t>
+      </w:r>
+      <w:r>
+        <w:t xml:space="preserve">latter</w:t>
+      </w:r>
+      <w:r>
+        <w:t xml:space="preserve">”</w:t>
+      </w:r>
+      <w:r>
+        <w:t xml:space="preserve"> </w:t>
+      </w:r>
+      <w:r>
+        <w:t xml:space="preserve">going up)</w:t>
+      </w:r>
+    </w:p>
+    <w:p>
+      <w:pPr>
+        <w:numPr>
+          <w:ilvl w:val="0"/>
+          <w:numId w:val="1008"/>
+        </w:numPr>
+      </w:pPr>
+      <w:r>
+        <w:rPr>
+          <w:rStyle w:val="VerbatimChar"/>
+        </w:rPr>
+        <w:t xml:space="preserve">lon</w:t>
+      </w:r>
+      <w:r>
+        <w:t xml:space="preserve"> </w:t>
+      </w:r>
+      <w:r>
+        <w:t xml:space="preserve">- the longitude coordinates of the property (note longitude is East to West - think of</w:t>
+      </w:r>
+      <w:r>
+        <w:t xml:space="preserve"> </w:t>
+      </w:r>
+      <w:r>
+        <w:t xml:space="preserve">“</w:t>
+      </w:r>
+      <w:r>
+        <w:t xml:space="preserve">the</w:t>
+      </w:r>
+      <w:r>
+        <w:t xml:space="preserve"> </w:t>
+      </w:r>
+      <w:r>
+        <w:rPr>
+          <w:iCs/>
+          <w:i/>
+        </w:rPr>
+        <w:t xml:space="preserve">long</w:t>
+      </w:r>
+      <w:r>
+        <w:t xml:space="preserve"> </w:t>
+      </w:r>
+      <w:r>
+        <w:t xml:space="preserve">way around</w:t>
+      </w:r>
+      <w:r>
+        <w:t xml:space="preserve">”</w:t>
+      </w:r>
+      <w:r>
+        <w:t xml:space="preserve">)</w:t>
+      </w:r>
+    </w:p>
+    <w:p>
+      <w:pPr>
+        <w:pStyle w:val="FirstParagraph"/>
+      </w:pPr>
+      <w:r>
+        <w:t xml:space="preserve">Spend a bit of time familiarising yourself with the data, i.e. do a quick EDA to make sure there’s nothing weird. If you find what you think is a mistake, well in this case, you can check and correct yourself, as you have the</w:t>
+      </w:r>
+      <w:r>
+        <w:t xml:space="preserve"> </w:t>
+      </w:r>
+      <w:r>
+        <w:rPr>
+          <w:iCs/>
+          <w:i/>
+        </w:rPr>
+        <w:t xml:space="preserve">original</w:t>
+      </w:r>
+      <w:r>
+        <w:t xml:space="preserve"> </w:t>
+      </w:r>
+      <w:r>
+        <w:t xml:space="preserve">data because of the web link! We’ll come back to this dataset later in the course where you’ll be using it to predict how much rent a landlord</w:t>
+      </w:r>
+      <w:r>
+        <w:t xml:space="preserve"> </w:t>
+      </w:r>
+      <w:r>
+        <w:rPr>
+          <w:iCs/>
+          <w:i/>
+        </w:rPr>
+        <w:t xml:space="preserve">should</w:t>
+      </w:r>
+      <w:r>
+        <w:t xml:space="preserve"> </w:t>
+      </w:r>
+      <w:r>
+        <w:t xml:space="preserve">be asking for rent, so it’s not wasted time getting to know the data.</w:t>
+      </w:r>
+    </w:p>
+    <w:p>
+      <w:pPr>
+        <w:pStyle w:val="BodyText"/>
+      </w:pPr>
+      <w:r>
+        <w:t xml:space="preserve">Once you’re happy you know the data relatively well, let’s get to the tasks.</w:t>
+      </w:r>
+    </w:p>
+    <w:bookmarkStart w:id="73" w:name="the-good"/>
+    <w:p>
+      <w:pPr>
+        <w:pStyle w:val="Heading2"/>
+      </w:pPr>
+      <w:r>
+        <w:t xml:space="preserve">The good</w:t>
+      </w:r>
+    </w:p>
+    <w:p>
+      <w:pPr>
+        <w:pStyle w:val="FirstParagraph"/>
+      </w:pPr>
+      <w:r>
+        <w:t xml:space="preserve">Using whichever variables you like, make the most informative and visually appealing figure you can. Imagine you have been hired by a real estate company to create a figure that helps potential renters understand what may be determining rent prices, using</w:t>
+      </w:r>
+      <w:r>
+        <w:t xml:space="preserve"> </w:t>
+      </w:r>
+      <w:r>
+        <w:rPr>
+          <w:rStyle w:val="VerbatimChar"/>
+        </w:rPr>
+        <w:t xml:space="preserve">R</w:t>
+      </w:r>
+      <w:r>
+        <w:t xml:space="preserve">,</w:t>
+      </w:r>
+      <w:r>
+        <w:t xml:space="preserve"> </w:t>
+      </w:r>
+      <w:r>
+        <w:rPr>
+          <w:rStyle w:val="VerbatimChar"/>
+        </w:rPr>
+        <w:t xml:space="preserve">ggplot2</w:t>
+      </w:r>
+      <w:r>
+        <w:t xml:space="preserve"> </w:t>
+      </w:r>
+      <w:r>
+        <w:t xml:space="preserve">and the</w:t>
+      </w:r>
+      <w:r>
+        <w:t xml:space="preserve"> </w:t>
+      </w:r>
+      <w:r>
+        <w:rPr>
+          <w:rStyle w:val="VerbatimChar"/>
+        </w:rPr>
+        <w:t xml:space="preserve">abdn_rent.csv</w:t>
+      </w:r>
+      <w:r>
+        <w:t xml:space="preserve"> </w:t>
+      </w:r>
+      <w:r>
+        <w:t xml:space="preserve">dataset. Curious how much you might get paid to do this?</w:t>
+      </w:r>
+    </w:p>
+    <w:p>
+      <w:pPr>
+        <w:pStyle w:val="CaptionedFigure"/>
+      </w:pPr>
+      <w:r>
+        <w:drawing>
+          <wp:inline>
+            <wp:extent cx="5943600" cy="3093288"/>
+            <wp:effectExtent b="0" l="0" r="0" t="0"/>
+            <wp:docPr descr="Look at that salary!" title="" id="69" name="Picture"/>
+            <a:graphic>
+              <a:graphicData uri="http://schemas.openxmlformats.org/drawingml/2006/picture">
+                <pic:pic>
+                  <pic:nvPicPr>
+                    <pic:cNvPr descr="H:/003%20-%20Teaching/006-BI3010/Workshops/Workshop%202%20-%20Data%20vis/athletics.PNG" id="70" name="Picture"/>
+                    <pic:cNvPicPr>
+                      <a:picLocks noChangeArrowheads="1" noChangeAspect="1"/>
+                    </pic:cNvPicPr>
+                  </pic:nvPicPr>
+                  <pic:blipFill>
+                    <a:blip r:embed="rId68"/>
                     <a:stretch>
                       <a:fillRect/>
                     </a:stretch>
@@ -3830,7 +4886,7 @@
         <w:pStyle w:val="ImageCaption"/>
       </w:pPr>
       <w:r>
-        <w:t>Look at that salary!</w:t>
+        <w:t xml:space="preserve">Look at that salary!</w:t>
       </w:r>
     </w:p>
     <w:p>
@@ -3838,18 +4894,24 @@
         <w:pStyle w:val="BodyText"/>
       </w:pPr>
       <w:r>
-        <w:t xml:space="preserve">See </w:t>
-      </w:r>
-      <w:hyperlink r:id="rId16">
+        <w:t xml:space="preserve">See</w:t>
+      </w:r>
+      <w:r>
+        <w:t xml:space="preserve"> </w:t>
+      </w:r>
+      <w:hyperlink r:id="rId71">
         <w:r>
           <w:rPr>
             <w:rStyle w:val="Hyperlink"/>
           </w:rPr>
-          <w:t>here</w:t>
+          <w:t xml:space="preserve">here</w:t>
         </w:r>
       </w:hyperlink>
       <w:r>
-        <w:t xml:space="preserve"> for the full job advert.</w:t>
+        <w:t xml:space="preserve"> </w:t>
+      </w:r>
+      <w:r>
+        <w:t xml:space="preserve">for the full job advert.</w:t>
       </w:r>
     </w:p>
     <w:p>
@@ -3857,98 +4919,177 @@
         <w:pStyle w:val="BodyText"/>
       </w:pPr>
       <w:r>
-        <w:t xml:space="preserve">Create your most informative and visually appealing figure now. Keep the lecture on effective communication in your mind, and avoid some of the pitfalls we discussed. If you need help figuring out how to implement one of your ideas, see </w:t>
-      </w:r>
-      <w:hyperlink r:id="rId17">
+        <w:t xml:space="preserve">Create your most informative and visually appealing figure now. Keep the lecture on effective communication in your mind, and avoid some of the pitfalls we discussed. If you need help figuring out how to implement one of your ideas, see</w:t>
+      </w:r>
+      <w:r>
+        <w:t xml:space="preserve"> </w:t>
+      </w:r>
+      <w:hyperlink r:id="rId72">
         <w:r>
           <w:rPr>
             <w:rStyle w:val="Hyperlink"/>
           </w:rPr>
-          <w:t>Intro2R chapter</w:t>
+          <w:t xml:space="preserve">Intro2R chapter</w:t>
         </w:r>
       </w:hyperlink>
       <w:r>
-        <w:t xml:space="preserve"> for a more detailed walk through, or else use your LLM or choice to help. If using an LLM, just remember to mention that you are using </w:t>
-      </w:r>
-      <w:r>
-        <w:rPr>
-          <w:rStyle w:val="VerbatimChar"/>
-        </w:rPr>
-        <w:t>R</w:t>
-      </w:r>
-      <w:r>
-        <w:t xml:space="preserve">, </w:t>
-      </w:r>
-      <w:r>
-        <w:rPr>
-          <w:rStyle w:val="VerbatimChar"/>
-        </w:rPr>
-        <w:t>ggplot2</w:t>
-      </w:r>
-      <w:r>
-        <w:t xml:space="preserve"> </w:t>
-      </w:r>
-      <w:r>
-        <w:t xml:space="preserve">and do not want to use any additional packages. There is nothing wrong with using additional packages, but they can just add lots of extra moving parts to the mix (and cause conflict issues). We’d suggest you try and limit the number of additional packages you have loaded while you’re still getting the hang of things, but if you feel comfortable using </w:t>
-      </w:r>
-      <w:r>
-        <w:rPr>
-          <w:rStyle w:val="VerbatimChar"/>
-        </w:rPr>
-        <w:t>R</w:t>
-      </w:r>
-      <w:r>
-        <w:t>, then go ahead by all means.</w:t>
-      </w:r>
-    </w:p>
+        <w:t xml:space="preserve"> </w:t>
+      </w:r>
+      <w:r>
+        <w:t xml:space="preserve">for a more detailed walk through, or else use your LLM or choice to help. If using an LLM, just remember to mention that you are using</w:t>
+      </w:r>
+      <w:r>
+        <w:t xml:space="preserve"> </w:t>
+      </w:r>
+      <w:r>
+        <w:rPr>
+          <w:rStyle w:val="VerbatimChar"/>
+        </w:rPr>
+        <w:t xml:space="preserve">R</w:t>
+      </w:r>
+      <w:r>
+        <w:t xml:space="preserve">,</w:t>
+      </w:r>
+      <w:r>
+        <w:t xml:space="preserve"> </w:t>
+      </w:r>
+      <w:r>
+        <w:rPr>
+          <w:rStyle w:val="VerbatimChar"/>
+        </w:rPr>
+        <w:t xml:space="preserve">ggplot2</w:t>
+      </w:r>
+      <w:r>
+        <w:t xml:space="preserve"> </w:t>
+      </w:r>
+      <w:r>
+        <w:t xml:space="preserve">and do not want to use any additional packages. There is nothing wrong with using additional packages, but they can just add lots of extra moving parts to the mix (and cause conflict issues). We’d suggest you try and limit the number of additional packages you have loaded while you’re still getting the hang of things, but if you feel comfortable using</w:t>
+      </w:r>
+      <w:r>
+        <w:t xml:space="preserve"> </w:t>
+      </w:r>
+      <w:r>
+        <w:rPr>
+          <w:rStyle w:val="VerbatimChar"/>
+        </w:rPr>
+        <w:t xml:space="preserve">R</w:t>
+      </w:r>
+      <w:r>
+        <w:t xml:space="preserve">, then go ahead by all means.</w:t>
+      </w:r>
+    </w:p>
+    <w:bookmarkEnd w:id="73"/>
+    <w:bookmarkStart w:id="74" w:name="the-bad"/>
     <w:p>
       <w:pPr>
         <w:pStyle w:val="Heading2"/>
       </w:pPr>
-      <w:bookmarkStart w:id="22" w:name="the-bad"/>
-      <w:bookmarkStart w:id="23" w:name="_Toc174615147"/>
-      <w:bookmarkEnd w:id="20"/>
-      <w:r>
-        <w:t>The bad</w:t>
-      </w:r>
-      <w:bookmarkEnd w:id="23"/>
+      <w:r>
+        <w:t xml:space="preserve">The bad</w:t>
+      </w:r>
     </w:p>
     <w:p>
       <w:pPr>
         <w:pStyle w:val="FirstParagraph"/>
       </w:pPr>
       <w:r>
-        <w:t xml:space="preserve">Now for the part I’m excited about. Do the same as above, but this time, make it a miserably ugly figure. It still needs to </w:t>
-      </w:r>
-      <w:r>
-        <w:rPr>
+        <w:t xml:space="preserve">Now for the part I’m excited about. Do the same as above, but this time, make it a miserably ugly figure. It still needs to</w:t>
+      </w:r>
+      <w:r>
+        <w:t xml:space="preserve"> </w:t>
+      </w:r>
+      <w:r>
+        <w:rPr>
+          <w:iCs/>
           <w:i/>
+        </w:rPr>
+        <w:t xml:space="preserve">contain</w:t>
+      </w:r>
+      <w:r>
+        <w:t xml:space="preserve"> </w:t>
+      </w:r>
+      <w:r>
+        <w:t xml:space="preserve">the information (i.e. no blank figures) and be</w:t>
+      </w:r>
+      <w:r>
+        <w:t xml:space="preserve"> </w:t>
+      </w:r>
+      <w:r>
+        <w:rPr>
           <w:iCs/>
-        </w:rPr>
-        <w:t>contain</w:t>
-      </w:r>
-      <w:r>
-        <w:t xml:space="preserve"> the information (i.e. no blank figures) and be </w:t>
-      </w:r>
-      <w:r>
-        <w:rPr>
           <w:i/>
+        </w:rPr>
+        <w:t xml:space="preserve">somewhat</w:t>
+      </w:r>
+      <w:r>
+        <w:t xml:space="preserve"> </w:t>
+      </w:r>
+      <w:r>
+        <w:t xml:space="preserve">readable. If you need inspiration, search for</w:t>
+      </w:r>
+      <w:r>
+        <w:t xml:space="preserve"> </w:t>
+      </w:r>
+      <w:r>
+        <w:t xml:space="preserve">“</w:t>
+      </w:r>
+      <w:r>
+        <w:t xml:space="preserve">graph crimes</w:t>
+      </w:r>
+      <w:r>
+        <w:t xml:space="preserve">”</w:t>
+      </w:r>
+      <w:r>
+        <w:t xml:space="preserve">, or</w:t>
+      </w:r>
+      <w:r>
+        <w:t xml:space="preserve"> </w:t>
+      </w:r>
+      <w:r>
+        <w:t xml:space="preserve">“</w:t>
+      </w:r>
+      <w:r>
+        <w:t xml:space="preserve">chart crimes</w:t>
+      </w:r>
+      <w:r>
+        <w:t xml:space="preserve">”</w:t>
+      </w:r>
+      <w:r>
+        <w:t xml:space="preserve"> </w:t>
+      </w:r>
+      <w:r>
+        <w:t xml:space="preserve">in your search engine - there are</w:t>
+      </w:r>
+      <w:r>
+        <w:t xml:space="preserve"> </w:t>
+      </w:r>
+      <w:r>
+        <w:rPr>
           <w:iCs/>
-        </w:rPr>
-        <w:t>somewhat</w:t>
-      </w:r>
-      <w:r>
-        <w:t xml:space="preserve"> readable. If you need inspiration, search for “graph crimes”, or “chart crimes” in your search engine - there are </w:t>
-      </w:r>
-      <w:r>
-        <w:rPr>
           <w:i/>
-          <w:iCs/>
-        </w:rPr>
-        <w:t>lots</w:t>
-      </w:r>
-      <w:r>
-        <w:t xml:space="preserve"> of examples you can use for “inspiration”.</w:t>
+        </w:rPr>
+        <w:t xml:space="preserve">lots</w:t>
+      </w:r>
+      <w:r>
+        <w:t xml:space="preserve"> </w:t>
+      </w:r>
+      <w:r>
+        <w:t xml:space="preserve">of examples you can use for</w:t>
+      </w:r>
+      <w:r>
+        <w:t xml:space="preserve"> </w:t>
+      </w:r>
+      <w:r>
+        <w:t xml:space="preserve">“</w:t>
+      </w:r>
+      <w:r>
+        <w:t xml:space="preserve">inspiration</w:t>
+      </w:r>
+      <w:r>
+        <w:t xml:space="preserve">”</w:t>
+      </w:r>
+      <w:r>
+        <w:t xml:space="preserve">.</w:t>
       </w:r>
     </w:p>
     <w:p>
@@ -3956,58 +5097,55 @@
         <w:pStyle w:val="BodyText"/>
       </w:pPr>
       <w:r>
-        <w:t>Once, you’re happy with your masterpieces, email you’re favourite the whomever is running your session (either Deon or Michelle), and we’ll have an “Art Exhibit” to finish the workshop :D.</w:t>
-      </w:r>
-    </w:p>
-    <w:bookmarkEnd w:id="22"/>
-    <w:bookmarkEnd w:id="18"/>
+        <w:t xml:space="preserve">Once, you’re happy with your masterpieces, email you’re favourite the whomever is running your session (either Deon or Michelle), and we’ll have an</w:t>
+      </w:r>
+      <w:r>
+        <w:t xml:space="preserve"> </w:t>
+      </w:r>
+      <w:r>
+        <w:t xml:space="preserve">“</w:t>
+      </w:r>
+      <w:r>
+        <w:t xml:space="preserve">Art Exhibit</w:t>
+      </w:r>
+      <w:r>
+        <w:t xml:space="preserve">”</w:t>
+      </w:r>
+      <w:r>
+        <w:t xml:space="preserve"> </w:t>
+      </w:r>
+      <w:r>
+        <w:t xml:space="preserve">to finish the workshop :D.</w:t>
+      </w:r>
+    </w:p>
+    <w:bookmarkEnd w:id="74"/>
+    <w:bookmarkEnd w:id="75"/>
     <w:sectPr>
-      <w:pgSz w:w="12240" w:h="15840"/>
-      <w:pgMar w:top="1440" w:right="1440" w:bottom="1440" w:left="1440" w:header="720" w:footer="720" w:gutter="0"/>
+      <w:pgSz w:h="15840" w:w="12240"/>
+      <w:pgMar w:bottom="1440" w:footer="720" w:gutter="0" w:header="720" w:left="1440" w:right="1440" w:top="1440"/>
       <w:cols w:space="720"/>
     </w:sectPr>
   </w:body>
 </w:document>
 </file>
 
-<file path=word/endnotes.xml><?xml version="1.0" encoding="utf-8"?>
-<w:endnotes xmlns:wpc="http://schemas.microsoft.com/office/word/2010/wordprocessingCanvas" xmlns:cx="http://schemas.microsoft.com/office/drawing/2014/chartex" xmlns:cx1="http://schemas.microsoft.com/office/drawing/2015/9/8/chartex" xmlns:cx2="http://schemas.microsoft.com/office/drawing/2015/10/21/chartex" xmlns:cx3="http://schemas.microsoft.com/office/drawing/2016/5/9/chartex" xmlns:cx4="http://schemas.microsoft.com/office/drawing/2016/5/10/chartex" xmlns:cx5="http://schemas.microsoft.com/office/drawing/2016/5/11/chartex" xmlns:cx6="http://schemas.microsoft.com/office/drawing/2016/5/12/chartex" xmlns:cx7="http://schemas.microsoft.com/office/drawing/2016/5/13/chartex" xmlns:cx8="http://schemas.microsoft.com/office/drawing/2016/5/14/chartex" xmlns:mc="http://schemas.openxmlformats.org/markup-compatibility/2006" xmlns:aink="http://schemas.microsoft.com/office/drawing/2016/ink" xmlns:am3d="http://schemas.microsoft.com/office/drawing/2017/model3d" xmlns:o="urn:schemas-microsoft-com:office:office" xmlns:oel="http://schemas.microsoft.com/office/2019/extlst" xmlns:r="http://schemas.openxmlformats.org/officeDocument/2006/relationships" xmlns:m="http://schemas.openxmlformats.org/officeDocument/2006/math" xmlns:v="urn:schemas-microsoft-com:vml" xmlns:wp14="http://schemas.microsoft.com/office/word/2010/wordprocessingDrawing" xmlns:wp="http://schemas.openxmlformats.org/drawingml/2006/wordprocessingDrawing" xmlns:w10="urn:schemas-microsoft-com:office:word" xmlns:w="http://schemas.openxmlformats.org/wordprocessingml/2006/main" xmlns:w14="http://schemas.microsoft.com/office/word/2010/wordml" xmlns:w15="http://schemas.microsoft.com/office/word/2012/wordml" xmlns:w16cex="http://schemas.microsoft.com/office/word/2018/wordml/cex" xmlns:w16cid="http://schemas.microsoft.com/office/word/2016/wordml/cid" xmlns:w16="http://schemas.microsoft.com/office/word/2018/wordml" xmlns:w16du="http://schemas.microsoft.com/office/word/2023/wordml/word16du" xmlns:w16sdtdh="http://schemas.microsoft.com/office/word/2020/wordml/sdtdatahash" xmlns:w16se="http://schemas.microsoft.com/office/word/2015/wordml/symex" xmlns:wpg="http://schemas.microsoft.com/office/word/2010/wordprocessingGroup" xmlns:wpi="http://schemas.microsoft.com/office/word/2010/wordprocessingInk" xmlns:wne="http://schemas.microsoft.com/office/word/2006/wordml" xmlns:wps="http://schemas.microsoft.com/office/word/2010/wordprocessingShape" mc:Ignorable="w14 w15 w16se w16cid w16 w16cex w16sdtdh w16du wp14">
-  <w:endnote w:type="separator" w:id="-1">
-    <w:p>
-      <w:pPr>
-        <w:spacing w:after="0"/>
-      </w:pPr>
-      <w:r>
-        <w:separator/>
-      </w:r>
-    </w:p>
-  </w:endnote>
-  <w:endnote w:type="continuationSeparator" w:id="0">
-    <w:p>
-      <w:pPr>
-        <w:spacing w:after="0"/>
-      </w:pPr>
-      <w:r>
-        <w:continuationSeparator/>
-      </w:r>
-    </w:p>
-  </w:endnote>
-</w:endnotes>
+<file path=word/comments.xml><?xml version="1.0" encoding="utf-8"?>
+<w:comments xmlns:w="http://schemas.openxmlformats.org/wordprocessingml/2006/main" xmlns:m="http://schemas.openxmlformats.org/officeDocument/2006/math" xmlns:r="http://schemas.openxmlformats.org/officeDocument/2006/relationships" xmlns:o="urn:schemas-microsoft-com:office:office" xmlns:v="urn:schemas-microsoft-com:vml" xmlns:w10="urn:schemas-microsoft-com:office:word" xmlns:a="http://schemas.openxmlformats.org/drawingml/2006/main" xmlns:pic="http://schemas.openxmlformats.org/drawingml/2006/picture" xmlns:wp="http://schemas.openxmlformats.org/drawingml/2006/wordprocessingDrawing"/>
 </file>
 
 <file path=word/footnotes.xml><?xml version="1.0" encoding="utf-8"?>
-<w:footnotes xmlns:wpc="http://schemas.microsoft.com/office/word/2010/wordprocessingCanvas" xmlns:cx="http://schemas.microsoft.com/office/drawing/2014/chartex" xmlns:cx1="http://schemas.microsoft.com/office/drawing/2015/9/8/chartex" xmlns:cx2="http://schemas.microsoft.com/office/drawing/2015/10/21/chartex" xmlns:cx3="http://schemas.microsoft.com/office/drawing/2016/5/9/chartex" xmlns:cx4="http://schemas.microsoft.com/office/drawing/2016/5/10/chartex" xmlns:cx5="http://schemas.microsoft.com/office/drawing/2016/5/11/chartex" xmlns:cx6="http://schemas.microsoft.com/office/drawing/2016/5/12/chartex" xmlns:cx7="http://schemas.microsoft.com/office/drawing/2016/5/13/chartex" xmlns:cx8="http://schemas.microsoft.com/office/drawing/2016/5/14/chartex" xmlns:mc="http://schemas.openxmlformats.org/markup-compatibility/2006" xmlns:aink="http://schemas.microsoft.com/office/drawing/2016/ink" xmlns:am3d="http://schemas.microsoft.com/office/drawing/2017/model3d" xmlns:o="urn:schemas-microsoft-com:office:office" xmlns:oel="http://schemas.microsoft.com/office/2019/extlst" xmlns:r="http://schemas.openxmlformats.org/officeDocument/2006/relationships" xmlns:m="http://schemas.openxmlformats.org/officeDocument/2006/math" xmlns:v="urn:schemas-microsoft-com:vml" xmlns:wp14="http://schemas.microsoft.com/office/word/2010/wordprocessingDrawing" xmlns:wp="http://schemas.openxmlformats.org/drawingml/2006/wordprocessingDrawing" xmlns:w10="urn:schemas-microsoft-com:office:word" xmlns:w="http://schemas.openxmlformats.org/wordprocessingml/2006/main" xmlns:w14="http://schemas.microsoft.com/office/word/2010/wordml" xmlns:w15="http://schemas.microsoft.com/office/word/2012/wordml" xmlns:w16cex="http://schemas.microsoft.com/office/word/2018/wordml/cex" xmlns:w16cid="http://schemas.microsoft.com/office/word/2016/wordml/cid" xmlns:w16="http://schemas.microsoft.com/office/word/2018/wordml" xmlns:w16du="http://schemas.microsoft.com/office/word/2023/wordml/word16du" xmlns:w16sdtdh="http://schemas.microsoft.com/office/word/2020/wordml/sdtdatahash" xmlns:w16se="http://schemas.microsoft.com/office/word/2015/wordml/symex" xmlns:wpg="http://schemas.microsoft.com/office/word/2010/wordprocessingGroup" xmlns:wpi="http://schemas.microsoft.com/office/word/2010/wordprocessingInk" xmlns:wne="http://schemas.microsoft.com/office/word/2006/wordml" xmlns:wps="http://schemas.microsoft.com/office/word/2010/wordprocessingShape" mc:Ignorable="w14 w15 w16se w16cid w16 w16cex w16sdtdh w16du wp14">
+<w:footnotes xmlns:w="http://schemas.openxmlformats.org/wordprocessingml/2006/main" xmlns:m="http://schemas.openxmlformats.org/officeDocument/2006/math" xmlns:r="http://schemas.openxmlformats.org/officeDocument/2006/relationships" xmlns:o="urn:schemas-microsoft-com:office:office" xmlns:v="urn:schemas-microsoft-com:vml" xmlns:w10="urn:schemas-microsoft-com:office:word" xmlns:a="http://schemas.openxmlformats.org/drawingml/2006/main" xmlns:pic="http://schemas.openxmlformats.org/drawingml/2006/picture" xmlns:wp="http://schemas.openxmlformats.org/drawingml/2006/wordprocessingDrawing">
+  <w:footnote w:type="continuationSeparator" w:id="0">
+    <w:p>
+      <w:r>
+        <w:continuationSeparator/>
+      </w:r>
+    </w:p>
+  </w:footnote>
   <w:footnote w:type="separator" w:id="-1">
     <w:p>
       <w:r>
         <w:separator/>
-      </w:r>
-    </w:p>
-  </w:footnote>
-  <w:footnote w:type="continuationSeparator" w:id="0">
-    <w:p>
-      <w:r>
-        <w:continuationSeparator/>
       </w:r>
     </w:p>
   </w:footnote>
@@ -4015,8 +5153,8 @@
 </file>
 
 <file path=word/numbering.xml><?xml version="1.0" encoding="utf-8"?>
-<w:numbering xmlns:wpc="http://schemas.microsoft.com/office/word/2010/wordprocessingCanvas" xmlns:cx="http://schemas.microsoft.com/office/drawing/2014/chartex" xmlns:cx1="http://schemas.microsoft.com/office/drawing/2015/9/8/chartex" xmlns:cx2="http://schemas.microsoft.com/office/drawing/2015/10/21/chartex" xmlns:cx3="http://schemas.microsoft.com/office/drawing/2016/5/9/chartex" xmlns:cx4="http://schemas.microsoft.com/office/drawing/2016/5/10/chartex" xmlns:cx5="http://schemas.microsoft.com/office/drawing/2016/5/11/chartex" xmlns:cx6="http://schemas.microsoft.com/office/drawing/2016/5/12/chartex" xmlns:cx7="http://schemas.microsoft.com/office/drawing/2016/5/13/chartex" xmlns:cx8="http://schemas.microsoft.com/office/drawing/2016/5/14/chartex" xmlns:mc="http://schemas.openxmlformats.org/markup-compatibility/2006" xmlns:aink="http://schemas.microsoft.com/office/drawing/2016/ink" xmlns:am3d="http://schemas.microsoft.com/office/drawing/2017/model3d" xmlns:o="urn:schemas-microsoft-com:office:office" xmlns:oel="http://schemas.microsoft.com/office/2019/extlst" xmlns:r="http://schemas.openxmlformats.org/officeDocument/2006/relationships" xmlns:m="http://schemas.openxmlformats.org/officeDocument/2006/math" xmlns:v="urn:schemas-microsoft-com:vml" xmlns:wp14="http://schemas.microsoft.com/office/word/2010/wordprocessingDrawing" xmlns:wp="http://schemas.openxmlformats.org/drawingml/2006/wordprocessingDrawing" xmlns:w10="urn:schemas-microsoft-com:office:word" xmlns:w="http://schemas.openxmlformats.org/wordprocessingml/2006/main" xmlns:w14="http://schemas.microsoft.com/office/word/2010/wordml" xmlns:w15="http://schemas.microsoft.com/office/word/2012/wordml" xmlns:w16cex="http://schemas.microsoft.com/office/word/2018/wordml/cex" xmlns:w16cid="http://schemas.microsoft.com/office/word/2016/wordml/cid" xmlns:w16="http://schemas.microsoft.com/office/word/2018/wordml" xmlns:w16du="http://schemas.microsoft.com/office/word/2023/wordml/word16du" xmlns:w16sdtdh="http://schemas.microsoft.com/office/word/2020/wordml/sdtdatahash" xmlns:w16se="http://schemas.microsoft.com/office/word/2015/wordml/symex" xmlns:wpg="http://schemas.microsoft.com/office/word/2010/wordprocessingGroup" xmlns:wpi="http://schemas.microsoft.com/office/word/2010/wordprocessingInk" xmlns:wne="http://schemas.microsoft.com/office/word/2006/wordml" xmlns:wps="http://schemas.microsoft.com/office/word/2010/wordprocessingShape" mc:Ignorable="w14 w15 w16se w16cid w16 w16cex w16sdtdh w16du wp14">
-  <w:abstractNum w:abstractNumId="0" w15:restartNumberingAfterBreak="0">
+<w:numbering xmlns:aink="http://schemas.microsoft.com/office/drawing/2016/ink" xmlns:am3d="http://schemas.microsoft.com/office/drawing/2017/model3d" xmlns:cx="http://schemas.microsoft.com/office/drawing/2014/chartex" xmlns:cx1="http://schemas.microsoft.com/office/drawing/2015/9/8/chartex" xmlns:cx2="http://schemas.microsoft.com/office/drawing/2015/10/21/chartex" xmlns:cx3="http://schemas.microsoft.com/office/drawing/2016/5/9/chartex" xmlns:cx4="http://schemas.microsoft.com/office/drawing/2016/5/10/chartex" xmlns:cx5="http://schemas.microsoft.com/office/drawing/2016/5/11/chartex" xmlns:cx6="http://schemas.microsoft.com/office/drawing/2016/5/12/chartex" xmlns:cx7="http://schemas.microsoft.com/office/drawing/2016/5/13/chartex" xmlns:cx8="http://schemas.microsoft.com/office/drawing/2016/5/14/chartex" xmlns:m="http://schemas.openxmlformats.org/officeDocument/2006/math" xmlns:mc="http://schemas.openxmlformats.org/markup-compatibility/2006" xmlns:o="urn:schemas-microsoft-com:office:office" xmlns:oel="http://schemas.microsoft.com/office/2019/extlst" xmlns:r="http://schemas.openxmlformats.org/officeDocument/2006/relationships" xmlns:v="urn:schemas-microsoft-com:vml" xmlns:w="http://schemas.openxmlformats.org/wordprocessingml/2006/main" xmlns:w10="urn:schemas-microsoft-com:office:word" xmlns:w14="http://schemas.microsoft.com/office/word/2010/wordml" xmlns:w15="http://schemas.microsoft.com/office/word/2012/wordml" xmlns:w16="http://schemas.microsoft.com/office/word/2018/wordml" xmlns:w16cex="http://schemas.microsoft.com/office/word/2018/wordml/cex" xmlns:w16cid="http://schemas.microsoft.com/office/word/2016/wordml/cid" xmlns:w16du="http://schemas.microsoft.com/office/word/2023/wordml/word16du" xmlns:w16sdtdh="http://schemas.microsoft.com/office/word/2020/wordml/sdtdatahash" xmlns:w16se="http://schemas.microsoft.com/office/word/2015/wordml/symex" xmlns:wne="http://schemas.microsoft.com/office/word/2006/wordml" xmlns:wp="http://schemas.openxmlformats.org/drawingml/2006/wordprocessingDrawing" xmlns:wp14="http://schemas.microsoft.com/office/word/2010/wordprocessingDrawing" xmlns:wpc="http://schemas.microsoft.com/office/word/2010/wordprocessingCanvas" xmlns:wpg="http://schemas.microsoft.com/office/word/2010/wordprocessingGroup" xmlns:wpi="http://schemas.microsoft.com/office/word/2010/wordprocessingInk" xmlns:wps="http://schemas.microsoft.com/office/word/2010/wordprocessingShape" mc:Ignorable="w14 w15 w16se w16cid w16 w16cex w16sdtdh w16du wp14">
+  <w:abstractNum w15:restartNumberingAfterBreak="0" w:abstractNumId="0">
     <w:nsid w:val="0000A990"/>
     <w:multiLevelType w:val="multilevel"/>
     <w:tmpl w:val="FF925042"/>
@@ -4025,7 +5163,7 @@
       <w:lvlText w:val=" "/>
       <w:lvlJc w:val="left"/>
       <w:pPr>
-        <w:ind w:left="720" w:hanging="480"/>
+        <w:ind w:hanging="480" w:left="720"/>
       </w:pPr>
     </w:lvl>
     <w:lvl w:ilvl="1">
@@ -4033,7 +5171,7 @@
       <w:lvlText w:val=" "/>
       <w:lvlJc w:val="left"/>
       <w:pPr>
-        <w:ind w:left="1440" w:hanging="480"/>
+        <w:ind w:hanging="480" w:left="1440"/>
       </w:pPr>
     </w:lvl>
     <w:lvl w:ilvl="2">
@@ -4041,7 +5179,7 @@
       <w:lvlText w:val=" "/>
       <w:lvlJc w:val="left"/>
       <w:pPr>
-        <w:ind w:left="2160" w:hanging="480"/>
+        <w:ind w:hanging="480" w:left="2160"/>
       </w:pPr>
     </w:lvl>
     <w:lvl w:ilvl="3">
@@ -4049,7 +5187,7 @@
       <w:lvlText w:val=" "/>
       <w:lvlJc w:val="left"/>
       <w:pPr>
-        <w:ind w:left="2880" w:hanging="480"/>
+        <w:ind w:hanging="480" w:left="2880"/>
       </w:pPr>
     </w:lvl>
     <w:lvl w:ilvl="4">
@@ -4057,7 +5195,7 @@
       <w:lvlText w:val=" "/>
       <w:lvlJc w:val="left"/>
       <w:pPr>
-        <w:ind w:left="3600" w:hanging="480"/>
+        <w:ind w:hanging="480" w:left="3600"/>
       </w:pPr>
     </w:lvl>
     <w:lvl w:ilvl="5">
@@ -4065,7 +5203,7 @@
       <w:lvlText w:val=" "/>
       <w:lvlJc w:val="left"/>
       <w:pPr>
-        <w:ind w:left="4320" w:hanging="480"/>
+        <w:ind w:hanging="480" w:left="4320"/>
       </w:pPr>
     </w:lvl>
     <w:lvl w:ilvl="6">
@@ -4073,7 +5211,7 @@
       <w:lvlText w:val=" "/>
       <w:lvlJc w:val="left"/>
       <w:pPr>
-        <w:ind w:left="5040" w:hanging="480"/>
+        <w:ind w:hanging="480" w:left="5040"/>
       </w:pPr>
     </w:lvl>
     <w:lvl w:ilvl="7">
@@ -4081,7 +5219,7 @@
       <w:lvlText w:val=" "/>
       <w:lvlJc w:val="left"/>
       <w:pPr>
-        <w:ind w:left="5760" w:hanging="480"/>
+        <w:ind w:hanging="480" w:left="5760"/>
       </w:pPr>
     </w:lvl>
     <w:lvl w:ilvl="8">
@@ -4089,11 +5227,11 @@
       <w:lvlText w:val=" "/>
       <w:lvlJc w:val="left"/>
       <w:pPr>
-        <w:ind w:left="6480" w:hanging="480"/>
+        <w:ind w:hanging="480" w:left="6480"/>
       </w:pPr>
     </w:lvl>
   </w:abstractNum>
-  <w:abstractNum w:abstractNumId="1" w15:restartNumberingAfterBreak="0">
+  <w:abstractNum w15:restartNumberingAfterBreak="0" w:abstractNumId="1">
     <w:nsid w:val="0000A991"/>
     <w:multiLevelType w:val="multilevel"/>
     <w:tmpl w:val="ED2E9738"/>
@@ -4102,7 +5240,7 @@
       <w:lvlText w:val="•"/>
       <w:lvlJc w:val="left"/>
       <w:pPr>
-        <w:ind w:left="720" w:hanging="480"/>
+        <w:ind w:hanging="480" w:left="720"/>
       </w:pPr>
     </w:lvl>
     <w:lvl w:ilvl="1">
@@ -4110,7 +5248,7 @@
       <w:lvlText w:val="–"/>
       <w:lvlJc w:val="left"/>
       <w:pPr>
-        <w:ind w:left="1440" w:hanging="480"/>
+        <w:ind w:hanging="480" w:left="1440"/>
       </w:pPr>
     </w:lvl>
     <w:lvl w:ilvl="2">
@@ -4118,7 +5256,7 @@
       <w:lvlText w:val="•"/>
       <w:lvlJc w:val="left"/>
       <w:pPr>
-        <w:ind w:left="2160" w:hanging="480"/>
+        <w:ind w:hanging="480" w:left="2160"/>
       </w:pPr>
     </w:lvl>
     <w:lvl w:ilvl="3">
@@ -4126,7 +5264,7 @@
       <w:lvlText w:val="–"/>
       <w:lvlJc w:val="left"/>
       <w:pPr>
-        <w:ind w:left="2880" w:hanging="480"/>
+        <w:ind w:hanging="480" w:left="2880"/>
       </w:pPr>
     </w:lvl>
     <w:lvl w:ilvl="4">
@@ -4134,7 +5272,7 @@
       <w:lvlText w:val="•"/>
       <w:lvlJc w:val="left"/>
       <w:pPr>
-        <w:ind w:left="3600" w:hanging="480"/>
+        <w:ind w:hanging="480" w:left="3600"/>
       </w:pPr>
     </w:lvl>
     <w:lvl w:ilvl="5">
@@ -4142,7 +5280,7 @@
       <w:lvlText w:val="–"/>
       <w:lvlJc w:val="left"/>
       <w:pPr>
-        <w:ind w:left="4320" w:hanging="480"/>
+        <w:ind w:hanging="480" w:left="4320"/>
       </w:pPr>
     </w:lvl>
     <w:lvl w:ilvl="6">
@@ -4150,7 +5288,7 @@
       <w:lvlText w:val="•"/>
       <w:lvlJc w:val="left"/>
       <w:pPr>
-        <w:ind w:left="5040" w:hanging="480"/>
+        <w:ind w:hanging="480" w:left="5040"/>
       </w:pPr>
     </w:lvl>
     <w:lvl w:ilvl="7">
@@ -4158,7 +5296,7 @@
       <w:lvlText w:val="–"/>
       <w:lvlJc w:val="left"/>
       <w:pPr>
-        <w:ind w:left="5760" w:hanging="480"/>
+        <w:ind w:hanging="480" w:left="5760"/>
       </w:pPr>
     </w:lvl>
     <w:lvl w:ilvl="8">
@@ -4166,11 +5304,11 @@
       <w:lvlText w:val="•"/>
       <w:lvlJc w:val="left"/>
       <w:pPr>
-        <w:ind w:left="6480" w:hanging="480"/>
+        <w:ind w:hanging="480" w:left="6480"/>
       </w:pPr>
     </w:lvl>
   </w:abstractNum>
-  <w:abstractNum w:abstractNumId="2" w15:restartNumberingAfterBreak="0">
+  <w:abstractNum w15:restartNumberingAfterBreak="0" w:abstractNumId="2">
     <w:nsid w:val="00A99411"/>
     <w:multiLevelType w:val="multilevel"/>
     <w:tmpl w:val="585292DC"/>
@@ -4180,7 +5318,7 @@
       <w:lvlText w:val="%1."/>
       <w:lvlJc w:val="left"/>
       <w:pPr>
-        <w:ind w:left="720" w:hanging="480"/>
+        <w:ind w:hanging="480" w:left="720"/>
       </w:pPr>
     </w:lvl>
     <w:lvl w:ilvl="1">
@@ -4189,7 +5327,7 @@
       <w:lvlText w:val="%2."/>
       <w:lvlJc w:val="left"/>
       <w:pPr>
-        <w:ind w:left="1440" w:hanging="480"/>
+        <w:ind w:hanging="480" w:left="1440"/>
       </w:pPr>
     </w:lvl>
     <w:lvl w:ilvl="2">
@@ -4198,7 +5336,7 @@
       <w:lvlText w:val="%3."/>
       <w:lvlJc w:val="left"/>
       <w:pPr>
-        <w:ind w:left="2160" w:hanging="480"/>
+        <w:ind w:hanging="480" w:left="2160"/>
       </w:pPr>
     </w:lvl>
     <w:lvl w:ilvl="3">
@@ -4207,7 +5345,7 @@
       <w:lvlText w:val="%4."/>
       <w:lvlJc w:val="left"/>
       <w:pPr>
-        <w:ind w:left="2880" w:hanging="480"/>
+        <w:ind w:hanging="480" w:left="2880"/>
       </w:pPr>
     </w:lvl>
     <w:lvl w:ilvl="4">
@@ -4216,7 +5354,7 @@
       <w:lvlText w:val="%5."/>
       <w:lvlJc w:val="left"/>
       <w:pPr>
-        <w:ind w:left="3600" w:hanging="480"/>
+        <w:ind w:hanging="480" w:left="3600"/>
       </w:pPr>
     </w:lvl>
     <w:lvl w:ilvl="5">
@@ -4225,7 +5363,7 @@
       <w:lvlText w:val="%6."/>
       <w:lvlJc w:val="left"/>
       <w:pPr>
-        <w:ind w:left="4320" w:hanging="480"/>
+        <w:ind w:hanging="480" w:left="4320"/>
       </w:pPr>
     </w:lvl>
     <w:lvl w:ilvl="6">
@@ -4234,7 +5372,7 @@
       <w:lvlText w:val="%7."/>
       <w:lvlJc w:val="left"/>
       <w:pPr>
-        <w:ind w:left="5040" w:hanging="480"/>
+        <w:ind w:hanging="480" w:left="5040"/>
       </w:pPr>
     </w:lvl>
     <w:lvl w:ilvl="7">
@@ -4243,7 +5381,7 @@
       <w:lvlText w:val="%8."/>
       <w:lvlJc w:val="left"/>
       <w:pPr>
-        <w:ind w:left="5760" w:hanging="480"/>
+        <w:ind w:hanging="480" w:left="5760"/>
       </w:pPr>
     </w:lvl>
     <w:lvl w:ilvl="8">
@@ -4252,14 +5390,174 @@
       <w:lvlText w:val="%9."/>
       <w:lvlJc w:val="left"/>
       <w:pPr>
-        <w:ind w:left="6480" w:hanging="480"/>
+        <w:ind w:hanging="480" w:left="6480"/>
       </w:pPr>
     </w:lvl>
   </w:abstractNum>
-  <w:abstractNum w:abstractNumId="3" w15:restartNumberingAfterBreak="0">
-    <w:nsid w:val="00A99412"/>
+  <w:abstractNum w:abstractNumId="990">
+    <w:nsid w:val="A990"/>
     <w:multiLevelType w:val="multilevel"/>
-    <w:tmpl w:val="A1FA9DCE"/>
+    <w:lvl w:ilvl="0">
+      <w:numFmt w:val="bullet"/>
+      <w:lvlText w:val=" "/>
+      <w:lvlJc w:val="left"/>
+      <w:pPr>
+        <w:ind w:left="720" w:hanging="480"/>
+      </w:pPr>
+    </w:lvl>
+    <w:lvl w:ilvl="1">
+      <w:numFmt w:val="bullet"/>
+      <w:lvlText w:val=" "/>
+      <w:lvlJc w:val="left"/>
+      <w:pPr>
+        <w:ind w:left="1440" w:hanging="480"/>
+      </w:pPr>
+    </w:lvl>
+    <w:lvl w:ilvl="2">
+      <w:numFmt w:val="bullet"/>
+      <w:lvlText w:val=" "/>
+      <w:lvlJc w:val="left"/>
+      <w:pPr>
+        <w:ind w:left="2160" w:hanging="480"/>
+      </w:pPr>
+    </w:lvl>
+    <w:lvl w:ilvl="3">
+      <w:numFmt w:val="bullet"/>
+      <w:lvlText w:val=" "/>
+      <w:lvlJc w:val="left"/>
+      <w:pPr>
+        <w:ind w:left="2880" w:hanging="480"/>
+      </w:pPr>
+    </w:lvl>
+    <w:lvl w:ilvl="4">
+      <w:numFmt w:val="bullet"/>
+      <w:lvlText w:val=" "/>
+      <w:lvlJc w:val="left"/>
+      <w:pPr>
+        <w:ind w:left="3600" w:hanging="480"/>
+      </w:pPr>
+    </w:lvl>
+    <w:lvl w:ilvl="5">
+      <w:numFmt w:val="bullet"/>
+      <w:lvlText w:val=" "/>
+      <w:lvlJc w:val="left"/>
+      <w:pPr>
+        <w:ind w:left="4320" w:hanging="480"/>
+      </w:pPr>
+    </w:lvl>
+    <w:lvl w:ilvl="6">
+      <w:numFmt w:val="bullet"/>
+      <w:lvlText w:val=" "/>
+      <w:lvlJc w:val="left"/>
+      <w:pPr>
+        <w:ind w:left="5040" w:hanging="480"/>
+      </w:pPr>
+    </w:lvl>
+    <w:lvl w:ilvl="7">
+      <w:numFmt w:val="bullet"/>
+      <w:lvlText w:val=" "/>
+      <w:lvlJc w:val="left"/>
+      <w:pPr>
+        <w:ind w:left="5760" w:hanging="480"/>
+      </w:pPr>
+    </w:lvl>
+    <w:lvl w:ilvl="8">
+      <w:numFmt w:val="bullet"/>
+      <w:lvlText w:val=" "/>
+      <w:lvlJc w:val="left"/>
+      <w:pPr>
+        <w:ind w:left="6480" w:hanging="480"/>
+      </w:pPr>
+    </w:lvl>
+  </w:abstractNum>
+  <w:abstractNum w:abstractNumId="99411">
+    <w:nsid w:val="A99411"/>
+    <w:multiLevelType w:val="multilevel"/>
+    <w:lvl w:ilvl="0">
+      <w:start w:val="1"/>
+      <w:numFmt w:val="decimal"/>
+      <w:lvlText w:val="%1."/>
+      <w:lvlJc w:val="left"/>
+      <w:pPr>
+        <w:ind w:left="720" w:hanging="480"/>
+      </w:pPr>
+    </w:lvl>
+    <w:lvl w:ilvl="1">
+      <w:start w:val="1"/>
+      <w:numFmt w:val="decimal"/>
+      <w:lvlText w:val="%2."/>
+      <w:lvlJc w:val="left"/>
+      <w:pPr>
+        <w:ind w:left="1440" w:hanging="480"/>
+      </w:pPr>
+    </w:lvl>
+    <w:lvl w:ilvl="2">
+      <w:start w:val="1"/>
+      <w:numFmt w:val="decimal"/>
+      <w:lvlText w:val="%3."/>
+      <w:lvlJc w:val="left"/>
+      <w:pPr>
+        <w:ind w:left="2160" w:hanging="480"/>
+      </w:pPr>
+    </w:lvl>
+    <w:lvl w:ilvl="3">
+      <w:start w:val="1"/>
+      <w:numFmt w:val="decimal"/>
+      <w:lvlText w:val="%4."/>
+      <w:lvlJc w:val="left"/>
+      <w:pPr>
+        <w:ind w:left="2880" w:hanging="480"/>
+      </w:pPr>
+    </w:lvl>
+    <w:lvl w:ilvl="4">
+      <w:start w:val="1"/>
+      <w:numFmt w:val="decimal"/>
+      <w:lvlText w:val="%5."/>
+      <w:lvlJc w:val="left"/>
+      <w:pPr>
+        <w:ind w:left="3600" w:hanging="480"/>
+      </w:pPr>
+    </w:lvl>
+    <w:lvl w:ilvl="5">
+      <w:start w:val="1"/>
+      <w:numFmt w:val="decimal"/>
+      <w:lvlText w:val="%6."/>
+      <w:lvlJc w:val="left"/>
+      <w:pPr>
+        <w:ind w:left="4320" w:hanging="480"/>
+      </w:pPr>
+    </w:lvl>
+    <w:lvl w:ilvl="6">
+      <w:start w:val="1"/>
+      <w:numFmt w:val="decimal"/>
+      <w:lvlText w:val="%7."/>
+      <w:lvlJc w:val="left"/>
+      <w:pPr>
+        <w:ind w:left="5040" w:hanging="480"/>
+      </w:pPr>
+    </w:lvl>
+    <w:lvl w:ilvl="7">
+      <w:start w:val="1"/>
+      <w:numFmt w:val="decimal"/>
+      <w:lvlText w:val="%8."/>
+      <w:lvlJc w:val="left"/>
+      <w:pPr>
+        <w:ind w:left="5760" w:hanging="480"/>
+      </w:pPr>
+    </w:lvl>
+    <w:lvl w:ilvl="8">
+      <w:start w:val="1"/>
+      <w:numFmt w:val="decimal"/>
+      <w:lvlText w:val="%9."/>
+      <w:lvlJc w:val="left"/>
+      <w:pPr>
+        <w:ind w:left="6480" w:hanging="480"/>
+      </w:pPr>
+    </w:lvl>
+  </w:abstractNum>
+  <w:abstractNum w:abstractNumId="99412">
+    <w:nsid w:val="A99412"/>
+    <w:multiLevelType w:val="multilevel"/>
     <w:lvl w:ilvl="0">
       <w:start w:val="2"/>
       <w:numFmt w:val="decimal"/>
@@ -4342,10 +5640,9 @@
       </w:pPr>
     </w:lvl>
   </w:abstractNum>
-  <w:abstractNum w:abstractNumId="4" w15:restartNumberingAfterBreak="0">
-    <w:nsid w:val="00A99413"/>
+  <w:abstractNum w:abstractNumId="99413">
+    <w:nsid w:val="A99413"/>
     <w:multiLevelType w:val="multilevel"/>
-    <w:tmpl w:val="DD3251E0"/>
     <w:lvl w:ilvl="0">
       <w:start w:val="3"/>
       <w:numFmt w:val="decimal"/>
@@ -4428,13 +5725,13 @@
       </w:pPr>
     </w:lvl>
   </w:abstractNum>
-  <w:num w:numId="1" w16cid:durableId="1968661439">
+  <w:num w16cid:durableId="1968661439" w:numId="1">
     <w:abstractNumId w:val="0"/>
   </w:num>
-  <w:num w:numId="2" w16cid:durableId="1603609467">
+  <w:num w16cid:durableId="1603609467" w:numId="2">
     <w:abstractNumId w:val="1"/>
   </w:num>
-  <w:num w:numId="3" w16cid:durableId="1542522429">
+  <w:num w16cid:durableId="1542522429" w:numId="3">
     <w:abstractNumId w:val="2"/>
     <w:lvlOverride w:ilvl="0">
       <w:startOverride w:val="1"/>
@@ -4464,11 +5761,11 @@
       <w:startOverride w:val="1"/>
     </w:lvlOverride>
   </w:num>
-  <w:num w:numId="4" w16cid:durableId="1685203971">
-    <w:abstractNumId w:val="0"/>
+  <w:num w:numId="1000">
+    <w:abstractNumId w:val="990"/>
   </w:num>
-  <w:num w:numId="5" w16cid:durableId="1510021033">
-    <w:abstractNumId w:val="2"/>
+  <w:num w:numId="1001">
+    <w:abstractNumId w:val="99411"/>
     <w:lvlOverride w:ilvl="0">
       <w:startOverride w:val="1"/>
     </w:lvlOverride>
@@ -4497,8 +5794,8 @@
       <w:startOverride w:val="1"/>
     </w:lvlOverride>
   </w:num>
-  <w:num w:numId="6" w16cid:durableId="58989359">
-    <w:abstractNumId w:val="2"/>
+  <w:num w:numId="1002">
+    <w:abstractNumId w:val="99411"/>
     <w:lvlOverride w:ilvl="0">
       <w:startOverride w:val="1"/>
     </w:lvlOverride>
@@ -4527,8 +5824,8 @@
       <w:startOverride w:val="1"/>
     </w:lvlOverride>
   </w:num>
-  <w:num w:numId="7" w16cid:durableId="202602815">
-    <w:abstractNumId w:val="2"/>
+  <w:num w:numId="1003">
+    <w:abstractNumId w:val="99411"/>
     <w:lvlOverride w:ilvl="0">
       <w:startOverride w:val="1"/>
     </w:lvlOverride>
@@ -4557,8 +5854,8 @@
       <w:startOverride w:val="1"/>
     </w:lvlOverride>
   </w:num>
-  <w:num w:numId="8" w16cid:durableId="24674035">
-    <w:abstractNumId w:val="2"/>
+  <w:num w:numId="1004">
+    <w:abstractNumId w:val="99411"/>
     <w:lvlOverride w:ilvl="0">
       <w:startOverride w:val="1"/>
     </w:lvlOverride>
@@ -4587,8 +5884,8 @@
       <w:startOverride w:val="1"/>
     </w:lvlOverride>
   </w:num>
-  <w:num w:numId="9" w16cid:durableId="1773208269">
-    <w:abstractNumId w:val="3"/>
+  <w:num w:numId="1005">
+    <w:abstractNumId w:val="99412"/>
     <w:lvlOverride w:ilvl="0">
       <w:startOverride w:val="2"/>
     </w:lvlOverride>
@@ -4617,8 +5914,8 @@
       <w:startOverride w:val="2"/>
     </w:lvlOverride>
   </w:num>
-  <w:num w:numId="10" w16cid:durableId="1297183630">
-    <w:abstractNumId w:val="4"/>
+  <w:num w:numId="1006">
+    <w:abstractNumId w:val="99413"/>
     <w:lvlOverride w:ilvl="0">
       <w:startOverride w:val="3"/>
     </w:lvlOverride>
@@ -4647,8 +5944,38 @@
       <w:startOverride w:val="3"/>
     </w:lvlOverride>
   </w:num>
-  <w:num w:numId="11" w16cid:durableId="468327660">
-    <w:abstractNumId w:val="2"/>
+  <w:num w:numId="1007">
+    <w:abstractNumId w:val="99411"/>
+    <w:lvlOverride w:ilvl="0">
+      <w:startOverride w:val="1"/>
+    </w:lvlOverride>
+    <w:lvlOverride w:ilvl="1">
+      <w:startOverride w:val="1"/>
+    </w:lvlOverride>
+    <w:lvlOverride w:ilvl="2">
+      <w:startOverride w:val="1"/>
+    </w:lvlOverride>
+    <w:lvlOverride w:ilvl="3">
+      <w:startOverride w:val="1"/>
+    </w:lvlOverride>
+    <w:lvlOverride w:ilvl="4">
+      <w:startOverride w:val="1"/>
+    </w:lvlOverride>
+    <w:lvlOverride w:ilvl="5">
+      <w:startOverride w:val="1"/>
+    </w:lvlOverride>
+    <w:lvlOverride w:ilvl="6">
+      <w:startOverride w:val="1"/>
+    </w:lvlOverride>
+    <w:lvlOverride w:ilvl="7">
+      <w:startOverride w:val="1"/>
+    </w:lvlOverride>
+    <w:lvlOverride w:ilvl="8">
+      <w:startOverride w:val="1"/>
+    </w:lvlOverride>
+  </w:num>
+  <w:num w:numId="1008">
+    <w:abstractNumId w:val="99411"/>
     <w:lvlOverride w:ilvl="0">
       <w:startOverride w:val="1"/>
     </w:lvlOverride>
@@ -4681,14 +6008,14 @@
 </file>
 
 <file path=word/styles.xml><?xml version="1.0" encoding="utf-8"?>
-<w:styles xmlns:mc="http://schemas.openxmlformats.org/markup-compatibility/2006" xmlns:r="http://schemas.openxmlformats.org/officeDocument/2006/relationships" xmlns:w="http://schemas.openxmlformats.org/wordprocessingml/2006/main" xmlns:w14="http://schemas.microsoft.com/office/word/2010/wordml" xmlns:w15="http://schemas.microsoft.com/office/word/2012/wordml" xmlns:w16cex="http://schemas.microsoft.com/office/word/2018/wordml/cex" xmlns:w16cid="http://schemas.microsoft.com/office/word/2016/wordml/cid" xmlns:w16="http://schemas.microsoft.com/office/word/2018/wordml" xmlns:w16du="http://schemas.microsoft.com/office/word/2023/wordml/word16du" xmlns:w16sdtdh="http://schemas.microsoft.com/office/word/2020/wordml/sdtdatahash" xmlns:w16se="http://schemas.microsoft.com/office/word/2015/wordml/symex" mc:Ignorable="w14 w15 w16se w16cid w16 w16cex w16sdtdh w16du">
+<w:styles xmlns:mc="http://schemas.openxmlformats.org/markup-compatibility/2006" xmlns:r="http://schemas.openxmlformats.org/officeDocument/2006/relationships" xmlns:w="http://schemas.openxmlformats.org/wordprocessingml/2006/main" xmlns:w14="http://schemas.microsoft.com/office/word/2010/wordml" xmlns:w15="http://schemas.microsoft.com/office/word/2012/wordml" xmlns:w16="http://schemas.microsoft.com/office/word/2018/wordml" xmlns:w16cex="http://schemas.microsoft.com/office/word/2018/wordml/cex" xmlns:w16cid="http://schemas.microsoft.com/office/word/2016/wordml/cid" xmlns:w16du="http://schemas.microsoft.com/office/word/2023/wordml/word16du" xmlns:w16sdtdh="http://schemas.microsoft.com/office/word/2020/wordml/sdtdatahash" xmlns:w16se="http://schemas.microsoft.com/office/word/2015/wordml/symex" mc:Ignorable="w14 w15 w16se w16cid w16 w16cex w16sdtdh w16du">
   <w:docDefaults>
     <w:rPrDefault>
       <w:rPr>
-        <w:rFonts w:asciiTheme="minorHAnsi" w:eastAsiaTheme="minorHAnsi" w:hAnsiTheme="minorHAnsi" w:cstheme="minorBidi"/>
+        <w:rFonts w:asciiTheme="minorHAnsi" w:cstheme="minorBidi" w:eastAsiaTheme="minorHAnsi" w:hAnsiTheme="minorHAnsi"/>
         <w:sz w:val="24"/>
         <w:szCs w:val="24"/>
-        <w:lang w:val="en-US" w:eastAsia="en-US" w:bidi="ar-SA"/>
+        <w:lang w:bidi="ar-SA" w:eastAsia="en-US" w:val="en-US"/>
       </w:rPr>
     </w:rPrDefault>
     <w:pPrDefault>
@@ -4697,7 +6024,7 @@
       </w:pPr>
     </w:pPrDefault>
   </w:docDefaults>
-  <w:latentStyles w:defLockedState="0" w:defUIPriority="0" w:defSemiHidden="0" w:defUnhideWhenUsed="0" w:defQFormat="0" w:count="376">
+  <w:latentStyles w:count="376" w:defLockedState="0" w:defQFormat="0" w:defSemiHidden="0" w:defUIPriority="0" w:defUnhideWhenUsed="0">
     <w:lsdException w:name="toc 1" w:uiPriority="39"/>
     <w:lsdException w:name="toc 2" w:uiPriority="39"/>
     <w:lsdException w:name="toc 3" w:uiPriority="39"/>
@@ -4945,7 +6272,7 @@
     <w:lsdException w:name="Unresolved Mention" w:semiHidden="1" w:uiPriority="99" w:unhideWhenUsed="1"/>
     <w:lsdException w:name="Smart Link" w:semiHidden="1" w:uiPriority="99" w:unhideWhenUsed="1"/>
   </w:latentStyles>
-  <w:style w:type="paragraph" w:default="1" w:styleId="Normal">
+  <w:style w:default="1" w:styleId="Normal" w:type="paragraph">
     <w:name w:val="Normal"/>
     <w:qFormat/>
     <w:rsid w:val="001E0B5F"/>
@@ -4954,7 +6281,7 @@
       <w:sz w:val="22"/>
     </w:rPr>
   </w:style>
-  <w:style w:type="paragraph" w:styleId="Heading1">
+  <w:style w:styleId="Heading1" w:type="paragraph">
     <w:name w:val="heading 1"/>
     <w:basedOn w:val="Normal"/>
     <w:next w:val="BodyText"/>
@@ -4964,18 +6291,18 @@
     <w:pPr>
       <w:keepNext/>
       <w:keepLines/>
-      <w:spacing w:before="480" w:after="0"/>
+      <w:spacing w:after="0" w:before="480"/>
       <w:outlineLvl w:val="0"/>
     </w:pPr>
     <w:rPr>
-      <w:rFonts w:eastAsiaTheme="majorEastAsia" w:cstheme="majorBidi"/>
+      <w:rFonts w:cstheme="majorBidi" w:eastAsiaTheme="majorEastAsia"/>
       <w:bCs/>
-      <w:color w:val="262626" w:themeColor="text1" w:themeTint="D9"/>
+      <w:color w:themeColor="text1" w:themeTint="D9" w:val="262626"/>
       <w:sz w:val="32"/>
       <w:szCs w:val="32"/>
     </w:rPr>
   </w:style>
-  <w:style w:type="paragraph" w:styleId="Heading2">
+  <w:style w:styleId="Heading2" w:type="paragraph">
     <w:name w:val="heading 2"/>
     <w:basedOn w:val="Normal"/>
     <w:next w:val="BodyText"/>
@@ -4986,18 +6313,18 @@
     <w:pPr>
       <w:keepNext/>
       <w:keepLines/>
-      <w:spacing w:before="200" w:after="0"/>
+      <w:spacing w:after="0" w:before="200"/>
       <w:outlineLvl w:val="1"/>
     </w:pPr>
     <w:rPr>
-      <w:rFonts w:eastAsiaTheme="majorEastAsia" w:cstheme="majorBidi"/>
+      <w:rFonts w:cstheme="majorBidi" w:eastAsiaTheme="majorEastAsia"/>
       <w:bCs/>
-      <w:color w:val="262626" w:themeColor="text1" w:themeTint="D9"/>
+      <w:color w:themeColor="text1" w:themeTint="D9" w:val="262626"/>
       <w:sz w:val="28"/>
       <w:szCs w:val="28"/>
     </w:rPr>
   </w:style>
-  <w:style w:type="paragraph" w:styleId="Heading3">
+  <w:style w:styleId="Heading3" w:type="paragraph">
     <w:name w:val="heading 3"/>
     <w:basedOn w:val="Normal"/>
     <w:next w:val="BodyText"/>
@@ -5008,16 +6335,16 @@
     <w:pPr>
       <w:keepNext/>
       <w:keepLines/>
-      <w:spacing w:before="200" w:after="0"/>
+      <w:spacing w:after="0" w:before="200"/>
       <w:outlineLvl w:val="2"/>
     </w:pPr>
     <w:rPr>
-      <w:rFonts w:eastAsiaTheme="majorEastAsia" w:cstheme="majorBidi"/>
+      <w:rFonts w:cstheme="majorBidi" w:eastAsiaTheme="majorEastAsia"/>
       <w:bCs/>
-      <w:color w:val="262626" w:themeColor="text1" w:themeTint="D9"/>
+      <w:color w:themeColor="text1" w:themeTint="D9" w:val="262626"/>
     </w:rPr>
   </w:style>
-  <w:style w:type="paragraph" w:styleId="Heading4">
+  <w:style w:styleId="Heading4" w:type="paragraph">
     <w:name w:val="heading 4"/>
     <w:basedOn w:val="Normal"/>
     <w:next w:val="BodyText"/>
@@ -5027,17 +6354,17 @@
     <w:pPr>
       <w:keepNext/>
       <w:keepLines/>
-      <w:spacing w:before="200" w:after="0"/>
+      <w:spacing w:after="0" w:before="200"/>
       <w:outlineLvl w:val="3"/>
     </w:pPr>
     <w:rPr>
-      <w:rFonts w:asciiTheme="majorHAnsi" w:eastAsiaTheme="majorEastAsia" w:hAnsiTheme="majorHAnsi" w:cstheme="majorBidi"/>
+      <w:rFonts w:asciiTheme="majorHAnsi" w:cstheme="majorBidi" w:eastAsiaTheme="majorEastAsia" w:hAnsiTheme="majorHAnsi"/>
       <w:bCs/>
       <w:i/>
-      <w:color w:val="4F81BD" w:themeColor="accent1"/>
+      <w:color w:themeColor="accent1" w:val="4F81BD"/>
     </w:rPr>
   </w:style>
-  <w:style w:type="paragraph" w:styleId="Heading5">
+  <w:style w:styleId="Heading5" w:type="paragraph">
     <w:name w:val="heading 5"/>
     <w:basedOn w:val="Normal"/>
     <w:next w:val="BodyText"/>
@@ -5047,16 +6374,16 @@
     <w:pPr>
       <w:keepNext/>
       <w:keepLines/>
-      <w:spacing w:before="200" w:after="0"/>
+      <w:spacing w:after="0" w:before="200"/>
       <w:outlineLvl w:val="4"/>
     </w:pPr>
     <w:rPr>
-      <w:rFonts w:asciiTheme="majorHAnsi" w:eastAsiaTheme="majorEastAsia" w:hAnsiTheme="majorHAnsi" w:cstheme="majorBidi"/>
+      <w:rFonts w:asciiTheme="majorHAnsi" w:cstheme="majorBidi" w:eastAsiaTheme="majorEastAsia" w:hAnsiTheme="majorHAnsi"/>
       <w:iCs/>
-      <w:color w:val="4F81BD" w:themeColor="accent1"/>
+      <w:color w:themeColor="accent1" w:val="4F81BD"/>
     </w:rPr>
   </w:style>
-  <w:style w:type="paragraph" w:styleId="Heading6">
+  <w:style w:styleId="Heading6" w:type="paragraph">
     <w:name w:val="heading 6"/>
     <w:basedOn w:val="Normal"/>
     <w:next w:val="BodyText"/>
@@ -5066,15 +6393,15 @@
     <w:pPr>
       <w:keepNext/>
       <w:keepLines/>
-      <w:spacing w:before="200" w:after="0"/>
+      <w:spacing w:after="0" w:before="200"/>
       <w:outlineLvl w:val="5"/>
     </w:pPr>
     <w:rPr>
-      <w:rFonts w:asciiTheme="majorHAnsi" w:eastAsiaTheme="majorEastAsia" w:hAnsiTheme="majorHAnsi" w:cstheme="majorBidi"/>
-      <w:color w:val="4F81BD" w:themeColor="accent1"/>
+      <w:rFonts w:asciiTheme="majorHAnsi" w:cstheme="majorBidi" w:eastAsiaTheme="majorEastAsia" w:hAnsiTheme="majorHAnsi"/>
+      <w:color w:themeColor="accent1" w:val="4F81BD"/>
     </w:rPr>
   </w:style>
-  <w:style w:type="paragraph" w:styleId="Heading7">
+  <w:style w:styleId="Heading7" w:type="paragraph">
     <w:name w:val="heading 7"/>
     <w:basedOn w:val="Normal"/>
     <w:next w:val="BodyText"/>
@@ -5084,15 +6411,15 @@
     <w:pPr>
       <w:keepNext/>
       <w:keepLines/>
-      <w:spacing w:before="200" w:after="0"/>
+      <w:spacing w:after="0" w:before="200"/>
       <w:outlineLvl w:val="6"/>
     </w:pPr>
     <w:rPr>
-      <w:rFonts w:asciiTheme="majorHAnsi" w:eastAsiaTheme="majorEastAsia" w:hAnsiTheme="majorHAnsi" w:cstheme="majorBidi"/>
-      <w:color w:val="4F81BD" w:themeColor="accent1"/>
+      <w:rFonts w:asciiTheme="majorHAnsi" w:cstheme="majorBidi" w:eastAsiaTheme="majorEastAsia" w:hAnsiTheme="majorHAnsi"/>
+      <w:color w:themeColor="accent1" w:val="4F81BD"/>
     </w:rPr>
   </w:style>
-  <w:style w:type="paragraph" w:styleId="Heading8">
+  <w:style w:styleId="Heading8" w:type="paragraph">
     <w:name w:val="heading 8"/>
     <w:basedOn w:val="Normal"/>
     <w:next w:val="BodyText"/>
@@ -5102,15 +6429,15 @@
     <w:pPr>
       <w:keepNext/>
       <w:keepLines/>
-      <w:spacing w:before="200" w:after="0"/>
+      <w:spacing w:after="0" w:before="200"/>
       <w:outlineLvl w:val="7"/>
     </w:pPr>
     <w:rPr>
-      <w:rFonts w:asciiTheme="majorHAnsi" w:eastAsiaTheme="majorEastAsia" w:hAnsiTheme="majorHAnsi" w:cstheme="majorBidi"/>
-      <w:color w:val="4F81BD" w:themeColor="accent1"/>
+      <w:rFonts w:asciiTheme="majorHAnsi" w:cstheme="majorBidi" w:eastAsiaTheme="majorEastAsia" w:hAnsiTheme="majorHAnsi"/>
+      <w:color w:themeColor="accent1" w:val="4F81BD"/>
     </w:rPr>
   </w:style>
-  <w:style w:type="paragraph" w:styleId="Heading9">
+  <w:style w:styleId="Heading9" w:type="paragraph">
     <w:name w:val="heading 9"/>
     <w:basedOn w:val="Normal"/>
     <w:next w:val="BodyText"/>
@@ -5120,69 +6447,69 @@
     <w:pPr>
       <w:keepNext/>
       <w:keepLines/>
-      <w:spacing w:before="200" w:after="0"/>
+      <w:spacing w:after="0" w:before="200"/>
       <w:outlineLvl w:val="8"/>
     </w:pPr>
     <w:rPr>
-      <w:rFonts w:asciiTheme="majorHAnsi" w:eastAsiaTheme="majorEastAsia" w:hAnsiTheme="majorHAnsi" w:cstheme="majorBidi"/>
-      <w:color w:val="4F81BD" w:themeColor="accent1"/>
+      <w:rFonts w:asciiTheme="majorHAnsi" w:cstheme="majorBidi" w:eastAsiaTheme="majorEastAsia" w:hAnsiTheme="majorHAnsi"/>
+      <w:color w:themeColor="accent1" w:val="4F81BD"/>
     </w:rPr>
   </w:style>
-  <w:style w:type="character" w:default="1" w:styleId="DefaultParagraphFont">
+  <w:style w:default="1" w:styleId="DefaultParagraphFont" w:type="character">
     <w:name w:val="Default Paragraph Font"/>
     <w:uiPriority w:val="1"/>
     <w:semiHidden/>
     <w:unhideWhenUsed/>
   </w:style>
-  <w:style w:type="table" w:default="1" w:styleId="TableNormal">
+  <w:style w:default="1" w:styleId="TableNormal" w:type="table">
     <w:name w:val="Normal Table"/>
     <w:uiPriority w:val="99"/>
     <w:semiHidden/>
     <w:unhideWhenUsed/>
     <w:tblPr>
-      <w:tblInd w:w="0" w:type="dxa"/>
+      <w:tblInd w:type="dxa" w:w="0"/>
       <w:tblCellMar>
-        <w:top w:w="0" w:type="dxa"/>
-        <w:left w:w="108" w:type="dxa"/>
-        <w:bottom w:w="0" w:type="dxa"/>
-        <w:right w:w="108" w:type="dxa"/>
+        <w:top w:type="dxa" w:w="0"/>
+        <w:left w:type="dxa" w:w="108"/>
+        <w:bottom w:type="dxa" w:w="0"/>
+        <w:right w:type="dxa" w:w="108"/>
       </w:tblCellMar>
     </w:tblPr>
   </w:style>
-  <w:style w:type="numbering" w:default="1" w:styleId="NoList">
+  <w:style w:default="1" w:styleId="NoList" w:type="numbering">
     <w:name w:val="No List"/>
     <w:uiPriority w:val="99"/>
     <w:semiHidden/>
     <w:unhideWhenUsed/>
   </w:style>
-  <w:style w:type="paragraph" w:styleId="BodyText">
+  <w:style w:styleId="BodyText" w:type="paragraph">
     <w:name w:val="Body Text"/>
     <w:basedOn w:val="Normal"/>
     <w:qFormat/>
     <w:rsid w:val="001E0B5F"/>
     <w:pPr>
-      <w:spacing w:before="180" w:after="180"/>
+      <w:spacing w:after="180" w:before="180"/>
     </w:pPr>
     <w:rPr>
-      <w:color w:val="262626" w:themeColor="text1" w:themeTint="D9"/>
+      <w:color w:themeColor="text1" w:themeTint="D9" w:val="262626"/>
     </w:rPr>
   </w:style>
-  <w:style w:type="paragraph" w:customStyle="1" w:styleId="FirstParagraph">
+  <w:style w:customStyle="1" w:styleId="FirstParagraph" w:type="paragraph">
     <w:name w:val="First Paragraph"/>
     <w:basedOn w:val="BodyText"/>
     <w:next w:val="BodyText"/>
     <w:qFormat/>
     <w:rsid w:val="001E0B5F"/>
   </w:style>
-  <w:style w:type="paragraph" w:customStyle="1" w:styleId="Compact">
+  <w:style w:customStyle="1" w:styleId="Compact" w:type="paragraph">
     <w:name w:val="Compact"/>
     <w:basedOn w:val="BodyText"/>
     <w:qFormat/>
     <w:pPr>
-      <w:spacing w:before="36" w:after="36"/>
+      <w:spacing w:after="36" w:before="36"/>
     </w:pPr>
   </w:style>
-  <w:style w:type="paragraph" w:styleId="Title">
+  <w:style w:styleId="Title" w:type="paragraph">
     <w:name w:val="Title"/>
     <w:basedOn w:val="Normal"/>
     <w:next w:val="BodyText"/>
@@ -5191,18 +6518,18 @@
     <w:pPr>
       <w:keepNext/>
       <w:keepLines/>
-      <w:spacing w:before="480" w:after="240"/>
+      <w:spacing w:after="240" w:before="480"/>
       <w:jc w:val="center"/>
     </w:pPr>
     <w:rPr>
-      <w:rFonts w:eastAsiaTheme="majorEastAsia" w:cstheme="majorBidi"/>
+      <w:rFonts w:cstheme="majorBidi" w:eastAsiaTheme="majorEastAsia"/>
       <w:bCs/>
-      <w:color w:val="262626" w:themeColor="text1" w:themeTint="D9"/>
+      <w:color w:themeColor="text1" w:themeTint="D9" w:val="262626"/>
       <w:sz w:val="48"/>
       <w:szCs w:val="36"/>
     </w:rPr>
   </w:style>
-  <w:style w:type="paragraph" w:styleId="Subtitle">
+  <w:style w:styleId="Subtitle" w:type="paragraph">
     <w:name w:val="Subtitle"/>
     <w:basedOn w:val="Title"/>
     <w:next w:val="BodyText"/>
@@ -5215,7 +6542,7 @@
       <w:szCs w:val="30"/>
     </w:rPr>
   </w:style>
-  <w:style w:type="paragraph" w:customStyle="1" w:styleId="Author">
+  <w:style w:customStyle="1" w:styleId="Author" w:type="paragraph">
     <w:name w:val="Author"/>
     <w:next w:val="BodyText"/>
     <w:qFormat/>
@@ -5229,7 +6556,7 @@
       <w:rFonts w:ascii="Century Gothic" w:hAnsi="Century Gothic"/>
     </w:rPr>
   </w:style>
-  <w:style w:type="paragraph" w:styleId="Date">
+  <w:style w:styleId="Date" w:type="paragraph">
     <w:name w:val="Date"/>
     <w:next w:val="BodyText"/>
     <w:qFormat/>
@@ -5243,7 +6570,7 @@
       <w:rFonts w:ascii="Century Gothic" w:hAnsi="Century Gothic"/>
     </w:rPr>
   </w:style>
-  <w:style w:type="paragraph" w:customStyle="1" w:styleId="Abstract">
+  <w:style w:customStyle="1" w:styleId="Abstract" w:type="paragraph">
     <w:name w:val="Abstract"/>
     <w:basedOn w:val="Normal"/>
     <w:next w:val="BodyText"/>
@@ -5251,19 +6578,19 @@
     <w:pPr>
       <w:keepNext/>
       <w:keepLines/>
-      <w:spacing w:before="300" w:after="300"/>
+      <w:spacing w:after="300" w:before="300"/>
     </w:pPr>
     <w:rPr>
       <w:sz w:val="20"/>
       <w:szCs w:val="20"/>
     </w:rPr>
   </w:style>
-  <w:style w:type="paragraph" w:styleId="Bibliography">
+  <w:style w:styleId="Bibliography" w:type="paragraph">
     <w:name w:val="Bibliography"/>
     <w:basedOn w:val="Normal"/>
     <w:qFormat/>
   </w:style>
-  <w:style w:type="paragraph" w:styleId="BlockText">
+  <w:style w:styleId="BlockText" w:type="paragraph">
     <w:name w:val="Block Text"/>
     <w:basedOn w:val="BodyText"/>
     <w:next w:val="BodyText"/>
@@ -5272,33 +6599,33 @@
     <w:qFormat/>
     <w:rsid w:val="002C0470"/>
     <w:pPr>
-      <w:spacing w:before="100" w:after="100"/>
+      <w:spacing w:after="100" w:before="100"/>
       <w:ind w:left="480" w:right="480"/>
     </w:pPr>
     <w:rPr>
       <w:rFonts w:ascii="Aptos" w:hAnsi="Aptos"/>
-      <w:color w:val="1D1B11" w:themeColor="background2" w:themeShade="1A"/>
+      <w:color w:themeColor="background2" w:themeShade="1A" w:val="1D1B11"/>
     </w:rPr>
   </w:style>
-  <w:style w:type="paragraph" w:styleId="FootnoteText">
+  <w:style w:styleId="FootnoteText" w:type="paragraph">
     <w:name w:val="footnote text"/>
     <w:basedOn w:val="Normal"/>
     <w:uiPriority w:val="9"/>
     <w:unhideWhenUsed/>
     <w:qFormat/>
   </w:style>
-  <w:style w:type="table" w:customStyle="1" w:styleId="Table">
+  <w:style w:customStyle="1" w:styleId="Table" w:type="table">
     <w:name w:val="Table"/>
     <w:semiHidden/>
     <w:unhideWhenUsed/>
     <w:qFormat/>
     <w:tblPr>
-      <w:tblInd w:w="0" w:type="dxa"/>
+      <w:tblInd w:type="dxa" w:w="0"/>
       <w:tblCellMar>
-        <w:top w:w="0" w:type="dxa"/>
-        <w:left w:w="108" w:type="dxa"/>
-        <w:bottom w:w="0" w:type="dxa"/>
-        <w:right w:w="108" w:type="dxa"/>
+        <w:top w:type="dxa" w:w="0"/>
+        <w:left w:type="dxa" w:w="108"/>
+        <w:bottom w:type="dxa" w:w="0"/>
+        <w:right w:type="dxa" w:w="108"/>
       </w:tblCellMar>
     </w:tblPr>
     <w:tblStylePr w:type="firstRow">
@@ -5310,13 +6637,13 @@
       </w:trPr>
       <w:tcPr>
         <w:tcBorders>
-          <w:bottom w:val="single" w:sz="0" w:space="0" w:color="auto"/>
+          <w:bottom w:color="auto" w:space="0" w:sz="0" w:val="single"/>
         </w:tcBorders>
         <w:vAlign w:val="bottom"/>
       </w:tcPr>
     </w:tblStylePr>
   </w:style>
-  <w:style w:type="paragraph" w:customStyle="1" w:styleId="DefinitionTerm">
+  <w:style w:customStyle="1" w:styleId="DefinitionTerm" w:type="paragraph">
     <w:name w:val="Definition Term"/>
     <w:basedOn w:val="Normal"/>
     <w:next w:val="Definition"/>
@@ -5329,11 +6656,11 @@
       <w:b/>
     </w:rPr>
   </w:style>
-  <w:style w:type="paragraph" w:customStyle="1" w:styleId="Definition">
+  <w:style w:customStyle="1" w:styleId="Definition" w:type="paragraph">
     <w:name w:val="Definition"/>
     <w:basedOn w:val="Normal"/>
   </w:style>
-  <w:style w:type="paragraph" w:styleId="Caption">
+  <w:style w:styleId="Caption" w:type="paragraph">
     <w:name w:val="caption"/>
     <w:basedOn w:val="Normal"/>
     <w:link w:val="CaptionChar"/>
@@ -5344,63 +6671,63 @@
       <w:i/>
     </w:rPr>
   </w:style>
-  <w:style w:type="paragraph" w:customStyle="1" w:styleId="TableCaption">
+  <w:style w:customStyle="1" w:styleId="TableCaption" w:type="paragraph">
     <w:name w:val="Table Caption"/>
     <w:basedOn w:val="Caption"/>
     <w:pPr>
       <w:keepNext/>
     </w:pPr>
   </w:style>
-  <w:style w:type="paragraph" w:customStyle="1" w:styleId="ImageCaption">
+  <w:style w:customStyle="1" w:styleId="ImageCaption" w:type="paragraph">
     <w:name w:val="Image Caption"/>
     <w:basedOn w:val="Caption"/>
   </w:style>
-  <w:style w:type="paragraph" w:customStyle="1" w:styleId="Figure">
+  <w:style w:customStyle="1" w:styleId="Figure" w:type="paragraph">
     <w:name w:val="Figure"/>
     <w:basedOn w:val="Normal"/>
   </w:style>
-  <w:style w:type="paragraph" w:customStyle="1" w:styleId="CaptionedFigure">
+  <w:style w:customStyle="1" w:styleId="CaptionedFigure" w:type="paragraph">
     <w:name w:val="Captioned Figure"/>
     <w:basedOn w:val="Figure"/>
     <w:pPr>
       <w:keepNext/>
     </w:pPr>
   </w:style>
-  <w:style w:type="character" w:customStyle="1" w:styleId="CaptionChar">
+  <w:style w:customStyle="1" w:styleId="CaptionChar" w:type="character">
     <w:name w:val="Caption Char"/>
     <w:basedOn w:val="DefaultParagraphFont"/>
     <w:link w:val="Caption"/>
   </w:style>
-  <w:style w:type="character" w:customStyle="1" w:styleId="VerbatimChar">
+  <w:style w:customStyle="1" w:styleId="VerbatimChar" w:type="character">
     <w:name w:val="Verbatim Char"/>
     <w:basedOn w:val="CaptionChar"/>
     <w:link w:val="SourceCode"/>
     <w:rsid w:val="00F34E30"/>
     <w:rPr>
       <w:rFonts w:ascii="Consolas" w:hAnsi="Consolas"/>
-      <w:shd w:val="clear" w:color="auto" w:fill="F8F8F8"/>
+      <w:shd w:color="auto" w:fill="F8F8F8" w:val="clear"/>
     </w:rPr>
   </w:style>
-  <w:style w:type="character" w:customStyle="1" w:styleId="SectionNumber">
+  <w:style w:customStyle="1" w:styleId="SectionNumber" w:type="character">
     <w:name w:val="Section Number"/>
     <w:basedOn w:val="CaptionChar"/>
   </w:style>
-  <w:style w:type="character" w:styleId="FootnoteReference">
+  <w:style w:styleId="FootnoteReference" w:type="character">
     <w:name w:val="footnote reference"/>
     <w:basedOn w:val="CaptionChar"/>
     <w:rPr>
       <w:vertAlign w:val="superscript"/>
     </w:rPr>
   </w:style>
-  <w:style w:type="character" w:styleId="Hyperlink">
+  <w:style w:styleId="Hyperlink" w:type="character">
     <w:name w:val="Hyperlink"/>
     <w:basedOn w:val="CaptionChar"/>
     <w:uiPriority w:val="99"/>
     <w:rPr>
-      <w:color w:val="4F81BD" w:themeColor="accent1"/>
+      <w:color w:themeColor="accent1" w:val="4F81BD"/>
     </w:rPr>
   </w:style>
-  <w:style w:type="paragraph" w:styleId="TOCHeading">
+  <w:style w:styleId="TOCHeading" w:type="paragraph">
     <w:name w:val="TOC Heading"/>
     <w:basedOn w:val="Heading1"/>
     <w:next w:val="BodyText"/>
@@ -5415,144 +6742,144 @@
     <w:rPr>
       <w:rFonts w:ascii="Century Gothic" w:hAnsi="Century Gothic"/>
       <w:bCs w:val="0"/>
-      <w:color w:val="F79646" w:themeColor="accent6"/>
+      <w:color w:themeColor="accent6" w:val="F79646"/>
     </w:rPr>
   </w:style>
-  <w:style w:type="paragraph" w:customStyle="1" w:styleId="SourceCode">
+  <w:style w:customStyle="1" w:styleId="SourceCode" w:type="paragraph">
     <w:name w:val="Source Code"/>
     <w:basedOn w:val="Normal"/>
     <w:link w:val="VerbatimChar"/>
     <w:rsid w:val="00F34E30"/>
     <w:pPr>
-      <w:shd w:val="clear" w:color="auto" w:fill="F8F8F8"/>
+      <w:shd w:color="auto" w:fill="F8F8F8" w:val="clear"/>
       <w:wordWrap w:val="0"/>
     </w:pPr>
     <w:rPr>
       <w:rFonts w:ascii="Consolas" w:hAnsi="Consolas"/>
     </w:rPr>
   </w:style>
-  <w:style w:type="character" w:customStyle="1" w:styleId="KeywordTok">
+  <w:style w:customStyle="1" w:styleId="KeywordTok" w:type="character">
     <w:name w:val="KeywordTok"/>
     <w:basedOn w:val="VerbatimChar"/>
     <w:rPr>
       <w:rFonts w:ascii="Consolas" w:hAnsi="Consolas"/>
       <w:b/>
       <w:color w:val="204A87"/>
-      <w:shd w:val="clear" w:color="auto" w:fill="F8F8F8"/>
+      <w:shd w:color="auto" w:fill="F8F8F8" w:val="clear"/>
     </w:rPr>
   </w:style>
-  <w:style w:type="character" w:customStyle="1" w:styleId="DataTypeTok">
+  <w:style w:customStyle="1" w:styleId="DataTypeTok" w:type="character">
     <w:name w:val="DataTypeTok"/>
     <w:basedOn w:val="VerbatimChar"/>
     <w:rPr>
       <w:rFonts w:ascii="Consolas" w:hAnsi="Consolas"/>
       <w:color w:val="204A87"/>
-      <w:shd w:val="clear" w:color="auto" w:fill="F8F8F8"/>
+      <w:shd w:color="auto" w:fill="F8F8F8" w:val="clear"/>
     </w:rPr>
   </w:style>
-  <w:style w:type="character" w:customStyle="1" w:styleId="DecValTok">
+  <w:style w:customStyle="1" w:styleId="DecValTok" w:type="character">
     <w:name w:val="DecValTok"/>
     <w:basedOn w:val="VerbatimChar"/>
     <w:rPr>
       <w:rFonts w:ascii="Consolas" w:hAnsi="Consolas"/>
       <w:color w:val="0000CF"/>
-      <w:shd w:val="clear" w:color="auto" w:fill="F8F8F8"/>
+      <w:shd w:color="auto" w:fill="F8F8F8" w:val="clear"/>
     </w:rPr>
   </w:style>
-  <w:style w:type="character" w:customStyle="1" w:styleId="BaseNTok">
+  <w:style w:customStyle="1" w:styleId="BaseNTok" w:type="character">
     <w:name w:val="BaseNTok"/>
     <w:basedOn w:val="VerbatimChar"/>
     <w:rPr>
       <w:rFonts w:ascii="Consolas" w:hAnsi="Consolas"/>
       <w:color w:val="0000CF"/>
-      <w:shd w:val="clear" w:color="auto" w:fill="F8F8F8"/>
+      <w:shd w:color="auto" w:fill="F8F8F8" w:val="clear"/>
     </w:rPr>
   </w:style>
-  <w:style w:type="character" w:customStyle="1" w:styleId="FloatTok">
+  <w:style w:customStyle="1" w:styleId="FloatTok" w:type="character">
     <w:name w:val="FloatTok"/>
     <w:basedOn w:val="VerbatimChar"/>
     <w:rPr>
       <w:rFonts w:ascii="Consolas" w:hAnsi="Consolas"/>
       <w:color w:val="0000CF"/>
-      <w:shd w:val="clear" w:color="auto" w:fill="F8F8F8"/>
+      <w:shd w:color="auto" w:fill="F8F8F8" w:val="clear"/>
     </w:rPr>
   </w:style>
-  <w:style w:type="character" w:customStyle="1" w:styleId="ConstantTok">
+  <w:style w:customStyle="1" w:styleId="ConstantTok" w:type="character">
     <w:name w:val="ConstantTok"/>
     <w:basedOn w:val="VerbatimChar"/>
     <w:rsid w:val="00F34E30"/>
     <w:rPr>
       <w:rFonts w:ascii="Consolas" w:hAnsi="Consolas"/>
-      <w:color w:val="943634" w:themeColor="accent2" w:themeShade="BF"/>
-      <w:shd w:val="clear" w:color="auto" w:fill="F8F8F8"/>
+      <w:color w:themeColor="accent2" w:themeShade="BF" w:val="943634"/>
+      <w:shd w:color="auto" w:fill="F8F8F8" w:val="clear"/>
     </w:rPr>
   </w:style>
-  <w:style w:type="character" w:customStyle="1" w:styleId="CharTok">
+  <w:style w:customStyle="1" w:styleId="CharTok" w:type="character">
     <w:name w:val="CharTok"/>
     <w:basedOn w:val="VerbatimChar"/>
     <w:rPr>
       <w:rFonts w:ascii="Consolas" w:hAnsi="Consolas"/>
       <w:color w:val="4E9A06"/>
-      <w:shd w:val="clear" w:color="auto" w:fill="F8F8F8"/>
+      <w:shd w:color="auto" w:fill="F8F8F8" w:val="clear"/>
     </w:rPr>
   </w:style>
-  <w:style w:type="character" w:customStyle="1" w:styleId="SpecialCharTok">
+  <w:style w:customStyle="1" w:styleId="SpecialCharTok" w:type="character">
     <w:name w:val="SpecialCharTok"/>
     <w:basedOn w:val="VerbatimChar"/>
     <w:rPr>
       <w:rFonts w:ascii="Consolas" w:hAnsi="Consolas"/>
       <w:b/>
       <w:color w:val="CE5C00"/>
-      <w:shd w:val="clear" w:color="auto" w:fill="F8F8F8"/>
+      <w:shd w:color="auto" w:fill="F8F8F8" w:val="clear"/>
     </w:rPr>
   </w:style>
-  <w:style w:type="character" w:customStyle="1" w:styleId="StringTok">
+  <w:style w:customStyle="1" w:styleId="StringTok" w:type="character">
     <w:name w:val="StringTok"/>
     <w:basedOn w:val="VerbatimChar"/>
     <w:rPr>
       <w:rFonts w:ascii="Consolas" w:hAnsi="Consolas"/>
       <w:color w:val="4E9A06"/>
-      <w:shd w:val="clear" w:color="auto" w:fill="F8F8F8"/>
+      <w:shd w:color="auto" w:fill="F8F8F8" w:val="clear"/>
     </w:rPr>
   </w:style>
-  <w:style w:type="character" w:customStyle="1" w:styleId="VerbatimStringTok">
+  <w:style w:customStyle="1" w:styleId="VerbatimStringTok" w:type="character">
     <w:name w:val="VerbatimStringTok"/>
     <w:basedOn w:val="VerbatimChar"/>
     <w:rPr>
       <w:rFonts w:ascii="Consolas" w:hAnsi="Consolas"/>
       <w:color w:val="4E9A06"/>
-      <w:shd w:val="clear" w:color="auto" w:fill="F8F8F8"/>
+      <w:shd w:color="auto" w:fill="F8F8F8" w:val="clear"/>
     </w:rPr>
   </w:style>
-  <w:style w:type="character" w:customStyle="1" w:styleId="SpecialStringTok">
+  <w:style w:customStyle="1" w:styleId="SpecialStringTok" w:type="character">
     <w:name w:val="SpecialStringTok"/>
     <w:basedOn w:val="VerbatimChar"/>
     <w:rPr>
       <w:rFonts w:ascii="Consolas" w:hAnsi="Consolas"/>
       <w:color w:val="4E9A06"/>
-      <w:shd w:val="clear" w:color="auto" w:fill="F8F8F8"/>
+      <w:shd w:color="auto" w:fill="F8F8F8" w:val="clear"/>
     </w:rPr>
   </w:style>
-  <w:style w:type="character" w:customStyle="1" w:styleId="ImportTok">
+  <w:style w:customStyle="1" w:styleId="ImportTok" w:type="character">
     <w:name w:val="ImportTok"/>
     <w:basedOn w:val="VerbatimChar"/>
     <w:rPr>
       <w:rFonts w:ascii="Consolas" w:hAnsi="Consolas"/>
-      <w:shd w:val="clear" w:color="auto" w:fill="F8F8F8"/>
+      <w:shd w:color="auto" w:fill="F8F8F8" w:val="clear"/>
     </w:rPr>
   </w:style>
-  <w:style w:type="character" w:customStyle="1" w:styleId="CommentTok">
+  <w:style w:customStyle="1" w:styleId="CommentTok" w:type="character">
     <w:name w:val="CommentTok"/>
     <w:basedOn w:val="VerbatimChar"/>
     <w:rsid w:val="00F34E30"/>
     <w:rPr>
       <w:rFonts w:ascii="Consolas" w:hAnsi="Consolas"/>
       <w:i/>
-      <w:color w:val="B2A1C7" w:themeColor="accent4" w:themeTint="99"/>
-      <w:shd w:val="clear" w:color="auto" w:fill="F8F8F8"/>
+      <w:color w:themeColor="accent4" w:themeTint="99" w:val="B2A1C7"/>
+      <w:shd w:color="auto" w:fill="F8F8F8" w:val="clear"/>
     </w:rPr>
   </w:style>
-  <w:style w:type="character" w:customStyle="1" w:styleId="DocumentationTok">
+  <w:style w:customStyle="1" w:styleId="DocumentationTok" w:type="character">
     <w:name w:val="DocumentationTok"/>
     <w:basedOn w:val="VerbatimChar"/>
     <w:rPr>
@@ -5560,10 +6887,10 @@
       <w:b/>
       <w:i/>
       <w:color w:val="8F5902"/>
-      <w:shd w:val="clear" w:color="auto" w:fill="F8F8F8"/>
+      <w:shd w:color="auto" w:fill="F8F8F8" w:val="clear"/>
     </w:rPr>
   </w:style>
-  <w:style w:type="character" w:customStyle="1" w:styleId="AnnotationTok">
+  <w:style w:customStyle="1" w:styleId="AnnotationTok" w:type="character">
     <w:name w:val="AnnotationTok"/>
     <w:basedOn w:val="VerbatimChar"/>
     <w:rPr>
@@ -5571,10 +6898,10 @@
       <w:b/>
       <w:i/>
       <w:color w:val="8F5902"/>
-      <w:shd w:val="clear" w:color="auto" w:fill="F8F8F8"/>
+      <w:shd w:color="auto" w:fill="F8F8F8" w:val="clear"/>
     </w:rPr>
   </w:style>
-  <w:style w:type="character" w:customStyle="1" w:styleId="CommentVarTok">
+  <w:style w:customStyle="1" w:styleId="CommentVarTok" w:type="character">
     <w:name w:val="CommentVarTok"/>
     <w:basedOn w:val="VerbatimChar"/>
     <w:rPr>
@@ -5582,102 +6909,102 @@
       <w:b/>
       <w:i/>
       <w:color w:val="8F5902"/>
-      <w:shd w:val="clear" w:color="auto" w:fill="F8F8F8"/>
+      <w:shd w:color="auto" w:fill="F8F8F8" w:val="clear"/>
     </w:rPr>
   </w:style>
-  <w:style w:type="character" w:customStyle="1" w:styleId="OtherTok">
+  <w:style w:customStyle="1" w:styleId="OtherTok" w:type="character">
     <w:name w:val="OtherTok"/>
     <w:basedOn w:val="VerbatimChar"/>
     <w:rPr>
       <w:rFonts w:ascii="Consolas" w:hAnsi="Consolas"/>
       <w:color w:val="8F5902"/>
-      <w:shd w:val="clear" w:color="auto" w:fill="F8F8F8"/>
+      <w:shd w:color="auto" w:fill="F8F8F8" w:val="clear"/>
     </w:rPr>
   </w:style>
-  <w:style w:type="character" w:customStyle="1" w:styleId="FunctionTok">
+  <w:style w:customStyle="1" w:styleId="FunctionTok" w:type="character">
     <w:name w:val="FunctionTok"/>
     <w:basedOn w:val="VerbatimChar"/>
     <w:rsid w:val="00F34E30"/>
     <w:rPr>
       <w:rFonts w:ascii="Consolas" w:hAnsi="Consolas"/>
       <w:b/>
-      <w:color w:val="F79646" w:themeColor="accent6"/>
-      <w:shd w:val="clear" w:color="auto" w:fill="F8F8F8"/>
+      <w:color w:themeColor="accent6" w:val="F79646"/>
+      <w:shd w:color="auto" w:fill="F8F8F8" w:val="clear"/>
     </w:rPr>
   </w:style>
-  <w:style w:type="character" w:customStyle="1" w:styleId="VariableTok">
+  <w:style w:customStyle="1" w:styleId="VariableTok" w:type="character">
     <w:name w:val="VariableTok"/>
     <w:basedOn w:val="VerbatimChar"/>
     <w:rPr>
       <w:rFonts w:ascii="Consolas" w:hAnsi="Consolas"/>
       <w:color w:val="000000"/>
-      <w:shd w:val="clear" w:color="auto" w:fill="F8F8F8"/>
+      <w:shd w:color="auto" w:fill="F8F8F8" w:val="clear"/>
     </w:rPr>
   </w:style>
-  <w:style w:type="character" w:customStyle="1" w:styleId="ControlFlowTok">
+  <w:style w:customStyle="1" w:styleId="ControlFlowTok" w:type="character">
     <w:name w:val="ControlFlowTok"/>
     <w:basedOn w:val="VerbatimChar"/>
     <w:rPr>
       <w:rFonts w:ascii="Consolas" w:hAnsi="Consolas"/>
       <w:b/>
       <w:color w:val="204A87"/>
-      <w:shd w:val="clear" w:color="auto" w:fill="F8F8F8"/>
+      <w:shd w:color="auto" w:fill="F8F8F8" w:val="clear"/>
     </w:rPr>
   </w:style>
-  <w:style w:type="character" w:customStyle="1" w:styleId="OperatorTok">
+  <w:style w:customStyle="1" w:styleId="OperatorTok" w:type="character">
     <w:name w:val="OperatorTok"/>
     <w:basedOn w:val="VerbatimChar"/>
     <w:rPr>
       <w:rFonts w:ascii="Consolas" w:hAnsi="Consolas"/>
       <w:b/>
       <w:color w:val="CE5C00"/>
-      <w:shd w:val="clear" w:color="auto" w:fill="F8F8F8"/>
+      <w:shd w:color="auto" w:fill="F8F8F8" w:val="clear"/>
     </w:rPr>
   </w:style>
-  <w:style w:type="character" w:customStyle="1" w:styleId="BuiltInTok">
+  <w:style w:customStyle="1" w:styleId="BuiltInTok" w:type="character">
     <w:name w:val="BuiltInTok"/>
     <w:basedOn w:val="VerbatimChar"/>
     <w:rPr>
       <w:rFonts w:ascii="Consolas" w:hAnsi="Consolas"/>
-      <w:shd w:val="clear" w:color="auto" w:fill="F8F8F8"/>
+      <w:shd w:color="auto" w:fill="F8F8F8" w:val="clear"/>
     </w:rPr>
   </w:style>
-  <w:style w:type="character" w:customStyle="1" w:styleId="ExtensionTok">
+  <w:style w:customStyle="1" w:styleId="ExtensionTok" w:type="character">
     <w:name w:val="ExtensionTok"/>
     <w:basedOn w:val="VerbatimChar"/>
     <w:rPr>
       <w:rFonts w:ascii="Consolas" w:hAnsi="Consolas"/>
-      <w:shd w:val="clear" w:color="auto" w:fill="F8F8F8"/>
+      <w:shd w:color="auto" w:fill="F8F8F8" w:val="clear"/>
     </w:rPr>
   </w:style>
-  <w:style w:type="character" w:customStyle="1" w:styleId="PreprocessorTok">
+  <w:style w:customStyle="1" w:styleId="PreprocessorTok" w:type="character">
     <w:name w:val="PreprocessorTok"/>
     <w:basedOn w:val="VerbatimChar"/>
     <w:rPr>
       <w:rFonts w:ascii="Consolas" w:hAnsi="Consolas"/>
       <w:i/>
       <w:color w:val="8F5902"/>
-      <w:shd w:val="clear" w:color="auto" w:fill="F8F8F8"/>
+      <w:shd w:color="auto" w:fill="F8F8F8" w:val="clear"/>
     </w:rPr>
   </w:style>
-  <w:style w:type="character" w:customStyle="1" w:styleId="AttributeTok">
+  <w:style w:customStyle="1" w:styleId="AttributeTok" w:type="character">
     <w:name w:val="AttributeTok"/>
     <w:basedOn w:val="VerbatimChar"/>
     <w:rPr>
       <w:rFonts w:ascii="Consolas" w:hAnsi="Consolas"/>
       <w:color w:val="204A87"/>
-      <w:shd w:val="clear" w:color="auto" w:fill="F8F8F8"/>
+      <w:shd w:color="auto" w:fill="F8F8F8" w:val="clear"/>
     </w:rPr>
   </w:style>
-  <w:style w:type="character" w:customStyle="1" w:styleId="RegionMarkerTok">
+  <w:style w:customStyle="1" w:styleId="RegionMarkerTok" w:type="character">
     <w:name w:val="RegionMarkerTok"/>
     <w:basedOn w:val="VerbatimChar"/>
     <w:rPr>
       <w:rFonts w:ascii="Consolas" w:hAnsi="Consolas"/>
-      <w:shd w:val="clear" w:color="auto" w:fill="F8F8F8"/>
+      <w:shd w:color="auto" w:fill="F8F8F8" w:val="clear"/>
     </w:rPr>
   </w:style>
-  <w:style w:type="character" w:customStyle="1" w:styleId="InformationTok">
+  <w:style w:customStyle="1" w:styleId="InformationTok" w:type="character">
     <w:name w:val="InformationTok"/>
     <w:basedOn w:val="VerbatimChar"/>
     <w:rPr>
@@ -5685,10 +7012,10 @@
       <w:b/>
       <w:i/>
       <w:color w:val="8F5902"/>
-      <w:shd w:val="clear" w:color="auto" w:fill="F8F8F8"/>
+      <w:shd w:color="auto" w:fill="F8F8F8" w:val="clear"/>
     </w:rPr>
   </w:style>
-  <w:style w:type="character" w:customStyle="1" w:styleId="WarningTok">
+  <w:style w:customStyle="1" w:styleId="WarningTok" w:type="character">
     <w:name w:val="WarningTok"/>
     <w:basedOn w:val="VerbatimChar"/>
     <w:rPr>
@@ -5696,39 +7023,39 @@
       <w:b/>
       <w:i/>
       <w:color w:val="8F5902"/>
-      <w:shd w:val="clear" w:color="auto" w:fill="F8F8F8"/>
+      <w:shd w:color="auto" w:fill="F8F8F8" w:val="clear"/>
     </w:rPr>
   </w:style>
-  <w:style w:type="character" w:customStyle="1" w:styleId="AlertTok">
+  <w:style w:customStyle="1" w:styleId="AlertTok" w:type="character">
     <w:name w:val="AlertTok"/>
     <w:basedOn w:val="VerbatimChar"/>
     <w:rPr>
       <w:rFonts w:ascii="Consolas" w:hAnsi="Consolas"/>
       <w:color w:val="EF2929"/>
-      <w:shd w:val="clear" w:color="auto" w:fill="F8F8F8"/>
+      <w:shd w:color="auto" w:fill="F8F8F8" w:val="clear"/>
     </w:rPr>
   </w:style>
-  <w:style w:type="character" w:customStyle="1" w:styleId="ErrorTok">
+  <w:style w:customStyle="1" w:styleId="ErrorTok" w:type="character">
     <w:name w:val="ErrorTok"/>
     <w:basedOn w:val="VerbatimChar"/>
     <w:rPr>
       <w:rFonts w:ascii="Consolas" w:hAnsi="Consolas"/>
       <w:b/>
       <w:color w:val="A40000"/>
-      <w:shd w:val="clear" w:color="auto" w:fill="F8F8F8"/>
+      <w:shd w:color="auto" w:fill="F8F8F8" w:val="clear"/>
     </w:rPr>
   </w:style>
-  <w:style w:type="character" w:customStyle="1" w:styleId="NormalTok">
+  <w:style w:customStyle="1" w:styleId="NormalTok" w:type="character">
     <w:name w:val="NormalTok"/>
     <w:basedOn w:val="VerbatimChar"/>
     <w:rsid w:val="00F34E30"/>
     <w:rPr>
       <w:rFonts w:ascii="Consolas" w:hAnsi="Consolas"/>
-      <w:color w:val="0D0D0D" w:themeColor="text1" w:themeTint="F2"/>
-      <w:shd w:val="clear" w:color="auto" w:fill="F8F8F8"/>
+      <w:color w:themeColor="text1" w:themeTint="F2" w:val="0D0D0D"/>
+      <w:shd w:color="auto" w:fill="F8F8F8" w:val="clear"/>
     </w:rPr>
   </w:style>
-  <w:style w:type="paragraph" w:styleId="TOC1">
+  <w:style w:styleId="TOC1" w:type="paragraph">
     <w:name w:val="toc 1"/>
     <w:basedOn w:val="Normal"/>
     <w:next w:val="Normal"/>
@@ -5739,7 +7066,7 @@
       <w:spacing w:after="100"/>
     </w:pPr>
   </w:style>
-  <w:style w:type="paragraph" w:styleId="TOC2">
+  <w:style w:styleId="TOC2" w:type="paragraph">
     <w:name w:val="toc 2"/>
     <w:basedOn w:val="Normal"/>
     <w:next w:val="Normal"/>
@@ -5751,7 +7078,7 @@
       <w:ind w:left="240"/>
     </w:pPr>
   </w:style>
-  <w:style w:type="paragraph" w:styleId="TOC3">
+  <w:style w:styleId="TOC3" w:type="paragraph">
     <w:name w:val="toc 3"/>
     <w:basedOn w:val="Normal"/>
     <w:next w:val="Normal"/>

--- a/Workshops/Workshop 2 - Data vis/W2.docx
+++ b/Workshops/Workshop 2 - Data vis/W2.docx
@@ -19,19 +19,19 @@
         <w:t xml:space="preserve"> </w:t>
       </w:r>
       <w:r>
-        <w:t xml:space="preserve">1.1:</w:t>
-      </w:r>
-      <w:r>
-        <w:t xml:space="preserve"> </w:t>
-      </w:r>
-      <w:r>
-        <w:t xml:space="preserve">Hidden</w:t>
-      </w:r>
-      <w:r>
-        <w:t xml:space="preserve"> </w:t>
-      </w:r>
-      <w:r>
-        <w:t xml:space="preserve">Assumptions</w:t>
+        <w:t xml:space="preserve">2:</w:t>
+      </w:r>
+      <w:r>
+        <w:t xml:space="preserve"> </w:t>
+      </w:r>
+      <w:r>
+        <w:t xml:space="preserve">Data</w:t>
+      </w:r>
+      <w:r>
+        <w:t xml:space="preserve"> </w:t>
+      </w:r>
+      <w:r>
+        <w:t xml:space="preserve">visualisation</w:t>
       </w:r>
     </w:p>
     <w:p>
@@ -71,7 +71,7 @@
         <w:t xml:space="preserve"> </w:t>
       </w:r>
       <w:r>
-        <w:t xml:space="preserve">2024-08-15</w:t>
+        <w:t xml:space="preserve">2024-09-02</w:t>
       </w:r>
     </w:p>
     <w:sdt>
@@ -111,14 +111,6 @@
     </w:p>
     <w:p>
       <w:pPr>
-        <w:pStyle w:val="FirstParagraph"/>
-      </w:pPr>
-      <w:r>
-        <w:t xml:space="preserve">As always, we are using the workflow below to structure the workshops:</w:t>
-      </w:r>
-    </w:p>
-    <w:p>
-      <w:pPr>
         <w:numPr>
           <w:ilvl w:val="0"/>
           <w:numId w:val="1001"/>
@@ -206,7 +198,7 @@
         <w:pStyle w:val="FirstParagraph"/>
       </w:pPr>
       <w:r>
-        <w:t xml:space="preserve">We covered steps 2 and 3 in the previous workshop but we’ll expand your toolkit for doing so today suing data visualisation.</w:t>
+        <w:t xml:space="preserve">We covered steps 2 and 3 in the previous workshop but we’ll expand your toolkit for doing so today using data visualisation.</w:t>
       </w:r>
     </w:p>
     <w:bookmarkEnd w:id="20"/>
@@ -344,7 +336,7 @@
         <w:t xml:space="preserve"> </w:t>
       </w:r>
       <w:r>
-        <w:t xml:space="preserve">a framework for data visualisation. It allows you to build plots layer by layer, starting with a base plot and then adding additional elements such as scales, themes, and geometries. Familiarity with</w:t>
+        <w:t xml:space="preserve">a framework for data visualisation. It allows you to build plots layer by layer, starting with a base plot and then adding additional elements such as scales, themes, and geometries. Using this framework, you can create pretty sophisticated figures with surprisingly little effort. It’s such a popular tool that familiarity with</w:t>
       </w:r>
       <w:r>
         <w:t xml:space="preserve"> </w:t>
@@ -359,7 +351,7 @@
         <w:t xml:space="preserve"> </w:t>
       </w:r>
       <w:r>
-        <w:t xml:space="preserve">is occasionally asked for by employers; we’ve even seen job adverts from companies such as Spotify listing this an an essential criteria.</w:t>
+        <w:t xml:space="preserve">is sometimes asked for by employers; we’ve even seen job adverts from companies such as Spotify listing this an an essential criteria.</w:t>
       </w:r>
     </w:p>
     <w:p>
@@ -409,7 +401,7 @@
         <w:t xml:space="preserve"> </w:t>
       </w:r>
       <w:r>
-        <w:t xml:space="preserve">as we feel it is a more intuiative way to create figures; indeed, nearly every single figure you have and will see on this course were produced in</w:t>
+        <w:t xml:space="preserve">as we feel it is a more intuitive way to create figures; indeed, nearly every single figure you have and will see on this course were produced in</w:t>
       </w:r>
       <w:r>
         <w:t xml:space="preserve"> </w:t>
@@ -451,7 +443,7 @@
         <w:t xml:space="preserve"> </w:t>
       </w:r>
       <w:r>
-        <w:t xml:space="preserve">- I wonder if the person who named the species, named them after their friend Geoff…). Specifically, we’re interested here in seeing if there is sexual dimorphism in asymptotic length (i.e. once an animal has stopped growing) between females and males, as well as how the species respond to droughts. As always, before we do any analysis, we need to ensure there is nothing</w:t>
+        <w:t xml:space="preserve">- I wonder if the person who named the species had a friend called Geoff…). For this first interaction with this data we’ll broadly say that we’re interested in seeing if there is sexual dimorphism in asymptotic length (i.e. once an animal has stopped growing) between females and males, as well as how the species respond to droughts. As always, before we do any analysis, we need to ensure there is nothing</w:t>
       </w:r>
       <w:r>
         <w:t xml:space="preserve"> </w:t>
@@ -520,6 +512,33 @@
       <w:pPr>
         <w:pStyle w:val="SourceCode"/>
       </w:pPr>
+      <w:r>
+        <w:rPr>
+          <w:rStyle w:val="FunctionTok"/>
+        </w:rPr>
+        <w:t xml:space="preserve">setwd</w:t>
+      </w:r>
+      <w:r>
+        <w:rPr>
+          <w:rStyle w:val="NormalTok"/>
+        </w:rPr>
+        <w:t xml:space="preserve">(</w:t>
+      </w:r>
+      <w:r>
+        <w:rPr>
+          <w:rStyle w:val="StringTok"/>
+        </w:rPr>
+        <w:t xml:space="preserve">"H:/BI3010/workshop2"</w:t>
+      </w:r>
+      <w:r>
+        <w:rPr>
+          <w:rStyle w:val="NormalTok"/>
+        </w:rPr>
+        <w:t xml:space="preserve">)</w:t>
+      </w:r>
+      <w:r>
+        <w:br/>
+      </w:r>
       <w:r>
         <w:rPr>
           <w:rStyle w:val="NormalTok"/>
@@ -1366,7 +1385,7 @@
         <w:pStyle w:val="BodyText"/>
       </w:pPr>
       <w:r>
-        <w:t xml:space="preserve">Kind of? It’s a bit hard to see the spread of data for each sex. A better way to show this is to use some sort of tool which will show help the reader understand the range of</w:t>
+        <w:t xml:space="preserve">Kind of? It’s a bit hard to see the spread of data for each sex. A better way to show this is to use some sort of tool which will help the reader understand the range of</w:t>
       </w:r>
       <w:r>
         <w:t xml:space="preserve"> </w:t>
@@ -1718,7 +1737,7 @@
         <w:pStyle w:val="BodyText"/>
       </w:pPr>
       <w:r>
-        <w:t xml:space="preserve">Both of these present the same information in different ways. The boxplot uses boxes and lines to indicate the range, the first and third quantiles and the median. Conversely, the violin plot also shows the spread of data but by creating density plots which are mirrored. Boxplots have a long history and use in science, but people are increasingly using violin plots, simply because they’re more transparent than boxplots.</w:t>
+        <w:t xml:space="preserve">Both of these present the same information in different ways. The boxplot uses boxes and lines to indicate the range, the first and third quantiles and the median. Conversely, the violin plot also shows the spread of data but by creating density plots which are mirrored. Boxplots have a long history and use in science, but people are increasingly using violin plots, simply because they’re more transparent and clear than boxplots.</w:t>
       </w:r>
     </w:p>
     <w:p>
@@ -2552,6 +2571,18 @@
         <w:t xml:space="preserve"> drought))</w:t>
       </w:r>
     </w:p>
+    <w:p>
+      <w:pPr>
+        <w:numPr>
+          <w:ilvl w:val="0"/>
+          <w:numId w:val="1007"/>
+        </w:numPr>
+        <w:pStyle w:val="Compact"/>
+      </w:pPr>
+      <w:r>
+        <w:t xml:space="preserve">If I wanted to produce a histogram of boto lengths, what should my code look like?</w:t>
+      </w:r>
+    </w:p>
     <w:bookmarkEnd w:id="47"/>
     <w:bookmarkEnd w:id="48"/>
     <w:bookmarkStart w:id="62" w:name="adding-more-information"/>
@@ -2684,7 +2715,19 @@
         <w:t xml:space="preserve">aes()</w:t>
       </w:r>
       <w:r>
-        <w:t xml:space="preserve">. Remember, anything that we want to change in the figure based on a variable in our dataset, is included via `aes().</w:t>
+        <w:t xml:space="preserve">. Remember, anything that we want to change in the figure based on a variable in our dataset, is included via</w:t>
+      </w:r>
+      <w:r>
+        <w:t xml:space="preserve"> </w:t>
+      </w:r>
+      <w:r>
+        <w:rPr>
+          <w:rStyle w:val="VerbatimChar"/>
+        </w:rPr>
+        <w:t xml:space="preserve">aes()</w:t>
+      </w:r>
+      <w:r>
+        <w:t xml:space="preserve">.</w:t>
       </w:r>
     </w:p>
     <w:p>
@@ -2793,7 +2836,7 @@
               <a:graphicData uri="http://schemas.openxmlformats.org/drawingml/2006/picture">
                 <pic:pic>
                   <pic:nvPicPr>
-                    <pic:cNvPr descr="W2_files/figure-docx/unnamed-chunk-21-1.png" id="51" name="Picture"/>
+                    <pic:cNvPr descr="W2_files/figure-docx/unnamed-chunk-22-1.png" id="51" name="Picture"/>
                     <pic:cNvPicPr>
                       <a:picLocks noChangeArrowheads="1" noChangeAspect="1"/>
                     </pic:cNvPicPr>
@@ -3056,7 +3099,7 @@
               <a:graphicData uri="http://schemas.openxmlformats.org/drawingml/2006/picture">
                 <pic:pic>
                   <pic:nvPicPr>
-                    <pic:cNvPr descr="W2_files/figure-docx/unnamed-chunk-22-1.png" id="54" name="Picture"/>
+                    <pic:cNvPr descr="W2_files/figure-docx/unnamed-chunk-23-1.png" id="54" name="Picture"/>
                     <pic:cNvPicPr>
                       <a:picLocks noChangeArrowheads="1" noChangeAspect="1"/>
                     </pic:cNvPicPr>
@@ -3446,7 +3489,7 @@
               <a:graphicData uri="http://schemas.openxmlformats.org/drawingml/2006/picture">
                 <pic:pic>
                   <pic:nvPicPr>
-                    <pic:cNvPr descr="W2_files/figure-docx/unnamed-chunk-23-1.png" id="57" name="Picture"/>
+                    <pic:cNvPr descr="W2_files/figure-docx/unnamed-chunk-24-1.png" id="57" name="Picture"/>
                     <pic:cNvPicPr>
                       <a:picLocks noChangeArrowheads="1" noChangeAspect="1"/>
                     </pic:cNvPicPr>
@@ -3947,7 +3990,7 @@
               <a:graphicData uri="http://schemas.openxmlformats.org/drawingml/2006/picture">
                 <pic:pic>
                   <pic:nvPicPr>
-                    <pic:cNvPr descr="W2_files/figure-docx/unnamed-chunk-24-1.png" id="60" name="Picture"/>
+                    <pic:cNvPr descr="W2_files/figure-docx/unnamed-chunk-25-1.png" id="60" name="Picture"/>
                     <pic:cNvPicPr>
                       <a:picLocks noChangeArrowheads="1" noChangeAspect="1"/>
                     </pic:cNvPicPr>
@@ -3993,7 +4036,7 @@
       <w:pPr>
         <w:numPr>
           <w:ilvl w:val="0"/>
-          <w:numId w:val="1007"/>
+          <w:numId w:val="1008"/>
         </w:numPr>
       </w:pPr>
       <w:r>
@@ -4004,7 +4047,7 @@
       <w:pPr>
         <w:numPr>
           <w:ilvl w:val="0"/>
-          <w:numId w:val="1007"/>
+          <w:numId w:val="1008"/>
         </w:numPr>
       </w:pPr>
       <w:r>
@@ -4015,7 +4058,7 @@
       <w:pPr>
         <w:numPr>
           <w:ilvl w:val="0"/>
-          <w:numId w:val="1007"/>
+          <w:numId w:val="1008"/>
         </w:numPr>
       </w:pPr>
       <w:r>
@@ -4169,7 +4212,7 @@
               <a:graphicData uri="http://schemas.openxmlformats.org/drawingml/2006/picture">
                 <pic:pic>
                   <pic:nvPicPr>
-                    <pic:cNvPr descr="W2_files/figure-docx/unnamed-chunk-28-1.png" id="66" name="Picture"/>
+                    <pic:cNvPr descr="W2_files/figure-docx/unnamed-chunk-29-1.png" id="66" name="Picture"/>
                     <pic:cNvPicPr>
                       <a:picLocks noChangeArrowheads="1" noChangeAspect="1"/>
                     </pic:cNvPicPr>
@@ -4411,7 +4454,7 @@
       <w:pPr>
         <w:numPr>
           <w:ilvl w:val="0"/>
-          <w:numId w:val="1008"/>
+          <w:numId w:val="1009"/>
         </w:numPr>
       </w:pPr>
       <w:r>
@@ -4431,7 +4474,7 @@
       <w:pPr>
         <w:numPr>
           <w:ilvl w:val="0"/>
-          <w:numId w:val="1008"/>
+          <w:numId w:val="1009"/>
         </w:numPr>
       </w:pPr>
       <w:r>
@@ -4451,7 +4494,7 @@
       <w:pPr>
         <w:numPr>
           <w:ilvl w:val="0"/>
-          <w:numId w:val="1008"/>
+          <w:numId w:val="1009"/>
         </w:numPr>
       </w:pPr>
       <w:r>
@@ -4471,7 +4514,7 @@
       <w:pPr>
         <w:numPr>
           <w:ilvl w:val="0"/>
-          <w:numId w:val="1008"/>
+          <w:numId w:val="1009"/>
         </w:numPr>
       </w:pPr>
       <w:r>
@@ -4491,7 +4534,7 @@
       <w:pPr>
         <w:numPr>
           <w:ilvl w:val="0"/>
-          <w:numId w:val="1008"/>
+          <w:numId w:val="1009"/>
         </w:numPr>
       </w:pPr>
       <w:r>
@@ -4511,7 +4554,7 @@
       <w:pPr>
         <w:numPr>
           <w:ilvl w:val="0"/>
-          <w:numId w:val="1008"/>
+          <w:numId w:val="1009"/>
         </w:numPr>
       </w:pPr>
       <w:r>
@@ -4531,7 +4574,7 @@
       <w:pPr>
         <w:numPr>
           <w:ilvl w:val="0"/>
-          <w:numId w:val="1008"/>
+          <w:numId w:val="1009"/>
         </w:numPr>
       </w:pPr>
       <w:r>
@@ -4551,7 +4594,7 @@
       <w:pPr>
         <w:numPr>
           <w:ilvl w:val="0"/>
-          <w:numId w:val="1008"/>
+          <w:numId w:val="1009"/>
         </w:numPr>
       </w:pPr>
       <w:r>
@@ -4587,7 +4630,7 @@
       <w:pPr>
         <w:numPr>
           <w:ilvl w:val="0"/>
-          <w:numId w:val="1008"/>
+          <w:numId w:val="1009"/>
         </w:numPr>
       </w:pPr>
       <w:r>
@@ -4607,7 +4650,7 @@
       <w:pPr>
         <w:numPr>
           <w:ilvl w:val="0"/>
-          <w:numId w:val="1008"/>
+          <w:numId w:val="1009"/>
         </w:numPr>
       </w:pPr>
       <w:r>
@@ -4627,7 +4670,7 @@
       <w:pPr>
         <w:numPr>
           <w:ilvl w:val="0"/>
-          <w:numId w:val="1008"/>
+          <w:numId w:val="1009"/>
         </w:numPr>
       </w:pPr>
       <w:r>
@@ -4680,7 +4723,7 @@
       <w:pPr>
         <w:numPr>
           <w:ilvl w:val="0"/>
-          <w:numId w:val="1008"/>
+          <w:numId w:val="1009"/>
         </w:numPr>
       </w:pPr>
       <w:r>
@@ -5725,6 +5768,91 @@
       </w:pPr>
     </w:lvl>
   </w:abstractNum>
+  <w:abstractNum w:abstractNumId="99414">
+    <w:nsid w:val="A99414"/>
+    <w:multiLevelType w:val="multilevel"/>
+    <w:lvl w:ilvl="0">
+      <w:start w:val="4"/>
+      <w:numFmt w:val="decimal"/>
+      <w:lvlText w:val="%1."/>
+      <w:lvlJc w:val="left"/>
+      <w:pPr>
+        <w:ind w:left="720" w:hanging="480"/>
+      </w:pPr>
+    </w:lvl>
+    <w:lvl w:ilvl="1">
+      <w:start w:val="4"/>
+      <w:numFmt w:val="decimal"/>
+      <w:lvlText w:val="%2."/>
+      <w:lvlJc w:val="left"/>
+      <w:pPr>
+        <w:ind w:left="1440" w:hanging="480"/>
+      </w:pPr>
+    </w:lvl>
+    <w:lvl w:ilvl="2">
+      <w:start w:val="4"/>
+      <w:numFmt w:val="decimal"/>
+      <w:lvlText w:val="%3."/>
+      <w:lvlJc w:val="left"/>
+      <w:pPr>
+        <w:ind w:left="2160" w:hanging="480"/>
+      </w:pPr>
+    </w:lvl>
+    <w:lvl w:ilvl="3">
+      <w:start w:val="4"/>
+      <w:numFmt w:val="decimal"/>
+      <w:lvlText w:val="%4."/>
+      <w:lvlJc w:val="left"/>
+      <w:pPr>
+        <w:ind w:left="2880" w:hanging="480"/>
+      </w:pPr>
+    </w:lvl>
+    <w:lvl w:ilvl="4">
+      <w:start w:val="4"/>
+      <w:numFmt w:val="decimal"/>
+      <w:lvlText w:val="%5."/>
+      <w:lvlJc w:val="left"/>
+      <w:pPr>
+        <w:ind w:left="3600" w:hanging="480"/>
+      </w:pPr>
+    </w:lvl>
+    <w:lvl w:ilvl="5">
+      <w:start w:val="4"/>
+      <w:numFmt w:val="decimal"/>
+      <w:lvlText w:val="%6."/>
+      <w:lvlJc w:val="left"/>
+      <w:pPr>
+        <w:ind w:left="4320" w:hanging="480"/>
+      </w:pPr>
+    </w:lvl>
+    <w:lvl w:ilvl="6">
+      <w:start w:val="4"/>
+      <w:numFmt w:val="decimal"/>
+      <w:lvlText w:val="%7."/>
+      <w:lvlJc w:val="left"/>
+      <w:pPr>
+        <w:ind w:left="5040" w:hanging="480"/>
+      </w:pPr>
+    </w:lvl>
+    <w:lvl w:ilvl="7">
+      <w:start w:val="4"/>
+      <w:numFmt w:val="decimal"/>
+      <w:lvlText w:val="%8."/>
+      <w:lvlJc w:val="left"/>
+      <w:pPr>
+        <w:ind w:left="5760" w:hanging="480"/>
+      </w:pPr>
+    </w:lvl>
+    <w:lvl w:ilvl="8">
+      <w:start w:val="4"/>
+      <w:numFmt w:val="decimal"/>
+      <w:lvlText w:val="%9."/>
+      <w:lvlJc w:val="left"/>
+      <w:pPr>
+        <w:ind w:left="6480" w:hanging="480"/>
+      </w:pPr>
+    </w:lvl>
+  </w:abstractNum>
   <w:num w16cid:durableId="1968661439" w:numId="1">
     <w:abstractNumId w:val="0"/>
   </w:num>
@@ -5945,6 +6073,36 @@
     </w:lvlOverride>
   </w:num>
   <w:num w:numId="1007">
+    <w:abstractNumId w:val="99414"/>
+    <w:lvlOverride w:ilvl="0">
+      <w:startOverride w:val="4"/>
+    </w:lvlOverride>
+    <w:lvlOverride w:ilvl="1">
+      <w:startOverride w:val="4"/>
+    </w:lvlOverride>
+    <w:lvlOverride w:ilvl="2">
+      <w:startOverride w:val="4"/>
+    </w:lvlOverride>
+    <w:lvlOverride w:ilvl="3">
+      <w:startOverride w:val="4"/>
+    </w:lvlOverride>
+    <w:lvlOverride w:ilvl="4">
+      <w:startOverride w:val="4"/>
+    </w:lvlOverride>
+    <w:lvlOverride w:ilvl="5">
+      <w:startOverride w:val="4"/>
+    </w:lvlOverride>
+    <w:lvlOverride w:ilvl="6">
+      <w:startOverride w:val="4"/>
+    </w:lvlOverride>
+    <w:lvlOverride w:ilvl="7">
+      <w:startOverride w:val="4"/>
+    </w:lvlOverride>
+    <w:lvlOverride w:ilvl="8">
+      <w:startOverride w:val="4"/>
+    </w:lvlOverride>
+  </w:num>
+  <w:num w:numId="1008">
     <w:abstractNumId w:val="99411"/>
     <w:lvlOverride w:ilvl="0">
       <w:startOverride w:val="1"/>
@@ -5974,7 +6132,7 @@
       <w:startOverride w:val="1"/>
     </w:lvlOverride>
   </w:num>
-  <w:num w:numId="1008">
+  <w:num w:numId="1009">
     <w:abstractNumId w:val="99411"/>
     <w:lvlOverride w:ilvl="0">
       <w:startOverride w:val="1"/>

--- a/Workshops/Workshop 2 - Data vis/W2.docx
+++ b/Workshops/Workshop 2 - Data vis/W2.docx
@@ -71,7 +71,7 @@
         <w:t xml:space="preserve"> </w:t>
       </w:r>
       <w:r>
-        <w:t xml:space="preserve">2024-09-02</w:t>
+        <w:t xml:space="preserve">2024-09-05</w:t>
       </w:r>
     </w:p>
     <w:sdt>
@@ -717,7 +717,86 @@
         <w:t xml:space="preserve"> </w:t>
       </w:r>
       <w:r>
-        <w:t xml:space="preserve">clear. To begin with, we can simple make a</w:t>
+        <w:t xml:space="preserve">clear. But before we can do this, we first need to install the package (if you haven’t done so already) and then load it ready to use:</w:t>
+      </w:r>
+    </w:p>
+    <w:p>
+      <w:pPr>
+        <w:pStyle w:val="SourceCode"/>
+      </w:pPr>
+      <w:r>
+        <w:rPr>
+          <w:rStyle w:val="FunctionTok"/>
+        </w:rPr>
+        <w:t xml:space="preserve">install.packages</w:t>
+      </w:r>
+      <w:r>
+        <w:rPr>
+          <w:rStyle w:val="NormalTok"/>
+        </w:rPr>
+        <w:t xml:space="preserve">(</w:t>
+      </w:r>
+      <w:r>
+        <w:rPr>
+          <w:rStyle w:val="StringTok"/>
+        </w:rPr>
+        <w:t xml:space="preserve">"ggplot2"</w:t>
+      </w:r>
+      <w:r>
+        <w:rPr>
+          <w:rStyle w:val="NormalTok"/>
+        </w:rPr>
+        <w:t xml:space="preserve">) </w:t>
+      </w:r>
+      <w:r>
+        <w:rPr>
+          <w:rStyle w:val="CommentTok"/>
+        </w:rPr>
+        <w:t xml:space="preserve"># Install the software</w:t>
+      </w:r>
+      <w:r>
+        <w:br/>
+      </w:r>
+      <w:r>
+        <w:rPr>
+          <w:rStyle w:val="FunctionTok"/>
+        </w:rPr>
+        <w:t xml:space="preserve">library</w:t>
+      </w:r>
+      <w:r>
+        <w:rPr>
+          <w:rStyle w:val="NormalTok"/>
+        </w:rPr>
+        <w:t xml:space="preserve">(ggplot2) </w:t>
+      </w:r>
+      <w:r>
+        <w:rPr>
+          <w:rStyle w:val="CommentTok"/>
+        </w:rPr>
+        <w:t xml:space="preserve"># Load the software</w:t>
+      </w:r>
+    </w:p>
+    <w:p>
+      <w:pPr>
+        <w:pStyle w:val="FirstParagraph"/>
+      </w:pPr>
+      <w:r>
+        <w:t xml:space="preserve">Once we have</w:t>
+      </w:r>
+      <w:r>
+        <w:t xml:space="preserve"> </w:t>
+      </w:r>
+      <w:r>
+        <w:rPr>
+          <w:rStyle w:val="VerbatimChar"/>
+        </w:rPr>
+        <w:t xml:space="preserve">ggplot2</w:t>
+      </w:r>
+      <w:r>
+        <w:t xml:space="preserve"> </w:t>
+      </w:r>
+      <w:r>
+        <w:t xml:space="preserve">installed and loaded, we can make a simple</w:t>
       </w:r>
       <w:r>
         <w:t xml:space="preserve"> </w:t>
@@ -766,7 +845,7 @@
               <a:graphicData uri="http://schemas.openxmlformats.org/drawingml/2006/picture">
                 <pic:pic>
                   <pic:nvPicPr>
-                    <pic:cNvPr descr="W2_files/figure-docx/unnamed-chunk-5-1.png" id="26" name="Picture"/>
+                    <pic:cNvPr descr="W2_files/figure-docx/unnamed-chunk-6-1.png" id="26" name="Picture"/>
                     <pic:cNvPicPr>
                       <a:picLocks noChangeArrowheads="1" noChangeAspect="1"/>
                     </pic:cNvPicPr>
@@ -838,7 +917,7 @@
               <a:graphicData uri="http://schemas.openxmlformats.org/drawingml/2006/picture">
                 <pic:pic>
                   <pic:nvPicPr>
-                    <pic:cNvPr descr="W2_files/figure-docx/unnamed-chunk-6-1.png" id="29" name="Picture"/>
+                    <pic:cNvPr descr="W2_files/figure-docx/unnamed-chunk-7-1.png" id="29" name="Picture"/>
                     <pic:cNvPicPr>
                       <a:picLocks noChangeArrowheads="1" noChangeAspect="1"/>
                     </pic:cNvPicPr>
@@ -1086,7 +1165,7 @@
               <a:graphicData uri="http://schemas.openxmlformats.org/drawingml/2006/picture">
                 <pic:pic>
                   <pic:nvPicPr>
-                    <pic:cNvPr descr="W2_files/figure-docx/unnamed-chunk-7-1.png" id="32" name="Picture"/>
+                    <pic:cNvPr descr="W2_files/figure-docx/unnamed-chunk-8-1.png" id="32" name="Picture"/>
                     <pic:cNvPicPr>
                       <a:picLocks noChangeArrowheads="1" noChangeAspect="1"/>
                     </pic:cNvPicPr>
@@ -1347,7 +1426,7 @@
               <a:graphicData uri="http://schemas.openxmlformats.org/drawingml/2006/picture">
                 <pic:pic>
                   <pic:nvPicPr>
-                    <pic:cNvPr descr="W2_files/figure-docx/unnamed-chunk-12-1.png" id="37" name="Picture"/>
+                    <pic:cNvPr descr="W2_files/figure-docx/unnamed-chunk-13-1.png" id="37" name="Picture"/>
                     <pic:cNvPicPr>
                       <a:picLocks noChangeArrowheads="1" noChangeAspect="1"/>
                     </pic:cNvPicPr>
@@ -1415,7 +1494,7 @@
         <w:t xml:space="preserve"> </w:t>
       </w:r>
       <w:r>
-        <w:t xml:space="preserve">but also how the data is spread. There are two common options people use for this; boxplots and violin plots. It’s trivially easy to swap between these, because all we need to do is change the geometry function from</w:t>
+        <w:t xml:space="preserve">but also how the data is spread. There are two common options that people use for this; boxplots and violin plots. It’s trivially easy to swap between these, because all we need to do is change the geometry function from</w:t>
       </w:r>
       <w:r>
         <w:t xml:space="preserve"> </w:t>
@@ -1563,7 +1642,7 @@
               <a:graphicData uri="http://schemas.openxmlformats.org/drawingml/2006/picture">
                 <pic:pic>
                   <pic:nvPicPr>
-                    <pic:cNvPr descr="W2_files/figure-docx/unnamed-chunk-13-1.png" id="40" name="Picture"/>
+                    <pic:cNvPr descr="W2_files/figure-docx/unnamed-chunk-14-1.png" id="40" name="Picture"/>
                     <pic:cNvPicPr>
                       <a:picLocks noChangeArrowheads="1" noChangeAspect="1"/>
                     </pic:cNvPicPr>
@@ -1699,7 +1778,7 @@
               <a:graphicData uri="http://schemas.openxmlformats.org/drawingml/2006/picture">
                 <pic:pic>
                   <pic:nvPicPr>
-                    <pic:cNvPr descr="W2_files/figure-docx/unnamed-chunk-13-2.png" id="43" name="Picture"/>
+                    <pic:cNvPr descr="W2_files/figure-docx/unnamed-chunk-14-2.png" id="43" name="Picture"/>
                     <pic:cNvPicPr>
                       <a:picLocks noChangeArrowheads="1" noChangeAspect="1"/>
                     </pic:cNvPicPr>
@@ -1820,7 +1899,52 @@
         <w:t xml:space="preserve"> </w:t>
       </w:r>
       <w:r>
-        <w:t xml:space="preserve">should only be added to x and not y. Here’s how we do that:</w:t>
+        <w:t xml:space="preserve">should only be added to x and not y - which can can specify by saying</w:t>
+      </w:r>
+      <w:r>
+        <w:t xml:space="preserve"> </w:t>
+      </w:r>
+      <w:r>
+        <w:rPr>
+          <w:rStyle w:val="VerbatimChar"/>
+        </w:rPr>
+        <w:t xml:space="preserve">height = 0</w:t>
+      </w:r>
+      <w:r>
+        <w:t xml:space="preserve"> </w:t>
+      </w:r>
+      <w:r>
+        <w:t xml:space="preserve">(i.e. zero noise added to</w:t>
+      </w:r>
+      <w:r>
+        <w:t xml:space="preserve"> </w:t>
+      </w:r>
+      <w:r>
+        <w:t xml:space="preserve">“</w:t>
+      </w:r>
+      <w:r>
+        <w:t xml:space="preserve">height</w:t>
+      </w:r>
+      <w:r>
+        <w:t xml:space="preserve">”</w:t>
+      </w:r>
+      <w:r>
+        <w:t xml:space="preserve">, or the y-axis), and</w:t>
+      </w:r>
+      <w:r>
+        <w:t xml:space="preserve"> </w:t>
+      </w:r>
+      <w:r>
+        <w:rPr>
+          <w:rStyle w:val="VerbatimChar"/>
+        </w:rPr>
+        <w:t xml:space="preserve">width = 0.1</w:t>
+      </w:r>
+      <w:r>
+        <w:t xml:space="preserve"> </w:t>
+      </w:r>
+      <w:r>
+        <w:t xml:space="preserve">(i.e. points can move 0.1 units to the left and right on the x-axis). Here’s how we do that:</w:t>
       </w:r>
     </w:p>
     <w:p>
@@ -2028,7 +2152,7 @@
               <a:graphicData uri="http://schemas.openxmlformats.org/drawingml/2006/picture">
                 <pic:pic>
                   <pic:nvPicPr>
-                    <pic:cNvPr descr="W2_files/figure-docx/unnamed-chunk-14-1.png" id="46" name="Picture"/>
+                    <pic:cNvPr descr="W2_files/figure-docx/unnamed-chunk-15-1.png" id="46" name="Picture"/>
                     <pic:cNvPicPr>
                       <a:picLocks noChangeArrowheads="1" noChangeAspect="1"/>
                     </pic:cNvPicPr>
@@ -2836,7 +2960,7 @@
               <a:graphicData uri="http://schemas.openxmlformats.org/drawingml/2006/picture">
                 <pic:pic>
                   <pic:nvPicPr>
-                    <pic:cNvPr descr="W2_files/figure-docx/unnamed-chunk-22-1.png" id="51" name="Picture"/>
+                    <pic:cNvPr descr="W2_files/figure-docx/unnamed-chunk-23-1.png" id="51" name="Picture"/>
                     <pic:cNvPicPr>
                       <a:picLocks noChangeArrowheads="1" noChangeAspect="1"/>
                     </pic:cNvPicPr>
@@ -2874,7 +2998,7 @@
         <w:pStyle w:val="BodyText"/>
       </w:pPr>
       <w:r>
-        <w:t xml:space="preserve">With a really minor additional to the code, we now have points arbitrarily coloured red and blue for female and male. In doing so, we can see some evidence for sexual dimorphism but also that drought has a negative relationship for both species.</w:t>
+        <w:t xml:space="preserve">With a really minor additional to the code, we now have points arbitrarily coloured red and blue for female and male. In doing so, we can see some evidence for sexual dimorphism but also that drought has a negative relationship for both sexes.</w:t>
       </w:r>
     </w:p>
     <w:p>
@@ -3099,7 +3223,7 @@
               <a:graphicData uri="http://schemas.openxmlformats.org/drawingml/2006/picture">
                 <pic:pic>
                   <pic:nvPicPr>
-                    <pic:cNvPr descr="W2_files/figure-docx/unnamed-chunk-23-1.png" id="54" name="Picture"/>
+                    <pic:cNvPr descr="W2_files/figure-docx/unnamed-chunk-24-1.png" id="54" name="Picture"/>
                     <pic:cNvPicPr>
                       <a:picLocks noChangeArrowheads="1" noChangeAspect="1"/>
                     </pic:cNvPicPr>
@@ -3489,7 +3613,7 @@
               <a:graphicData uri="http://schemas.openxmlformats.org/drawingml/2006/picture">
                 <pic:pic>
                   <pic:nvPicPr>
-                    <pic:cNvPr descr="W2_files/figure-docx/unnamed-chunk-24-1.png" id="57" name="Picture"/>
+                    <pic:cNvPr descr="W2_files/figure-docx/unnamed-chunk-25-1.png" id="57" name="Picture"/>
                     <pic:cNvPicPr>
                       <a:picLocks noChangeArrowheads="1" noChangeAspect="1"/>
                     </pic:cNvPicPr>
@@ -3990,7 +4114,7 @@
               <a:graphicData uri="http://schemas.openxmlformats.org/drawingml/2006/picture">
                 <pic:pic>
                   <pic:nvPicPr>
-                    <pic:cNvPr descr="W2_files/figure-docx/unnamed-chunk-25-1.png" id="60" name="Picture"/>
+                    <pic:cNvPr descr="W2_files/figure-docx/unnamed-chunk-26-1.png" id="60" name="Picture"/>
                     <pic:cNvPicPr>
                       <a:picLocks noChangeArrowheads="1" noChangeAspect="1"/>
                     </pic:cNvPicPr>
@@ -4080,17 +4204,11 @@
     </w:p>
     <w:bookmarkEnd w:id="61"/>
     <w:bookmarkEnd w:id="62"/>
-    <w:bookmarkStart w:id="67" w:name="optional-geom_s"/>
+    <w:bookmarkStart w:id="64" w:name="geom_s"/>
     <w:p>
       <w:pPr>
         <w:pStyle w:val="Heading1"/>
       </w:pPr>
-      <w:r>
-        <w:t xml:space="preserve">Optional:</w:t>
-      </w:r>
-      <w:r>
-        <w:t xml:space="preserve"> </w:t>
-      </w:r>
       <w:r>
         <w:rPr>
           <w:rStyle w:val="VerbatimChar"/>
@@ -4195,159 +4313,17 @@
         <w:t xml:space="preserve"> </w:t>
       </w:r>
       <w:r>
-        <w:t xml:space="preserve">to use, you will be prompted to install a new package when you run the code (it’s fine to install this new package - simply type 1 and enter in the console to do so).</w:t>
-      </w:r>
-    </w:p>
-    <w:p>
-      <w:pPr>
-        <w:pStyle w:val="BodyText"/>
-      </w:pPr>
-      <w:r>
-        <w:drawing>
-          <wp:inline>
-            <wp:extent cx="4620126" cy="3696101"/>
-            <wp:effectExtent b="0" l="0" r="0" t="0"/>
-            <wp:docPr descr="" title="" id="65" name="Picture"/>
-            <a:graphic>
-              <a:graphicData uri="http://schemas.openxmlformats.org/drawingml/2006/picture">
-                <pic:pic>
-                  <pic:nvPicPr>
-                    <pic:cNvPr descr="W2_files/figure-docx/unnamed-chunk-29-1.png" id="66" name="Picture"/>
-                    <pic:cNvPicPr>
-                      <a:picLocks noChangeArrowheads="1" noChangeAspect="1"/>
-                    </pic:cNvPicPr>
-                  </pic:nvPicPr>
-                  <pic:blipFill>
-                    <a:blip r:embed="rId64"/>
-                    <a:stretch>
-                      <a:fillRect/>
-                    </a:stretch>
-                  </pic:blipFill>
-                  <pic:spPr bwMode="auto">
-                    <a:xfrm>
-                      <a:off x="0" y="0"/>
-                      <a:ext cx="4620126" cy="3696101"/>
-                    </a:xfrm>
-                    <a:prstGeom prst="rect">
-                      <a:avLst/>
-                    </a:prstGeom>
-                    <a:noFill/>
-                    <a:ln w="9525">
-                      <a:noFill/>
-                      <a:headEnd/>
-                      <a:tailEnd/>
-                    </a:ln>
-                  </pic:spPr>
-                </pic:pic>
-              </a:graphicData>
-            </a:graphic>
-          </wp:inline>
-        </w:drawing>
-      </w:r>
-    </w:p>
-    <w:bookmarkEnd w:id="67"/>
-    <w:bookmarkStart w:id="75" w:name="the-good-and-the-bad"/>
+        <w:t xml:space="preserve">to use, you will be prompted to install a new package when you run the code (it’s fine to install this new package - simply type 1 and enter in the console when prompted).</w:t>
+      </w:r>
+    </w:p>
+    <w:bookmarkEnd w:id="64"/>
+    <w:bookmarkStart w:id="68" w:name="the-good-and-the-bad"/>
     <w:p>
       <w:pPr>
         <w:pStyle w:val="Heading1"/>
       </w:pPr>
       <w:r>
         <w:t xml:space="preserve">The good and the bad</w:t>
-      </w:r>
-    </w:p>
-    <w:p>
-      <w:pPr>
-        <w:pStyle w:val="SourceCode"/>
-      </w:pPr>
-      <w:r>
-        <w:rPr>
-          <w:rStyle w:val="NormalTok"/>
-        </w:rPr>
-        <w:t xml:space="preserve">abdn </w:t>
-      </w:r>
-      <w:r>
-        <w:rPr>
-          <w:rStyle w:val="OtherTok"/>
-        </w:rPr>
-        <w:t xml:space="preserve">&lt;-</w:t>
-      </w:r>
-      <w:r>
-        <w:rPr>
-          <w:rStyle w:val="NormalTok"/>
-        </w:rPr>
-        <w:t xml:space="preserve"> </w:t>
-      </w:r>
-      <w:r>
-        <w:rPr>
-          <w:rStyle w:val="FunctionTok"/>
-        </w:rPr>
-        <w:t xml:space="preserve">read.csv</w:t>
-      </w:r>
-      <w:r>
-        <w:rPr>
-          <w:rStyle w:val="NormalTok"/>
-        </w:rPr>
-        <w:t xml:space="preserve">(</w:t>
-      </w:r>
-      <w:r>
-        <w:rPr>
-          <w:rStyle w:val="FunctionTok"/>
-        </w:rPr>
-        <w:t xml:space="preserve">here</w:t>
-      </w:r>
-      <w:r>
-        <w:rPr>
-          <w:rStyle w:val="NormalTok"/>
-        </w:rPr>
-        <w:t xml:space="preserve">(</w:t>
-      </w:r>
-      <w:r>
-        <w:rPr>
-          <w:rStyle w:val="StringTok"/>
-        </w:rPr>
-        <w:t xml:space="preserve">"Workshops/Workshop 2 - Data vis/Data"</w:t>
-      </w:r>
-      <w:r>
-        <w:rPr>
-          <w:rStyle w:val="NormalTok"/>
-        </w:rPr>
-        <w:t xml:space="preserve">, </w:t>
-      </w:r>
-      <w:r>
-        <w:rPr>
-          <w:rStyle w:val="StringTok"/>
-        </w:rPr>
-        <w:t xml:space="preserve">"abdn_flats.csv"</w:t>
-      </w:r>
-      <w:r>
-        <w:rPr>
-          <w:rStyle w:val="NormalTok"/>
-        </w:rPr>
-        <w:t xml:space="preserve">), </w:t>
-      </w:r>
-      <w:r>
-        <w:rPr>
-          <w:rStyle w:val="AttributeTok"/>
-        </w:rPr>
-        <w:t xml:space="preserve">header =</w:t>
-      </w:r>
-      <w:r>
-        <w:rPr>
-          <w:rStyle w:val="NormalTok"/>
-        </w:rPr>
-        <w:t xml:space="preserve"> </w:t>
-      </w:r>
-      <w:r>
-        <w:rPr>
-          <w:rStyle w:val="ConstantTok"/>
-        </w:rPr>
-        <w:t xml:space="preserve">TRUE</w:t>
-      </w:r>
-      <w:r>
-        <w:rPr>
-          <w:rStyle w:val="NormalTok"/>
-        </w:rPr>
-        <w:t xml:space="preserve">)</w:t>
       </w:r>
     </w:p>
     <w:p>
@@ -4818,7 +4794,7 @@
         <w:t xml:space="preserve">Once you’re happy you know the data relatively well, let’s get to the tasks.</w:t>
       </w:r>
     </w:p>
-    <w:bookmarkStart w:id="73" w:name="the-good"/>
+    <w:bookmarkStart w:id="66" w:name="the-good"/>
     <w:p>
       <w:pPr>
         <w:pStyle w:val="Heading2"/>
@@ -4874,62 +4850,7 @@
         <w:t xml:space="preserve"> </w:t>
       </w:r>
       <w:r>
-        <w:t xml:space="preserve">dataset. Curious how much you might get paid to do this?</w:t>
-      </w:r>
-    </w:p>
-    <w:p>
-      <w:pPr>
-        <w:pStyle w:val="CaptionedFigure"/>
-      </w:pPr>
-      <w:r>
-        <w:drawing>
-          <wp:inline>
-            <wp:extent cx="5943600" cy="3093288"/>
-            <wp:effectExtent b="0" l="0" r="0" t="0"/>
-            <wp:docPr descr="Look at that salary!" title="" id="69" name="Picture"/>
-            <a:graphic>
-              <a:graphicData uri="http://schemas.openxmlformats.org/drawingml/2006/picture">
-                <pic:pic>
-                  <pic:nvPicPr>
-                    <pic:cNvPr descr="H:/003%20-%20Teaching/006-BI3010/Workshops/Workshop%202%20-%20Data%20vis/athletics.PNG" id="70" name="Picture"/>
-                    <pic:cNvPicPr>
-                      <a:picLocks noChangeArrowheads="1" noChangeAspect="1"/>
-                    </pic:cNvPicPr>
-                  </pic:nvPicPr>
-                  <pic:blipFill>
-                    <a:blip r:embed="rId68"/>
-                    <a:stretch>
-                      <a:fillRect/>
-                    </a:stretch>
-                  </pic:blipFill>
-                  <pic:spPr bwMode="auto">
-                    <a:xfrm>
-                      <a:off x="0" y="0"/>
-                      <a:ext cx="5943600" cy="3093288"/>
-                    </a:xfrm>
-                    <a:prstGeom prst="rect">
-                      <a:avLst/>
-                    </a:prstGeom>
-                    <a:noFill/>
-                    <a:ln w="9525">
-                      <a:noFill/>
-                      <a:headEnd/>
-                      <a:tailEnd/>
-                    </a:ln>
-                  </pic:spPr>
-                </pic:pic>
-              </a:graphicData>
-            </a:graphic>
-          </wp:inline>
-        </w:drawing>
-      </w:r>
-    </w:p>
-    <w:p>
-      <w:pPr>
-        <w:pStyle w:val="ImageCaption"/>
-      </w:pPr>
-      <w:r>
-        <w:t xml:space="preserve">Look at that salary!</w:t>
+        <w:t xml:space="preserve">dataset.</w:t>
       </w:r>
     </w:p>
     <w:p>
@@ -4937,37 +4858,30 @@
         <w:pStyle w:val="BodyText"/>
       </w:pPr>
       <w:r>
-        <w:t xml:space="preserve">See</w:t>
-      </w:r>
-      <w:r>
-        <w:t xml:space="preserve"> </w:t>
-      </w:r>
-      <w:hyperlink r:id="rId71">
-        <w:r>
-          <w:rPr>
-            <w:rStyle w:val="Hyperlink"/>
-          </w:rPr>
-          <w:t xml:space="preserve">here</w:t>
-        </w:r>
-      </w:hyperlink>
-      <w:r>
-        <w:t xml:space="preserve"> </w:t>
-      </w:r>
-      <w:r>
-        <w:t xml:space="preserve">for the full job advert.</w:t>
-      </w:r>
-    </w:p>
-    <w:p>
-      <w:pPr>
-        <w:pStyle w:val="BodyText"/>
-      </w:pPr>
-      <w:r>
-        <w:t xml:space="preserve">Create your most informative and visually appealing figure now. Keep the lecture on effective communication in your mind, and avoid some of the pitfalls we discussed. If you need help figuring out how to implement one of your ideas, see</w:t>
-      </w:r>
-      <w:r>
-        <w:t xml:space="preserve"> </w:t>
-      </w:r>
-      <w:hyperlink r:id="rId72">
+        <w:t xml:space="preserve">Create your most informative and visually appealing figure now - note that your</w:t>
+      </w:r>
+      <w:r>
+        <w:t xml:space="preserve"> </w:t>
+      </w:r>
+      <w:r>
+        <w:t xml:space="preserve">“</w:t>
+      </w:r>
+      <w:r>
+        <w:t xml:space="preserve">audience</w:t>
+      </w:r>
+      <w:r>
+        <w:t xml:space="preserve">”</w:t>
+      </w:r>
+      <w:r>
+        <w:t xml:space="preserve"> </w:t>
+      </w:r>
+      <w:r>
+        <w:t xml:space="preserve">here are not scientists, they’re members of the public, so we want something that effectively communicates the information but is also eye catching. Keep the lecture on effective communication in your mind, and avoid some of the pitfalls we discussed. If you need help figuring out how to implement one of your ideas, see</w:t>
+      </w:r>
+      <w:r>
+        <w:t xml:space="preserve"> </w:t>
+      </w:r>
+      <w:hyperlink r:id="rId65">
         <w:r>
           <w:rPr>
             <w:rStyle w:val="Hyperlink"/>
@@ -5021,8 +4935,8 @@
         <w:t xml:space="preserve">, then go ahead by all means.</w:t>
       </w:r>
     </w:p>
-    <w:bookmarkEnd w:id="73"/>
-    <w:bookmarkStart w:id="74" w:name="the-bad"/>
+    <w:bookmarkEnd w:id="66"/>
+    <w:bookmarkStart w:id="67" w:name="the-bad"/>
     <w:p>
       <w:pPr>
         <w:pStyle w:val="Heading2"/>
@@ -5140,7 +5054,7 @@
         <w:pStyle w:val="BodyText"/>
       </w:pPr>
       <w:r>
-        <w:t xml:space="preserve">Once, you’re happy with your masterpieces, email you’re favourite the whomever is running your session (either Deon or Michelle), and we’ll have an</w:t>
+        <w:t xml:space="preserve">Once, you’re happy with your masterpieces, add your figures onto the MyAberdeen discussion board, and we’ll have an</w:t>
       </w:r>
       <w:r>
         <w:t xml:space="preserve"> </w:t>
@@ -5161,8 +5075,8 @@
         <w:t xml:space="preserve">to finish the workshop :D.</w:t>
       </w:r>
     </w:p>
-    <w:bookmarkEnd w:id="74"/>
-    <w:bookmarkEnd w:id="75"/>
+    <w:bookmarkEnd w:id="67"/>
+    <w:bookmarkEnd w:id="68"/>
     <w:sectPr>
       <w:pgSz w:h="15840" w:w="12240"/>
       <w:pgMar w:bottom="1440" w:footer="720" w:gutter="0" w:header="720" w:left="1440" w:right="1440" w:top="1440"/>

--- a/Workshops/Workshop 2 - Data vis/W2.docx
+++ b/Workshops/Workshop 2 - Data vis/W2.docx
@@ -71,7 +71,7 @@
         <w:t xml:space="preserve"> </w:t>
       </w:r>
       <w:r>
-        <w:t xml:space="preserve">2024-09-05</w:t>
+        <w:t xml:space="preserve">2024-09-17</w:t>
       </w:r>
     </w:p>
     <w:sdt>
@@ -198,7 +198,7 @@
         <w:pStyle w:val="FirstParagraph"/>
       </w:pPr>
       <w:r>
-        <w:t xml:space="preserve">We covered steps 2 and 3 in the previous workshop but we’ll expand your toolkit for doing so today using data visualisation.</w:t>
+        <w:t xml:space="preserve">We covered steps 2 and 3 in the previous workshop, but we’ll expand your toolkit for doing so today using data visualisation.</w:t>
       </w:r>
     </w:p>
     <w:bookmarkEnd w:id="20"/>
@@ -351,7 +351,7 @@
         <w:t xml:space="preserve"> </w:t>
       </w:r>
       <w:r>
-        <w:t xml:space="preserve">is sometimes asked for by employers; we’ve even seen job adverts from companies such as Spotify listing this an an essential criteria.</w:t>
+        <w:t xml:space="preserve">is sometimes asked for by employers; we’ve even seen job adverts from companies such as Spotify listing this an an essential criterion.</w:t>
       </w:r>
     </w:p>
     <w:p>
@@ -430,7 +430,7 @@
         <w:pStyle w:val="FirstParagraph"/>
       </w:pPr>
       <w:r>
-        <w:t xml:space="preserve">For the first part of this workshop, we’ll be working with data on the Amazon river dolphin, or the boto (</w:t>
+        <w:t xml:space="preserve">For the first part of this workshop, we’ll be working with data on the Amazon River dolphin, or the boto (</w:t>
       </w:r>
       <w:r>
         <w:rPr>
@@ -443,7 +443,7 @@
         <w:t xml:space="preserve"> </w:t>
       </w:r>
       <w:r>
-        <w:t xml:space="preserve">- I wonder if the person who named the species had a friend called Geoff…). For this first interaction with this data we’ll broadly say that we’re interested in seeing if there is sexual dimorphism in asymptotic length (i.e. once an animal has stopped growing) between females and males, as well as how the species respond to droughts. As always, before we do any analysis, we need to ensure there is nothing</w:t>
+        <w:t xml:space="preserve">- I wonder if the person who named the species had a friend called Geoff…). For this first interaction with this data, we’ll broadly say that we’re interested in seeing if there is sexual dimorphism in asymptotic length (i.e. once an animal has stopped growing) between females and males, as well as how the species respond to droughts. As always, before we do any analysis, we need to ensure there is nothing</w:t>
       </w:r>
       <w:r>
         <w:t xml:space="preserve"> </w:t>
@@ -970,7 +970,7 @@
         <w:t xml:space="preserve"> </w:t>
       </w:r>
       <w:r>
-        <w:t xml:space="preserve">a couple of things. First, we need to say in what form we want to the data to be shown. Do we want points? Or lines? Or errorbars? Secondly, we need to say which specific data, or</w:t>
+        <w:t xml:space="preserve">a couple of things. First, we need to say in what form we want the data to be shown. Do we want points? Or lines? Or errorbars? Secondly, we need to say which specific data, or</w:t>
       </w:r>
       <w:r>
         <w:t xml:space="preserve"> </w:t>
@@ -1494,7 +1494,7 @@
         <w:t xml:space="preserve"> </w:t>
       </w:r>
       <w:r>
-        <w:t xml:space="preserve">but also how the data is spread. There are two common options that people use for this; boxplots and violin plots. It’s trivially easy to swap between these, because all we need to do is change the geometry function from</w:t>
+        <w:t xml:space="preserve">but also how the data is spread. There are two common options that people use for this: boxplots and violin plots. It’s trivially easy to swap between these, because all we need to do is change the geometry function from</w:t>
       </w:r>
       <w:r>
         <w:t xml:space="preserve"> </w:t>
@@ -1816,7 +1816,7 @@
         <w:pStyle w:val="BodyText"/>
       </w:pPr>
       <w:r>
-        <w:t xml:space="preserve">Both of these present the same information in different ways. The boxplot uses boxes and lines to indicate the range, the first and third quantiles and the median. Conversely, the violin plot also shows the spread of data but by creating density plots which are mirrored. Boxplots have a long history and use in science, but people are increasingly using violin plots, simply because they’re more transparent and clear than boxplots.</w:t>
+        <w:t xml:space="preserve">Both of these present the same information in different ways. The boxplot uses boxes and lines to indicate the range (the first and third quantiles) and the median. Conversely, the violin plot also shows the spread of data but by creating density plots which are mirrored. Boxplots have a long history and use in science, but people are increasingly using violin plots, simply because they’re more transparent and clearer than boxplots.</w:t>
       </w:r>
     </w:p>
     <w:p>
@@ -1824,7 +1824,7 @@
         <w:pStyle w:val="BodyText"/>
       </w:pPr>
       <w:r>
-        <w:t xml:space="preserve">With either boxplots and violin plots, it’s fairly common that people will add the data points to the figure as well - to really hammer home the spread of data. But we’ve seen before that using</w:t>
+        <w:t xml:space="preserve">With either boxplots or violin plots, it’s fairly common that people will add data points to the figure as well - to really hammer home the spread of data. But we’ve seen before that using</w:t>
       </w:r>
       <w:r>
         <w:t xml:space="preserve"> </w:t>
@@ -1839,7 +1839,15 @@
         <w:t xml:space="preserve"> </w:t>
       </w:r>
       <w:r>
-        <w:t xml:space="preserve">basically gives us a line of points that doesn’t help us understand the spread at all. An alternative is to use something called</w:t>
+        <w:t xml:space="preserve">basically gives us a line of points that doesn’t help us understand the spread at all.</w:t>
+      </w:r>
+    </w:p>
+    <w:p>
+      <w:pPr>
+        <w:pStyle w:val="BodyText"/>
+      </w:pPr>
+      <w:r>
+        <w:t xml:space="preserve">An alternative is to use something called</w:t>
       </w:r>
       <w:r>
         <w:t xml:space="preserve"> </w:t>
@@ -1866,7 +1874,15 @@
         <w:t xml:space="preserve">sex</w:t>
       </w:r>
       <w:r>
-        <w:t xml:space="preserve">). To do so, we can use</w:t>
+        <w:t xml:space="preserve">).</w:t>
+      </w:r>
+    </w:p>
+    <w:p>
+      <w:pPr>
+        <w:pStyle w:val="BodyText"/>
+      </w:pPr>
+      <w:r>
+        <w:t xml:space="preserve">To do so, we can use</w:t>
       </w:r>
       <w:r>
         <w:t xml:space="preserve"> </w:t>
@@ -2373,6 +2389,14 @@
     </w:p>
     <w:p>
       <w:pPr>
+        <w:pStyle w:val="FirstParagraph"/>
+      </w:pPr>
+      <w:r>
+        <w:t xml:space="preserve">The questions below have issues in the code which will either cause errors or will not do what ever was intended. To help with this, try to spot the error on your own first. If you’re really struggling, try running the code to see what happens.</w:t>
+      </w:r>
+    </w:p>
+    <w:p>
+      <w:pPr>
         <w:numPr>
           <w:ilvl w:val="0"/>
           <w:numId w:val="1004"/>
@@ -2704,7 +2728,37 @@
         <w:pStyle w:val="Compact"/>
       </w:pPr>
       <w:r>
-        <w:t xml:space="preserve">If I wanted to produce a histogram of boto lengths, what should my code look like?</w:t>
+        <w:t xml:space="preserve">If I wanted to produce a histogram of boto lengths, what should my code look like? (If you’re stuck, try typing</w:t>
+      </w:r>
+      <w:r>
+        <w:t xml:space="preserve"> </w:t>
+      </w:r>
+      <w:r>
+        <w:rPr>
+          <w:rStyle w:val="VerbatimChar"/>
+        </w:rPr>
+        <w:t xml:space="preserve">??geom_</w:t>
+      </w:r>
+      <w:r>
+        <w:t xml:space="preserve"> </w:t>
+      </w:r>
+      <w:r>
+        <w:t xml:space="preserve">into the console and scroll through the Help page, or type</w:t>
+      </w:r>
+      <w:r>
+        <w:t xml:space="preserve"> </w:t>
+      </w:r>
+      <w:r>
+        <w:rPr>
+          <w:rStyle w:val="VerbatimChar"/>
+        </w:rPr>
+        <w:t xml:space="preserve">geom_</w:t>
+      </w:r>
+      <w:r>
+        <w:t xml:space="preserve"> </w:t>
+      </w:r>
+      <w:r>
+        <w:t xml:space="preserve">into your script and wait for RStudio to give you a pop-up autocomplete prompt, or just do a quick google).</w:t>
       </w:r>
     </w:p>
     <w:bookmarkEnd w:id="47"/>
@@ -3261,7 +3315,7 @@
         <w:pStyle w:val="BodyText"/>
       </w:pPr>
       <w:r>
-        <w:t xml:space="preserve">Easy enough but the figure still looks kinda ugly. Let’s go about making it more visually appealing. A really easy way to do this is to use select on of many themes built into</w:t>
+        <w:t xml:space="preserve">Easy enough but the figure still looks kinda ugly. Let’s go about making it more visually appealing. A really easy way to do this is to use select one of many themes built into</w:t>
       </w:r>
       <w:r>
         <w:t xml:space="preserve"> </w:t>
@@ -3783,7 +3837,7 @@
         <w:t xml:space="preserve"> </w:t>
       </w:r>
       <w:r>
-        <w:t xml:space="preserve">then it’s like we’re saying</w:t>
+        <w:t xml:space="preserve">then it’s like we’re saying,</w:t>
       </w:r>
       <w:r>
         <w:t xml:space="preserve"> </w:t>
@@ -4204,7 +4258,7 @@
     </w:p>
     <w:bookmarkEnd w:id="61"/>
     <w:bookmarkEnd w:id="62"/>
-    <w:bookmarkStart w:id="64" w:name="geom_s"/>
+    <w:bookmarkStart w:id="67" w:name="geom_s"/>
     <w:p>
       <w:pPr>
         <w:pStyle w:val="Heading1"/>
@@ -4313,11 +4367,153 @@
         <w:t xml:space="preserve"> </w:t>
       </w:r>
       <w:r>
-        <w:t xml:space="preserve">to use, you will be prompted to install a new package when you run the code (it’s fine to install this new package - simply type 1 and enter in the console when prompted).</w:t>
-      </w:r>
-    </w:p>
-    <w:bookmarkEnd w:id="64"/>
-    <w:bookmarkStart w:id="68" w:name="the-good-and-the-bad"/>
+        <w:t xml:space="preserve">to use, you will be prompted to install a new package when you run the code (it’s fine to install this new package - simply type 1 and enter in the console when prompted) and you may be asked</w:t>
+      </w:r>
+      <w:r>
+        <w:t xml:space="preserve"> </w:t>
+      </w:r>
+      <w:r>
+        <w:t xml:space="preserve">“</w:t>
+      </w:r>
+      <w:r>
+        <w:t xml:space="preserve">Do you want to install from sources the package which needs compilation?</w:t>
+      </w:r>
+      <w:r>
+        <w:t xml:space="preserve">”</w:t>
+      </w:r>
+      <w:r>
+        <w:t xml:space="preserve">, if so just say no.</w:t>
+      </w:r>
+    </w:p>
+    <w:p>
+      <w:pPr>
+        <w:pStyle w:val="SourceCode"/>
+      </w:pPr>
+      <w:r>
+        <w:rPr>
+          <w:rStyle w:val="FunctionTok"/>
+        </w:rPr>
+        <w:t xml:space="preserve">ggplot</w:t>
+      </w:r>
+      <w:r>
+        <w:rPr>
+          <w:rStyle w:val="NormalTok"/>
+        </w:rPr>
+        <w:t xml:space="preserve">(boto) </w:t>
+      </w:r>
+      <w:r>
+        <w:rPr>
+          <w:rStyle w:val="SpecialCharTok"/>
+        </w:rPr>
+        <w:t xml:space="preserve">+</w:t>
+      </w:r>
+      <w:r>
+        <w:br/>
+      </w:r>
+      <w:r>
+        <w:rPr>
+          <w:rStyle w:val="NormalTok"/>
+        </w:rPr>
+        <w:t xml:space="preserve">  </w:t>
+      </w:r>
+      <w:r>
+        <w:rPr>
+          <w:rStyle w:val="FunctionTok"/>
+        </w:rPr>
+        <w:t xml:space="preserve">geom_hex</w:t>
+      </w:r>
+      <w:r>
+        <w:rPr>
+          <w:rStyle w:val="NormalTok"/>
+        </w:rPr>
+        <w:t xml:space="preserve">(</w:t>
+      </w:r>
+      <w:r>
+        <w:rPr>
+          <w:rStyle w:val="FunctionTok"/>
+        </w:rPr>
+        <w:t xml:space="preserve">aes</w:t>
+      </w:r>
+      <w:r>
+        <w:rPr>
+          <w:rStyle w:val="NormalTok"/>
+        </w:rPr>
+        <w:t xml:space="preserve">(</w:t>
+      </w:r>
+      <w:r>
+        <w:rPr>
+          <w:rStyle w:val="AttributeTok"/>
+        </w:rPr>
+        <w:t xml:space="preserve">x =</w:t>
+      </w:r>
+      <w:r>
+        <w:rPr>
+          <w:rStyle w:val="NormalTok"/>
+        </w:rPr>
+        <w:t xml:space="preserve"> drought, </w:t>
+      </w:r>
+      <w:r>
+        <w:rPr>
+          <w:rStyle w:val="AttributeTok"/>
+        </w:rPr>
+        <w:t xml:space="preserve">y =</w:t>
+      </w:r>
+      <w:r>
+        <w:rPr>
+          <w:rStyle w:val="NormalTok"/>
+        </w:rPr>
+        <w:t xml:space="preserve"> length))</w:t>
+      </w:r>
+    </w:p>
+    <w:p>
+      <w:pPr>
+        <w:pStyle w:val="FirstParagraph"/>
+      </w:pPr>
+      <w:r>
+        <w:drawing>
+          <wp:inline>
+            <wp:extent cx="4620126" cy="3696101"/>
+            <wp:effectExtent b="0" l="0" r="0" t="0"/>
+            <wp:docPr descr="" title="" id="65" name="Picture"/>
+            <a:graphic>
+              <a:graphicData uri="http://schemas.openxmlformats.org/drawingml/2006/picture">
+                <pic:pic>
+                  <pic:nvPicPr>
+                    <pic:cNvPr descr="W2_files/figure-docx/unnamed-chunk-30-1.png" id="66" name="Picture"/>
+                    <pic:cNvPicPr>
+                      <a:picLocks noChangeArrowheads="1" noChangeAspect="1"/>
+                    </pic:cNvPicPr>
+                  </pic:nvPicPr>
+                  <pic:blipFill>
+                    <a:blip r:embed="rId64"/>
+                    <a:stretch>
+                      <a:fillRect/>
+                    </a:stretch>
+                  </pic:blipFill>
+                  <pic:spPr bwMode="auto">
+                    <a:xfrm>
+                      <a:off x="0" y="0"/>
+                      <a:ext cx="4620126" cy="3696101"/>
+                    </a:xfrm>
+                    <a:prstGeom prst="rect">
+                      <a:avLst/>
+                    </a:prstGeom>
+                    <a:noFill/>
+                    <a:ln w="9525">
+                      <a:noFill/>
+                      <a:headEnd/>
+                      <a:tailEnd/>
+                    </a:ln>
+                  </pic:spPr>
+                </pic:pic>
+              </a:graphicData>
+            </a:graphic>
+          </wp:inline>
+        </w:drawing>
+      </w:r>
+    </w:p>
+    <w:bookmarkEnd w:id="67"/>
+    <w:bookmarkStart w:id="71" w:name="the-good-and-the-bad"/>
     <w:p>
       <w:pPr>
         <w:pStyle w:val="Heading1"/>
@@ -4423,7 +4619,7 @@
         <w:t xml:space="preserve"> </w:t>
       </w:r>
       <w:r>
-        <w:t xml:space="preserve">records (i.e. observations or samples) of rent prices for properties listed in Aberdeenshire on the ASPC website. In additional to the rent, 11 additional variables were recorded as well. These variables are:</w:t>
+        <w:t xml:space="preserve">records (i.e. observations or samples) of rent prices for properties listed in Aberdeenshire on the ASPC website. In addition to the rent price, 11 additional variables were recorded as well. The variables are:</w:t>
       </w:r>
     </w:p>
     <w:p>
@@ -4523,7 +4719,24 @@
         <w:t xml:space="preserve"> </w:t>
       </w:r>
       <w:r>
-        <w:t xml:space="preserve">- the total floor area of the property (measured in m^2)</w:t>
+        <w:t xml:space="preserve">- the total floor area of the property (measured in m</w:t>
+      </w:r>
+      <m:oMath>
+        <m:sSup>
+          <m:e>
+            <m:r>
+              <m:t>​</m:t>
+            </m:r>
+          </m:e>
+          <m:sup>
+            <m:r>
+              <m:t>2</m:t>
+            </m:r>
+          </m:sup>
+        </m:sSup>
+      </m:oMath>
+      <w:r>
+        <w:t xml:space="preserve">)</w:t>
       </w:r>
     </w:p>
     <w:p>
@@ -4794,7 +5007,7 @@
         <w:t xml:space="preserve">Once you’re happy you know the data relatively well, let’s get to the tasks.</w:t>
       </w:r>
     </w:p>
-    <w:bookmarkStart w:id="66" w:name="the-good"/>
+    <w:bookmarkStart w:id="69" w:name="the-good"/>
     <w:p>
       <w:pPr>
         <w:pStyle w:val="Heading2"/>
@@ -4876,12 +5089,12 @@
         <w:t xml:space="preserve"> </w:t>
       </w:r>
       <w:r>
-        <w:t xml:space="preserve">here are not scientists, they’re members of the public, so we want something that effectively communicates the information but is also eye catching. Keep the lecture on effective communication in your mind, and avoid some of the pitfalls we discussed. If you need help figuring out how to implement one of your ideas, see</w:t>
-      </w:r>
-      <w:r>
-        <w:t xml:space="preserve"> </w:t>
-      </w:r>
-      <w:hyperlink r:id="rId65">
+        <w:t xml:space="preserve">here are not scientists, they’re members of the public, so we want something that effectively communicates the information but is also eye catching. Keep the lecture on effective communication in your mind and avoid some of the pitfalls we discussed. If you need help figuring out how to implement one of your ideas, see</w:t>
+      </w:r>
+      <w:r>
+        <w:t xml:space="preserve"> </w:t>
+      </w:r>
+      <w:hyperlink r:id="rId68">
         <w:r>
           <w:rPr>
             <w:rStyle w:val="Hyperlink"/>
@@ -4893,7 +5106,19 @@
         <w:t xml:space="preserve"> </w:t>
       </w:r>
       <w:r>
-        <w:t xml:space="preserve">for a more detailed walk through, or else use your LLM or choice to help. If using an LLM, just remember to mention that you are using</w:t>
+        <w:t xml:space="preserve">for a slightly more detailed walk through on</w:t>
+      </w:r>
+      <w:r>
+        <w:t xml:space="preserve"> </w:t>
+      </w:r>
+      <w:r>
+        <w:rPr>
+          <w:rStyle w:val="VerbatimChar"/>
+        </w:rPr>
+        <w:t xml:space="preserve">ggplot2</w:t>
+      </w:r>
+      <w:r>
+        <w:t xml:space="preserve">, or else use your LLM of choice to help. If using an LLM, just remember to mention that you are using</w:t>
       </w:r>
       <w:r>
         <w:t xml:space="preserve"> </w:t>
@@ -4935,8 +5160,8 @@
         <w:t xml:space="preserve">, then go ahead by all means.</w:t>
       </w:r>
     </w:p>
-    <w:bookmarkEnd w:id="66"/>
-    <w:bookmarkStart w:id="67" w:name="the-bad"/>
+    <w:bookmarkEnd w:id="69"/>
+    <w:bookmarkStart w:id="70" w:name="the-bad"/>
     <w:p>
       <w:pPr>
         <w:pStyle w:val="Heading2"/>
@@ -5054,7 +5279,7 @@
         <w:pStyle w:val="BodyText"/>
       </w:pPr>
       <w:r>
-        <w:t xml:space="preserve">Once, you’re happy with your masterpieces, add your figures onto the MyAberdeen discussion board, and we’ll have an</w:t>
+        <w:t xml:space="preserve">Once you’re happy with your masterpieces, add your figures onto the MyAberdeen discussion board, and we’ll have an</w:t>
       </w:r>
       <w:r>
         <w:t xml:space="preserve"> </w:t>
@@ -5075,8 +5300,8 @@
         <w:t xml:space="preserve">to finish the workshop :D.</w:t>
       </w:r>
     </w:p>
-    <w:bookmarkEnd w:id="67"/>
-    <w:bookmarkEnd w:id="68"/>
+    <w:bookmarkEnd w:id="70"/>
+    <w:bookmarkEnd w:id="71"/>
     <w:sectPr>
       <w:pgSz w:h="15840" w:w="12240"/>
       <w:pgMar w:bottom="1440" w:footer="720" w:gutter="0" w:header="720" w:left="1440" w:right="1440" w:top="1440"/>
